--- a/skills/phong-vattu/assets/bb-hop-hdkh-danh-muc-tckt.docx
+++ b/skills/phong-vattu/assets/bb-hop-hdkh-danh-muc-tckt.docx
@@ -1,6 +1,6 @@
 
 <file path=word/document.xml><?xml version="1.0" encoding="utf-8"?>
-<w:document xmlns:ns1="http://schemas.openxmlformats.org/markup-compatibility/2006" xmlns:ns10="http://schemas.openxmlformats.org/officeDocument/2006/relationships" xmlns:ns2="http://schemas.microsoft.com/office/word/2010/wordml" xmlns:ns3="http://schemas.openxmlformats.org/drawingml/2006/wordprocessingDrawing" xmlns:ns4="http://schemas.microsoft.com/office/word/2010/wordprocessingDrawing" xmlns:ns5="http://schemas.openxmlformats.org/drawingml/2006/main" xmlns:ns6="http://schemas.microsoft.com/office/word/2010/wordprocessingShape" xmlns:ns7="urn:schemas-microsoft-com:vml" xmlns:ns8="urn:schemas-microsoft-com:office:office" xmlns:ns9="http://schemas.microsoft.com/office/drawing/2010/main" xmlns:w="http://schemas.openxmlformats.org/wordprocessingml/2006/main" ns1:Ignorable="w14 w15 w16se wp14">
+<w:document xmlns:ns1="http://schemas.openxmlformats.org/markup-compatibility/2006" xmlns:ns10="http://schemas.openxmlformats.org/officeDocument/2006/relationships" xmlns:ns2="http://schemas.microsoft.com/office/word/2010/wordml" xmlns:ns3="http://schemas.openxmlformats.org/drawingml/2006/wordprocessingDrawing" xmlns:ns4="http://schemas.microsoft.com/office/word/2010/wordprocessingDrawing" xmlns:ns5="http://schemas.openxmlformats.org/drawingml/2006/main" xmlns:ns6="http://schemas.microsoft.com/office/word/2010/wordprocessingShape" xmlns:ns7="urn:schemas-microsoft-com:vml" xmlns:ns8="urn:schemas-microsoft-com:office:office" xmlns:ns9="http://schemas.microsoft.com/office/drawing/2010/main" xmlns:w="http://schemas.openxmlformats.org/wordprocessingml/2006/main" xmlns:wps="http://schemas.microsoft.com/office/word/2010/wordprocessingShape">
   <w:body>
     <w:tbl>
       <w:tblPr>
@@ -75,7 +75,7 @@
               <ns1:AlternateContent>
                 <ns1:Choice Requires="wps">
                   <w:drawing>
-                    <ns3:anchor distT="0" distB="0" distL="114300" distR="114300" simplePos="0" relativeHeight="251660288" behindDoc="0" locked="0" layoutInCell="1" allowOverlap="1" ns4:anchorId="3B942A3A" ns4:editId="5A0B5CCC">
+                    <ns3:anchor distT="0" distB="0" distL="114300" distR="114300" simplePos="0" relativeHeight="251660288" behindDoc="0" locked="0" layoutInCell="1" allowOverlap="1" ns4:editId="5A0B5CCC">
                       <ns3:simplePos x="0" y="0"/>
                       <ns3:positionH relativeFrom="column">
                         <ns3:posOffset>799092</ns3:posOffset>
@@ -127,7 +127,7 @@
                 </ns1:Choice>
                 <ns1:Fallback>
                   <w:pict>
-                    <ns7:line ns2:anchorId="3A23FBA3" id="Straight Connector 1" ns8:spid="_x0000_s1026" style="position:absolute;z-index:251660288;visibility:visible;mso-wrap-style:square;mso-width-percent:0;mso-wrap-distance-left:9pt;mso-wrap-distance-top:0;mso-wrap-distance-right:9pt;mso-wrap-distance-bottom:0;mso-position-horizontal:absolute;mso-position-horizontal-relative:text;mso-position-vertical:absolute;mso-position-vertical-relative:text;mso-width-percent:0;mso-width-relative:margin" from="62.9pt,18.4pt" to="173.3pt,18.4pt" ns8:gfxdata="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" strokecolor="black [3200]" strokeweight=".5pt">
+                    <ns7:line id="Straight Connector 1" ns8:spid="_x0000_s1026" style="position:absolute;z-index:251660288;visibility:visible;mso-wrap-style:square;mso-width-percent:0;mso-wrap-distance-left:9pt;mso-wrap-distance-top:0;mso-wrap-distance-right:9pt;mso-wrap-distance-bottom:0;mso-position-horizontal:absolute;mso-position-horizontal-relative:text;mso-position-vertical:absolute;mso-position-vertical-relative:text;mso-width-percent:0;mso-width-relative:margin" from="62.9pt,18.4pt" to="173.3pt,18.4pt" ns8:gfxdata="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" strokecolor="black [3200]" strokeweight=".5pt">
                       <ns7:stroke joinstyle="miter"/>
                     </ns7:line>
                   </w:pict>
@@ -194,7 +194,7 @@
               <ns1:AlternateContent>
                 <ns1:Choice Requires="wps">
                   <w:drawing>
-                    <ns3:anchor distT="0" distB="0" distL="114300" distR="114300" simplePos="0" relativeHeight="251659264" behindDoc="0" locked="0" layoutInCell="1" allowOverlap="1" ns4:anchorId="2CE9D1A9" ns4:editId="7EC65AFF">
+                    <ns3:anchor distT="0" distB="0" distL="114300" distR="114300" simplePos="0" relativeHeight="251659264" behindDoc="0" locked="0" layoutInCell="1" allowOverlap="1" ns4:editId="7EC65AFF">
                       <ns3:simplePos x="0" y="0"/>
                       <ns3:positionH relativeFrom="column">
                         <ns3:posOffset>735551</ns3:posOffset>
@@ -255,7 +255,7 @@
                 </ns1:Choice>
                 <ns1:Fallback>
                   <w:pict>
-                    <ns7:line ns2:anchorId="5AC3B264" id="Line 12" ns8:spid="_x0000_s1026" style="position:absolute;z-index:251659264;visibility:visible;mso-wrap-style:square;mso-width-percent:0;mso-height-percent:0;mso-wrap-distance-left:9pt;mso-wrap-distance-top:0;mso-wrap-distance-right:9pt;mso-wrap-distance-bottom:0;mso-position-horizontal:absolute;mso-position-horizontal-relative:text;mso-position-vertical:absolute;mso-position-vertical-relative:text;mso-width-percent:0;mso-height-percent:0;mso-width-relative:page;mso-height-relative:page" from="57.9pt,18.15pt" to="215.05pt,18.15pt" ns8:gfxdata="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"/>
+                    <ns7:line id="Line 12" ns8:spid="_x0000_s1026" style="position:absolute;z-index:251659264;visibility:visible;mso-wrap-style:square;mso-width-percent:0;mso-height-percent:0;mso-wrap-distance-left:9pt;mso-wrap-distance-top:0;mso-wrap-distance-right:9pt;mso-wrap-distance-bottom:0;mso-position-horizontal:absolute;mso-position-horizontal-relative:text;mso-position-vertical:absolute;mso-position-vertical-relative:text;mso-width-percent:0;mso-height-percent:0;mso-width-relative:page;mso-height-relative:page" from="57.9pt,18.15pt" to="215.05pt,18.15pt" ns8:gfxdata="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"/>
                   </w:pict>
                 </ns1:Fallback>
               </ns1:AlternateContent>
@@ -7609,7 +7609,7 @@
 </file>
 
 <file path=word/endnotes.xml><?xml version="1.0" encoding="utf-8"?>
-<w:endnotes xmlns:wpc="http://schemas.microsoft.com/office/word/2010/wordprocessingCanvas" xmlns:cx="http://schemas.microsoft.com/office/drawing/2014/chartex" xmlns:mc="http://schemas.openxmlformats.org/markup-compatibility/2006" xmlns:o="urn:schemas-microsoft-com:office:office" xmlns:r="http://schemas.openxmlformats.org/officeDocument/2006/relationships" xmlns:m="http://schemas.openxmlformats.org/officeDocument/2006/math" xmlns:v="urn:schemas-microsoft-com:vml" xmlns:wp14="http://schemas.microsoft.com/office/word/2010/wordprocessingDrawing" xmlns:wp="http://schemas.openxmlformats.org/drawingml/2006/wordprocessingDrawing" xmlns:w10="urn:schemas-microsoft-com:office:word" xmlns:w="http://schemas.openxmlformats.org/wordprocessingml/2006/main" xmlns:w14="http://schemas.microsoft.com/office/word/2010/wordml" xmlns:w15="http://schemas.microsoft.com/office/word/2012/wordml" xmlns:w16se="http://schemas.microsoft.com/office/word/2015/wordml/symex" xmlns:wpg="http://schemas.microsoft.com/office/word/2010/wordprocessingGroup" xmlns:wpi="http://schemas.microsoft.com/office/word/2010/wordprocessingInk" xmlns:wne="http://schemas.microsoft.com/office/word/2006/wordml" xmlns:wps="http://schemas.microsoft.com/office/word/2010/wordprocessingShape" mc:Ignorable="w14 w15 w16se wp14">
+<w:endnotes xmlns:wpc="http://schemas.microsoft.com/office/word/2010/wordprocessingCanvas" xmlns:cx="http://schemas.microsoft.com/office/drawing/2014/chartex" xmlns:mc="http://schemas.openxmlformats.org/markup-compatibility/2006" xmlns:o="urn:schemas-microsoft-com:office:office" xmlns:r="http://schemas.openxmlformats.org/officeDocument/2006/relationships" xmlns:m="http://schemas.openxmlformats.org/officeDocument/2006/math" xmlns:v="urn:schemas-microsoft-com:vml" xmlns:wp14="http://schemas.microsoft.com/office/word/2010/wordprocessingDrawing" xmlns:wp="http://schemas.openxmlformats.org/drawingml/2006/wordprocessingDrawing" xmlns:w10="urn:schemas-microsoft-com:office:word" xmlns:w="http://schemas.openxmlformats.org/wordprocessingml/2006/main" xmlns:w14="http://schemas.microsoft.com/office/word/2010/wordml" xmlns:w15="http://schemas.microsoft.com/office/word/2012/wordml" xmlns:w16se="http://schemas.microsoft.com/office/word/2015/wordml/symex" xmlns:wpg="http://schemas.microsoft.com/office/word/2010/wordprocessingGroup" xmlns:wpi="http://schemas.microsoft.com/office/word/2010/wordprocessingInk" xmlns:wne="http://schemas.microsoft.com/office/word/2006/wordml" xmlns:wps="http://schemas.microsoft.com/office/word/2010/wordprocessingShape">
   <w:endnote w:type="separator" w:id="-1">
     <w:p>
       <w:r>
@@ -7628,7 +7628,7 @@
 </file>
 
 <file path=word/footer1.xml><?xml version="1.0" encoding="utf-8"?>
-<w:ftr xmlns:wpc="http://schemas.microsoft.com/office/word/2010/wordprocessingCanvas" xmlns:cx="http://schemas.microsoft.com/office/drawing/2014/chartex" xmlns:mc="http://schemas.openxmlformats.org/markup-compatibility/2006" xmlns:o="urn:schemas-microsoft-com:office:office" xmlns:r="http://schemas.openxmlformats.org/officeDocument/2006/relationships" xmlns:m="http://schemas.openxmlformats.org/officeDocument/2006/math" xmlns:v="urn:schemas-microsoft-com:vml" xmlns:wp14="http://schemas.microsoft.com/office/word/2010/wordprocessingDrawing" xmlns:wp="http://schemas.openxmlformats.org/drawingml/2006/wordprocessingDrawing" xmlns:w10="urn:schemas-microsoft-com:office:word" xmlns:w="http://schemas.openxmlformats.org/wordprocessingml/2006/main" xmlns:w14="http://schemas.microsoft.com/office/word/2010/wordml" xmlns:w15="http://schemas.microsoft.com/office/word/2012/wordml" xmlns:w16se="http://schemas.microsoft.com/office/word/2015/wordml/symex" xmlns:wpg="http://schemas.microsoft.com/office/word/2010/wordprocessingGroup" xmlns:wpi="http://schemas.microsoft.com/office/word/2010/wordprocessingInk" xmlns:wne="http://schemas.microsoft.com/office/word/2006/wordml" xmlns:wps="http://schemas.microsoft.com/office/word/2010/wordprocessingShape" mc:Ignorable="w14 w15 w16se wp14">
+<w:ftr xmlns:wpc="http://schemas.microsoft.com/office/word/2010/wordprocessingCanvas" xmlns:cx="http://schemas.microsoft.com/office/drawing/2014/chartex" xmlns:mc="http://schemas.openxmlformats.org/markup-compatibility/2006" xmlns:o="urn:schemas-microsoft-com:office:office" xmlns:r="http://schemas.openxmlformats.org/officeDocument/2006/relationships" xmlns:m="http://schemas.openxmlformats.org/officeDocument/2006/math" xmlns:v="urn:schemas-microsoft-com:vml" xmlns:wp14="http://schemas.microsoft.com/office/word/2010/wordprocessingDrawing" xmlns:wp="http://schemas.openxmlformats.org/drawingml/2006/wordprocessingDrawing" xmlns:w10="urn:schemas-microsoft-com:office:word" xmlns:w="http://schemas.openxmlformats.org/wordprocessingml/2006/main" xmlns:w14="http://schemas.microsoft.com/office/word/2010/wordml" xmlns:w15="http://schemas.microsoft.com/office/word/2012/wordml" xmlns:w16se="http://schemas.microsoft.com/office/word/2015/wordml/symex" xmlns:wpg="http://schemas.microsoft.com/office/word/2010/wordprocessingGroup" xmlns:wpi="http://schemas.microsoft.com/office/word/2010/wordprocessingInk" xmlns:wne="http://schemas.microsoft.com/office/word/2006/wordml" xmlns:wps="http://schemas.microsoft.com/office/word/2010/wordprocessingShape">
   <w:sdt>
     <w:sdtPr>
       <w:id w:val="-416481481"/>
@@ -7681,7 +7681,7 @@
 </file>
 
 <file path=word/footnotes.xml><?xml version="1.0" encoding="utf-8"?>
-<w:footnotes xmlns:wpc="http://schemas.microsoft.com/office/word/2010/wordprocessingCanvas" xmlns:cx="http://schemas.microsoft.com/office/drawing/2014/chartex" xmlns:mc="http://schemas.openxmlformats.org/markup-compatibility/2006" xmlns:o="urn:schemas-microsoft-com:office:office" xmlns:r="http://schemas.openxmlformats.org/officeDocument/2006/relationships" xmlns:m="http://schemas.openxmlformats.org/officeDocument/2006/math" xmlns:v="urn:schemas-microsoft-com:vml" xmlns:wp14="http://schemas.microsoft.com/office/word/2010/wordprocessingDrawing" xmlns:wp="http://schemas.openxmlformats.org/drawingml/2006/wordprocessingDrawing" xmlns:w10="urn:schemas-microsoft-com:office:word" xmlns:w="http://schemas.openxmlformats.org/wordprocessingml/2006/main" xmlns:w14="http://schemas.microsoft.com/office/word/2010/wordml" xmlns:w15="http://schemas.microsoft.com/office/word/2012/wordml" xmlns:w16se="http://schemas.microsoft.com/office/word/2015/wordml/symex" xmlns:wpg="http://schemas.microsoft.com/office/word/2010/wordprocessingGroup" xmlns:wpi="http://schemas.microsoft.com/office/word/2010/wordprocessingInk" xmlns:wne="http://schemas.microsoft.com/office/word/2006/wordml" xmlns:wps="http://schemas.microsoft.com/office/word/2010/wordprocessingShape" mc:Ignorable="w14 w15 w16se wp14">
+<w:footnotes xmlns:wpc="http://schemas.microsoft.com/office/word/2010/wordprocessingCanvas" xmlns:cx="http://schemas.microsoft.com/office/drawing/2014/chartex" xmlns:mc="http://schemas.openxmlformats.org/markup-compatibility/2006" xmlns:o="urn:schemas-microsoft-com:office:office" xmlns:r="http://schemas.openxmlformats.org/officeDocument/2006/relationships" xmlns:m="http://schemas.openxmlformats.org/officeDocument/2006/math" xmlns:v="urn:schemas-microsoft-com:vml" xmlns:wp14="http://schemas.microsoft.com/office/word/2010/wordprocessingDrawing" xmlns:wp="http://schemas.openxmlformats.org/drawingml/2006/wordprocessingDrawing" xmlns:w10="urn:schemas-microsoft-com:office:word" xmlns:w="http://schemas.openxmlformats.org/wordprocessingml/2006/main" xmlns:w14="http://schemas.microsoft.com/office/word/2010/wordml" xmlns:w15="http://schemas.microsoft.com/office/word/2012/wordml" xmlns:w16se="http://schemas.microsoft.com/office/word/2015/wordml/symex" xmlns:wpg="http://schemas.microsoft.com/office/word/2010/wordprocessingGroup" xmlns:wpi="http://schemas.microsoft.com/office/word/2010/wordprocessingInk" xmlns:wne="http://schemas.microsoft.com/office/word/2006/wordml" xmlns:wps="http://schemas.microsoft.com/office/word/2010/wordprocessingShape">
   <w:footnote w:type="separator" w:id="-1">
     <w:p>
       <w:r>
@@ -7700,8 +7700,8 @@
 </file>
 
 <file path=word/numbering.xml><?xml version="1.0" encoding="utf-8"?>
-<w:numbering xmlns:wpc="http://schemas.microsoft.com/office/word/2010/wordprocessingCanvas" xmlns:cx="http://schemas.microsoft.com/office/drawing/2014/chartex" xmlns:mc="http://schemas.openxmlformats.org/markup-compatibility/2006" xmlns:o="urn:schemas-microsoft-com:office:office" xmlns:r="http://schemas.openxmlformats.org/officeDocument/2006/relationships" xmlns:m="http://schemas.openxmlformats.org/officeDocument/2006/math" xmlns:v="urn:schemas-microsoft-com:vml" xmlns:wp14="http://schemas.microsoft.com/office/word/2010/wordprocessingDrawing" xmlns:wp="http://schemas.openxmlformats.org/drawingml/2006/wordprocessingDrawing" xmlns:w10="urn:schemas-microsoft-com:office:word" xmlns:w="http://schemas.openxmlformats.org/wordprocessingml/2006/main" xmlns:w14="http://schemas.microsoft.com/office/word/2010/wordml" xmlns:w15="http://schemas.microsoft.com/office/word/2012/wordml" xmlns:w16se="http://schemas.microsoft.com/office/word/2015/wordml/symex" xmlns:wpg="http://schemas.microsoft.com/office/word/2010/wordprocessingGroup" xmlns:wpi="http://schemas.microsoft.com/office/word/2010/wordprocessingInk" xmlns:wne="http://schemas.microsoft.com/office/word/2006/wordml" xmlns:wps="http://schemas.microsoft.com/office/word/2010/wordprocessingShape" mc:Ignorable="w14 w15 w16se wp14">
-  <w:abstractNum w:abstractNumId="0" w15:restartNumberingAfterBreak="0">
+<w:numbering xmlns:wpc="http://schemas.microsoft.com/office/word/2010/wordprocessingCanvas" xmlns:cx="http://schemas.microsoft.com/office/drawing/2014/chartex" xmlns:mc="http://schemas.openxmlformats.org/markup-compatibility/2006" xmlns:o="urn:schemas-microsoft-com:office:office" xmlns:r="http://schemas.openxmlformats.org/officeDocument/2006/relationships" xmlns:m="http://schemas.openxmlformats.org/officeDocument/2006/math" xmlns:v="urn:schemas-microsoft-com:vml" xmlns:wp14="http://schemas.microsoft.com/office/word/2010/wordprocessingDrawing" xmlns:wp="http://schemas.openxmlformats.org/drawingml/2006/wordprocessingDrawing" xmlns:w10="urn:schemas-microsoft-com:office:word" xmlns:w="http://schemas.openxmlformats.org/wordprocessingml/2006/main" xmlns:w14="http://schemas.microsoft.com/office/word/2010/wordml" xmlns:w15="http://schemas.microsoft.com/office/word/2012/wordml" xmlns:w16se="http://schemas.microsoft.com/office/word/2015/wordml/symex" xmlns:wpg="http://schemas.microsoft.com/office/word/2010/wordprocessingGroup" xmlns:wpi="http://schemas.microsoft.com/office/word/2010/wordprocessingInk" xmlns:wne="http://schemas.microsoft.com/office/word/2006/wordml" xmlns:wps="http://schemas.microsoft.com/office/word/2010/wordprocessingShape">
+  <w:abstractNum w:abstractNumId="0">
     <w:nsid w:val="03631A6E"/>
     <w:multiLevelType w:val="hybridMultilevel"/>
     <w:tmpl w:val="0DEEA830"/>
@@ -7814,7 +7814,7 @@
       </w:rPr>
     </w:lvl>
   </w:abstractNum>
-  <w:abstractNum w:abstractNumId="1" w15:restartNumberingAfterBreak="0">
+  <w:abstractNum w:abstractNumId="1">
     <w:nsid w:val="08497C0E"/>
     <w:multiLevelType w:val="hybridMultilevel"/>
     <w:tmpl w:val="13EA756E"/>
@@ -7926,7 +7926,7 @@
       </w:rPr>
     </w:lvl>
   </w:abstractNum>
-  <w:abstractNum w:abstractNumId="2" w15:restartNumberingAfterBreak="0">
+  <w:abstractNum w:abstractNumId="2">
     <w:nsid w:val="099F51C7"/>
     <w:multiLevelType w:val="hybridMultilevel"/>
     <w:tmpl w:val="3ED861EA"/>
@@ -8015,7 +8015,7 @@
       </w:pPr>
     </w:lvl>
   </w:abstractNum>
-  <w:abstractNum w:abstractNumId="3" w15:restartNumberingAfterBreak="0">
+  <w:abstractNum w:abstractNumId="3">
     <w:nsid w:val="0AB33179"/>
     <w:multiLevelType w:val="hybridMultilevel"/>
     <w:tmpl w:val="61ECF374"/>
@@ -8128,7 +8128,7 @@
       </w:rPr>
     </w:lvl>
   </w:abstractNum>
-  <w:abstractNum w:abstractNumId="4" w15:restartNumberingAfterBreak="0">
+  <w:abstractNum w:abstractNumId="4">
     <w:nsid w:val="0AC73613"/>
     <w:multiLevelType w:val="hybridMultilevel"/>
     <w:tmpl w:val="70365626"/>
@@ -8214,7 +8214,7 @@
       </w:pPr>
     </w:lvl>
   </w:abstractNum>
-  <w:abstractNum w:abstractNumId="5" w15:restartNumberingAfterBreak="0">
+  <w:abstractNum w:abstractNumId="5">
     <w:nsid w:val="1143661F"/>
     <w:multiLevelType w:val="hybridMultilevel"/>
     <w:tmpl w:val="F246F856"/>
@@ -8326,7 +8326,7 @@
       </w:rPr>
     </w:lvl>
   </w:abstractNum>
-  <w:abstractNum w:abstractNumId="6" w15:restartNumberingAfterBreak="0">
+  <w:abstractNum w:abstractNumId="6">
     <w:nsid w:val="13AA1D75"/>
     <w:multiLevelType w:val="hybridMultilevel"/>
     <w:tmpl w:val="A258B038"/>
@@ -8438,7 +8438,7 @@
       </w:rPr>
     </w:lvl>
   </w:abstractNum>
-  <w:abstractNum w:abstractNumId="7" w15:restartNumberingAfterBreak="0">
+  <w:abstractNum w:abstractNumId="7">
     <w:nsid w:val="1BA6780F"/>
     <w:multiLevelType w:val="hybridMultilevel"/>
     <w:tmpl w:val="52B09996"/>
@@ -8554,7 +8554,7 @@
       </w:rPr>
     </w:lvl>
   </w:abstractNum>
-  <w:abstractNum w:abstractNumId="8" w15:restartNumberingAfterBreak="0">
+  <w:abstractNum w:abstractNumId="8">
     <w:nsid w:val="24CD10A8"/>
     <w:multiLevelType w:val="hybridMultilevel"/>
     <w:tmpl w:val="86028CF6"/>
@@ -8670,7 +8670,7 @@
       </w:rPr>
     </w:lvl>
   </w:abstractNum>
-  <w:abstractNum w:abstractNumId="9" w15:restartNumberingAfterBreak="0">
+  <w:abstractNum w:abstractNumId="9">
     <w:nsid w:val="27937713"/>
     <w:multiLevelType w:val="hybridMultilevel"/>
     <w:tmpl w:val="D7649276"/>
@@ -8783,7 +8783,7 @@
       </w:rPr>
     </w:lvl>
   </w:abstractNum>
-  <w:abstractNum w:abstractNumId="10" w15:restartNumberingAfterBreak="0">
+  <w:abstractNum w:abstractNumId="10">
     <w:nsid w:val="30375C9A"/>
     <w:multiLevelType w:val="hybridMultilevel"/>
     <w:tmpl w:val="A216D480"/>
@@ -8899,7 +8899,7 @@
       </w:rPr>
     </w:lvl>
   </w:abstractNum>
-  <w:abstractNum w:abstractNumId="11" w15:restartNumberingAfterBreak="0">
+  <w:abstractNum w:abstractNumId="11">
     <w:nsid w:val="35577F68"/>
     <w:multiLevelType w:val="hybridMultilevel"/>
     <w:tmpl w:val="0C3A66CE"/>
@@ -9015,7 +9015,7 @@
       </w:rPr>
     </w:lvl>
   </w:abstractNum>
-  <w:abstractNum w:abstractNumId="12" w15:restartNumberingAfterBreak="0">
+  <w:abstractNum w:abstractNumId="12">
     <w:nsid w:val="39DA10B4"/>
     <w:multiLevelType w:val="hybridMultilevel"/>
     <w:tmpl w:val="EEAAA22E"/>
@@ -9131,7 +9131,7 @@
       </w:rPr>
     </w:lvl>
   </w:abstractNum>
-  <w:abstractNum w:abstractNumId="13" w15:restartNumberingAfterBreak="0">
+  <w:abstractNum w:abstractNumId="13">
     <w:nsid w:val="3D45493B"/>
     <w:multiLevelType w:val="hybridMultilevel"/>
     <w:tmpl w:val="3A90359A"/>
@@ -9244,7 +9244,7 @@
       </w:rPr>
     </w:lvl>
   </w:abstractNum>
-  <w:abstractNum w:abstractNumId="14" w15:restartNumberingAfterBreak="0">
+  <w:abstractNum w:abstractNumId="14">
     <w:nsid w:val="41A46EC0"/>
     <w:multiLevelType w:val="hybridMultilevel"/>
     <w:tmpl w:val="02A4AC06"/>
@@ -9360,7 +9360,7 @@
       </w:rPr>
     </w:lvl>
   </w:abstractNum>
-  <w:abstractNum w:abstractNumId="15" w15:restartNumberingAfterBreak="0">
+  <w:abstractNum w:abstractNumId="15">
     <w:nsid w:val="45F174A7"/>
     <w:multiLevelType w:val="hybridMultilevel"/>
     <w:tmpl w:val="6BB0DDD4"/>
@@ -9473,7 +9473,7 @@
       </w:rPr>
     </w:lvl>
   </w:abstractNum>
-  <w:abstractNum w:abstractNumId="16" w15:restartNumberingAfterBreak="0">
+  <w:abstractNum w:abstractNumId="16">
     <w:nsid w:val="45FE5F36"/>
     <w:multiLevelType w:val="hybridMultilevel"/>
     <w:tmpl w:val="BAB66B46"/>
@@ -9584,7 +9584,7 @@
       </w:rPr>
     </w:lvl>
   </w:abstractNum>
-  <w:abstractNum w:abstractNumId="17" w15:restartNumberingAfterBreak="0">
+  <w:abstractNum w:abstractNumId="17">
     <w:nsid w:val="484D044A"/>
     <w:multiLevelType w:val="hybridMultilevel"/>
     <w:tmpl w:val="5590DC5A"/>
@@ -9700,7 +9700,7 @@
       </w:rPr>
     </w:lvl>
   </w:abstractNum>
-  <w:abstractNum w:abstractNumId="18" w15:restartNumberingAfterBreak="0">
+  <w:abstractNum w:abstractNumId="18">
     <w:nsid w:val="49050ED9"/>
     <w:multiLevelType w:val="hybridMultilevel"/>
     <w:tmpl w:val="6054CDB4"/>
@@ -9813,7 +9813,7 @@
       </w:rPr>
     </w:lvl>
   </w:abstractNum>
-  <w:abstractNum w:abstractNumId="19" w15:restartNumberingAfterBreak="0">
+  <w:abstractNum w:abstractNumId="19">
     <w:nsid w:val="4F3D2D99"/>
     <w:multiLevelType w:val="hybridMultilevel"/>
     <w:tmpl w:val="11B22FBC"/>
@@ -9929,7 +9929,7 @@
       </w:rPr>
     </w:lvl>
   </w:abstractNum>
-  <w:abstractNum w:abstractNumId="20" w15:restartNumberingAfterBreak="0">
+  <w:abstractNum w:abstractNumId="20">
     <w:nsid w:val="53C43F08"/>
     <w:multiLevelType w:val="hybridMultilevel"/>
     <w:tmpl w:val="89D29FB6"/>
@@ -10042,7 +10042,7 @@
       </w:rPr>
     </w:lvl>
   </w:abstractNum>
-  <w:abstractNum w:abstractNumId="21" w15:restartNumberingAfterBreak="0">
+  <w:abstractNum w:abstractNumId="21">
     <w:nsid w:val="56930B9A"/>
     <w:multiLevelType w:val="hybridMultilevel"/>
     <w:tmpl w:val="BADC2692"/>
@@ -10132,7 +10132,7 @@
       </w:pPr>
     </w:lvl>
   </w:abstractNum>
-  <w:abstractNum w:abstractNumId="22" w15:restartNumberingAfterBreak="0">
+  <w:abstractNum w:abstractNumId="22">
     <w:nsid w:val="5A9D1511"/>
     <w:multiLevelType w:val="hybridMultilevel"/>
     <w:tmpl w:val="B1F8160E"/>
@@ -10221,7 +10221,7 @@
       </w:pPr>
     </w:lvl>
   </w:abstractNum>
-  <w:abstractNum w:abstractNumId="23" w15:restartNumberingAfterBreak="0">
+  <w:abstractNum w:abstractNumId="23">
     <w:nsid w:val="5F952F86"/>
     <w:multiLevelType w:val="hybridMultilevel"/>
     <w:tmpl w:val="EA36B4AA"/>
@@ -10334,7 +10334,7 @@
       </w:rPr>
     </w:lvl>
   </w:abstractNum>
-  <w:abstractNum w:abstractNumId="24" w15:restartNumberingAfterBreak="0">
+  <w:abstractNum w:abstractNumId="24">
     <w:nsid w:val="5FA44F32"/>
     <w:multiLevelType w:val="hybridMultilevel"/>
     <w:tmpl w:val="F91C50AE"/>
@@ -10420,7 +10420,7 @@
       </w:pPr>
     </w:lvl>
   </w:abstractNum>
-  <w:abstractNum w:abstractNumId="25" w15:restartNumberingAfterBreak="0">
+  <w:abstractNum w:abstractNumId="25">
     <w:nsid w:val="601844D2"/>
     <w:multiLevelType w:val="hybridMultilevel"/>
     <w:tmpl w:val="E8A24026"/>
@@ -10536,7 +10536,7 @@
       </w:rPr>
     </w:lvl>
   </w:abstractNum>
-  <w:abstractNum w:abstractNumId="26" w15:restartNumberingAfterBreak="0">
+  <w:abstractNum w:abstractNumId="26">
     <w:nsid w:val="617F106B"/>
     <w:multiLevelType w:val="hybridMultilevel"/>
     <w:tmpl w:val="0D5E410E"/>
@@ -10654,7 +10654,7 @@
       </w:rPr>
     </w:lvl>
   </w:abstractNum>
-  <w:abstractNum w:abstractNumId="27" w15:restartNumberingAfterBreak="0">
+  <w:abstractNum w:abstractNumId="27">
     <w:nsid w:val="6DFA5BBA"/>
     <w:multiLevelType w:val="hybridMultilevel"/>
     <w:tmpl w:val="894C899E"/>
@@ -10767,7 +10767,7 @@
       </w:rPr>
     </w:lvl>
   </w:abstractNum>
-  <w:abstractNum w:abstractNumId="28" w15:restartNumberingAfterBreak="0">
+  <w:abstractNum w:abstractNumId="28">
     <w:nsid w:val="798374AF"/>
     <w:multiLevelType w:val="hybridMultilevel"/>
     <w:tmpl w:val="66EAA836"/>
@@ -10880,7 +10880,7 @@
       </w:rPr>
     </w:lvl>
   </w:abstractNum>
-  <w:abstractNum w:abstractNumId="29" w15:restartNumberingAfterBreak="0">
+  <w:abstractNum w:abstractNumId="29">
     <w:nsid w:val="7F681471"/>
     <w:multiLevelType w:val="hybridMultilevel"/>
     <w:tmpl w:val="70365626"/>
@@ -11061,7 +11061,7 @@
 </file>
 
 <file path=word/styles.xml><?xml version="1.0" encoding="utf-8"?>
-<w:styles xmlns:mc="http://schemas.openxmlformats.org/markup-compatibility/2006" xmlns:r="http://schemas.openxmlformats.org/officeDocument/2006/relationships" xmlns:w="http://schemas.openxmlformats.org/wordprocessingml/2006/main" xmlns:w14="http://schemas.microsoft.com/office/word/2010/wordml" xmlns:w15="http://schemas.microsoft.com/office/word/2012/wordml" xmlns:w16se="http://schemas.microsoft.com/office/word/2015/wordml/symex" mc:Ignorable="w14 w15 w16se">
+<w:styles xmlns:mc="http://schemas.openxmlformats.org/markup-compatibility/2006" xmlns:r="http://schemas.openxmlformats.org/officeDocument/2006/relationships" xmlns:w="http://schemas.openxmlformats.org/wordprocessingml/2006/main" xmlns:w14="http://schemas.microsoft.com/office/word/2010/wordml" xmlns:w15="http://schemas.microsoft.com/office/word/2012/wordml" xmlns:w16se="http://schemas.microsoft.com/office/word/2015/wordml/symex">
   <w:docDefaults>
     <w:rPrDefault>
       <w:rPr>

--- a/skills/phong-vattu/assets/bb-hop-hdkh-danh-muc-tckt.docx
+++ b/skills/phong-vattu/assets/bb-hop-hdkh-danh-muc-tckt.docx
@@ -1,5 +1,85 @@
 
-<file path=word/document.xml><?xml version="1.0" encoding="utf-8"?>
+<file path=./[Content_Types].xml><?xml version="1.0" encoding="utf-8"?>
+<Types xmlns="http://schemas.openxmlformats.org/package/2006/content-types">
+  <Default Extension="rels" ContentType="application/vnd.openxmlformats-package.relationships+xml"/>
+  <Default Extension="xml" ContentType="application/xml"/>
+  <Override PartName="/word/document.xml" ContentType="application/vnd.openxmlformats-officedocument.wordprocessingml.document.main+xml"/>
+  <Override PartName="/customXml/itemProps1.xml" ContentType="application/vnd.openxmlformats-officedocument.customXmlProperties+xml"/>
+  <Override PartName="/word/numbering.xml" ContentType="application/vnd.openxmlformats-officedocument.wordprocessingml.numbering+xml"/>
+  <Override PartName="/word/styles.xml" ContentType="application/vnd.openxmlformats-officedocument.wordprocessingml.styles+xml"/>
+  <Override PartName="/word/settings.xml" ContentType="application/vnd.openxmlformats-officedocument.wordprocessingml.settings+xml"/>
+  <Override PartName="/word/webSettings.xml" ContentType="application/vnd.openxmlformats-officedocument.wordprocessingml.webSettings+xml"/>
+  <Override PartName="/word/footnotes.xml" ContentType="application/vnd.openxmlformats-officedocument.wordprocessingml.footnotes+xml"/>
+  <Override PartName="/word/endnotes.xml" ContentType="application/vnd.openxmlformats-officedocument.wordprocessingml.endnotes+xml"/>
+  <Override PartName="/word/footer1.xml" ContentType="application/vnd.openxmlformats-officedocument.wordprocessingml.footer+xml"/>
+  <Override PartName="/word/fontTable.xml" ContentType="application/vnd.openxmlformats-officedocument.wordprocessingml.fontTable+xml"/>
+  <Override PartName="/word/theme/theme1.xml" ContentType="application/vnd.openxmlformats-officedocument.theme+xml"/>
+  <Override PartName="/docProps/core.xml" ContentType="application/vnd.openxmlformats-package.core-properties+xml"/>
+  <Override PartName="/docProps/app.xml" ContentType="application/vnd.openxmlformats-officedocument.extended-properties+xml"/>
+</Types>
+</file>
+
+<file path=./customXml/item1.xml><?xml version="1.0" encoding="utf-8"?>
+<b:Sources xmlns:b="http://schemas.openxmlformats.org/officeDocument/2006/bibliography" xmlns="http://schemas.openxmlformats.org/officeDocument/2006/bibliography" SelectedStyle="\APASixthEditionOfficeOnline.xsl" StyleName="APA" Version="6"/>
+</file>
+
+<file path=./customXml/itemProps1.xml><?xml version="1.0" encoding="utf-8"?>
+<ds:datastoreItem xmlns:ds="http://schemas.openxmlformats.org/officeDocument/2006/customXml" ds:itemID="{9FD0BE17-5EC8-4C4E-B8FF-5E778BADB906}">
+  <ds:schemaRefs>
+    <ds:schemaRef ds:uri="http://schemas.openxmlformats.org/officeDocument/2006/bibliography"/>
+  </ds:schemaRefs>
+</ds:datastoreItem>
+</file>
+
+<file path=./docProps/app.xml><?xml version="1.0" encoding="utf-8"?>
+<Properties xmlns="http://schemas.openxmlformats.org/officeDocument/2006/extended-properties" xmlns:vt="http://schemas.openxmlformats.org/officeDocument/2006/docPropsVTypes">
+  <Template>Normal</Template>
+  <TotalTime>122</TotalTime>
+  <Pages>1</Pages>
+  <Words>1475</Words>
+  <Characters>8414</Characters>
+  <Application>Microsoft Office Word</Application>
+  <DocSecurity>0</DocSecurity>
+  <Lines>70</Lines>
+  <Paragraphs>19</Paragraphs>
+  <ScaleCrop>false</ScaleCrop>
+  <HeadingPairs>
+    <vt:vector size="2" baseType="variant">
+      <vt:variant>
+        <vt:lpstr>Title</vt:lpstr>
+      </vt:variant>
+      <vt:variant>
+        <vt:i4>1</vt:i4>
+      </vt:variant>
+    </vt:vector>
+  </HeadingPairs>
+  <TitlesOfParts>
+    <vt:vector size="1" baseType="lpstr">
+      <vt:lpstr/>
+    </vt:vector>
+  </TitlesOfParts>
+  <Company>Microsoft</Company>
+  <LinksUpToDate>false</LinksUpToDate>
+  <CharactersWithSpaces>9870</CharactersWithSpaces>
+  <SharedDoc>false</SharedDoc>
+  <HyperlinksChanged>false</HyperlinksChanged>
+  <AppVersion>16.0000</AppVersion>
+</Properties>
+</file>
+
+<file path=./docProps/core.xml><?xml version="1.0" encoding="utf-8"?>
+<cp:coreProperties xmlns:cp="http://schemas.openxmlformats.org/package/2006/metadata/core-properties" xmlns:dc="http://purl.org/dc/elements/1.1/" xmlns:dcterms="http://purl.org/dc/terms/" xmlns:dcmitype="http://purl.org/dc/dcmitype/" xmlns:xsi="http://www.w3.org/2001/XMLSchema-instance">
+  <dc:title/>
+  <dc:creator>Admin</dc:creator>
+  <cp:lastModifiedBy>MY</cp:lastModifiedBy>
+  <cp:revision>36</cp:revision>
+  <cp:lastPrinted>2026-04-10T07:32:00Z</cp:lastPrinted>
+  <dcterms:created xsi:type="dcterms:W3CDTF">2025-09-11T01:18:00Z</dcterms:created>
+  <dcterms:modified xsi:type="dcterms:W3CDTF">2026-04-10T07:37:00Z</dcterms:modified>
+</cp:coreProperties>
+</file>
+
+<file path=./word/document.xml><?xml version="1.0" encoding="utf-8"?>
 <w:document xmlns:ns1="http://schemas.openxmlformats.org/markup-compatibility/2006" xmlns:ns10="http://schemas.openxmlformats.org/officeDocument/2006/relationships" xmlns:ns2="http://schemas.microsoft.com/office/word/2010/wordml" xmlns:ns3="http://schemas.openxmlformats.org/drawingml/2006/wordprocessingDrawing" xmlns:ns4="http://schemas.microsoft.com/office/word/2010/wordprocessingDrawing" xmlns:ns5="http://schemas.openxmlformats.org/drawingml/2006/main" xmlns:ns6="http://schemas.microsoft.com/office/word/2010/wordprocessingShape" xmlns:ns7="urn:schemas-microsoft-com:vml" xmlns:ns8="urn:schemas-microsoft-com:office:office" xmlns:ns9="http://schemas.microsoft.com/office/drawing/2010/main" xmlns:w="http://schemas.openxmlformats.org/wordprocessingml/2006/main" xmlns:wps="http://schemas.microsoft.com/office/word/2010/wordprocessingShape">
   <w:body>
     <w:tbl>
@@ -7608,7 +7688,7 @@
 </w:document>
 </file>
 
-<file path=word/endnotes.xml><?xml version="1.0" encoding="utf-8"?>
+<file path=./word/endnotes.xml><?xml version="1.0" encoding="utf-8"?>
 <w:endnotes xmlns:wpc="http://schemas.microsoft.com/office/word/2010/wordprocessingCanvas" xmlns:cx="http://schemas.microsoft.com/office/drawing/2014/chartex" xmlns:mc="http://schemas.openxmlformats.org/markup-compatibility/2006" xmlns:o="urn:schemas-microsoft-com:office:office" xmlns:r="http://schemas.openxmlformats.org/officeDocument/2006/relationships" xmlns:m="http://schemas.openxmlformats.org/officeDocument/2006/math" xmlns:v="urn:schemas-microsoft-com:vml" xmlns:wp14="http://schemas.microsoft.com/office/word/2010/wordprocessingDrawing" xmlns:wp="http://schemas.openxmlformats.org/drawingml/2006/wordprocessingDrawing" xmlns:w10="urn:schemas-microsoft-com:office:word" xmlns:w="http://schemas.openxmlformats.org/wordprocessingml/2006/main" xmlns:w14="http://schemas.microsoft.com/office/word/2010/wordml" xmlns:w15="http://schemas.microsoft.com/office/word/2012/wordml" xmlns:w16se="http://schemas.microsoft.com/office/word/2015/wordml/symex" xmlns:wpg="http://schemas.microsoft.com/office/word/2010/wordprocessingGroup" xmlns:wpi="http://schemas.microsoft.com/office/word/2010/wordprocessingInk" xmlns:wne="http://schemas.microsoft.com/office/word/2006/wordml" xmlns:wps="http://schemas.microsoft.com/office/word/2010/wordprocessingShape">
   <w:endnote w:type="separator" w:id="-1">
     <w:p>
@@ -7627,7 +7707,66 @@
 </w:endnotes>
 </file>
 
-<file path=word/footer1.xml><?xml version="1.0" encoding="utf-8"?>
+<file path=./word/fontTable.xml><?xml version="1.0" encoding="utf-8"?>
+<w:fonts xmlns:mc="http://schemas.openxmlformats.org/markup-compatibility/2006" xmlns:r="http://schemas.openxmlformats.org/officeDocument/2006/relationships" xmlns:w="http://schemas.openxmlformats.org/wordprocessingml/2006/main" xmlns:w14="http://schemas.microsoft.com/office/word/2010/wordml" xmlns:w15="http://schemas.microsoft.com/office/word/2012/wordml" xmlns:w16se="http://schemas.microsoft.com/office/word/2015/wordml/symex">
+  <w:font w:name="Times New Roman">
+    <w:panose1 w:val="02020603050405020304"/>
+    <w:family w:val="roman"/>
+    <w:pitch w:val="variable"/>
+    <w:sig w:usb0="E0002EFF" w:usb1="C000785B" w:usb2="00000009" w:usb3="00000000" w:csb0="000001FF" w:csb1="00000000"/>
+  </w:font>
+  <w:font w:name="Courier New">
+    <w:panose1 w:val="02070309020205020404"/>
+    <w:family w:val="modern"/>
+    <w:pitch w:val="fixed"/>
+    <w:sig w:usb0="E0002EFF" w:usb1="C0007843" w:usb2="00000009" w:usb3="00000000" w:csb0="000001FF" w:csb1="00000000"/>
+  </w:font>
+  <w:font w:name="Wingdings">
+    <w:panose1 w:val="05000000000000000000"/>
+    <w:family w:val="auto"/>
+    <w:pitch w:val="variable"/>
+    <w:sig w:usb0="00000000" w:usb1="10000000" w:usb2="00000000" w:usb3="00000000" w:csb0="80000000" w:csb1="00000000"/>
+  </w:font>
+  <w:font w:name="Symbol">
+    <w:panose1 w:val="05050102010706020507"/>
+    <w:family w:val="roman"/>
+    <w:pitch w:val="variable"/>
+    <w:sig w:usb0="00000000" w:usb1="10000000" w:usb2="00000000" w:usb3="00000000" w:csb0="80000000" w:csb1="00000000"/>
+  </w:font>
+  <w:font w:name="Calibri">
+    <w:panose1 w:val="020F0502020204030204"/>
+    <w:family w:val="swiss"/>
+    <w:pitch w:val="variable"/>
+    <w:sig w:usb0="E4002EFF" w:usb1="C200247B" w:usb2="00000009" w:usb3="00000000" w:csb0="000001FF" w:csb1="00000000"/>
+  </w:font>
+  <w:font w:name=".VnTime">
+    <w:altName w:val="Courier New"/>
+    <w:family w:val="swiss"/>
+    <w:pitch w:val="variable"/>
+    <w:sig w:usb0="00000003" w:usb1="00000000" w:usb2="00000000" w:usb3="00000000" w:csb0="00000001" w:csb1="00000000"/>
+  </w:font>
+  <w:font w:name="Segoe UI">
+    <w:panose1 w:val="020B0502040204020203"/>
+    <w:family w:val="swiss"/>
+    <w:pitch w:val="variable"/>
+    <w:sig w:usb0="E4002EFF" w:usb1="C000E47F" w:usb2="00000009" w:usb3="00000000" w:csb0="000001FF" w:csb1="00000000"/>
+  </w:font>
+  <w:font w:name="Arial Unicode MS">
+    <w:panose1 w:val="020B0604020202020204"/>
+    <w:family w:val="swiss"/>
+    <w:pitch w:val="variable"/>
+    <w:sig w:usb0="F7FFAFFF" w:usb1="E9DFFFFF" w:usb2="0000003F" w:usb3="00000000" w:csb0="003F01FF" w:csb1="00000000"/>
+  </w:font>
+  <w:font w:name="Calibri Light">
+    <w:panose1 w:val="020F0302020204030204"/>
+    <w:family w:val="swiss"/>
+    <w:pitch w:val="variable"/>
+    <w:sig w:usb0="E4002EFF" w:usb1="C200247B" w:usb2="00000009" w:usb3="00000000" w:csb0="000001FF" w:csb1="00000000"/>
+  </w:font>
+</w:fonts>
+</file>
+
+<file path=./word/footer1.xml><?xml version="1.0" encoding="utf-8"?>
 <w:ftr xmlns:wpc="http://schemas.microsoft.com/office/word/2010/wordprocessingCanvas" xmlns:cx="http://schemas.microsoft.com/office/drawing/2014/chartex" xmlns:mc="http://schemas.openxmlformats.org/markup-compatibility/2006" xmlns:o="urn:schemas-microsoft-com:office:office" xmlns:r="http://schemas.openxmlformats.org/officeDocument/2006/relationships" xmlns:m="http://schemas.openxmlformats.org/officeDocument/2006/math" xmlns:v="urn:schemas-microsoft-com:vml" xmlns:wp14="http://schemas.microsoft.com/office/word/2010/wordprocessingDrawing" xmlns:wp="http://schemas.openxmlformats.org/drawingml/2006/wordprocessingDrawing" xmlns:w10="urn:schemas-microsoft-com:office:word" xmlns:w="http://schemas.openxmlformats.org/wordprocessingml/2006/main" xmlns:w14="http://schemas.microsoft.com/office/word/2010/wordml" xmlns:w15="http://schemas.microsoft.com/office/word/2012/wordml" xmlns:w16se="http://schemas.microsoft.com/office/word/2015/wordml/symex" xmlns:wpg="http://schemas.microsoft.com/office/word/2010/wordprocessingGroup" xmlns:wpi="http://schemas.microsoft.com/office/word/2010/wordprocessingInk" xmlns:wne="http://schemas.microsoft.com/office/word/2006/wordml" xmlns:wps="http://schemas.microsoft.com/office/word/2010/wordprocessingShape">
   <w:sdt>
     <w:sdtPr>
@@ -7680,7 +7819,7 @@
 </w:ftr>
 </file>
 
-<file path=word/footnotes.xml><?xml version="1.0" encoding="utf-8"?>
+<file path=./word/footnotes.xml><?xml version="1.0" encoding="utf-8"?>
 <w:footnotes xmlns:wpc="http://schemas.microsoft.com/office/word/2010/wordprocessingCanvas" xmlns:cx="http://schemas.microsoft.com/office/drawing/2014/chartex" xmlns:mc="http://schemas.openxmlformats.org/markup-compatibility/2006" xmlns:o="urn:schemas-microsoft-com:office:office" xmlns:r="http://schemas.openxmlformats.org/officeDocument/2006/relationships" xmlns:m="http://schemas.openxmlformats.org/officeDocument/2006/math" xmlns:v="urn:schemas-microsoft-com:vml" xmlns:wp14="http://schemas.microsoft.com/office/word/2010/wordprocessingDrawing" xmlns:wp="http://schemas.openxmlformats.org/drawingml/2006/wordprocessingDrawing" xmlns:w10="urn:schemas-microsoft-com:office:word" xmlns:w="http://schemas.openxmlformats.org/wordprocessingml/2006/main" xmlns:w14="http://schemas.microsoft.com/office/word/2010/wordml" xmlns:w15="http://schemas.microsoft.com/office/word/2012/wordml" xmlns:w16se="http://schemas.microsoft.com/office/word/2015/wordml/symex" xmlns:wpg="http://schemas.microsoft.com/office/word/2010/wordprocessingGroup" xmlns:wpi="http://schemas.microsoft.com/office/word/2010/wordprocessingInk" xmlns:wne="http://schemas.microsoft.com/office/word/2006/wordml" xmlns:wps="http://schemas.microsoft.com/office/word/2010/wordprocessingShape">
   <w:footnote w:type="separator" w:id="-1">
     <w:p>
@@ -7699,7 +7838,7 @@
 </w:footnotes>
 </file>
 
-<file path=word/numbering.xml><?xml version="1.0" encoding="utf-8"?>
+<file path=./word/numbering.xml><?xml version="1.0" encoding="utf-8"?>
 <w:numbering xmlns:wpc="http://schemas.microsoft.com/office/word/2010/wordprocessingCanvas" xmlns:cx="http://schemas.microsoft.com/office/drawing/2014/chartex" xmlns:mc="http://schemas.openxmlformats.org/markup-compatibility/2006" xmlns:o="urn:schemas-microsoft-com:office:office" xmlns:r="http://schemas.openxmlformats.org/officeDocument/2006/relationships" xmlns:m="http://schemas.openxmlformats.org/officeDocument/2006/math" xmlns:v="urn:schemas-microsoft-com:vml" xmlns:wp14="http://schemas.microsoft.com/office/word/2010/wordprocessingDrawing" xmlns:wp="http://schemas.openxmlformats.org/drawingml/2006/wordprocessingDrawing" xmlns:w10="urn:schemas-microsoft-com:office:word" xmlns:w="http://schemas.openxmlformats.org/wordprocessingml/2006/main" xmlns:w14="http://schemas.microsoft.com/office/word/2010/wordml" xmlns:w15="http://schemas.microsoft.com/office/word/2012/wordml" xmlns:w16se="http://schemas.microsoft.com/office/word/2015/wordml/symex" xmlns:wpg="http://schemas.microsoft.com/office/word/2010/wordprocessingGroup" xmlns:wpi="http://schemas.microsoft.com/office/word/2010/wordprocessingInk" xmlns:wne="http://schemas.microsoft.com/office/word/2006/wordml" xmlns:wps="http://schemas.microsoft.com/office/word/2010/wordprocessingShape">
   <w:abstractNum w:abstractNumId="0">
     <w:nsid w:val="03631A6E"/>
@@ -11060,7 +11199,1201 @@
 </w:numbering>
 </file>
 
-<file path=word/styles.xml><?xml version="1.0" encoding="utf-8"?>
+<file path=./word/settings.xml><?xml version="1.0" encoding="utf-8"?>
+<w:settings xmlns:mc="http://schemas.openxmlformats.org/markup-compatibility/2006" xmlns:o="urn:schemas-microsoft-com:office:office" xmlns:r="http://schemas.openxmlformats.org/officeDocument/2006/relationships" xmlns:m="http://schemas.openxmlformats.org/officeDocument/2006/math" xmlns:v="urn:schemas-microsoft-com:vml" xmlns:w10="urn:schemas-microsoft-com:office:word" xmlns:w="http://schemas.openxmlformats.org/wordprocessingml/2006/main" xmlns:w14="http://schemas.microsoft.com/office/word/2010/wordml" xmlns:w15="http://schemas.microsoft.com/office/word/2012/wordml" xmlns:w16se="http://schemas.microsoft.com/office/word/2015/wordml/symex" xmlns:sl="http://schemas.openxmlformats.org/schemaLibrary/2006/main">
+  <w:zoom w:percent="110"/>
+  <w:hideSpellingErrors/>
+  <w:defaultTabStop w:val="720"/>
+  <w:characterSpacingControl w:val="doNotCompress"/>
+  <w:compat>
+    <w:compatSetting w:name="compatibilityMode" w:uri="http://schemas.microsoft.com/office/word" w:val="15"/>
+    <w:compatSetting w:name="overrideTableStyleFontSizeAndJustification" w:uri="http://schemas.microsoft.com/office/word" w:val="1"/>
+    <w:compatSetting w:name="enableOpenTypeFeatures" w:uri="http://schemas.microsoft.com/office/word" w:val="1"/>
+    <w:compatSetting w:name="doNotFlipMirrorIndents" w:uri="http://schemas.microsoft.com/office/word" w:val="1"/>
+    <w:compatSetting w:name="differentiateMultirowTableHeaders" w:uri="http://schemas.microsoft.com/office/word" w:val="1"/>
+  </w:compat>
+  <w:rsids>
+    <w:rsidRoot w:val="00B57495"/>
+    <w:rsid w:val="000027C8"/>
+    <w:rsid w:val="00002D6C"/>
+    <w:rsid w:val="0000518E"/>
+    <w:rsid w:val="000056E5"/>
+    <w:rsid w:val="00007083"/>
+    <w:rsid w:val="00007C42"/>
+    <w:rsid w:val="0001076D"/>
+    <w:rsid w:val="000115AE"/>
+    <w:rsid w:val="00012BDD"/>
+    <w:rsid w:val="00013FD8"/>
+    <w:rsid w:val="000142A5"/>
+    <w:rsid w:val="00016169"/>
+    <w:rsid w:val="000171A9"/>
+    <w:rsid w:val="00017A74"/>
+    <w:rsid w:val="00020FC4"/>
+    <w:rsid w:val="00022AB5"/>
+    <w:rsid w:val="0002372D"/>
+    <w:rsid w:val="00030DD8"/>
+    <w:rsid w:val="000312A6"/>
+    <w:rsid w:val="00031C2B"/>
+    <w:rsid w:val="00033568"/>
+    <w:rsid w:val="00034F74"/>
+    <w:rsid w:val="0003596C"/>
+    <w:rsid w:val="00035999"/>
+    <w:rsid w:val="00040956"/>
+    <w:rsid w:val="00040D7B"/>
+    <w:rsid w:val="00041D00"/>
+    <w:rsid w:val="00042D40"/>
+    <w:rsid w:val="00050CBB"/>
+    <w:rsid w:val="000518F7"/>
+    <w:rsid w:val="000534C6"/>
+    <w:rsid w:val="000558AD"/>
+    <w:rsid w:val="00061EF9"/>
+    <w:rsid w:val="0006310F"/>
+    <w:rsid w:val="00064162"/>
+    <w:rsid w:val="000652CE"/>
+    <w:rsid w:val="00071E4B"/>
+    <w:rsid w:val="00075687"/>
+    <w:rsid w:val="000770AF"/>
+    <w:rsid w:val="00077692"/>
+    <w:rsid w:val="0008253D"/>
+    <w:rsid w:val="0008255C"/>
+    <w:rsid w:val="000A37CB"/>
+    <w:rsid w:val="000A44FD"/>
+    <w:rsid w:val="000A4996"/>
+    <w:rsid w:val="000A588A"/>
+    <w:rsid w:val="000A6EEA"/>
+    <w:rsid w:val="000B12A4"/>
+    <w:rsid w:val="000B32DE"/>
+    <w:rsid w:val="000B3598"/>
+    <w:rsid w:val="000B4231"/>
+    <w:rsid w:val="000B7807"/>
+    <w:rsid w:val="000C43F7"/>
+    <w:rsid w:val="000C5B37"/>
+    <w:rsid w:val="000D2DA7"/>
+    <w:rsid w:val="000D5FEF"/>
+    <w:rsid w:val="000D7BF3"/>
+    <w:rsid w:val="000D7EAA"/>
+    <w:rsid w:val="000E1583"/>
+    <w:rsid w:val="000E1934"/>
+    <w:rsid w:val="000E2EF1"/>
+    <w:rsid w:val="000F0110"/>
+    <w:rsid w:val="000F23E2"/>
+    <w:rsid w:val="000F5C78"/>
+    <w:rsid w:val="000F7FB1"/>
+    <w:rsid w:val="001058B2"/>
+    <w:rsid w:val="00107B2D"/>
+    <w:rsid w:val="00110114"/>
+    <w:rsid w:val="00113E2A"/>
+    <w:rsid w:val="00114F42"/>
+    <w:rsid w:val="00120A27"/>
+    <w:rsid w:val="0012420B"/>
+    <w:rsid w:val="001246D8"/>
+    <w:rsid w:val="001266C4"/>
+    <w:rsid w:val="00126B15"/>
+    <w:rsid w:val="001275EC"/>
+    <w:rsid w:val="0013101F"/>
+    <w:rsid w:val="001325B2"/>
+    <w:rsid w:val="00133E39"/>
+    <w:rsid w:val="00135E44"/>
+    <w:rsid w:val="001369FA"/>
+    <w:rsid w:val="00137DBC"/>
+    <w:rsid w:val="00143F02"/>
+    <w:rsid w:val="00145DA4"/>
+    <w:rsid w:val="00146F92"/>
+    <w:rsid w:val="001568D9"/>
+    <w:rsid w:val="00157853"/>
+    <w:rsid w:val="00157F9A"/>
+    <w:rsid w:val="00160974"/>
+    <w:rsid w:val="00160B28"/>
+    <w:rsid w:val="00161A1E"/>
+    <w:rsid w:val="0016629C"/>
+    <w:rsid w:val="001665C7"/>
+    <w:rsid w:val="001716F5"/>
+    <w:rsid w:val="00172E2D"/>
+    <w:rsid w:val="001736F4"/>
+    <w:rsid w:val="00174A80"/>
+    <w:rsid w:val="00181E31"/>
+    <w:rsid w:val="0018475B"/>
+    <w:rsid w:val="00184BCB"/>
+    <w:rsid w:val="0018775D"/>
+    <w:rsid w:val="00187B01"/>
+    <w:rsid w:val="00187B3E"/>
+    <w:rsid w:val="0019428A"/>
+    <w:rsid w:val="001954A2"/>
+    <w:rsid w:val="00197828"/>
+    <w:rsid w:val="001A3383"/>
+    <w:rsid w:val="001A3E43"/>
+    <w:rsid w:val="001A6B62"/>
+    <w:rsid w:val="001B02B3"/>
+    <w:rsid w:val="001B0C98"/>
+    <w:rsid w:val="001B1142"/>
+    <w:rsid w:val="001B36BE"/>
+    <w:rsid w:val="001B6245"/>
+    <w:rsid w:val="001C28A4"/>
+    <w:rsid w:val="001C7E81"/>
+    <w:rsid w:val="001D08B9"/>
+    <w:rsid w:val="001D276E"/>
+    <w:rsid w:val="001D30B6"/>
+    <w:rsid w:val="001D4414"/>
+    <w:rsid w:val="001D515E"/>
+    <w:rsid w:val="001D5BC5"/>
+    <w:rsid w:val="001D69EF"/>
+    <w:rsid w:val="001D78F4"/>
+    <w:rsid w:val="001E22C2"/>
+    <w:rsid w:val="001E2CFB"/>
+    <w:rsid w:val="001E490D"/>
+    <w:rsid w:val="001E7474"/>
+    <w:rsid w:val="001F18FC"/>
+    <w:rsid w:val="001F365A"/>
+    <w:rsid w:val="001F5100"/>
+    <w:rsid w:val="0020456E"/>
+    <w:rsid w:val="002063C7"/>
+    <w:rsid w:val="002220B2"/>
+    <w:rsid w:val="0022309B"/>
+    <w:rsid w:val="002273B9"/>
+    <w:rsid w:val="00227EE4"/>
+    <w:rsid w:val="002316DA"/>
+    <w:rsid w:val="00233827"/>
+    <w:rsid w:val="00233D17"/>
+    <w:rsid w:val="00234C44"/>
+    <w:rsid w:val="00241D50"/>
+    <w:rsid w:val="00245730"/>
+    <w:rsid w:val="00246962"/>
+    <w:rsid w:val="00246DFC"/>
+    <w:rsid w:val="002471EC"/>
+    <w:rsid w:val="0024736F"/>
+    <w:rsid w:val="0025163E"/>
+    <w:rsid w:val="00251CE2"/>
+    <w:rsid w:val="00252EF1"/>
+    <w:rsid w:val="00254B91"/>
+    <w:rsid w:val="002648CE"/>
+    <w:rsid w:val="0026525B"/>
+    <w:rsid w:val="00266165"/>
+    <w:rsid w:val="00266A0C"/>
+    <w:rsid w:val="00267F26"/>
+    <w:rsid w:val="00270AE8"/>
+    <w:rsid w:val="00271693"/>
+    <w:rsid w:val="00274E59"/>
+    <w:rsid w:val="00276408"/>
+    <w:rsid w:val="00281D84"/>
+    <w:rsid w:val="002827D4"/>
+    <w:rsid w:val="00283156"/>
+    <w:rsid w:val="00287B6F"/>
+    <w:rsid w:val="002933A8"/>
+    <w:rsid w:val="0029399C"/>
+    <w:rsid w:val="00294EFD"/>
+    <w:rsid w:val="002A0E8D"/>
+    <w:rsid w:val="002A57AE"/>
+    <w:rsid w:val="002A71D6"/>
+    <w:rsid w:val="002B023F"/>
+    <w:rsid w:val="002B1189"/>
+    <w:rsid w:val="002B1626"/>
+    <w:rsid w:val="002B2165"/>
+    <w:rsid w:val="002C1424"/>
+    <w:rsid w:val="002C1FDB"/>
+    <w:rsid w:val="002C3788"/>
+    <w:rsid w:val="002C6E17"/>
+    <w:rsid w:val="002D2847"/>
+    <w:rsid w:val="002D4B92"/>
+    <w:rsid w:val="002D4D23"/>
+    <w:rsid w:val="002D7540"/>
+    <w:rsid w:val="002E1B4B"/>
+    <w:rsid w:val="002E3534"/>
+    <w:rsid w:val="002E5F30"/>
+    <w:rsid w:val="002E71FE"/>
+    <w:rsid w:val="002F0217"/>
+    <w:rsid w:val="002F3B7B"/>
+    <w:rsid w:val="002F50FB"/>
+    <w:rsid w:val="003003A0"/>
+    <w:rsid w:val="00300C07"/>
+    <w:rsid w:val="0030371A"/>
+    <w:rsid w:val="00305009"/>
+    <w:rsid w:val="003051FA"/>
+    <w:rsid w:val="00306A7F"/>
+    <w:rsid w:val="00307296"/>
+    <w:rsid w:val="0031010C"/>
+    <w:rsid w:val="003118F9"/>
+    <w:rsid w:val="00312ADC"/>
+    <w:rsid w:val="00312E2F"/>
+    <w:rsid w:val="00313853"/>
+    <w:rsid w:val="0031486C"/>
+    <w:rsid w:val="0031703D"/>
+    <w:rsid w:val="0031769F"/>
+    <w:rsid w:val="00320EE0"/>
+    <w:rsid w:val="00323563"/>
+    <w:rsid w:val="00323E68"/>
+    <w:rsid w:val="0033139C"/>
+    <w:rsid w:val="003329B6"/>
+    <w:rsid w:val="0033436D"/>
+    <w:rsid w:val="00334A14"/>
+    <w:rsid w:val="00337FEF"/>
+    <w:rsid w:val="00341323"/>
+    <w:rsid w:val="003426B6"/>
+    <w:rsid w:val="00342A0A"/>
+    <w:rsid w:val="003431C0"/>
+    <w:rsid w:val="0034644A"/>
+    <w:rsid w:val="003512F7"/>
+    <w:rsid w:val="00351B03"/>
+    <w:rsid w:val="00353008"/>
+    <w:rsid w:val="00356CBD"/>
+    <w:rsid w:val="00365800"/>
+    <w:rsid w:val="00372C6E"/>
+    <w:rsid w:val="00373771"/>
+    <w:rsid w:val="003743F5"/>
+    <w:rsid w:val="00380F37"/>
+    <w:rsid w:val="00382A56"/>
+    <w:rsid w:val="00383F5D"/>
+    <w:rsid w:val="00385067"/>
+    <w:rsid w:val="003874B1"/>
+    <w:rsid w:val="003900E3"/>
+    <w:rsid w:val="0039050D"/>
+    <w:rsid w:val="00392150"/>
+    <w:rsid w:val="00392312"/>
+    <w:rsid w:val="0039250E"/>
+    <w:rsid w:val="0039259D"/>
+    <w:rsid w:val="00393A5B"/>
+    <w:rsid w:val="00395684"/>
+    <w:rsid w:val="00397267"/>
+    <w:rsid w:val="003A08D6"/>
+    <w:rsid w:val="003A180A"/>
+    <w:rsid w:val="003A4B58"/>
+    <w:rsid w:val="003A6CEC"/>
+    <w:rsid w:val="003A707E"/>
+    <w:rsid w:val="003B71C1"/>
+    <w:rsid w:val="003C6B3B"/>
+    <w:rsid w:val="003C7B58"/>
+    <w:rsid w:val="003D09CD"/>
+    <w:rsid w:val="003D2AF3"/>
+    <w:rsid w:val="003D6A50"/>
+    <w:rsid w:val="003E0252"/>
+    <w:rsid w:val="003E152E"/>
+    <w:rsid w:val="003E2FA2"/>
+    <w:rsid w:val="003E30A8"/>
+    <w:rsid w:val="003E6A75"/>
+    <w:rsid w:val="003F52D7"/>
+    <w:rsid w:val="003F5D49"/>
+    <w:rsid w:val="003F7671"/>
+    <w:rsid w:val="004028B5"/>
+    <w:rsid w:val="004029B7"/>
+    <w:rsid w:val="004074C3"/>
+    <w:rsid w:val="00407A3F"/>
+    <w:rsid w:val="0041204C"/>
+    <w:rsid w:val="0041610F"/>
+    <w:rsid w:val="0042029E"/>
+    <w:rsid w:val="00420839"/>
+    <w:rsid w:val="0042339E"/>
+    <w:rsid w:val="004245BF"/>
+    <w:rsid w:val="0042467A"/>
+    <w:rsid w:val="00425516"/>
+    <w:rsid w:val="004263AC"/>
+    <w:rsid w:val="00426975"/>
+    <w:rsid w:val="004271FD"/>
+    <w:rsid w:val="0043095D"/>
+    <w:rsid w:val="00437E6A"/>
+    <w:rsid w:val="0044033F"/>
+    <w:rsid w:val="0045069B"/>
+    <w:rsid w:val="0045117C"/>
+    <w:rsid w:val="00454321"/>
+    <w:rsid w:val="00455A1D"/>
+    <w:rsid w:val="00457DA6"/>
+    <w:rsid w:val="00460549"/>
+    <w:rsid w:val="00460746"/>
+    <w:rsid w:val="00463872"/>
+    <w:rsid w:val="00465B2D"/>
+    <w:rsid w:val="00466E9F"/>
+    <w:rsid w:val="00467EDB"/>
+    <w:rsid w:val="0047029F"/>
+    <w:rsid w:val="004723B8"/>
+    <w:rsid w:val="0047543E"/>
+    <w:rsid w:val="0048053D"/>
+    <w:rsid w:val="00483830"/>
+    <w:rsid w:val="004861B1"/>
+    <w:rsid w:val="0049255E"/>
+    <w:rsid w:val="00494D9A"/>
+    <w:rsid w:val="004A2889"/>
+    <w:rsid w:val="004A3594"/>
+    <w:rsid w:val="004A5133"/>
+    <w:rsid w:val="004A5AB9"/>
+    <w:rsid w:val="004A61A1"/>
+    <w:rsid w:val="004A6CFD"/>
+    <w:rsid w:val="004B0902"/>
+    <w:rsid w:val="004B0F38"/>
+    <w:rsid w:val="004B2303"/>
+    <w:rsid w:val="004B2364"/>
+    <w:rsid w:val="004B463F"/>
+    <w:rsid w:val="004B4B93"/>
+    <w:rsid w:val="004B6992"/>
+    <w:rsid w:val="004B76A1"/>
+    <w:rsid w:val="004C0FEF"/>
+    <w:rsid w:val="004C15EE"/>
+    <w:rsid w:val="004C16F9"/>
+    <w:rsid w:val="004C2776"/>
+    <w:rsid w:val="004C460B"/>
+    <w:rsid w:val="004D1E51"/>
+    <w:rsid w:val="004D1EE7"/>
+    <w:rsid w:val="004D2935"/>
+    <w:rsid w:val="004D3D2D"/>
+    <w:rsid w:val="004D5578"/>
+    <w:rsid w:val="004D7C8F"/>
+    <w:rsid w:val="004E16B1"/>
+    <w:rsid w:val="004E1802"/>
+    <w:rsid w:val="004E1C20"/>
+    <w:rsid w:val="004E7A22"/>
+    <w:rsid w:val="004F000C"/>
+    <w:rsid w:val="004F18EB"/>
+    <w:rsid w:val="004F1996"/>
+    <w:rsid w:val="004F2828"/>
+    <w:rsid w:val="004F4198"/>
+    <w:rsid w:val="004F777A"/>
+    <w:rsid w:val="0050007F"/>
+    <w:rsid w:val="0050010D"/>
+    <w:rsid w:val="005147CE"/>
+    <w:rsid w:val="00520995"/>
+    <w:rsid w:val="005237AB"/>
+    <w:rsid w:val="00525C74"/>
+    <w:rsid w:val="00526384"/>
+    <w:rsid w:val="005268F3"/>
+    <w:rsid w:val="005272B2"/>
+    <w:rsid w:val="00531A8A"/>
+    <w:rsid w:val="00532A31"/>
+    <w:rsid w:val="00534B20"/>
+    <w:rsid w:val="00536284"/>
+    <w:rsid w:val="005376AE"/>
+    <w:rsid w:val="00540CC2"/>
+    <w:rsid w:val="005410D3"/>
+    <w:rsid w:val="005471DC"/>
+    <w:rsid w:val="005479AD"/>
+    <w:rsid w:val="00550F02"/>
+    <w:rsid w:val="00552517"/>
+    <w:rsid w:val="00552D24"/>
+    <w:rsid w:val="00553851"/>
+    <w:rsid w:val="00556DC3"/>
+    <w:rsid w:val="00556FE8"/>
+    <w:rsid w:val="00560EFB"/>
+    <w:rsid w:val="00563AD7"/>
+    <w:rsid w:val="005653D0"/>
+    <w:rsid w:val="005716B7"/>
+    <w:rsid w:val="00573ED8"/>
+    <w:rsid w:val="0057711D"/>
+    <w:rsid w:val="00581FA8"/>
+    <w:rsid w:val="00581FE0"/>
+    <w:rsid w:val="0058348B"/>
+    <w:rsid w:val="00584519"/>
+    <w:rsid w:val="005846D7"/>
+    <w:rsid w:val="00584E42"/>
+    <w:rsid w:val="0058652C"/>
+    <w:rsid w:val="005876F0"/>
+    <w:rsid w:val="005929A1"/>
+    <w:rsid w:val="00592AE3"/>
+    <w:rsid w:val="00592EE3"/>
+    <w:rsid w:val="0059422D"/>
+    <w:rsid w:val="00595118"/>
+    <w:rsid w:val="00595DE7"/>
+    <w:rsid w:val="0059603D"/>
+    <w:rsid w:val="00596BC5"/>
+    <w:rsid w:val="005A0A6C"/>
+    <w:rsid w:val="005A270A"/>
+    <w:rsid w:val="005A2BAE"/>
+    <w:rsid w:val="005A5DB4"/>
+    <w:rsid w:val="005A79AC"/>
+    <w:rsid w:val="005B1C83"/>
+    <w:rsid w:val="005B3384"/>
+    <w:rsid w:val="005B60F9"/>
+    <w:rsid w:val="005B697A"/>
+    <w:rsid w:val="005B7245"/>
+    <w:rsid w:val="005C00EF"/>
+    <w:rsid w:val="005C23E8"/>
+    <w:rsid w:val="005C5604"/>
+    <w:rsid w:val="005C57E4"/>
+    <w:rsid w:val="005C7825"/>
+    <w:rsid w:val="005D05EE"/>
+    <w:rsid w:val="005D1D7B"/>
+    <w:rsid w:val="005D3CF2"/>
+    <w:rsid w:val="005D4BA3"/>
+    <w:rsid w:val="005D56F4"/>
+    <w:rsid w:val="005E02EF"/>
+    <w:rsid w:val="005E02F2"/>
+    <w:rsid w:val="005E3FE2"/>
+    <w:rsid w:val="005E46F9"/>
+    <w:rsid w:val="005F1CFE"/>
+    <w:rsid w:val="005F31C4"/>
+    <w:rsid w:val="005F4951"/>
+    <w:rsid w:val="005F49B6"/>
+    <w:rsid w:val="005F4D16"/>
+    <w:rsid w:val="005F57A2"/>
+    <w:rsid w:val="005F7289"/>
+    <w:rsid w:val="00600659"/>
+    <w:rsid w:val="00601C47"/>
+    <w:rsid w:val="006027CA"/>
+    <w:rsid w:val="00603B65"/>
+    <w:rsid w:val="00604583"/>
+    <w:rsid w:val="006047E5"/>
+    <w:rsid w:val="00604F47"/>
+    <w:rsid w:val="00606DCF"/>
+    <w:rsid w:val="00615CD3"/>
+    <w:rsid w:val="00616B7F"/>
+    <w:rsid w:val="0061733D"/>
+    <w:rsid w:val="00622251"/>
+    <w:rsid w:val="00622E4A"/>
+    <w:rsid w:val="00626041"/>
+    <w:rsid w:val="00632177"/>
+    <w:rsid w:val="0063233E"/>
+    <w:rsid w:val="0063544F"/>
+    <w:rsid w:val="0063681C"/>
+    <w:rsid w:val="006418A3"/>
+    <w:rsid w:val="00645B76"/>
+    <w:rsid w:val="00645BF1"/>
+    <w:rsid w:val="00651F32"/>
+    <w:rsid w:val="0065231F"/>
+    <w:rsid w:val="00665279"/>
+    <w:rsid w:val="006656E4"/>
+    <w:rsid w:val="006678F1"/>
+    <w:rsid w:val="0067018F"/>
+    <w:rsid w:val="006731E8"/>
+    <w:rsid w:val="00676D7E"/>
+    <w:rsid w:val="00677CC6"/>
+    <w:rsid w:val="006806A2"/>
+    <w:rsid w:val="006828F3"/>
+    <w:rsid w:val="00683620"/>
+    <w:rsid w:val="00684BEF"/>
+    <w:rsid w:val="006900B9"/>
+    <w:rsid w:val="00691055"/>
+    <w:rsid w:val="00691D08"/>
+    <w:rsid w:val="006931C8"/>
+    <w:rsid w:val="00693BE4"/>
+    <w:rsid w:val="006946FB"/>
+    <w:rsid w:val="006976AB"/>
+    <w:rsid w:val="006A090D"/>
+    <w:rsid w:val="006A4FB8"/>
+    <w:rsid w:val="006B1607"/>
+    <w:rsid w:val="006B1A09"/>
+    <w:rsid w:val="006B1BBF"/>
+    <w:rsid w:val="006B633A"/>
+    <w:rsid w:val="006B66D8"/>
+    <w:rsid w:val="006B7FA9"/>
+    <w:rsid w:val="006C162E"/>
+    <w:rsid w:val="006C1A94"/>
+    <w:rsid w:val="006C293A"/>
+    <w:rsid w:val="006C3119"/>
+    <w:rsid w:val="006C3D90"/>
+    <w:rsid w:val="006C4E9D"/>
+    <w:rsid w:val="006D2780"/>
+    <w:rsid w:val="006D3907"/>
+    <w:rsid w:val="006D5D95"/>
+    <w:rsid w:val="006D6211"/>
+    <w:rsid w:val="006D7A82"/>
+    <w:rsid w:val="006E0CEB"/>
+    <w:rsid w:val="006E0F31"/>
+    <w:rsid w:val="006E5C27"/>
+    <w:rsid w:val="006E74F6"/>
+    <w:rsid w:val="006F14AB"/>
+    <w:rsid w:val="006F1D0C"/>
+    <w:rsid w:val="006F5D59"/>
+    <w:rsid w:val="006F6113"/>
+    <w:rsid w:val="006F638F"/>
+    <w:rsid w:val="006F65B6"/>
+    <w:rsid w:val="006F6ABF"/>
+    <w:rsid w:val="006F70A3"/>
+    <w:rsid w:val="007075DF"/>
+    <w:rsid w:val="007126C4"/>
+    <w:rsid w:val="00712ADA"/>
+    <w:rsid w:val="00712FFB"/>
+    <w:rsid w:val="00714BC1"/>
+    <w:rsid w:val="00715B70"/>
+    <w:rsid w:val="00720252"/>
+    <w:rsid w:val="0072092E"/>
+    <w:rsid w:val="00720EAD"/>
+    <w:rsid w:val="00721385"/>
+    <w:rsid w:val="00722249"/>
+    <w:rsid w:val="0072419D"/>
+    <w:rsid w:val="00724EE5"/>
+    <w:rsid w:val="00727947"/>
+    <w:rsid w:val="00734E1F"/>
+    <w:rsid w:val="00735981"/>
+    <w:rsid w:val="00735C11"/>
+    <w:rsid w:val="00735EEA"/>
+    <w:rsid w:val="00737FDA"/>
+    <w:rsid w:val="007436C0"/>
+    <w:rsid w:val="0075072C"/>
+    <w:rsid w:val="00750A5E"/>
+    <w:rsid w:val="007511E2"/>
+    <w:rsid w:val="00752F40"/>
+    <w:rsid w:val="00753D1A"/>
+    <w:rsid w:val="00755742"/>
+    <w:rsid w:val="0076038E"/>
+    <w:rsid w:val="00761110"/>
+    <w:rsid w:val="007639D5"/>
+    <w:rsid w:val="00766875"/>
+    <w:rsid w:val="00772CD7"/>
+    <w:rsid w:val="007764B7"/>
+    <w:rsid w:val="00776DBE"/>
+    <w:rsid w:val="00777F1E"/>
+    <w:rsid w:val="00781532"/>
+    <w:rsid w:val="00781DF3"/>
+    <w:rsid w:val="00781F39"/>
+    <w:rsid w:val="00782785"/>
+    <w:rsid w:val="007850A7"/>
+    <w:rsid w:val="00785C9D"/>
+    <w:rsid w:val="0078781D"/>
+    <w:rsid w:val="00787D90"/>
+    <w:rsid w:val="00790342"/>
+    <w:rsid w:val="0079053F"/>
+    <w:rsid w:val="007916D0"/>
+    <w:rsid w:val="007923A0"/>
+    <w:rsid w:val="00794CAE"/>
+    <w:rsid w:val="007965B4"/>
+    <w:rsid w:val="007A129F"/>
+    <w:rsid w:val="007A6E2E"/>
+    <w:rsid w:val="007A7E3D"/>
+    <w:rsid w:val="007B64AC"/>
+    <w:rsid w:val="007C0122"/>
+    <w:rsid w:val="007C0F97"/>
+    <w:rsid w:val="007C28A5"/>
+    <w:rsid w:val="007C49A3"/>
+    <w:rsid w:val="007C4D60"/>
+    <w:rsid w:val="007D0E86"/>
+    <w:rsid w:val="007D1A45"/>
+    <w:rsid w:val="007D6481"/>
+    <w:rsid w:val="007D77B3"/>
+    <w:rsid w:val="007D7903"/>
+    <w:rsid w:val="007D7AF3"/>
+    <w:rsid w:val="007E029A"/>
+    <w:rsid w:val="007E0422"/>
+    <w:rsid w:val="007E5E31"/>
+    <w:rsid w:val="007F2424"/>
+    <w:rsid w:val="007F5F28"/>
+    <w:rsid w:val="00800122"/>
+    <w:rsid w:val="00800383"/>
+    <w:rsid w:val="00801ADF"/>
+    <w:rsid w:val="00805839"/>
+    <w:rsid w:val="00807023"/>
+    <w:rsid w:val="00811E3F"/>
+    <w:rsid w:val="00812D11"/>
+    <w:rsid w:val="00815BF6"/>
+    <w:rsid w:val="00815C47"/>
+    <w:rsid w:val="008162D1"/>
+    <w:rsid w:val="00817F5D"/>
+    <w:rsid w:val="0082306B"/>
+    <w:rsid w:val="00823AB4"/>
+    <w:rsid w:val="0082595F"/>
+    <w:rsid w:val="00825AD0"/>
+    <w:rsid w:val="008266E7"/>
+    <w:rsid w:val="00826D61"/>
+    <w:rsid w:val="008273EF"/>
+    <w:rsid w:val="00833E57"/>
+    <w:rsid w:val="0083426F"/>
+    <w:rsid w:val="00835F49"/>
+    <w:rsid w:val="008365FB"/>
+    <w:rsid w:val="00837D84"/>
+    <w:rsid w:val="0084543C"/>
+    <w:rsid w:val="00845BA8"/>
+    <w:rsid w:val="0084721E"/>
+    <w:rsid w:val="00851AB1"/>
+    <w:rsid w:val="0085460F"/>
+    <w:rsid w:val="008607F8"/>
+    <w:rsid w:val="00861C91"/>
+    <w:rsid w:val="00862536"/>
+    <w:rsid w:val="00866EF9"/>
+    <w:rsid w:val="00870022"/>
+    <w:rsid w:val="00872A89"/>
+    <w:rsid w:val="00873E55"/>
+    <w:rsid w:val="00877064"/>
+    <w:rsid w:val="008773BD"/>
+    <w:rsid w:val="008844A8"/>
+    <w:rsid w:val="00885F71"/>
+    <w:rsid w:val="00886CBC"/>
+    <w:rsid w:val="00887441"/>
+    <w:rsid w:val="008915C9"/>
+    <w:rsid w:val="008937BD"/>
+    <w:rsid w:val="008941DB"/>
+    <w:rsid w:val="00895F2B"/>
+    <w:rsid w:val="008A0E63"/>
+    <w:rsid w:val="008A12F1"/>
+    <w:rsid w:val="008B0FD9"/>
+    <w:rsid w:val="008B11A0"/>
+    <w:rsid w:val="008B195F"/>
+    <w:rsid w:val="008B5D0C"/>
+    <w:rsid w:val="008C00A6"/>
+    <w:rsid w:val="008C072E"/>
+    <w:rsid w:val="008C3F29"/>
+    <w:rsid w:val="008C7FC9"/>
+    <w:rsid w:val="008D1385"/>
+    <w:rsid w:val="008D2A9A"/>
+    <w:rsid w:val="008D5724"/>
+    <w:rsid w:val="008E34BD"/>
+    <w:rsid w:val="008E47C7"/>
+    <w:rsid w:val="008E4C93"/>
+    <w:rsid w:val="008E4F5D"/>
+    <w:rsid w:val="008E59B9"/>
+    <w:rsid w:val="008F0A79"/>
+    <w:rsid w:val="008F342F"/>
+    <w:rsid w:val="008F3E8C"/>
+    <w:rsid w:val="008F66BE"/>
+    <w:rsid w:val="009000C9"/>
+    <w:rsid w:val="00902342"/>
+    <w:rsid w:val="00903620"/>
+    <w:rsid w:val="00906792"/>
+    <w:rsid w:val="009106B0"/>
+    <w:rsid w:val="00912653"/>
+    <w:rsid w:val="009130EE"/>
+    <w:rsid w:val="00913203"/>
+    <w:rsid w:val="00913E9E"/>
+    <w:rsid w:val="00915265"/>
+    <w:rsid w:val="00916D46"/>
+    <w:rsid w:val="00922395"/>
+    <w:rsid w:val="0092256B"/>
+    <w:rsid w:val="0092344B"/>
+    <w:rsid w:val="0092349F"/>
+    <w:rsid w:val="00925798"/>
+    <w:rsid w:val="00925D8F"/>
+    <w:rsid w:val="00933669"/>
+    <w:rsid w:val="009341A6"/>
+    <w:rsid w:val="009341C1"/>
+    <w:rsid w:val="009357E8"/>
+    <w:rsid w:val="00935FB6"/>
+    <w:rsid w:val="0094317C"/>
+    <w:rsid w:val="009466BB"/>
+    <w:rsid w:val="00946B4D"/>
+    <w:rsid w:val="00946D97"/>
+    <w:rsid w:val="00954858"/>
+    <w:rsid w:val="009609AA"/>
+    <w:rsid w:val="00961EFC"/>
+    <w:rsid w:val="00965294"/>
+    <w:rsid w:val="009665A0"/>
+    <w:rsid w:val="00970679"/>
+    <w:rsid w:val="00973D3F"/>
+    <w:rsid w:val="00977A72"/>
+    <w:rsid w:val="009801FF"/>
+    <w:rsid w:val="00981188"/>
+    <w:rsid w:val="00983241"/>
+    <w:rsid w:val="00990150"/>
+    <w:rsid w:val="009921E4"/>
+    <w:rsid w:val="00992B1B"/>
+    <w:rsid w:val="0099386B"/>
+    <w:rsid w:val="00995F31"/>
+    <w:rsid w:val="00996EA2"/>
+    <w:rsid w:val="00997869"/>
+    <w:rsid w:val="009A15DE"/>
+    <w:rsid w:val="009A209C"/>
+    <w:rsid w:val="009A34D9"/>
+    <w:rsid w:val="009A5801"/>
+    <w:rsid w:val="009A6C05"/>
+    <w:rsid w:val="009A76C5"/>
+    <w:rsid w:val="009B32CA"/>
+    <w:rsid w:val="009B3AF4"/>
+    <w:rsid w:val="009B470A"/>
+    <w:rsid w:val="009B6C95"/>
+    <w:rsid w:val="009C07DC"/>
+    <w:rsid w:val="009C1CCB"/>
+    <w:rsid w:val="009C224A"/>
+    <w:rsid w:val="009C22D6"/>
+    <w:rsid w:val="009C336F"/>
+    <w:rsid w:val="009C65CE"/>
+    <w:rsid w:val="009C74BC"/>
+    <w:rsid w:val="009D0C39"/>
+    <w:rsid w:val="009D179B"/>
+    <w:rsid w:val="009D1D15"/>
+    <w:rsid w:val="009D5B7D"/>
+    <w:rsid w:val="009E00B2"/>
+    <w:rsid w:val="009E3CB5"/>
+    <w:rsid w:val="009E4196"/>
+    <w:rsid w:val="009E4BA6"/>
+    <w:rsid w:val="009F26B6"/>
+    <w:rsid w:val="009F2DED"/>
+    <w:rsid w:val="009F56D3"/>
+    <w:rsid w:val="009F7805"/>
+    <w:rsid w:val="009F7ABC"/>
+    <w:rsid w:val="00A01645"/>
+    <w:rsid w:val="00A020A0"/>
+    <w:rsid w:val="00A0226E"/>
+    <w:rsid w:val="00A03CC8"/>
+    <w:rsid w:val="00A10D00"/>
+    <w:rsid w:val="00A17459"/>
+    <w:rsid w:val="00A20DA3"/>
+    <w:rsid w:val="00A214CB"/>
+    <w:rsid w:val="00A23616"/>
+    <w:rsid w:val="00A23DBF"/>
+    <w:rsid w:val="00A24CF1"/>
+    <w:rsid w:val="00A25A77"/>
+    <w:rsid w:val="00A25B80"/>
+    <w:rsid w:val="00A27932"/>
+    <w:rsid w:val="00A32201"/>
+    <w:rsid w:val="00A3387B"/>
+    <w:rsid w:val="00A354A1"/>
+    <w:rsid w:val="00A35B72"/>
+    <w:rsid w:val="00A35FBA"/>
+    <w:rsid w:val="00A36F68"/>
+    <w:rsid w:val="00A44FB8"/>
+    <w:rsid w:val="00A45052"/>
+    <w:rsid w:val="00A45053"/>
+    <w:rsid w:val="00A46E22"/>
+    <w:rsid w:val="00A50BAD"/>
+    <w:rsid w:val="00A50BBB"/>
+    <w:rsid w:val="00A53640"/>
+    <w:rsid w:val="00A548B4"/>
+    <w:rsid w:val="00A557D5"/>
+    <w:rsid w:val="00A559BE"/>
+    <w:rsid w:val="00A55C0A"/>
+    <w:rsid w:val="00A63B77"/>
+    <w:rsid w:val="00A647C4"/>
+    <w:rsid w:val="00A66F04"/>
+    <w:rsid w:val="00A67A27"/>
+    <w:rsid w:val="00A701EE"/>
+    <w:rsid w:val="00A70E2A"/>
+    <w:rsid w:val="00A717F6"/>
+    <w:rsid w:val="00A73226"/>
+    <w:rsid w:val="00A7335D"/>
+    <w:rsid w:val="00A745FB"/>
+    <w:rsid w:val="00A75889"/>
+    <w:rsid w:val="00A76FFF"/>
+    <w:rsid w:val="00A814B5"/>
+    <w:rsid w:val="00A817F6"/>
+    <w:rsid w:val="00A846E2"/>
+    <w:rsid w:val="00A84E37"/>
+    <w:rsid w:val="00A90128"/>
+    <w:rsid w:val="00A92B2D"/>
+    <w:rsid w:val="00A938CF"/>
+    <w:rsid w:val="00A93A09"/>
+    <w:rsid w:val="00A93A3D"/>
+    <w:rsid w:val="00A95A6F"/>
+    <w:rsid w:val="00A97066"/>
+    <w:rsid w:val="00A97CBD"/>
+    <w:rsid w:val="00AA0026"/>
+    <w:rsid w:val="00AA0E18"/>
+    <w:rsid w:val="00AA1F0D"/>
+    <w:rsid w:val="00AA48EF"/>
+    <w:rsid w:val="00AA61F4"/>
+    <w:rsid w:val="00AA6DBD"/>
+    <w:rsid w:val="00AA7904"/>
+    <w:rsid w:val="00AB0F4E"/>
+    <w:rsid w:val="00AB1BB4"/>
+    <w:rsid w:val="00AB2441"/>
+    <w:rsid w:val="00AB7D88"/>
+    <w:rsid w:val="00AC1D2F"/>
+    <w:rsid w:val="00AC2C0C"/>
+    <w:rsid w:val="00AC2E8B"/>
+    <w:rsid w:val="00AC2F45"/>
+    <w:rsid w:val="00AC3880"/>
+    <w:rsid w:val="00AC3EB3"/>
+    <w:rsid w:val="00AC3FB6"/>
+    <w:rsid w:val="00AC4259"/>
+    <w:rsid w:val="00AD0EC1"/>
+    <w:rsid w:val="00AD2258"/>
+    <w:rsid w:val="00AD45E4"/>
+    <w:rsid w:val="00AD714A"/>
+    <w:rsid w:val="00AD7651"/>
+    <w:rsid w:val="00AD771D"/>
+    <w:rsid w:val="00AE07CE"/>
+    <w:rsid w:val="00AE2980"/>
+    <w:rsid w:val="00AE4544"/>
+    <w:rsid w:val="00AE48D8"/>
+    <w:rsid w:val="00AE6A3D"/>
+    <w:rsid w:val="00AE7810"/>
+    <w:rsid w:val="00AF059B"/>
+    <w:rsid w:val="00AF088D"/>
+    <w:rsid w:val="00AF15B1"/>
+    <w:rsid w:val="00AF6582"/>
+    <w:rsid w:val="00AF72D8"/>
+    <w:rsid w:val="00B0193D"/>
+    <w:rsid w:val="00B01E17"/>
+    <w:rsid w:val="00B02E1C"/>
+    <w:rsid w:val="00B04F0D"/>
+    <w:rsid w:val="00B06FE0"/>
+    <w:rsid w:val="00B073D5"/>
+    <w:rsid w:val="00B0755F"/>
+    <w:rsid w:val="00B12361"/>
+    <w:rsid w:val="00B130A3"/>
+    <w:rsid w:val="00B13DEE"/>
+    <w:rsid w:val="00B16C44"/>
+    <w:rsid w:val="00B216DA"/>
+    <w:rsid w:val="00B21B08"/>
+    <w:rsid w:val="00B22087"/>
+    <w:rsid w:val="00B27072"/>
+    <w:rsid w:val="00B3084A"/>
+    <w:rsid w:val="00B31543"/>
+    <w:rsid w:val="00B3351F"/>
+    <w:rsid w:val="00B379B0"/>
+    <w:rsid w:val="00B37BE6"/>
+    <w:rsid w:val="00B4430B"/>
+    <w:rsid w:val="00B45AE3"/>
+    <w:rsid w:val="00B46496"/>
+    <w:rsid w:val="00B5467C"/>
+    <w:rsid w:val="00B566EC"/>
+    <w:rsid w:val="00B57495"/>
+    <w:rsid w:val="00B6027E"/>
+    <w:rsid w:val="00B66BF2"/>
+    <w:rsid w:val="00B73D8F"/>
+    <w:rsid w:val="00B745DD"/>
+    <w:rsid w:val="00B75579"/>
+    <w:rsid w:val="00B76870"/>
+    <w:rsid w:val="00B77FE3"/>
+    <w:rsid w:val="00B80810"/>
+    <w:rsid w:val="00B81FD6"/>
+    <w:rsid w:val="00B825FF"/>
+    <w:rsid w:val="00B83BEF"/>
+    <w:rsid w:val="00B90F5C"/>
+    <w:rsid w:val="00B934EE"/>
+    <w:rsid w:val="00B9771D"/>
+    <w:rsid w:val="00B97F30"/>
+    <w:rsid w:val="00B97FEE"/>
+    <w:rsid w:val="00BA0F04"/>
+    <w:rsid w:val="00BA22EB"/>
+    <w:rsid w:val="00BA235B"/>
+    <w:rsid w:val="00BA3523"/>
+    <w:rsid w:val="00BB3FD8"/>
+    <w:rsid w:val="00BB54C7"/>
+    <w:rsid w:val="00BB672F"/>
+    <w:rsid w:val="00BB707D"/>
+    <w:rsid w:val="00BC07EC"/>
+    <w:rsid w:val="00BC08BE"/>
+    <w:rsid w:val="00BC153A"/>
+    <w:rsid w:val="00BC2411"/>
+    <w:rsid w:val="00BC3BF5"/>
+    <w:rsid w:val="00BC49ED"/>
+    <w:rsid w:val="00BC5F35"/>
+    <w:rsid w:val="00BC603E"/>
+    <w:rsid w:val="00BC694A"/>
+    <w:rsid w:val="00BD0D57"/>
+    <w:rsid w:val="00BD26C8"/>
+    <w:rsid w:val="00BD3E30"/>
+    <w:rsid w:val="00BD42AB"/>
+    <w:rsid w:val="00BD46DA"/>
+    <w:rsid w:val="00BE0C90"/>
+    <w:rsid w:val="00BE0D3F"/>
+    <w:rsid w:val="00BE277B"/>
+    <w:rsid w:val="00BE3042"/>
+    <w:rsid w:val="00BE3264"/>
+    <w:rsid w:val="00BE4EFF"/>
+    <w:rsid w:val="00BE52C2"/>
+    <w:rsid w:val="00BF0892"/>
+    <w:rsid w:val="00BF0911"/>
+    <w:rsid w:val="00BF2D83"/>
+    <w:rsid w:val="00BF59A6"/>
+    <w:rsid w:val="00BF5A36"/>
+    <w:rsid w:val="00BF5F1C"/>
+    <w:rsid w:val="00C01E39"/>
+    <w:rsid w:val="00C0364B"/>
+    <w:rsid w:val="00C04849"/>
+    <w:rsid w:val="00C04904"/>
+    <w:rsid w:val="00C102A5"/>
+    <w:rsid w:val="00C11F49"/>
+    <w:rsid w:val="00C12512"/>
+    <w:rsid w:val="00C137C5"/>
+    <w:rsid w:val="00C16ECD"/>
+    <w:rsid w:val="00C21CC2"/>
+    <w:rsid w:val="00C21DC4"/>
+    <w:rsid w:val="00C22045"/>
+    <w:rsid w:val="00C23321"/>
+    <w:rsid w:val="00C237E7"/>
+    <w:rsid w:val="00C23B22"/>
+    <w:rsid w:val="00C302E8"/>
+    <w:rsid w:val="00C328B6"/>
+    <w:rsid w:val="00C35282"/>
+    <w:rsid w:val="00C3574F"/>
+    <w:rsid w:val="00C358C6"/>
+    <w:rsid w:val="00C408CD"/>
+    <w:rsid w:val="00C42543"/>
+    <w:rsid w:val="00C426D6"/>
+    <w:rsid w:val="00C44840"/>
+    <w:rsid w:val="00C45170"/>
+    <w:rsid w:val="00C45FF5"/>
+    <w:rsid w:val="00C55F6E"/>
+    <w:rsid w:val="00C5700C"/>
+    <w:rsid w:val="00C61502"/>
+    <w:rsid w:val="00C61D62"/>
+    <w:rsid w:val="00C62A35"/>
+    <w:rsid w:val="00C64B26"/>
+    <w:rsid w:val="00C64C4C"/>
+    <w:rsid w:val="00C64D27"/>
+    <w:rsid w:val="00C70436"/>
+    <w:rsid w:val="00C70809"/>
+    <w:rsid w:val="00C708DB"/>
+    <w:rsid w:val="00C7420E"/>
+    <w:rsid w:val="00C759F5"/>
+    <w:rsid w:val="00C76C8A"/>
+    <w:rsid w:val="00C81537"/>
+    <w:rsid w:val="00C81652"/>
+    <w:rsid w:val="00C8535C"/>
+    <w:rsid w:val="00C85446"/>
+    <w:rsid w:val="00C86AC4"/>
+    <w:rsid w:val="00C86D20"/>
+    <w:rsid w:val="00C91B45"/>
+    <w:rsid w:val="00C93D52"/>
+    <w:rsid w:val="00CA0E54"/>
+    <w:rsid w:val="00CA4084"/>
+    <w:rsid w:val="00CA61BC"/>
+    <w:rsid w:val="00CB02D6"/>
+    <w:rsid w:val="00CB0642"/>
+    <w:rsid w:val="00CB29A6"/>
+    <w:rsid w:val="00CB4493"/>
+    <w:rsid w:val="00CB7202"/>
+    <w:rsid w:val="00CC3867"/>
+    <w:rsid w:val="00CC45B0"/>
+    <w:rsid w:val="00CC6872"/>
+    <w:rsid w:val="00CC7E76"/>
+    <w:rsid w:val="00CD23F0"/>
+    <w:rsid w:val="00CD34B6"/>
+    <w:rsid w:val="00CE024A"/>
+    <w:rsid w:val="00CE042B"/>
+    <w:rsid w:val="00CE2ED3"/>
+    <w:rsid w:val="00CE399E"/>
+    <w:rsid w:val="00CE41A2"/>
+    <w:rsid w:val="00CE6E87"/>
+    <w:rsid w:val="00CF6747"/>
+    <w:rsid w:val="00CF706D"/>
+    <w:rsid w:val="00D04E19"/>
+    <w:rsid w:val="00D13B86"/>
+    <w:rsid w:val="00D13C68"/>
+    <w:rsid w:val="00D14588"/>
+    <w:rsid w:val="00D15D1A"/>
+    <w:rsid w:val="00D207CD"/>
+    <w:rsid w:val="00D21947"/>
+    <w:rsid w:val="00D22F52"/>
+    <w:rsid w:val="00D23BE0"/>
+    <w:rsid w:val="00D2551E"/>
+    <w:rsid w:val="00D27407"/>
+    <w:rsid w:val="00D30FC0"/>
+    <w:rsid w:val="00D33FC1"/>
+    <w:rsid w:val="00D346FA"/>
+    <w:rsid w:val="00D360EE"/>
+    <w:rsid w:val="00D36B7A"/>
+    <w:rsid w:val="00D378F3"/>
+    <w:rsid w:val="00D429D5"/>
+    <w:rsid w:val="00D44BE2"/>
+    <w:rsid w:val="00D453E6"/>
+    <w:rsid w:val="00D52077"/>
+    <w:rsid w:val="00D52225"/>
+    <w:rsid w:val="00D54BE5"/>
+    <w:rsid w:val="00D5575A"/>
+    <w:rsid w:val="00D57934"/>
+    <w:rsid w:val="00D61111"/>
+    <w:rsid w:val="00D6152E"/>
+    <w:rsid w:val="00D63313"/>
+    <w:rsid w:val="00D63508"/>
+    <w:rsid w:val="00D636F9"/>
+    <w:rsid w:val="00D64528"/>
+    <w:rsid w:val="00D6570D"/>
+    <w:rsid w:val="00D661ED"/>
+    <w:rsid w:val="00D66E2C"/>
+    <w:rsid w:val="00D67EBE"/>
+    <w:rsid w:val="00D73BE9"/>
+    <w:rsid w:val="00D75457"/>
+    <w:rsid w:val="00D76AD9"/>
+    <w:rsid w:val="00D81D31"/>
+    <w:rsid w:val="00D82B41"/>
+    <w:rsid w:val="00D830ED"/>
+    <w:rsid w:val="00D84CDA"/>
+    <w:rsid w:val="00D86728"/>
+    <w:rsid w:val="00D904DB"/>
+    <w:rsid w:val="00D91ACE"/>
+    <w:rsid w:val="00D928FF"/>
+    <w:rsid w:val="00D93980"/>
+    <w:rsid w:val="00D94841"/>
+    <w:rsid w:val="00D94E9C"/>
+    <w:rsid w:val="00D95F63"/>
+    <w:rsid w:val="00D96C39"/>
+    <w:rsid w:val="00DA1DFD"/>
+    <w:rsid w:val="00DA26C9"/>
+    <w:rsid w:val="00DA3193"/>
+    <w:rsid w:val="00DA7C47"/>
+    <w:rsid w:val="00DA7FBE"/>
+    <w:rsid w:val="00DB0E19"/>
+    <w:rsid w:val="00DC068B"/>
+    <w:rsid w:val="00DC215D"/>
+    <w:rsid w:val="00DC2F1B"/>
+    <w:rsid w:val="00DC5082"/>
+    <w:rsid w:val="00DC5F87"/>
+    <w:rsid w:val="00DC6D04"/>
+    <w:rsid w:val="00DC76EA"/>
+    <w:rsid w:val="00DD71D8"/>
+    <w:rsid w:val="00DD77F2"/>
+    <w:rsid w:val="00DD7F06"/>
+    <w:rsid w:val="00DE45AF"/>
+    <w:rsid w:val="00DE569B"/>
+    <w:rsid w:val="00DE67C6"/>
+    <w:rsid w:val="00DE7EFE"/>
+    <w:rsid w:val="00DF1A7B"/>
+    <w:rsid w:val="00DF20DC"/>
+    <w:rsid w:val="00DF4481"/>
+    <w:rsid w:val="00DF5D76"/>
+    <w:rsid w:val="00E0039D"/>
+    <w:rsid w:val="00E02C11"/>
+    <w:rsid w:val="00E04152"/>
+    <w:rsid w:val="00E0760F"/>
+    <w:rsid w:val="00E07775"/>
+    <w:rsid w:val="00E07F09"/>
+    <w:rsid w:val="00E107B1"/>
+    <w:rsid w:val="00E11BEA"/>
+    <w:rsid w:val="00E13C00"/>
+    <w:rsid w:val="00E1657B"/>
+    <w:rsid w:val="00E16AEA"/>
+    <w:rsid w:val="00E16F18"/>
+    <w:rsid w:val="00E22B9C"/>
+    <w:rsid w:val="00E232A7"/>
+    <w:rsid w:val="00E24318"/>
+    <w:rsid w:val="00E25476"/>
+    <w:rsid w:val="00E272CD"/>
+    <w:rsid w:val="00E32FF8"/>
+    <w:rsid w:val="00E33612"/>
+    <w:rsid w:val="00E33E6E"/>
+    <w:rsid w:val="00E359E1"/>
+    <w:rsid w:val="00E36B31"/>
+    <w:rsid w:val="00E37996"/>
+    <w:rsid w:val="00E40B69"/>
+    <w:rsid w:val="00E41321"/>
+    <w:rsid w:val="00E4387E"/>
+    <w:rsid w:val="00E458E2"/>
+    <w:rsid w:val="00E4709A"/>
+    <w:rsid w:val="00E526EB"/>
+    <w:rsid w:val="00E5273A"/>
+    <w:rsid w:val="00E548C0"/>
+    <w:rsid w:val="00E54A51"/>
+    <w:rsid w:val="00E57DA8"/>
+    <w:rsid w:val="00E608EB"/>
+    <w:rsid w:val="00E60A91"/>
+    <w:rsid w:val="00E61B3A"/>
+    <w:rsid w:val="00E65043"/>
+    <w:rsid w:val="00E71E34"/>
+    <w:rsid w:val="00E72D98"/>
+    <w:rsid w:val="00E736D0"/>
+    <w:rsid w:val="00E76B71"/>
+    <w:rsid w:val="00E77DF0"/>
+    <w:rsid w:val="00E8012B"/>
+    <w:rsid w:val="00E80932"/>
+    <w:rsid w:val="00E8142A"/>
+    <w:rsid w:val="00E838E5"/>
+    <w:rsid w:val="00E901CF"/>
+    <w:rsid w:val="00E97E1D"/>
+    <w:rsid w:val="00EA0ABC"/>
+    <w:rsid w:val="00EA0E24"/>
+    <w:rsid w:val="00EA3558"/>
+    <w:rsid w:val="00EA3A4F"/>
+    <w:rsid w:val="00EA3BEB"/>
+    <w:rsid w:val="00EA44DA"/>
+    <w:rsid w:val="00EA4AFD"/>
+    <w:rsid w:val="00EA5E82"/>
+    <w:rsid w:val="00EA6437"/>
+    <w:rsid w:val="00EB4516"/>
+    <w:rsid w:val="00EB4DC5"/>
+    <w:rsid w:val="00EB50E4"/>
+    <w:rsid w:val="00EB5C50"/>
+    <w:rsid w:val="00EB641F"/>
+    <w:rsid w:val="00EB6A3D"/>
+    <w:rsid w:val="00EC224F"/>
+    <w:rsid w:val="00EC283F"/>
+    <w:rsid w:val="00ED10BB"/>
+    <w:rsid w:val="00EE040E"/>
+    <w:rsid w:val="00EE11F6"/>
+    <w:rsid w:val="00EE230C"/>
+    <w:rsid w:val="00EE2CF8"/>
+    <w:rsid w:val="00EE3142"/>
+    <w:rsid w:val="00EE5C54"/>
+    <w:rsid w:val="00EE6916"/>
+    <w:rsid w:val="00EF0163"/>
+    <w:rsid w:val="00EF05AF"/>
+    <w:rsid w:val="00EF12C2"/>
+    <w:rsid w:val="00EF2128"/>
+    <w:rsid w:val="00EF3D88"/>
+    <w:rsid w:val="00EF5DAB"/>
+    <w:rsid w:val="00EF7A00"/>
+    <w:rsid w:val="00EF7AA4"/>
+    <w:rsid w:val="00F028C3"/>
+    <w:rsid w:val="00F05A5D"/>
+    <w:rsid w:val="00F07E4F"/>
+    <w:rsid w:val="00F10168"/>
+    <w:rsid w:val="00F11A2B"/>
+    <w:rsid w:val="00F1516B"/>
+    <w:rsid w:val="00F15338"/>
+    <w:rsid w:val="00F17730"/>
+    <w:rsid w:val="00F26A54"/>
+    <w:rsid w:val="00F30482"/>
+    <w:rsid w:val="00F311E8"/>
+    <w:rsid w:val="00F34765"/>
+    <w:rsid w:val="00F35592"/>
+    <w:rsid w:val="00F36A25"/>
+    <w:rsid w:val="00F40FCB"/>
+    <w:rsid w:val="00F439F6"/>
+    <w:rsid w:val="00F45E8A"/>
+    <w:rsid w:val="00F5444B"/>
+    <w:rsid w:val="00F548D7"/>
+    <w:rsid w:val="00F55C41"/>
+    <w:rsid w:val="00F600B8"/>
+    <w:rsid w:val="00F607AA"/>
+    <w:rsid w:val="00F616BB"/>
+    <w:rsid w:val="00F63685"/>
+    <w:rsid w:val="00F65253"/>
+    <w:rsid w:val="00F658F6"/>
+    <w:rsid w:val="00F67FBB"/>
+    <w:rsid w:val="00F72A97"/>
+    <w:rsid w:val="00F73697"/>
+    <w:rsid w:val="00F737B3"/>
+    <w:rsid w:val="00F739CE"/>
+    <w:rsid w:val="00F76986"/>
+    <w:rsid w:val="00F76EEF"/>
+    <w:rsid w:val="00F77CF0"/>
+    <w:rsid w:val="00F81066"/>
+    <w:rsid w:val="00F87C06"/>
+    <w:rsid w:val="00F92898"/>
+    <w:rsid w:val="00FA038F"/>
+    <w:rsid w:val="00FA0554"/>
+    <w:rsid w:val="00FA1AE9"/>
+    <w:rsid w:val="00FA1B26"/>
+    <w:rsid w:val="00FA2B82"/>
+    <w:rsid w:val="00FA5B0E"/>
+    <w:rsid w:val="00FA712A"/>
+    <w:rsid w:val="00FA7E05"/>
+    <w:rsid w:val="00FB0D77"/>
+    <w:rsid w:val="00FB371D"/>
+    <w:rsid w:val="00FB4E40"/>
+    <w:rsid w:val="00FB545F"/>
+    <w:rsid w:val="00FC2DE8"/>
+    <w:rsid w:val="00FC428E"/>
+    <w:rsid w:val="00FC54EF"/>
+    <w:rsid w:val="00FD2896"/>
+    <w:rsid w:val="00FD4F40"/>
+    <w:rsid w:val="00FD62B7"/>
+    <w:rsid w:val="00FD68DE"/>
+    <w:rsid w:val="00FD6AFC"/>
+    <w:rsid w:val="00FE054F"/>
+    <w:rsid w:val="00FE119D"/>
+    <w:rsid w:val="00FE25BD"/>
+    <w:rsid w:val="00FE697C"/>
+    <w:rsid w:val="00FE7BEE"/>
+    <w:rsid w:val="00FF264E"/>
+    <w:rsid w:val="00FF27BB"/>
+    <w:rsid w:val="00FF4AC2"/>
+    <w:rsid w:val="00FF4EF9"/>
+    <w:rsid w:val="00FF7327"/>
+    <w:rsid w:val="00FF7F3E"/>
+  </w:rsids>
+  <m:mathPr>
+    <m:mathFont m:val="Cambria Math"/>
+    <m:brkBin m:val="before"/>
+    <m:brkBinSub m:val="--"/>
+    <m:smallFrac m:val="0"/>
+    <m:dispDef/>
+    <m:lMargin m:val="0"/>
+    <m:rMargin m:val="0"/>
+    <m:defJc m:val="centerGroup"/>
+    <m:wrapIndent m:val="1440"/>
+    <m:intLim m:val="subSup"/>
+    <m:naryLim m:val="undOvr"/>
+  </m:mathPr>
+  <w:themeFontLang w:val="en-US"/>
+  <w:clrSchemeMapping w:bg1="light1" w:t1="dark1" w:bg2="light2" w:t2="dark2" w:accent1="accent1" w:accent2="accent2" w:accent3="accent3" w:accent4="accent4" w:accent5="accent5" w:accent6="accent6" w:hyperlink="hyperlink" w:followedHyperlink="followedHyperlink"/>
+  <w:shapeDefaults>
+    <o:shapedefaults v:ext="edit" spidmax="1026"/>
+    <o:shapelayout v:ext="edit">
+      <o:idmap v:ext="edit" data="1"/>
+    </o:shapelayout>
+  </w:shapeDefaults>
+  <w:decimalSymbol w:val="."/>
+  <w:listSeparator w:val=","/>
+  <w14:docId w14:val="24C73DAC"/>
+  <w15:docId w15:val="{53DEE782-66BE-4350-8485-44C7D7680D52}"/>
+</w:settings>
+</file>
+
+<file path=./word/styles.xml><?xml version="1.0" encoding="utf-8"?>
 <w:styles xmlns:mc="http://schemas.openxmlformats.org/markup-compatibility/2006" xmlns:r="http://schemas.openxmlformats.org/officeDocument/2006/relationships" xmlns:w="http://schemas.openxmlformats.org/wordprocessingml/2006/main" xmlns:w14="http://schemas.microsoft.com/office/word/2010/wordml" xmlns:w15="http://schemas.microsoft.com/office/word/2012/wordml" xmlns:w16se="http://schemas.microsoft.com/office/word/2015/wordml/symex">
   <w:docDefaults>
     <w:rPrDefault>
@@ -11880,7 +13213,7 @@
 </w:styles>
 </file>
 
-<file path=word/theme/theme1.xml><?xml version="1.0" encoding="utf-8"?>
+<file path=./word/theme/theme1.xml><?xml version="1.0" encoding="utf-8"?>
 <a:theme xmlns:a="http://schemas.openxmlformats.org/drawingml/2006/main" name="Office Theme">
   <a:themeElements>
     <a:clrScheme name="Office">
@@ -12141,14 +13474,25 @@
 </a:theme>
 </file>
 
-<file path=customXml/item1.xml><?xml version="1.0" encoding="utf-8"?>
-<b:Sources xmlns:b="http://schemas.openxmlformats.org/officeDocument/2006/bibliography" xmlns="http://schemas.openxmlformats.org/officeDocument/2006/bibliography" SelectedStyle="\APASixthEditionOfficeOnline.xsl" StyleName="APA" Version="6"/>
-</file>
-
-<file path=customXml/itemProps1.xml><?xml version="1.0" encoding="utf-8"?>
-<ds:datastoreItem xmlns:ds="http://schemas.openxmlformats.org/officeDocument/2006/customXml" ds:itemID="{9FD0BE17-5EC8-4C4E-B8FF-5E778BADB906}">
-  <ds:schemaRefs>
-    <ds:schemaRef ds:uri="http://schemas.openxmlformats.org/officeDocument/2006/bibliography"/>
-  </ds:schemaRefs>
-</ds:datastoreItem>
+<file path=./word/webSettings.xml><?xml version="1.0" encoding="utf-8"?>
+<w:webSettings xmlns:mc="http://schemas.openxmlformats.org/markup-compatibility/2006" xmlns:r="http://schemas.openxmlformats.org/officeDocument/2006/relationships" xmlns:w="http://schemas.openxmlformats.org/wordprocessingml/2006/main" xmlns:w14="http://schemas.microsoft.com/office/word/2010/wordml" xmlns:w15="http://schemas.microsoft.com/office/word/2012/wordml" xmlns:w16se="http://schemas.microsoft.com/office/word/2015/wordml/symex">
+  <w:divs>
+    <w:div w:id="644164455">
+      <w:bodyDiv w:val="1"/>
+      <w:marLeft w:val="0"/>
+      <w:marRight w:val="0"/>
+      <w:marTop w:val="0"/>
+      <w:marBottom w:val="0"/>
+      <w:divBdr>
+        <w:top w:val="none" w:sz="0" w:space="0" w:color="auto"/>
+        <w:left w:val="none" w:sz="0" w:space="0" w:color="auto"/>
+        <w:bottom w:val="none" w:sz="0" w:space="0" w:color="auto"/>
+        <w:right w:val="none" w:sz="0" w:space="0" w:color="auto"/>
+      </w:divBdr>
+    </w:div>
+  </w:divs>
+  <w:optimizeForBrowser/>
+  <w:relyOnVML/>
+  <w:allowPNG/>
+</w:webSettings>
 </file>
--- a/skills/phong-vattu/assets/bb-hop-hdkh-danh-muc-tckt.docx
+++ b/skills/phong-vattu/assets/bb-hop-hdkh-danh-muc-tckt.docx
@@ -1,86 +1,6 @@
 
-<file path=./[Content_Types].xml><?xml version="1.0" encoding="utf-8"?>
-<Types xmlns="http://schemas.openxmlformats.org/package/2006/content-types">
-  <Default Extension="rels" ContentType="application/vnd.openxmlformats-package.relationships+xml"/>
-  <Default Extension="xml" ContentType="application/xml"/>
-  <Override PartName="/word/document.xml" ContentType="application/vnd.openxmlformats-officedocument.wordprocessingml.document.main+xml"/>
-  <Override PartName="/customXml/itemProps1.xml" ContentType="application/vnd.openxmlformats-officedocument.customXmlProperties+xml"/>
-  <Override PartName="/word/numbering.xml" ContentType="application/vnd.openxmlformats-officedocument.wordprocessingml.numbering+xml"/>
-  <Override PartName="/word/styles.xml" ContentType="application/vnd.openxmlformats-officedocument.wordprocessingml.styles+xml"/>
-  <Override PartName="/word/settings.xml" ContentType="application/vnd.openxmlformats-officedocument.wordprocessingml.settings+xml"/>
-  <Override PartName="/word/webSettings.xml" ContentType="application/vnd.openxmlformats-officedocument.wordprocessingml.webSettings+xml"/>
-  <Override PartName="/word/footnotes.xml" ContentType="application/vnd.openxmlformats-officedocument.wordprocessingml.footnotes+xml"/>
-  <Override PartName="/word/endnotes.xml" ContentType="application/vnd.openxmlformats-officedocument.wordprocessingml.endnotes+xml"/>
-  <Override PartName="/word/footer1.xml" ContentType="application/vnd.openxmlformats-officedocument.wordprocessingml.footer+xml"/>
-  <Override PartName="/word/fontTable.xml" ContentType="application/vnd.openxmlformats-officedocument.wordprocessingml.fontTable+xml"/>
-  <Override PartName="/word/theme/theme1.xml" ContentType="application/vnd.openxmlformats-officedocument.theme+xml"/>
-  <Override PartName="/docProps/core.xml" ContentType="application/vnd.openxmlformats-package.core-properties+xml"/>
-  <Override PartName="/docProps/app.xml" ContentType="application/vnd.openxmlformats-officedocument.extended-properties+xml"/>
-</Types>
-</file>
-
-<file path=./customXml/item1.xml><?xml version="1.0" encoding="utf-8"?>
-<b:Sources xmlns:b="http://schemas.openxmlformats.org/officeDocument/2006/bibliography" xmlns="http://schemas.openxmlformats.org/officeDocument/2006/bibliography" SelectedStyle="\APASixthEditionOfficeOnline.xsl" StyleName="APA" Version="6"/>
-</file>
-
-<file path=./customXml/itemProps1.xml><?xml version="1.0" encoding="utf-8"?>
-<ds:datastoreItem xmlns:ds="http://schemas.openxmlformats.org/officeDocument/2006/customXml" ds:itemID="{9FD0BE17-5EC8-4C4E-B8FF-5E778BADB906}">
-  <ds:schemaRefs>
-    <ds:schemaRef ds:uri="http://schemas.openxmlformats.org/officeDocument/2006/bibliography"/>
-  </ds:schemaRefs>
-</ds:datastoreItem>
-</file>
-
-<file path=./docProps/app.xml><?xml version="1.0" encoding="utf-8"?>
-<Properties xmlns="http://schemas.openxmlformats.org/officeDocument/2006/extended-properties" xmlns:vt="http://schemas.openxmlformats.org/officeDocument/2006/docPropsVTypes">
-  <Template>Normal</Template>
-  <TotalTime>122</TotalTime>
-  <Pages>1</Pages>
-  <Words>1475</Words>
-  <Characters>8414</Characters>
-  <Application>Microsoft Office Word</Application>
-  <DocSecurity>0</DocSecurity>
-  <Lines>70</Lines>
-  <Paragraphs>19</Paragraphs>
-  <ScaleCrop>false</ScaleCrop>
-  <HeadingPairs>
-    <vt:vector size="2" baseType="variant">
-      <vt:variant>
-        <vt:lpstr>Title</vt:lpstr>
-      </vt:variant>
-      <vt:variant>
-        <vt:i4>1</vt:i4>
-      </vt:variant>
-    </vt:vector>
-  </HeadingPairs>
-  <TitlesOfParts>
-    <vt:vector size="1" baseType="lpstr">
-      <vt:lpstr/>
-    </vt:vector>
-  </TitlesOfParts>
-  <Company>Microsoft</Company>
-  <LinksUpToDate>false</LinksUpToDate>
-  <CharactersWithSpaces>9870</CharactersWithSpaces>
-  <SharedDoc>false</SharedDoc>
-  <HyperlinksChanged>false</HyperlinksChanged>
-  <AppVersion>16.0000</AppVersion>
-</Properties>
-</file>
-
-<file path=./docProps/core.xml><?xml version="1.0" encoding="utf-8"?>
-<cp:coreProperties xmlns:cp="http://schemas.openxmlformats.org/package/2006/metadata/core-properties" xmlns:dc="http://purl.org/dc/elements/1.1/" xmlns:dcterms="http://purl.org/dc/terms/" xmlns:dcmitype="http://purl.org/dc/dcmitype/" xmlns:xsi="http://www.w3.org/2001/XMLSchema-instance">
-  <dc:title/>
-  <dc:creator>Admin</dc:creator>
-  <cp:lastModifiedBy>MY</cp:lastModifiedBy>
-  <cp:revision>36</cp:revision>
-  <cp:lastPrinted>2026-04-10T07:32:00Z</cp:lastPrinted>
-  <dcterms:created xsi:type="dcterms:W3CDTF">2025-09-11T01:18:00Z</dcterms:created>
-  <dcterms:modified xsi:type="dcterms:W3CDTF">2026-04-10T07:37:00Z</dcterms:modified>
-</cp:coreProperties>
-</file>
-
-<file path=./word/document.xml><?xml version="1.0" encoding="utf-8"?>
-<w:document xmlns:ns1="http://schemas.openxmlformats.org/markup-compatibility/2006" xmlns:ns10="http://schemas.openxmlformats.org/officeDocument/2006/relationships" xmlns:ns2="http://schemas.microsoft.com/office/word/2010/wordml" xmlns:ns3="http://schemas.openxmlformats.org/drawingml/2006/wordprocessingDrawing" xmlns:ns4="http://schemas.microsoft.com/office/word/2010/wordprocessingDrawing" xmlns:ns5="http://schemas.openxmlformats.org/drawingml/2006/main" xmlns:ns6="http://schemas.microsoft.com/office/word/2010/wordprocessingShape" xmlns:ns7="urn:schemas-microsoft-com:vml" xmlns:ns8="urn:schemas-microsoft-com:office:office" xmlns:ns9="http://schemas.microsoft.com/office/drawing/2010/main" xmlns:w="http://schemas.openxmlformats.org/wordprocessingml/2006/main" xmlns:wps="http://schemas.microsoft.com/office/word/2010/wordprocessingShape">
+<file path=word/document.xml><?xml version="1.0" encoding="utf-8"?>
+<w:document xmlns:wpc="http://schemas.microsoft.com/office/word/2010/wordprocessingCanvas" xmlns:cx="http://schemas.microsoft.com/office/drawing/2014/chartex" xmlns:mc="http://schemas.openxmlformats.org/markup-compatibility/2006" xmlns:o="urn:schemas-microsoft-com:office:office" xmlns:r="http://schemas.openxmlformats.org/officeDocument/2006/relationships" xmlns:m="http://schemas.openxmlformats.org/officeDocument/2006/math" xmlns:v="urn:schemas-microsoft-com:vml" xmlns:wp14="http://schemas.microsoft.com/office/word/2010/wordprocessingDrawing" xmlns:wp="http://schemas.openxmlformats.org/drawingml/2006/wordprocessingDrawing" xmlns:w10="urn:schemas-microsoft-com:office:word" xmlns:w="http://schemas.openxmlformats.org/wordprocessingml/2006/main" xmlns:w14="http://schemas.microsoft.com/office/word/2010/wordml" xmlns:w15="http://schemas.microsoft.com/office/word/2012/wordml" xmlns:w16se="http://schemas.microsoft.com/office/word/2015/wordml/symex" xmlns:wpg="http://schemas.microsoft.com/office/word/2010/wordprocessingGroup" xmlns:wpi="http://schemas.microsoft.com/office/word/2010/wordprocessingInk" xmlns:wne="http://schemas.microsoft.com/office/word/2006/wordml" xmlns:wps="http://schemas.microsoft.com/office/word/2010/wordprocessingShape">
   <w:body>
     <w:tbl>
       <w:tblPr>
@@ -97,7 +17,7 @@
         <w:gridCol w:w="4962"/>
         <w:gridCol w:w="5614"/>
       </w:tblGrid>
-      <w:tr ns2:paraId="57AE3317" ns2:textId="77777777">
+      <w:tr>
         <w:trPr>
           <w:cantSplit/>
           <w:trHeight w:val="693"/>
@@ -107,7 +27,7 @@
           <w:tcPr>
             <w:tcW w:w="4962" w:type="dxa"/>
           </w:tcPr>
-          <w:p ns2:paraId="0576E6A1" ns2:textId="2FB484F1">
+          <w:p>
             <w:pPr>
               <w:autoSpaceDE w:val="0"/>
               <w:autoSpaceDN w:val="0"/>
@@ -134,7 +54,7 @@
               <w:t>PHÚ THỌ</w:t>
             </w:r>
           </w:p>
-          <w:p ns2:paraId="7146E3E3" ns2:textId="4D7EAAB5">
+          <w:p>
             <w:pPr>
               <w:autoSpaceDE w:val="0"/>
               <w:autoSpaceDN w:val="0"/>
@@ -152,67 +72,67 @@
                 <w:bCs/>
                 <w:noProof/>
               </w:rPr>
-              <ns1:AlternateContent>
-                <ns1:Choice Requires="wps">
+              <mc:AlternateContent>
+                <mc:Choice Requires="wps">
                   <w:drawing>
-                    <ns3:anchor distT="0" distB="0" distL="114300" distR="114300" simplePos="0" relativeHeight="251660288" behindDoc="0" locked="0" layoutInCell="1" allowOverlap="1" ns4:editId="5A0B5CCC">
-                      <ns3:simplePos x="0" y="0"/>
-                      <ns3:positionH relativeFrom="column">
-                        <ns3:posOffset>799092</ns3:posOffset>
-                      </ns3:positionH>
-                      <ns3:positionV relativeFrom="paragraph">
-                        <ns3:posOffset>233680</ns3:posOffset>
-                      </ns3:positionV>
-                      <ns3:extent cx="1402248" cy="0"/>
-                      <ns3:effectExtent l="0" t="0" r="26670" b="19050"/>
-                      <ns3:wrapNone/>
-                      <ns3:docPr id="1" name="Straight Connector 1"/>
-                      <ns3:cNvGraphicFramePr/>
-                      <ns5:graphic>
-                        <ns5:graphicData uri="http://schemas.microsoft.com/office/word/2010/wordprocessingShape">
-                          <ns6:wsp>
-                            <ns6:cNvCnPr/>
-                            <ns6:spPr>
-                              <ns5:xfrm>
-                                <ns5:off x="0" y="0"/>
-                                <ns5:ext cx="1402248" cy="0"/>
-                              </ns5:xfrm>
-                              <ns5:prstGeom prst="line">
-                                <ns5:avLst/>
-                              </ns5:prstGeom>
-                            </ns6:spPr>
-                            <ns6:style>
-                              <ns5:lnRef idx="1">
-                                <ns5:schemeClr val="dk1"/>
-                              </ns5:lnRef>
-                              <ns5:fillRef idx="0">
-                                <ns5:schemeClr val="dk1"/>
-                              </ns5:fillRef>
-                              <ns5:effectRef idx="0">
-                                <ns5:schemeClr val="dk1"/>
-                              </ns5:effectRef>
-                              <ns5:fontRef idx="minor">
-                                <ns5:schemeClr val="tx1"/>
-                              </ns5:fontRef>
-                            </ns6:style>
-                            <ns6:bodyPr/>
-                          </ns6:wsp>
-                        </ns5:graphicData>
-                      </ns5:graphic>
-                      <ns4:sizeRelH relativeFrom="margin">
-                        <ns4:pctWidth>0</ns4:pctWidth>
-                      </ns4:sizeRelH>
-                    </ns3:anchor>
+                    <wp:anchor distT="0" distB="0" distL="114300" distR="114300" simplePos="0" relativeHeight="251660288" behindDoc="0" locked="0" layoutInCell="1" allowOverlap="1" wp14:editId="5A0B5CCC">
+                      <wp:simplePos x="0" y="0"/>
+                      <wp:positionH relativeFrom="column">
+                        <wp:posOffset>799092</wp:posOffset>
+                      </wp:positionH>
+                      <wp:positionV relativeFrom="paragraph">
+                        <wp:posOffset>233680</wp:posOffset>
+                      </wp:positionV>
+                      <wp:extent cx="1402248" cy="0"/>
+                      <wp:effectExtent l="0" t="0" r="26670" b="19050"/>
+                      <wp:wrapNone/>
+                      <wp:docPr id="1" name="Straight Connector 1"/>
+                      <wp:cNvGraphicFramePr/>
+                      <a:graphic xmlns:a="http://schemas.openxmlformats.org/drawingml/2006/main">
+                        <a:graphicData uri="http://schemas.microsoft.com/office/word/2010/wordprocessingShape">
+                          <wps:wsp>
+                            <wps:cNvCnPr/>
+                            <wps:spPr>
+                              <a:xfrm>
+                                <a:off x="0" y="0"/>
+                                <a:ext cx="1402248" cy="0"/>
+                              </a:xfrm>
+                              <a:prstGeom prst="line">
+                                <a:avLst/>
+                              </a:prstGeom>
+                            </wps:spPr>
+                            <wps:style>
+                              <a:lnRef idx="1">
+                                <a:schemeClr val="dk1"/>
+                              </a:lnRef>
+                              <a:fillRef idx="0">
+                                <a:schemeClr val="dk1"/>
+                              </a:fillRef>
+                              <a:effectRef idx="0">
+                                <a:schemeClr val="dk1"/>
+                              </a:effectRef>
+                              <a:fontRef idx="minor">
+                                <a:schemeClr val="tx1"/>
+                              </a:fontRef>
+                            </wps:style>
+                            <wps:bodyPr/>
+                          </wps:wsp>
+                        </a:graphicData>
+                      </a:graphic>
+                      <wp14:sizeRelH relativeFrom="margin">
+                        <wp14:pctWidth>0</wp14:pctWidth>
+                      </wp14:sizeRelH>
+                    </wp:anchor>
                   </w:drawing>
-                </ns1:Choice>
-                <ns1:Fallback>
+                </mc:Choice>
+                <mc:Fallback xmlns:cx1="http://schemas.microsoft.com/office/drawing/2015/9/8/chartex" xmlns:cx2="http://schemas.microsoft.com/office/drawing/2015/10/21/chartex" xmlns:cx3="http://schemas.microsoft.com/office/drawing/2016/5/9/chartex" xmlns:cx4="http://schemas.microsoft.com/office/drawing/2016/5/10/chartex" xmlns:cx5="http://schemas.microsoft.com/office/drawing/2016/5/11/chartex" xmlns:cx6="http://schemas.microsoft.com/office/drawing/2016/5/12/chartex" xmlns:cx7="http://schemas.microsoft.com/office/drawing/2016/5/13/chartex" xmlns:cx8="http://schemas.microsoft.com/office/drawing/2016/5/14/chartex" xmlns:aink="http://schemas.microsoft.com/office/drawing/2016/ink" xmlns:am3d="http://schemas.microsoft.com/office/drawing/2017/model3d" xmlns:oel="http://schemas.microsoft.com/office/2019/extlst" xmlns:w16cex="http://schemas.microsoft.com/office/word/2018/wordml/cex" xmlns:w16cid="http://schemas.microsoft.com/office/word/2016/wordml/cid" xmlns:w16="http://schemas.microsoft.com/office/word/2018/wordml" xmlns:w16du="http://schemas.microsoft.com/office/word/2023/wordml/word16du" xmlns:w16sdtdh="http://schemas.microsoft.com/office/word/2020/wordml/sdtdatahash" xmlns:w16sdtfl="http://schemas.microsoft.com/office/word/2024/wordml/sdtformatlock">
                   <w:pict>
-                    <ns7:line id="Straight Connector 1" ns8:spid="_x0000_s1026" style="position:absolute;z-index:251660288;visibility:visible;mso-wrap-style:square;mso-width-percent:0;mso-wrap-distance-left:9pt;mso-wrap-distance-top:0;mso-wrap-distance-right:9pt;mso-wrap-distance-bottom:0;mso-position-horizontal:absolute;mso-position-horizontal-relative:text;mso-position-vertical:absolute;mso-position-vertical-relative:text;mso-width-percent:0;mso-width-relative:margin" from="62.9pt,18.4pt" to="173.3pt,18.4pt" ns8:gfxdata="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" strokecolor="black [3200]" strokeweight=".5pt">
-                      <ns7:stroke joinstyle="miter"/>
-                    </ns7:line>
+                    <v:line id="Straight Connector 1" o:spid="_x0000_s1026" style="position:absolute;z-index:251660288;visibility:visible;mso-wrap-style:square;mso-width-percent:0;mso-wrap-distance-left:9pt;mso-wrap-distance-top:0;mso-wrap-distance-right:9pt;mso-wrap-distance-bottom:0;mso-position-horizontal:absolute;mso-position-horizontal-relative:text;mso-position-vertical:absolute;mso-position-vertical-relative:text;mso-width-percent:0;mso-width-relative:margin" from="62.9pt,18.4pt" to="173.3pt,18.4pt" o:gfxdata="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" strokecolor="black [3200]" strokeweight=".5pt">
+                      <v:stroke joinstyle="miter"/>
+                    </v:line>
                   </w:pict>
-                </ns1:Fallback>
-              </ns1:AlternateContent>
+                </mc:Fallback>
+              </mc:AlternateContent>
             </w:r>
             <w:r>
               <w:rPr>
@@ -228,7 +148,7 @@
           <w:tcPr>
             <w:tcW w:w="5614" w:type="dxa"/>
           </w:tcPr>
-          <w:p ns2:paraId="47A17E70" ns2:textId="77777777">
+          <w:p>
             <w:pPr>
               <w:autoSpaceDE w:val="0"/>
               <w:autoSpaceDN w:val="0"/>
@@ -251,7 +171,7 @@
               <w:t>CỘNG HOÀ XÃ HỘI CHỦ NGHĨA VIỆT NAM</w:t>
             </w:r>
           </w:p>
-          <w:p ns2:paraId="197C7C03" ns2:textId="4372EFD6">
+          <w:p>
             <w:pPr>
               <w:autoSpaceDE w:val="0"/>
               <w:autoSpaceDN w:val="0"/>
@@ -271,74 +191,74 @@
                 <w:sz w:val="28"/>
                 <w:szCs w:val="28"/>
               </w:rPr>
-              <ns1:AlternateContent>
-                <ns1:Choice Requires="wps">
+              <mc:AlternateContent>
+                <mc:Choice Requires="wps">
                   <w:drawing>
-                    <ns3:anchor distT="0" distB="0" distL="114300" distR="114300" simplePos="0" relativeHeight="251659264" behindDoc="0" locked="0" layoutInCell="1" allowOverlap="1" ns4:editId="7EC65AFF">
-                      <ns3:simplePos x="0" y="0"/>
-                      <ns3:positionH relativeFrom="column">
-                        <ns3:posOffset>735551</ns3:posOffset>
-                      </ns3:positionH>
-                      <ns3:positionV relativeFrom="paragraph">
-                        <ns3:posOffset>230367</ns3:posOffset>
-                      </ns3:positionV>
-                      <ns3:extent cx="1995777" cy="0"/>
-                      <ns3:effectExtent l="0" t="0" r="24130" b="19050"/>
-                      <ns3:wrapNone/>
-                      <ns3:docPr id="2" name="Line 12"/>
-                      <ns3:cNvGraphicFramePr>
-                        <ns5:graphicFrameLocks/>
-                      </ns3:cNvGraphicFramePr>
-                      <ns5:graphic>
-                        <ns5:graphicData uri="http://schemas.microsoft.com/office/word/2010/wordprocessingShape">
-                          <ns6:wsp>
-                            <ns6:cNvCnPr>
-                              <ns5:cxnSpLocks noChangeShapeType="1"/>
-                            </ns6:cNvCnPr>
-                            <ns6:spPr bwMode="auto">
-                              <ns5:xfrm>
-                                <ns5:off x="0" y="0"/>
-                                <ns5:ext cx="1995777" cy="0"/>
-                              </ns5:xfrm>
-                              <ns5:prstGeom prst="line">
-                                <ns5:avLst/>
-                              </ns5:prstGeom>
-                              <ns5:noFill/>
-                              <ns5:ln w="9525">
-                                <ns5:solidFill>
-                                  <ns5:srgbClr val="000000"/>
-                                </ns5:solidFill>
-                                <ns5:round/>
-                                <ns5:headEnd/>
-                                <ns5:tailEnd/>
-                              </ns5:ln>
-                              <ns5:extLst>
-                                <ns5:ext uri="{909E8E84-426E-40DD-AFC4-6F175D3DCCD1}">
-                                  <ns9:hiddenFill>
-                                    <ns5:noFill/>
-                                  </ns9:hiddenFill>
-                                </ns5:ext>
-                              </ns5:extLst>
-                            </ns6:spPr>
-                            <ns6:bodyPr/>
-                          </ns6:wsp>
-                        </ns5:graphicData>
-                      </ns5:graphic>
-                      <ns4:sizeRelH relativeFrom="page">
-                        <ns4:pctWidth>0</ns4:pctWidth>
-                      </ns4:sizeRelH>
-                      <ns4:sizeRelV relativeFrom="page">
-                        <ns4:pctHeight>0</ns4:pctHeight>
-                      </ns4:sizeRelV>
-                    </ns3:anchor>
+                    <wp:anchor distT="0" distB="0" distL="114300" distR="114300" simplePos="0" relativeHeight="251659264" behindDoc="0" locked="0" layoutInCell="1" allowOverlap="1" wp14:editId="7EC65AFF">
+                      <wp:simplePos x="0" y="0"/>
+                      <wp:positionH relativeFrom="column">
+                        <wp:posOffset>735551</wp:posOffset>
+                      </wp:positionH>
+                      <wp:positionV relativeFrom="paragraph">
+                        <wp:posOffset>230367</wp:posOffset>
+                      </wp:positionV>
+                      <wp:extent cx="1995777" cy="0"/>
+                      <wp:effectExtent l="0" t="0" r="24130" b="19050"/>
+                      <wp:wrapNone/>
+                      <wp:docPr id="2" name="Line 12"/>
+                      <wp:cNvGraphicFramePr>
+                        <a:graphicFrameLocks xmlns:a="http://schemas.openxmlformats.org/drawingml/2006/main"/>
+                      </wp:cNvGraphicFramePr>
+                      <a:graphic xmlns:a="http://schemas.openxmlformats.org/drawingml/2006/main">
+                        <a:graphicData uri="http://schemas.microsoft.com/office/word/2010/wordprocessingShape">
+                          <wps:wsp>
+                            <wps:cNvCnPr>
+                              <a:cxnSpLocks noChangeShapeType="1"/>
+                            </wps:cNvCnPr>
+                            <wps:spPr bwMode="auto">
+                              <a:xfrm>
+                                <a:off x="0" y="0"/>
+                                <a:ext cx="1995777" cy="0"/>
+                              </a:xfrm>
+                              <a:prstGeom prst="line">
+                                <a:avLst/>
+                              </a:prstGeom>
+                              <a:noFill/>
+                              <a:ln w="9525">
+                                <a:solidFill>
+                                  <a:srgbClr val="000000"/>
+                                </a:solidFill>
+                                <a:round/>
+                                <a:headEnd/>
+                                <a:tailEnd/>
+                              </a:ln>
+                              <a:extLst>
+                                <a:ext uri="{909E8E84-426E-40DD-AFC4-6F175D3DCCD1}">
+                                  <a14:hiddenFill xmlns:a14="http://schemas.microsoft.com/office/drawing/2010/main">
+                                    <a:noFill/>
+                                  </a14:hiddenFill>
+                                </a:ext>
+                              </a:extLst>
+                            </wps:spPr>
+                            <wps:bodyPr/>
+                          </wps:wsp>
+                        </a:graphicData>
+                      </a:graphic>
+                      <wp14:sizeRelH relativeFrom="page">
+                        <wp14:pctWidth>0</wp14:pctWidth>
+                      </wp14:sizeRelH>
+                      <wp14:sizeRelV relativeFrom="page">
+                        <wp14:pctHeight>0</wp14:pctHeight>
+                      </wp14:sizeRelV>
+                    </wp:anchor>
                   </w:drawing>
-                </ns1:Choice>
-                <ns1:Fallback>
+                </mc:Choice>
+                <mc:Fallback xmlns:cx1="http://schemas.microsoft.com/office/drawing/2015/9/8/chartex" xmlns:cx2="http://schemas.microsoft.com/office/drawing/2015/10/21/chartex" xmlns:cx3="http://schemas.microsoft.com/office/drawing/2016/5/9/chartex" xmlns:cx4="http://schemas.microsoft.com/office/drawing/2016/5/10/chartex" xmlns:cx5="http://schemas.microsoft.com/office/drawing/2016/5/11/chartex" xmlns:cx6="http://schemas.microsoft.com/office/drawing/2016/5/12/chartex" xmlns:cx7="http://schemas.microsoft.com/office/drawing/2016/5/13/chartex" xmlns:cx8="http://schemas.microsoft.com/office/drawing/2016/5/14/chartex" xmlns:aink="http://schemas.microsoft.com/office/drawing/2016/ink" xmlns:am3d="http://schemas.microsoft.com/office/drawing/2017/model3d" xmlns:oel="http://schemas.microsoft.com/office/2019/extlst" xmlns:w16cex="http://schemas.microsoft.com/office/word/2018/wordml/cex" xmlns:w16cid="http://schemas.microsoft.com/office/word/2016/wordml/cid" xmlns:w16="http://schemas.microsoft.com/office/word/2018/wordml" xmlns:w16du="http://schemas.microsoft.com/office/word/2023/wordml/word16du" xmlns:w16sdtdh="http://schemas.microsoft.com/office/word/2020/wordml/sdtdatahash" xmlns:w16sdtfl="http://schemas.microsoft.com/office/word/2024/wordml/sdtformatlock">
                   <w:pict>
-                    <ns7:line id="Line 12" ns8:spid="_x0000_s1026" style="position:absolute;z-index:251659264;visibility:visible;mso-wrap-style:square;mso-width-percent:0;mso-height-percent:0;mso-wrap-distance-left:9pt;mso-wrap-distance-top:0;mso-wrap-distance-right:9pt;mso-wrap-distance-bottom:0;mso-position-horizontal:absolute;mso-position-horizontal-relative:text;mso-position-vertical:absolute;mso-position-vertical-relative:text;mso-width-percent:0;mso-height-percent:0;mso-width-relative:page;mso-height-relative:page" from="57.9pt,18.15pt" to="215.05pt,18.15pt" ns8:gfxdata="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"/>
+                    <v:line id="Line 12" o:spid="_x0000_s1026" style="position:absolute;z-index:251659264;visibility:visible;mso-wrap-style:square;mso-width-percent:0;mso-height-percent:0;mso-wrap-distance-left:9pt;mso-wrap-distance-top:0;mso-wrap-distance-right:9pt;mso-wrap-distance-bottom:0;mso-position-horizontal:absolute;mso-position-horizontal-relative:text;mso-position-vertical:absolute;mso-position-vertical-relative:text;mso-width-percent:0;mso-height-percent:0;mso-width-relative:page;mso-height-relative:page" from="57.9pt,18.15pt" to="215.05pt,18.15pt" o:gfxdata="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"/>
                   </w:pict>
-                </ns1:Fallback>
-              </ns1:AlternateContent>
+                </mc:Fallback>
+              </mc:AlternateContent>
             </w:r>
             <w:r>
               <w:rPr>
@@ -354,7 +274,7 @@
           </w:p>
         </w:tc>
       </w:tr>
-      <w:tr ns2:paraId="34AEB1DA" ns2:textId="77777777">
+      <w:tr>
         <w:trPr>
           <w:cantSplit/>
           <w:jc w:val="center"/>
@@ -363,7 +283,7 @@
           <w:tcPr>
             <w:tcW w:w="4962" w:type="dxa"/>
           </w:tcPr>
-          <w:p ns2:paraId="50EAD571" ns2:textId="2049E263">
+          <w:p>
             <w:pPr>
               <w:keepNext/>
               <w:autoSpaceDE w:val="0"/>
@@ -383,7 +303,7 @@
           <w:tcPr>
             <w:tcW w:w="5614" w:type="dxa"/>
           </w:tcPr>
-          <w:p ns2:paraId="5C0B32F4" ns2:textId="7BB76D0D">
+          <w:p>
             <w:pPr>
               <w:spacing w:before="120" w:line="276" w:lineRule="auto"/>
               <w:jc w:val="center"/>
@@ -403,7 +323,7 @@
                 <w:sz w:val="28"/>
                 <w:szCs w:val="28"/>
               </w:rPr>
-              <w:t xml:space="preserve">Việt Trì, ngày {{NGAY_HOP}} tháng {{THANG_HOP}} năm {{NAM_HOP}}</w:t>
+              <w:t>Việt Trì</w:t>
             </w:r>
             <w:r>
               <w:rPr>
@@ -414,7 +334,7 @@
                 <w:szCs w:val="28"/>
                 <w:lang w:val="vi-VN"/>
               </w:rPr>
-              <w:t/>
+              <w:t>, ngày</w:t>
             </w:r>
             <w:r>
               <w:rPr>
@@ -424,7 +344,7 @@
                 <w:sz w:val="28"/>
                 <w:szCs w:val="28"/>
               </w:rPr>
-              <w:t xml:space="preserve"/>
+              <w:t xml:space="preserve"> </w:t>
             </w:r>
             <w:r>
               <w:rPr>
@@ -434,7 +354,7 @@
                 <w:sz w:val="28"/>
                 <w:szCs w:val="28"/>
               </w:rPr>
-              <w:t/>
+              <w:t>24</w:t>
             </w:r>
             <w:r>
               <w:rPr>
@@ -444,7 +364,7 @@
                 <w:sz w:val="28"/>
                 <w:szCs w:val="28"/>
               </w:rPr>
-              <w:t xml:space="preserve"/>
+              <w:t xml:space="preserve"> </w:t>
             </w:r>
             <w:r>
               <w:rPr>
@@ -455,7 +375,7 @@
                 <w:szCs w:val="28"/>
                 <w:lang w:val="vi-VN"/>
               </w:rPr>
-              <w:t xml:space="preserve"/>
+              <w:t xml:space="preserve">tháng </w:t>
             </w:r>
             <w:r>
               <w:rPr>
@@ -465,7 +385,7 @@
                 <w:sz w:val="28"/>
                 <w:szCs w:val="28"/>
               </w:rPr>
-              <w:t/>
+              <w:t>03</w:t>
             </w:r>
             <w:r>
               <w:rPr>
@@ -476,7 +396,7 @@
                 <w:szCs w:val="28"/>
                 <w:lang w:val="vi-VN"/>
               </w:rPr>
-              <w:t xml:space="preserve"/>
+              <w:t xml:space="preserve"> </w:t>
             </w:r>
             <w:r>
               <w:rPr>
@@ -487,7 +407,7 @@
                 <w:szCs w:val="28"/>
                 <w:lang w:val="vi-VN"/>
               </w:rPr>
-              <w:t/>
+              <w:t>năm 202</w:t>
             </w:r>
             <w:r>
               <w:rPr>
@@ -497,13 +417,13 @@
                 <w:sz w:val="28"/>
                 <w:szCs w:val="28"/>
               </w:rPr>
-              <w:t/>
+              <w:t>6</w:t>
             </w:r>
           </w:p>
         </w:tc>
       </w:tr>
     </w:tbl>
-    <w:p ns2:paraId="7C9C21D6" ns2:textId="1185C5A1">
+    <w:p>
       <w:pPr>
         <w:spacing w:before="40" w:after="40" w:line="276" w:lineRule="auto"/>
         <w:rPr>
@@ -512,7 +432,7 @@
         </w:rPr>
       </w:pPr>
     </w:p>
-    <w:p ns2:paraId="7D2BF582" ns2:textId="1A76661A">
+    <w:p>
       <w:pPr>
         <w:spacing w:before="120" w:line="276" w:lineRule="auto"/>
         <w:jc w:val="center"/>
@@ -531,7 +451,7 @@
         <w:t>BIÊN BẢN HỌP HỘI ĐỒNG KHOA HỌC</w:t>
       </w:r>
     </w:p>
-    <w:p ns2:paraId="0F554FCD" ns2:textId="7FD68C21">
+    <w:p>
       <w:pPr>
         <w:spacing w:line="276" w:lineRule="auto"/>
         <w:ind w:left="-425" w:right="-144"/>
@@ -645,7 +565,7 @@
         <w:t xml:space="preserve"> tại Bệnh viện đa khoa tỉnh Phú Thọ</w:t>
       </w:r>
     </w:p>
-    <w:p ns2:paraId="02D0C288" ns2:textId="77777777">
+    <w:p>
       <w:pPr>
         <w:spacing w:line="276" w:lineRule="auto"/>
         <w:ind w:left="-425"/>
@@ -656,7 +576,7 @@
         </w:rPr>
       </w:pPr>
     </w:p>
-    <w:p ns2:paraId="2CB6791A" ns2:textId="56E313EF">
+    <w:p>
       <w:pPr>
         <w:spacing w:line="276" w:lineRule="auto"/>
         <w:jc w:val="center"/>
@@ -679,7 +599,7 @@
         <w:t>THỜI GIAN, ĐỊA ĐIỂM, THÀNH PHẦN DỰ HỌP</w:t>
       </w:r>
     </w:p>
-    <w:p ns2:paraId="2718E3C1" ns2:textId="6D101904">
+    <w:p>
       <w:pPr>
         <w:tabs>
           <w:tab w:val="left" w:pos="709"/>
@@ -690,55 +610,55 @@
         <w:jc w:val="both"/>
       </w:pPr>
       <w:r>
-        <w:t xml:space="preserve">- Thời gian: 08h00’ ngày {{NGAY_BB_HDKH}}</w:t>
-      </w:r>
-      <w:r>
-        <w:t/>
-      </w:r>
-      <w:r>
-        <w:t/>
-      </w:r>
-      <w:r>
-        <w:t xml:space="preserve"/>
+        <w:t xml:space="preserve">- </w:t>
+      </w:r>
+      <w:r>
+        <w:t>Thời gi</w:t>
+      </w:r>
+      <w:r>
+        <w:t>an:</w:t>
+      </w:r>
+      <w:r>
+        <w:t xml:space="preserve"> </w:t>
       </w:r>
       <w:r>
         <w:rPr>
           <w:lang w:val="vi-VN"/>
         </w:rPr>
-        <w:t/>
-      </w:r>
-      <w:r>
-        <w:t/>
+        <w:t>0</w:t>
+      </w:r>
+      <w:r>
+        <w:t>8h</w:t>
       </w:r>
       <w:r>
         <w:rPr>
           <w:lang w:val="vi-VN"/>
         </w:rPr>
-        <w:t/>
-      </w:r>
-      <w:r>
-        <w:t xml:space="preserve"/>
-      </w:r>
-      <w:r>
-        <w:t xml:space="preserve"/>
-      </w:r>
-      <w:r>
-        <w:t/>
-      </w:r>
-      <w:r>
-        <w:t/>
-      </w:r>
-      <w:r>
-        <w:t/>
-      </w:r>
-      <w:r>
-        <w:t/>
-      </w:r>
-      <w:r>
-        <w:t/>
+        <w:t>00’</w:t>
+      </w:r>
+      <w:r>
+        <w:t xml:space="preserve"> ngày</w:t>
+      </w:r>
+      <w:r>
+        <w:t xml:space="preserve"> </w:t>
+      </w:r>
+      <w:r>
+        <w:t>24</w:t>
+      </w:r>
+      <w:r>
+        <w:t>/</w:t>
+      </w:r>
+      <w:r>
+        <w:t>03</w:t>
+      </w:r>
+      <w:r>
+        <w:t>/202</w:t>
+      </w:r>
+      <w:r>
+        <w:t>6</w:t>
       </w:r>
     </w:p>
-    <w:p ns2:paraId="5CE6E092" ns2:textId="6366E15E">
+    <w:p>
       <w:pPr>
         <w:tabs>
           <w:tab w:val="left" w:pos="709"/>
@@ -752,22 +672,22 @@
         </w:rPr>
       </w:pPr>
       <w:r>
-        <w:t xml:space="preserve">- Địa điểm: {{DIA_DIEM_HOP}}.</w:t>
-      </w:r>
-      <w:r>
-        <w:t xml:space="preserve"/>
-      </w:r>
-      <w:r>
-        <w:t xml:space="preserve"/>
-      </w:r>
-      <w:r>
-        <w:t/>
-      </w:r>
-      <w:r>
-        <w:t xml:space="preserve"/>
+        <w:t xml:space="preserve">- Địa điểm: </w:t>
+      </w:r>
+      <w:r>
+        <w:t xml:space="preserve">Hội trường </w:t>
+      </w:r>
+      <w:r>
+        <w:t xml:space="preserve">số 2 </w:t>
+      </w:r>
+      <w:r>
+        <w:t>tầng 7 nhà A</w:t>
+      </w:r>
+      <w:r>
+        <w:t xml:space="preserve"> Bệnh viện đa khoa tỉnh Phú Thọ.</w:t>
       </w:r>
     </w:p>
-    <w:p ns2:paraId="0EE158D4" ns2:textId="36AEDB93">
+    <w:p>
       <w:pPr>
         <w:tabs>
           <w:tab w:val="left" w:pos="851"/>
@@ -786,7 +706,7 @@
         <w:t>Thành phần tham dự</w:t>
       </w:r>
     </w:p>
-    <w:p ns2:paraId="77A1219A" ns2:textId="604098A7">
+    <w:p>
       <w:pPr>
         <w:tabs>
           <w:tab w:val="left" w:pos="567"/>
@@ -800,50 +720,50 @@
           <w:color w:val="000000" w:themeColor="text1"/>
           <w:lang w:val="vi-VN"/>
         </w:rPr>
-        <w:t xml:space="preserve">+ Các thành viên Hội đồng khoa học của Bệnh viện theo Quyết định số {{SO_QD_KIEN_TOAN_HDKH}}/QĐ-BV ngày {{NGAY_QD_KIEN_TOAN_HDKH}} của Giám đốc Bệnh viện đa khoa tỉnh Phú Thọ về việc kiện toàn Hội đồng khoa học Bệnh viện (Sau đây gọi là Hội đồng khoa học) gồm các cán bộ có tên sau đây:</w:t>
+        <w:t>+</w:t>
       </w:r>
       <w:r>
         <w:rPr>
           <w:color w:val="000000" w:themeColor="text1"/>
           <w:lang w:val="vi-VN"/>
         </w:rPr>
-        <w:t xml:space="preserve"/>
+        <w:t xml:space="preserve"> </w:t>
       </w:r>
       <w:r>
         <w:rPr>
           <w:color w:val="000000" w:themeColor="text1"/>
           <w:lang w:val="vi-VN"/>
         </w:rPr>
-        <w:t/>
+        <w:t>Các</w:t>
       </w:r>
       <w:r>
         <w:rPr>
           <w:color w:val="000000" w:themeColor="text1"/>
         </w:rPr>
-        <w:t xml:space="preserve"/>
+        <w:t xml:space="preserve"> thành viên </w:t>
       </w:r>
       <w:r>
         <w:rPr>
           <w:color w:val="000000" w:themeColor="text1"/>
         </w:rPr>
-        <w:t xml:space="preserve"/>
-      </w:r>
-      <w:r>
-        <w:t xml:space="preserve"/>
+        <w:t xml:space="preserve">Hội đồng khoa học của Bệnh viện </w:t>
+      </w:r>
+      <w:r>
+        <w:t xml:space="preserve">theo Quyết định số </w:t>
       </w:r>
       <w:r>
         <w:rPr>
           <w:rFonts w:eastAsia="Calibri"/>
           <w:color w:val="000000" w:themeColor="text1"/>
         </w:rPr>
-        <w:t/>
+        <w:t>1785</w:t>
       </w:r>
       <w:r>
         <w:rPr>
           <w:rFonts w:eastAsia="Calibri"/>
           <w:color w:val="000000" w:themeColor="text1"/>
         </w:rPr>
-        <w:t/>
+        <w:t>/</w:t>
       </w:r>
       <w:r>
         <w:rPr>
@@ -851,90 +771,90 @@
           <w:color w:val="000000" w:themeColor="text1"/>
           <w:lang w:val="pt-BR"/>
         </w:rPr>
-        <w:t/>
+        <w:t>QĐ-</w:t>
       </w:r>
       <w:r>
         <w:rPr>
           <w:rFonts w:eastAsia="Calibri"/>
           <w:lang w:val="pt-BR"/>
         </w:rPr>
-        <w:t xml:space="preserve"/>
+        <w:t xml:space="preserve">BV ngày </w:t>
       </w:r>
       <w:r>
         <w:rPr>
           <w:rFonts w:eastAsia="Calibri"/>
           <w:lang w:val="pt-BR"/>
         </w:rPr>
-        <w:t/>
+        <w:t>2</w:t>
       </w:r>
       <w:r>
         <w:rPr>
           <w:rFonts w:eastAsia="Calibri"/>
           <w:lang w:val="pt-BR"/>
         </w:rPr>
-        <w:t/>
+        <w:t>6</w:t>
       </w:r>
       <w:r>
         <w:rPr>
           <w:rFonts w:eastAsia="Calibri"/>
           <w:lang w:val="pt-BR"/>
         </w:rPr>
-        <w:t/>
+        <w:t>/</w:t>
       </w:r>
       <w:r>
         <w:rPr>
           <w:rFonts w:eastAsia="Calibri"/>
           <w:lang w:val="pt-BR"/>
         </w:rPr>
-        <w:t/>
+        <w:t>0</w:t>
       </w:r>
       <w:r>
         <w:rPr>
           <w:rFonts w:eastAsia="Calibri"/>
           <w:lang w:val="pt-BR"/>
         </w:rPr>
-        <w:t/>
+        <w:t>5</w:t>
       </w:r>
       <w:r>
         <w:rPr>
           <w:rFonts w:eastAsia="Calibri"/>
           <w:lang w:val="pt-BR"/>
         </w:rPr>
-        <w:t/>
+        <w:t>/202</w:t>
       </w:r>
       <w:r>
         <w:rPr>
           <w:rFonts w:eastAsia="Calibri"/>
           <w:lang w:val="pt-BR"/>
         </w:rPr>
-        <w:t/>
+        <w:t>5</w:t>
       </w:r>
       <w:r>
         <w:rPr>
           <w:rFonts w:eastAsia="Calibri"/>
           <w:lang w:val="pt-BR"/>
         </w:rPr>
-        <w:t xml:space="preserve"/>
+        <w:t xml:space="preserve"> của Giám đốc Bệnh viện đa khoa tỉnh Phú Thọ về việc kiện toàn Hội đồng khoa học Bệnh viện (</w:t>
       </w:r>
       <w:r>
         <w:rPr>
           <w:rFonts w:eastAsia="Calibri"/>
           <w:lang w:val="pt-BR"/>
         </w:rPr>
-        <w:t/>
+        <w:t>Sau đây gọi là Hội đồng khoa học</w:t>
       </w:r>
       <w:r>
         <w:rPr>
           <w:rFonts w:eastAsia="Calibri"/>
           <w:lang w:val="pt-BR"/>
         </w:rPr>
-        <w:t xml:space="preserve"/>
-      </w:r>
-      <w:r>
-        <w:t/>
-      </w:r>
-      <w:r>
-        <w:t/>
+        <w:t xml:space="preserve">) </w:t>
+      </w:r>
+      <w:r>
+        <w:t>gồm các cán bộ có tên sau đây</w:t>
+      </w:r>
+      <w:r>
+        <w:t>:</w:t>
       </w:r>
     </w:p>
     <w:tbl>
@@ -950,7 +870,7 @@
         <w:gridCol w:w="3960"/>
         <w:gridCol w:w="1886"/>
       </w:tblGrid>
-      <w:tr ns2:paraId="38CDAD24" ns2:textId="77777777">
+      <w:tr>
         <w:trPr>
           <w:trHeight w:val="427"/>
           <w:tblHeader/>
@@ -960,7 +880,7 @@
             <w:tcW w:w="590" w:type="dxa"/>
             <w:vAlign w:val="center"/>
           </w:tcPr>
-          <w:p ns2:paraId="17EE7346" ns2:textId="77777777">
+          <w:p>
             <w:pPr>
               <w:spacing w:before="120" w:after="120" w:line="276" w:lineRule="auto"/>
               <w:jc w:val="center"/>
@@ -981,7 +901,7 @@
             <w:tcW w:w="2807" w:type="dxa"/>
             <w:vAlign w:val="center"/>
           </w:tcPr>
-          <w:p ns2:paraId="31C91341" ns2:textId="77777777">
+          <w:p>
             <w:pPr>
               <w:spacing w:before="120" w:after="120" w:line="276" w:lineRule="auto"/>
               <w:jc w:val="center"/>
@@ -1002,7 +922,7 @@
             <w:tcW w:w="3960" w:type="dxa"/>
             <w:vAlign w:val="center"/>
           </w:tcPr>
-          <w:p ns2:paraId="09F481C1" ns2:textId="77777777">
+          <w:p>
             <w:pPr>
               <w:spacing w:before="120" w:after="120" w:line="276" w:lineRule="auto"/>
               <w:jc w:val="center"/>
@@ -1023,7 +943,7 @@
             <w:tcW w:w="1886" w:type="dxa"/>
             <w:vAlign w:val="center"/>
           </w:tcPr>
-          <w:p ns2:paraId="04227420" ns2:textId="77777777">
+          <w:p>
             <w:pPr>
               <w:spacing w:before="120" w:after="120" w:line="276" w:lineRule="auto"/>
               <w:jc w:val="center"/>
@@ -1040,7 +960,7 @@
           </w:p>
         </w:tc>
       </w:tr>
-      <w:tr ns2:paraId="52B6119D" ns2:textId="77777777">
+      <w:tr>
         <w:trPr>
           <w:trHeight w:val="393"/>
         </w:trPr>
@@ -1049,7 +969,7 @@
             <w:tcW w:w="590" w:type="dxa"/>
             <w:vAlign w:val="center"/>
           </w:tcPr>
-          <w:p ns2:paraId="45781CCA" ns2:textId="77777777">
+          <w:p>
             <w:pPr>
               <w:pStyle w:val="ListParagraph"/>
               <w:numPr>
@@ -1072,12 +992,12 @@
             <w:tcW w:w="2807" w:type="dxa"/>
             <w:vAlign w:val="center"/>
           </w:tcPr>
-          <w:p ns2:paraId="2BF53BA3" ns2:textId="77777777">
+          <w:p>
             <w:pPr>
               <w:spacing w:before="120" w:after="120" w:line="276" w:lineRule="auto"/>
             </w:pPr>
             <w:r>
-              <w:t>{{CHU_TICH_HDKH_KY}}</w:t>
+              <w:t>Nguyễn Văn Sơn</w:t>
             </w:r>
           </w:p>
         </w:tc>
@@ -1086,7 +1006,7 @@
             <w:tcW w:w="3960" w:type="dxa"/>
             <w:vAlign w:val="center"/>
           </w:tcPr>
-          <w:p ns2:paraId="79FDB647" ns2:textId="77777777">
+          <w:p>
             <w:pPr>
               <w:spacing w:line="276" w:lineRule="auto"/>
               <w:jc w:val="center"/>
@@ -1101,7 +1021,7 @@
             <w:tcW w:w="1886" w:type="dxa"/>
             <w:vAlign w:val="center"/>
           </w:tcPr>
-          <w:p ns2:paraId="1546A85F" ns2:textId="77777777">
+          <w:p>
             <w:pPr>
               <w:spacing w:before="120" w:after="120" w:line="276" w:lineRule="auto"/>
               <w:jc w:val="center"/>
@@ -1112,7 +1032,7 @@
           </w:p>
         </w:tc>
       </w:tr>
-      <w:tr ns2:paraId="1583B83C" ns2:textId="77777777">
+      <w:tr>
         <w:trPr>
           <w:trHeight w:val="390"/>
         </w:trPr>
@@ -1121,7 +1041,7 @@
             <w:tcW w:w="590" w:type="dxa"/>
             <w:vAlign w:val="center"/>
           </w:tcPr>
-          <w:p ns2:paraId="2DCE8A5B" ns2:textId="77777777">
+          <w:p>
             <w:pPr>
               <w:pStyle w:val="ListParagraph"/>
               <w:numPr>
@@ -1144,12 +1064,12 @@
             <w:tcW w:w="2807" w:type="dxa"/>
             <w:vAlign w:val="center"/>
           </w:tcPr>
-          <w:p ns2:paraId="679E8220" ns2:textId="77777777">
+          <w:p>
             <w:pPr>
               <w:spacing w:before="120" w:after="120" w:line="276" w:lineRule="auto"/>
             </w:pPr>
             <w:r>
-              <w:t>{{TO_TRUONG_TCG_KY}}</w:t>
+              <w:t>Lê Na</w:t>
             </w:r>
           </w:p>
         </w:tc>
@@ -1158,7 +1078,7 @@
             <w:tcW w:w="3960" w:type="dxa"/>
             <w:vAlign w:val="center"/>
           </w:tcPr>
-          <w:p ns2:paraId="46F2E0E3" ns2:textId="77777777">
+          <w:p>
             <w:pPr>
               <w:spacing w:line="271" w:lineRule="auto"/>
               <w:jc w:val="center"/>
@@ -1173,7 +1093,7 @@
             <w:tcW w:w="1886" w:type="dxa"/>
             <w:vAlign w:val="center"/>
           </w:tcPr>
-          <w:p ns2:paraId="6EAA4771" ns2:textId="77777777">
+          <w:p>
             <w:pPr>
               <w:spacing w:before="120" w:after="120" w:line="276" w:lineRule="auto"/>
               <w:jc w:val="center"/>
@@ -1184,7 +1104,7 @@
           </w:p>
         </w:tc>
       </w:tr>
-      <w:tr ns2:paraId="5808E47D" ns2:textId="77777777">
+      <w:tr>
         <w:trPr>
           <w:trHeight w:val="498"/>
         </w:trPr>
@@ -1193,7 +1113,7 @@
             <w:tcW w:w="590" w:type="dxa"/>
             <w:vAlign w:val="center"/>
           </w:tcPr>
-          <w:p ns2:paraId="793F84C6" ns2:textId="77777777">
+          <w:p>
             <w:pPr>
               <w:pStyle w:val="ListParagraph"/>
               <w:numPr>
@@ -1216,12 +1136,12 @@
             <w:tcW w:w="2807" w:type="dxa"/>
             <w:vAlign w:val="center"/>
           </w:tcPr>
-          <w:p ns2:paraId="14D59BDD" ns2:textId="77777777">
+          <w:p>
             <w:pPr>
               <w:spacing w:before="120" w:after="120" w:line="276" w:lineRule="auto"/>
             </w:pPr>
             <w:r>
-              <w:t/>
+              <w:t>Ngô Thị Thu Hương</w:t>
             </w:r>
           </w:p>
         </w:tc>
@@ -1230,7 +1150,7 @@
             <w:tcW w:w="3960" w:type="dxa"/>
             <w:vAlign w:val="center"/>
           </w:tcPr>
-          <w:p ns2:paraId="61C9318B" ns2:textId="22A1AC9A">
+          <w:p>
             <w:pPr>
               <w:pStyle w:val="TableParagraph"/>
               <w:spacing w:before="0" w:line="276" w:lineRule="auto"/>
@@ -1255,7 +1175,7 @@
             <w:tcW w:w="1886" w:type="dxa"/>
             <w:vAlign w:val="center"/>
           </w:tcPr>
-          <w:p ns2:paraId="7E7E8D8A" ns2:textId="77777777">
+          <w:p>
             <w:pPr>
               <w:spacing w:before="120" w:after="120" w:line="276" w:lineRule="auto"/>
               <w:jc w:val="center"/>
@@ -1266,7 +1186,7 @@
           </w:p>
         </w:tc>
       </w:tr>
-      <w:tr ns2:paraId="0E422583" ns2:textId="77777777">
+      <w:tr>
         <w:trPr>
           <w:trHeight w:val="336"/>
         </w:trPr>
@@ -1275,7 +1195,7 @@
             <w:tcW w:w="590" w:type="dxa"/>
             <w:vAlign w:val="center"/>
           </w:tcPr>
-          <w:p ns2:paraId="29EDA693" ns2:textId="77777777">
+          <w:p>
             <w:pPr>
               <w:pStyle w:val="ListParagraph"/>
               <w:numPr>
@@ -1298,12 +1218,12 @@
             <w:tcW w:w="2807" w:type="dxa"/>
             <w:vAlign w:val="center"/>
           </w:tcPr>
-          <w:p ns2:paraId="1D1C16BE" ns2:textId="77777777">
+          <w:p>
             <w:pPr>
               <w:spacing w:before="120" w:after="120" w:line="276" w:lineRule="auto"/>
             </w:pPr>
             <w:r>
-              <w:t>{{THU_KY_HDKH_KY}}</w:t>
+              <w:t>Hoàng Đình Tuấn</w:t>
             </w:r>
           </w:p>
         </w:tc>
@@ -1312,7 +1232,7 @@
             <w:tcW w:w="3960" w:type="dxa"/>
             <w:vAlign w:val="center"/>
           </w:tcPr>
-          <w:p ns2:paraId="59A1397C" ns2:textId="6289917A">
+          <w:p>
             <w:pPr>
               <w:spacing w:line="276" w:lineRule="auto"/>
               <w:jc w:val="center"/>
@@ -1327,7 +1247,7 @@
             <w:tcW w:w="1886" w:type="dxa"/>
             <w:vAlign w:val="center"/>
           </w:tcPr>
-          <w:p ns2:paraId="1927284F" ns2:textId="56ED556C">
+          <w:p>
             <w:pPr>
               <w:spacing w:before="120" w:after="120" w:line="276" w:lineRule="auto"/>
               <w:jc w:val="center"/>
@@ -1338,7 +1258,7 @@
           </w:p>
         </w:tc>
       </w:tr>
-      <w:tr ns2:paraId="211EC5D6" ns2:textId="77777777">
+      <w:tr>
         <w:trPr>
           <w:trHeight w:val="586"/>
         </w:trPr>
@@ -1347,7 +1267,7 @@
             <w:tcW w:w="590" w:type="dxa"/>
             <w:vAlign w:val="center"/>
           </w:tcPr>
-          <w:p ns2:paraId="3CBC563F" ns2:textId="77777777">
+          <w:p>
             <w:pPr>
               <w:pStyle w:val="ListParagraph"/>
               <w:numPr>
@@ -1370,12 +1290,12 @@
             <w:tcW w:w="2807" w:type="dxa"/>
             <w:vAlign w:val="center"/>
           </w:tcPr>
-          <w:p ns2:paraId="20458E1F" ns2:textId="6309446A">
+          <w:p>
             <w:pPr>
               <w:spacing w:before="120" w:after="120" w:line="276" w:lineRule="auto"/>
             </w:pPr>
             <w:r>
-              <w:t/>
+              <w:t>Triệu Quốc Thường</w:t>
             </w:r>
           </w:p>
         </w:tc>
@@ -1384,7 +1304,7 @@
             <w:tcW w:w="3960" w:type="dxa"/>
             <w:vAlign w:val="center"/>
           </w:tcPr>
-          <w:p ns2:paraId="276A0FEF" ns2:textId="5F68E6B9">
+          <w:p>
             <w:pPr>
               <w:spacing w:line="276" w:lineRule="auto"/>
               <w:jc w:val="center"/>
@@ -1399,7 +1319,7 @@
             <w:tcW w:w="1886" w:type="dxa"/>
             <w:vAlign w:val="center"/>
           </w:tcPr>
-          <w:p ns2:paraId="2AF2010B" ns2:textId="5CC947F1">
+          <w:p>
             <w:pPr>
               <w:spacing w:before="120" w:after="120" w:line="276" w:lineRule="auto"/>
               <w:jc w:val="center"/>
@@ -1410,7 +1330,7 @@
           </w:p>
         </w:tc>
       </w:tr>
-      <w:tr ns2:paraId="54854287" ns2:textId="77777777">
+      <w:tr>
         <w:trPr>
           <w:trHeight w:val="410"/>
         </w:trPr>
@@ -1419,7 +1339,7 @@
             <w:tcW w:w="590" w:type="dxa"/>
             <w:vAlign w:val="center"/>
           </w:tcPr>
-          <w:p ns2:paraId="1AA5B8A8" ns2:textId="77777777">
+          <w:p>
             <w:pPr>
               <w:pStyle w:val="ListParagraph"/>
               <w:numPr>
@@ -1442,12 +1362,12 @@
             <w:tcW w:w="2807" w:type="dxa"/>
             <w:vAlign w:val="center"/>
           </w:tcPr>
-          <w:p ns2:paraId="62A9C2FF" ns2:textId="77777777">
+          <w:p>
             <w:pPr>
               <w:spacing w:before="120" w:after="120" w:line="276" w:lineRule="auto"/>
             </w:pPr>
             <w:r>
-              <w:t/>
+              <w:t>Phạm Tiến Chung</w:t>
             </w:r>
           </w:p>
         </w:tc>
@@ -1456,7 +1376,7 @@
             <w:tcW w:w="3960" w:type="dxa"/>
             <w:vAlign w:val="center"/>
           </w:tcPr>
-          <w:p ns2:paraId="25AA92CB" ns2:textId="77777777">
+          <w:p>
             <w:pPr>
               <w:pStyle w:val="TableParagraph"/>
               <w:spacing w:before="0" w:line="276" w:lineRule="auto"/>
@@ -1480,7 +1400,7 @@
             <w:tcW w:w="1886" w:type="dxa"/>
             <w:vAlign w:val="center"/>
           </w:tcPr>
-          <w:p ns2:paraId="1BCE4DA4" ns2:textId="77777777">
+          <w:p>
             <w:pPr>
               <w:spacing w:before="120" w:after="120" w:line="276" w:lineRule="auto"/>
               <w:jc w:val="center"/>
@@ -1491,7 +1411,7 @@
           </w:p>
         </w:tc>
       </w:tr>
-      <w:tr ns2:paraId="647529E0" ns2:textId="77777777">
+      <w:tr>
         <w:trPr>
           <w:trHeight w:val="533"/>
         </w:trPr>
@@ -1500,7 +1420,7 @@
             <w:tcW w:w="590" w:type="dxa"/>
             <w:vAlign w:val="center"/>
           </w:tcPr>
-          <w:p ns2:paraId="1756067E" ns2:textId="77777777">
+          <w:p>
             <w:pPr>
               <w:pStyle w:val="ListParagraph"/>
               <w:numPr>
@@ -1523,12 +1443,12 @@
             <w:tcW w:w="2807" w:type="dxa"/>
             <w:vAlign w:val="center"/>
           </w:tcPr>
-          <w:p ns2:paraId="5A43D442" ns2:textId="77777777">
+          <w:p>
             <w:pPr>
               <w:spacing w:before="120" w:after="120" w:line="276" w:lineRule="auto"/>
             </w:pPr>
             <w:r>
-              <w:t/>
+              <w:t>Lê Quyết Thắng</w:t>
             </w:r>
           </w:p>
         </w:tc>
@@ -1537,7 +1457,7 @@
             <w:tcW w:w="3960" w:type="dxa"/>
             <w:vAlign w:val="center"/>
           </w:tcPr>
-          <w:p ns2:paraId="7732C290" ns2:textId="77777777">
+          <w:p>
             <w:pPr>
               <w:spacing w:line="276" w:lineRule="auto"/>
               <w:jc w:val="center"/>
@@ -1552,7 +1472,7 @@
             <w:tcW w:w="1886" w:type="dxa"/>
             <w:vAlign w:val="center"/>
           </w:tcPr>
-          <w:p ns2:paraId="715EFF4D" ns2:textId="77777777">
+          <w:p>
             <w:pPr>
               <w:spacing w:before="120" w:after="120" w:line="276" w:lineRule="auto"/>
               <w:jc w:val="center"/>
@@ -1563,7 +1483,7 @@
           </w:p>
         </w:tc>
       </w:tr>
-      <w:tr ns2:paraId="31276EFB" ns2:textId="77777777">
+      <w:tr>
         <w:trPr>
           <w:trHeight w:val="371"/>
         </w:trPr>
@@ -1572,7 +1492,7 @@
             <w:tcW w:w="590" w:type="dxa"/>
             <w:vAlign w:val="center"/>
           </w:tcPr>
-          <w:p ns2:paraId="2586CAF2" ns2:textId="77777777">
+          <w:p>
             <w:pPr>
               <w:pStyle w:val="ListParagraph"/>
               <w:numPr>
@@ -1595,12 +1515,12 @@
             <w:tcW w:w="2807" w:type="dxa"/>
             <w:vAlign w:val="center"/>
           </w:tcPr>
-          <w:p ns2:paraId="3F24788F" ns2:textId="70CDA426">
+          <w:p>
             <w:pPr>
               <w:spacing w:before="120" w:after="120" w:line="276" w:lineRule="auto"/>
             </w:pPr>
             <w:r>
-              <w:t/>
+              <w:t>Ngô Gia Tùng</w:t>
             </w:r>
           </w:p>
         </w:tc>
@@ -1609,7 +1529,7 @@
             <w:tcW w:w="3960" w:type="dxa"/>
             <w:vAlign w:val="center"/>
           </w:tcPr>
-          <w:p ns2:paraId="7531ED33" ns2:textId="385A6867">
+          <w:p>
             <w:pPr>
               <w:spacing w:line="276" w:lineRule="auto"/>
               <w:jc w:val="center"/>
@@ -1624,7 +1544,7 @@
             <w:tcW w:w="1886" w:type="dxa"/>
             <w:vAlign w:val="center"/>
           </w:tcPr>
-          <w:p ns2:paraId="1765A2E8" ns2:textId="5362CE63">
+          <w:p>
             <w:pPr>
               <w:spacing w:before="120" w:after="120" w:line="276" w:lineRule="auto"/>
               <w:jc w:val="center"/>
@@ -1635,7 +1555,7 @@
           </w:p>
         </w:tc>
       </w:tr>
-      <w:tr ns2:paraId="7E33FEEE" ns2:textId="77777777">
+      <w:tr>
         <w:trPr>
           <w:trHeight w:val="493"/>
         </w:trPr>
@@ -1644,7 +1564,7 @@
             <w:tcW w:w="590" w:type="dxa"/>
             <w:vAlign w:val="center"/>
           </w:tcPr>
-          <w:p ns2:paraId="7DD46EC8" ns2:textId="77777777">
+          <w:p>
             <w:pPr>
               <w:pStyle w:val="ListParagraph"/>
               <w:numPr>
@@ -1667,12 +1587,12 @@
             <w:tcW w:w="2807" w:type="dxa"/>
             <w:vAlign w:val="center"/>
           </w:tcPr>
-          <w:p ns2:paraId="59AAEAE3" ns2:textId="77777777">
+          <w:p>
             <w:pPr>
               <w:spacing w:before="120" w:after="120" w:line="276" w:lineRule="auto"/>
             </w:pPr>
             <w:r>
-              <w:t/>
+              <w:t>Trần Quang Lục</w:t>
             </w:r>
           </w:p>
         </w:tc>
@@ -1681,7 +1601,7 @@
             <w:tcW w:w="3960" w:type="dxa"/>
             <w:vAlign w:val="center"/>
           </w:tcPr>
-          <w:p ns2:paraId="0D01E69A" ns2:textId="706AAA1F">
+          <w:p>
             <w:pPr>
               <w:spacing w:line="276" w:lineRule="auto"/>
               <w:jc w:val="center"/>
@@ -1696,7 +1616,7 @@
             <w:tcW w:w="1886" w:type="dxa"/>
             <w:vAlign w:val="center"/>
           </w:tcPr>
-          <w:p ns2:paraId="1CF85726" ns2:textId="77777777">
+          <w:p>
             <w:pPr>
               <w:spacing w:before="120" w:after="120" w:line="276" w:lineRule="auto"/>
               <w:jc w:val="center"/>
@@ -1707,7 +1627,7 @@
           </w:p>
         </w:tc>
       </w:tr>
-      <w:tr ns2:paraId="45746358" ns2:textId="77777777">
+      <w:tr>
         <w:trPr>
           <w:trHeight w:val="459"/>
         </w:trPr>
@@ -1716,7 +1636,7 @@
             <w:tcW w:w="590" w:type="dxa"/>
             <w:vAlign w:val="center"/>
           </w:tcPr>
-          <w:p ns2:paraId="2BC7DE28" ns2:textId="77777777">
+          <w:p>
             <w:pPr>
               <w:pStyle w:val="ListParagraph"/>
               <w:numPr>
@@ -1739,12 +1659,12 @@
             <w:tcW w:w="2807" w:type="dxa"/>
             <w:vAlign w:val="center"/>
           </w:tcPr>
-          <w:p ns2:paraId="2DA27B60" ns2:textId="77777777">
+          <w:p>
             <w:pPr>
               <w:spacing w:before="120" w:after="120" w:line="276" w:lineRule="auto"/>
             </w:pPr>
             <w:r>
-              <w:t/>
+              <w:t>Nguyễn Đình Chúc</w:t>
             </w:r>
           </w:p>
         </w:tc>
@@ -1753,7 +1673,7 @@
             <w:tcW w:w="3960" w:type="dxa"/>
             <w:vAlign w:val="center"/>
           </w:tcPr>
-          <w:p ns2:paraId="4D63D95B" ns2:textId="61B34DD9">
+          <w:p>
             <w:pPr>
               <w:pStyle w:val="TableParagraph"/>
               <w:spacing w:before="0" w:line="276" w:lineRule="auto"/>
@@ -1805,7 +1725,7 @@
             <w:tcW w:w="1886" w:type="dxa"/>
             <w:vAlign w:val="center"/>
           </w:tcPr>
-          <w:p ns2:paraId="0A965CD7" ns2:textId="77777777">
+          <w:p>
             <w:pPr>
               <w:spacing w:before="120" w:after="120" w:line="276" w:lineRule="auto"/>
               <w:jc w:val="center"/>
@@ -1816,7 +1736,7 @@
           </w:p>
         </w:tc>
       </w:tr>
-      <w:tr ns2:paraId="5D5F7E41" ns2:textId="77777777">
+      <w:tr>
         <w:trPr>
           <w:trHeight w:val="525"/>
         </w:trPr>
@@ -1825,7 +1745,7 @@
             <w:tcW w:w="590" w:type="dxa"/>
             <w:vAlign w:val="center"/>
           </w:tcPr>
-          <w:p ns2:paraId="1D140C80" ns2:textId="77777777">
+          <w:p>
             <w:pPr>
               <w:pStyle w:val="ListParagraph"/>
               <w:numPr>
@@ -1848,12 +1768,12 @@
             <w:tcW w:w="2807" w:type="dxa"/>
             <w:vAlign w:val="center"/>
           </w:tcPr>
-          <w:p ns2:paraId="253042B3" ns2:textId="77777777">
+          <w:p>
             <w:pPr>
               <w:spacing w:before="120" w:after="120" w:line="276" w:lineRule="auto"/>
             </w:pPr>
             <w:r>
-              <w:t/>
+              <w:t>Cao Văn Khoa</w:t>
             </w:r>
           </w:p>
         </w:tc>
@@ -1862,7 +1782,7 @@
             <w:tcW w:w="3960" w:type="dxa"/>
             <w:vAlign w:val="center"/>
           </w:tcPr>
-          <w:p ns2:paraId="477B8958" ns2:textId="77777777">
+          <w:p>
             <w:pPr>
               <w:pStyle w:val="TableParagraph"/>
               <w:spacing w:before="0" w:line="276" w:lineRule="auto"/>
@@ -1886,7 +1806,7 @@
             <w:tcW w:w="1886" w:type="dxa"/>
             <w:vAlign w:val="center"/>
           </w:tcPr>
-          <w:p ns2:paraId="6950D746" ns2:textId="77777777">
+          <w:p>
             <w:pPr>
               <w:spacing w:before="120" w:after="120" w:line="276" w:lineRule="auto"/>
               <w:jc w:val="center"/>
@@ -1897,7 +1817,7 @@
           </w:p>
         </w:tc>
       </w:tr>
-      <w:tr ns2:paraId="075070FD" ns2:textId="77777777">
+      <w:tr>
         <w:trPr>
           <w:trHeight w:val="625"/>
         </w:trPr>
@@ -1906,7 +1826,7 @@
             <w:tcW w:w="590" w:type="dxa"/>
             <w:vAlign w:val="center"/>
           </w:tcPr>
-          <w:p ns2:paraId="1D681C7F" ns2:textId="77777777">
+          <w:p>
             <w:pPr>
               <w:pStyle w:val="ListParagraph"/>
               <w:numPr>
@@ -1929,12 +1849,12 @@
             <w:tcW w:w="2807" w:type="dxa"/>
             <w:vAlign w:val="center"/>
           </w:tcPr>
-          <w:p ns2:paraId="3E19F03B" ns2:textId="41C5C0E4">
+          <w:p>
             <w:pPr>
               <w:spacing w:before="120" w:after="120" w:line="276" w:lineRule="auto"/>
             </w:pPr>
             <w:r>
-              <w:t/>
+              <w:t>Nguyễn Thị Thanh Mai</w:t>
             </w:r>
           </w:p>
         </w:tc>
@@ -1943,7 +1863,7 @@
             <w:tcW w:w="3960" w:type="dxa"/>
             <w:vAlign w:val="center"/>
           </w:tcPr>
-          <w:p ns2:paraId="0421D4D7" ns2:textId="504CDEE4">
+          <w:p>
             <w:pPr>
               <w:pStyle w:val="TableParagraph"/>
               <w:spacing w:before="0" w:line="276" w:lineRule="auto"/>
@@ -1967,7 +1887,7 @@
             <w:tcW w:w="1886" w:type="dxa"/>
             <w:vAlign w:val="center"/>
           </w:tcPr>
-          <w:p ns2:paraId="20EEE192" ns2:textId="53081FD6">
+          <w:p>
             <w:pPr>
               <w:spacing w:before="120" w:after="120" w:line="276" w:lineRule="auto"/>
               <w:jc w:val="center"/>
@@ -1978,7 +1898,7 @@
           </w:p>
         </w:tc>
       </w:tr>
-      <w:tr ns2:paraId="6E504944" ns2:textId="77777777">
+      <w:tr>
         <w:trPr>
           <w:trHeight w:val="420"/>
         </w:trPr>
@@ -1987,7 +1907,7 @@
             <w:tcW w:w="590" w:type="dxa"/>
             <w:vAlign w:val="center"/>
           </w:tcPr>
-          <w:p ns2:paraId="1DCE59B3" ns2:textId="77777777">
+          <w:p>
             <w:pPr>
               <w:pStyle w:val="ListParagraph"/>
               <w:numPr>
@@ -2010,12 +1930,12 @@
             <w:tcW w:w="2807" w:type="dxa"/>
             <w:vAlign w:val="center"/>
           </w:tcPr>
-          <w:p ns2:paraId="1053EBC4" ns2:textId="77777777">
+          <w:p>
             <w:pPr>
               <w:spacing w:before="120" w:after="120" w:line="276" w:lineRule="auto"/>
             </w:pPr>
             <w:r>
-              <w:t/>
+              <w:t>Bùi Thị Thu Hà</w:t>
             </w:r>
           </w:p>
         </w:tc>
@@ -2024,7 +1944,7 @@
             <w:tcW w:w="3960" w:type="dxa"/>
             <w:vAlign w:val="center"/>
           </w:tcPr>
-          <w:p ns2:paraId="7E887978" ns2:textId="77777777">
+          <w:p>
             <w:pPr>
               <w:spacing w:line="276" w:lineRule="auto"/>
               <w:jc w:val="center"/>
@@ -2039,7 +1959,7 @@
             <w:tcW w:w="1886" w:type="dxa"/>
             <w:vAlign w:val="center"/>
           </w:tcPr>
-          <w:p ns2:paraId="54A8E46F" ns2:textId="77777777">
+          <w:p>
             <w:pPr>
               <w:spacing w:before="120" w:after="120" w:line="276" w:lineRule="auto"/>
               <w:jc w:val="center"/>
@@ -2050,7 +1970,7 @@
           </w:p>
         </w:tc>
       </w:tr>
-      <w:tr ns2:paraId="20F998E7" ns2:textId="77777777">
+      <w:tr>
         <w:trPr>
           <w:trHeight w:val="588"/>
         </w:trPr>
@@ -2059,7 +1979,7 @@
             <w:tcW w:w="590" w:type="dxa"/>
             <w:vAlign w:val="center"/>
           </w:tcPr>
-          <w:p ns2:paraId="1917B8D5" ns2:textId="77777777">
+          <w:p>
             <w:pPr>
               <w:pStyle w:val="ListParagraph"/>
               <w:numPr>
@@ -2082,12 +2002,12 @@
             <w:tcW w:w="2807" w:type="dxa"/>
             <w:vAlign w:val="center"/>
           </w:tcPr>
-          <w:p ns2:paraId="3E1A720F" ns2:textId="77777777">
+          <w:p>
             <w:pPr>
               <w:spacing w:before="120" w:after="120" w:line="276" w:lineRule="auto"/>
             </w:pPr>
             <w:r>
-              <w:t/>
+              <w:t>Hà Thị Bích Vân</w:t>
             </w:r>
           </w:p>
         </w:tc>
@@ -2096,7 +2016,7 @@
             <w:tcW w:w="3960" w:type="dxa"/>
             <w:vAlign w:val="center"/>
           </w:tcPr>
-          <w:p ns2:paraId="17968983" ns2:textId="77777777">
+          <w:p>
             <w:pPr>
               <w:spacing w:line="276" w:lineRule="auto"/>
               <w:jc w:val="center"/>
@@ -2111,7 +2031,7 @@
             <w:tcW w:w="1886" w:type="dxa"/>
             <w:vAlign w:val="center"/>
           </w:tcPr>
-          <w:p ns2:paraId="052614D3" ns2:textId="77777777">
+          <w:p>
             <w:pPr>
               <w:spacing w:before="120" w:after="120" w:line="276" w:lineRule="auto"/>
               <w:jc w:val="center"/>
@@ -2122,7 +2042,7 @@
           </w:p>
         </w:tc>
       </w:tr>
-      <w:tr ns2:paraId="2077F776" ns2:textId="77777777">
+      <w:tr>
         <w:trPr>
           <w:trHeight w:val="580"/>
         </w:trPr>
@@ -2131,7 +2051,7 @@
             <w:tcW w:w="590" w:type="dxa"/>
             <w:vAlign w:val="center"/>
           </w:tcPr>
-          <w:p ns2:paraId="20017EAB" ns2:textId="77777777">
+          <w:p>
             <w:pPr>
               <w:pStyle w:val="ListParagraph"/>
               <w:numPr>
@@ -2154,12 +2074,12 @@
             <w:tcW w:w="2807" w:type="dxa"/>
             <w:vAlign w:val="center"/>
           </w:tcPr>
-          <w:p ns2:paraId="746520F0" ns2:textId="636CDBA7">
+          <w:p>
             <w:pPr>
               <w:spacing w:before="120" w:after="120" w:line="276" w:lineRule="auto"/>
             </w:pPr>
             <w:r>
-              <w:t/>
+              <w:t>Nguyễn Văn Bảy</w:t>
             </w:r>
           </w:p>
         </w:tc>
@@ -2168,7 +2088,7 @@
             <w:tcW w:w="3960" w:type="dxa"/>
             <w:vAlign w:val="center"/>
           </w:tcPr>
-          <w:p ns2:paraId="66AD8794" ns2:textId="45EE00B4">
+          <w:p>
             <w:pPr>
               <w:spacing w:line="276" w:lineRule="auto"/>
               <w:jc w:val="center"/>
@@ -2183,7 +2103,7 @@
             <w:tcW w:w="1886" w:type="dxa"/>
             <w:vAlign w:val="center"/>
           </w:tcPr>
-          <w:p ns2:paraId="2A37244A" ns2:textId="2CFA3EB9">
+          <w:p>
             <w:pPr>
               <w:spacing w:before="120" w:after="120" w:line="276" w:lineRule="auto"/>
               <w:jc w:val="center"/>
@@ -2194,7 +2114,7 @@
           </w:p>
         </w:tc>
       </w:tr>
-      <w:tr ns2:paraId="10E1D919" ns2:textId="77777777">
+      <w:tr>
         <w:trPr>
           <w:trHeight w:val="488"/>
         </w:trPr>
@@ -2203,7 +2123,7 @@
             <w:tcW w:w="590" w:type="dxa"/>
             <w:vAlign w:val="center"/>
           </w:tcPr>
-          <w:p ns2:paraId="226B9CE1" ns2:textId="77777777">
+          <w:p>
             <w:pPr>
               <w:pStyle w:val="ListParagraph"/>
               <w:numPr>
@@ -2226,12 +2146,12 @@
             <w:tcW w:w="2807" w:type="dxa"/>
             <w:vAlign w:val="center"/>
           </w:tcPr>
-          <w:p ns2:paraId="156E17BE" ns2:textId="77777777">
+          <w:p>
             <w:pPr>
               <w:spacing w:before="120" w:after="120" w:line="276" w:lineRule="auto"/>
             </w:pPr>
             <w:r>
-              <w:t/>
+              <w:t>Lê Thị Bích Thủy</w:t>
             </w:r>
           </w:p>
         </w:tc>
@@ -2240,7 +2160,7 @@
             <w:tcW w:w="3960" w:type="dxa"/>
             <w:vAlign w:val="center"/>
           </w:tcPr>
-          <w:p ns2:paraId="3B9189BF" ns2:textId="77777777">
+          <w:p>
             <w:pPr>
               <w:spacing w:line="276" w:lineRule="auto"/>
               <w:jc w:val="center"/>
@@ -2255,7 +2175,7 @@
             <w:tcW w:w="1886" w:type="dxa"/>
             <w:vAlign w:val="center"/>
           </w:tcPr>
-          <w:p ns2:paraId="595E474A" ns2:textId="77777777">
+          <w:p>
             <w:pPr>
               <w:spacing w:before="120" w:after="120" w:line="276" w:lineRule="auto"/>
               <w:jc w:val="center"/>
@@ -2266,7 +2186,7 @@
           </w:p>
         </w:tc>
       </w:tr>
-      <w:tr ns2:paraId="31870EAD" ns2:textId="77777777">
+      <w:tr>
         <w:trPr>
           <w:trHeight w:val="527"/>
         </w:trPr>
@@ -2275,7 +2195,7 @@
             <w:tcW w:w="590" w:type="dxa"/>
             <w:vAlign w:val="center"/>
           </w:tcPr>
-          <w:p ns2:paraId="4352472F" ns2:textId="77777777">
+          <w:p>
             <w:pPr>
               <w:pStyle w:val="ListParagraph"/>
               <w:numPr>
@@ -2298,12 +2218,12 @@
             <w:tcW w:w="2807" w:type="dxa"/>
             <w:vAlign w:val="center"/>
           </w:tcPr>
-          <w:p ns2:paraId="4681AB45" ns2:textId="77777777">
+          <w:p>
             <w:pPr>
               <w:spacing w:before="120" w:after="120" w:line="276" w:lineRule="auto"/>
             </w:pPr>
             <w:r>
-              <w:t/>
+              <w:t>Vi Trường Sơn</w:t>
             </w:r>
           </w:p>
         </w:tc>
@@ -2312,7 +2232,7 @@
             <w:tcW w:w="3960" w:type="dxa"/>
             <w:vAlign w:val="center"/>
           </w:tcPr>
-          <w:p ns2:paraId="77943DB2" ns2:textId="77777777">
+          <w:p>
             <w:pPr>
               <w:spacing w:line="276" w:lineRule="auto"/>
               <w:jc w:val="center"/>
@@ -2327,7 +2247,7 @@
             <w:tcW w:w="1886" w:type="dxa"/>
             <w:vAlign w:val="center"/>
           </w:tcPr>
-          <w:p ns2:paraId="0D0FC862" ns2:textId="77777777">
+          <w:p>
             <w:pPr>
               <w:spacing w:before="120" w:after="120" w:line="276" w:lineRule="auto"/>
               <w:jc w:val="center"/>
@@ -2338,7 +2258,7 @@
           </w:p>
         </w:tc>
       </w:tr>
-      <w:tr ns2:paraId="1248721C" ns2:textId="77777777">
+      <w:tr>
         <w:trPr>
           <w:trHeight w:val="420"/>
         </w:trPr>
@@ -2347,7 +2267,7 @@
             <w:tcW w:w="590" w:type="dxa"/>
             <w:vAlign w:val="center"/>
           </w:tcPr>
-          <w:p ns2:paraId="254AC9BB" ns2:textId="77777777">
+          <w:p>
             <w:pPr>
               <w:pStyle w:val="ListParagraph"/>
               <w:numPr>
@@ -2370,12 +2290,12 @@
             <w:tcW w:w="2807" w:type="dxa"/>
             <w:vAlign w:val="center"/>
           </w:tcPr>
-          <w:p ns2:paraId="4129DE54" ns2:textId="77777777">
+          <w:p>
             <w:pPr>
               <w:spacing w:before="120" w:after="120" w:line="276" w:lineRule="auto"/>
             </w:pPr>
             <w:r>
-              <w:t/>
+              <w:t>Trần Thị Hương Lan</w:t>
             </w:r>
           </w:p>
         </w:tc>
@@ -2384,7 +2304,7 @@
             <w:tcW w:w="3960" w:type="dxa"/>
             <w:vAlign w:val="center"/>
           </w:tcPr>
-          <w:p ns2:paraId="7E431CB8" ns2:textId="77777777">
+          <w:p>
             <w:pPr>
               <w:spacing w:line="276" w:lineRule="auto"/>
               <w:jc w:val="center"/>
@@ -2399,7 +2319,7 @@
             <w:tcW w:w="1886" w:type="dxa"/>
             <w:vAlign w:val="center"/>
           </w:tcPr>
-          <w:p ns2:paraId="6FB1C7BC" ns2:textId="77777777">
+          <w:p>
             <w:pPr>
               <w:spacing w:before="120" w:after="120" w:line="276" w:lineRule="auto"/>
               <w:jc w:val="center"/>
@@ -2410,7 +2330,7 @@
           </w:p>
         </w:tc>
       </w:tr>
-      <w:tr ns2:paraId="6BD19387" ns2:textId="77777777">
+      <w:tr>
         <w:trPr>
           <w:trHeight w:val="548"/>
         </w:trPr>
@@ -2419,7 +2339,7 @@
             <w:tcW w:w="590" w:type="dxa"/>
             <w:vAlign w:val="center"/>
           </w:tcPr>
-          <w:p ns2:paraId="31ACD116" ns2:textId="77777777">
+          <w:p>
             <w:pPr>
               <w:pStyle w:val="ListParagraph"/>
               <w:numPr>
@@ -2442,12 +2362,12 @@
             <w:tcW w:w="2807" w:type="dxa"/>
             <w:vAlign w:val="center"/>
           </w:tcPr>
-          <w:p ns2:paraId="4DDE01BF" ns2:textId="745CCF09">
+          <w:p>
             <w:pPr>
               <w:spacing w:before="120" w:after="120" w:line="276" w:lineRule="auto"/>
             </w:pPr>
             <w:r>
-              <w:t/>
+              <w:t>Đinh Đức Thành</w:t>
             </w:r>
           </w:p>
         </w:tc>
@@ -2456,7 +2376,7 @@
             <w:tcW w:w="3960" w:type="dxa"/>
             <w:vAlign w:val="center"/>
           </w:tcPr>
-          <w:p ns2:paraId="58F5E489" ns2:textId="4B4E5CC7">
+          <w:p>
             <w:pPr>
               <w:spacing w:line="276" w:lineRule="auto"/>
               <w:jc w:val="center"/>
@@ -2471,7 +2391,7 @@
             <w:tcW w:w="1886" w:type="dxa"/>
             <w:vAlign w:val="center"/>
           </w:tcPr>
-          <w:p ns2:paraId="6C4D480A" ns2:textId="20DF9B8B">
+          <w:p>
             <w:pPr>
               <w:spacing w:before="120" w:after="120" w:line="276" w:lineRule="auto"/>
               <w:jc w:val="center"/>
@@ -2482,7 +2402,7 @@
           </w:p>
         </w:tc>
       </w:tr>
-      <w:tr ns2:paraId="4C399306" ns2:textId="77777777">
+      <w:tr>
         <w:trPr>
           <w:trHeight w:val="367"/>
         </w:trPr>
@@ -2491,7 +2411,7 @@
             <w:tcW w:w="590" w:type="dxa"/>
             <w:vAlign w:val="center"/>
           </w:tcPr>
-          <w:p ns2:paraId="18A60C77" ns2:textId="77777777">
+          <w:p>
             <w:pPr>
               <w:pStyle w:val="ListParagraph"/>
               <w:numPr>
@@ -2514,12 +2434,12 @@
             <w:tcW w:w="2807" w:type="dxa"/>
             <w:vAlign w:val="center"/>
           </w:tcPr>
-          <w:p ns2:paraId="3538E1B6" ns2:textId="01C889C7">
+          <w:p>
             <w:pPr>
               <w:spacing w:before="120" w:after="120" w:line="276" w:lineRule="auto"/>
             </w:pPr>
             <w:r>
-              <w:t/>
+              <w:t>Nguyễn Thị Lan Hương</w:t>
             </w:r>
           </w:p>
         </w:tc>
@@ -2528,7 +2448,7 @@
             <w:tcW w:w="3960" w:type="dxa"/>
             <w:vAlign w:val="center"/>
           </w:tcPr>
-          <w:p ns2:paraId="6237CA99" ns2:textId="055A4D52">
+          <w:p>
             <w:pPr>
               <w:spacing w:line="276" w:lineRule="auto"/>
               <w:jc w:val="center"/>
@@ -2543,7 +2463,7 @@
             <w:tcW w:w="1886" w:type="dxa"/>
             <w:vAlign w:val="center"/>
           </w:tcPr>
-          <w:p ns2:paraId="1164345D" ns2:textId="7454F4D7">
+          <w:p>
             <w:pPr>
               <w:spacing w:before="120" w:after="120" w:line="276" w:lineRule="auto"/>
               <w:jc w:val="center"/>
@@ -2554,7 +2474,7 @@
           </w:p>
         </w:tc>
       </w:tr>
-      <w:tr ns2:paraId="06C5B008" ns2:textId="77777777">
+      <w:tr>
         <w:trPr>
           <w:trHeight w:val="347"/>
         </w:trPr>
@@ -2563,7 +2483,7 @@
             <w:tcW w:w="590" w:type="dxa"/>
             <w:vAlign w:val="center"/>
           </w:tcPr>
-          <w:p ns2:paraId="4ADE568A" ns2:textId="77777777">
+          <w:p>
             <w:pPr>
               <w:pStyle w:val="ListParagraph"/>
               <w:numPr>
@@ -2586,12 +2506,12 @@
             <w:tcW w:w="2807" w:type="dxa"/>
             <w:vAlign w:val="center"/>
           </w:tcPr>
-          <w:p ns2:paraId="4EAABF87" ns2:textId="77777777">
+          <w:p>
             <w:pPr>
               <w:spacing w:before="120" w:after="120" w:line="276" w:lineRule="auto"/>
             </w:pPr>
             <w:r>
-              <w:t/>
+              <w:t>Dương Xuân Phương</w:t>
             </w:r>
           </w:p>
         </w:tc>
@@ -2600,7 +2520,7 @@
             <w:tcW w:w="3960" w:type="dxa"/>
             <w:vAlign w:val="center"/>
           </w:tcPr>
-          <w:p ns2:paraId="07827E41" ns2:textId="77777777">
+          <w:p>
             <w:pPr>
               <w:spacing w:line="276" w:lineRule="auto"/>
               <w:jc w:val="center"/>
@@ -2615,7 +2535,7 @@
             <w:tcW w:w="1886" w:type="dxa"/>
             <w:vAlign w:val="center"/>
           </w:tcPr>
-          <w:p ns2:paraId="34323FC8" ns2:textId="77777777">
+          <w:p>
             <w:pPr>
               <w:spacing w:before="120" w:after="120" w:line="276" w:lineRule="auto"/>
               <w:jc w:val="center"/>
@@ -2626,7 +2546,7 @@
           </w:p>
         </w:tc>
       </w:tr>
-      <w:tr ns2:paraId="49D72B69" ns2:textId="77777777">
+      <w:tr>
         <w:trPr>
           <w:trHeight w:val="513"/>
         </w:trPr>
@@ -2635,7 +2555,7 @@
             <w:tcW w:w="590" w:type="dxa"/>
             <w:vAlign w:val="center"/>
           </w:tcPr>
-          <w:p ns2:paraId="68FEC43F" ns2:textId="77777777">
+          <w:p>
             <w:pPr>
               <w:pStyle w:val="ListParagraph"/>
               <w:numPr>
@@ -2658,12 +2578,12 @@
             <w:tcW w:w="2807" w:type="dxa"/>
             <w:vAlign w:val="center"/>
           </w:tcPr>
-          <w:p ns2:paraId="10BB9E93" ns2:textId="77777777">
+          <w:p>
             <w:pPr>
               <w:spacing w:before="120" w:after="120" w:line="276" w:lineRule="auto"/>
             </w:pPr>
             <w:r>
-              <w:t/>
+              <w:t>Phạm Ngọc Vinh</w:t>
             </w:r>
           </w:p>
         </w:tc>
@@ -2672,7 +2592,7 @@
             <w:tcW w:w="3960" w:type="dxa"/>
             <w:vAlign w:val="center"/>
           </w:tcPr>
-          <w:p ns2:paraId="08BF2048" ns2:textId="6CA6AC5E">
+          <w:p>
             <w:pPr>
               <w:spacing w:line="276" w:lineRule="auto"/>
               <w:jc w:val="center"/>
@@ -2687,7 +2607,7 @@
             <w:tcW w:w="1886" w:type="dxa"/>
             <w:vAlign w:val="center"/>
           </w:tcPr>
-          <w:p ns2:paraId="27462A72" ns2:textId="77777777">
+          <w:p>
             <w:pPr>
               <w:spacing w:before="120" w:after="120" w:line="276" w:lineRule="auto"/>
               <w:jc w:val="center"/>
@@ -2698,7 +2618,7 @@
           </w:p>
         </w:tc>
       </w:tr>
-      <w:tr ns2:paraId="1C4E1B8C" ns2:textId="77777777">
+      <w:tr>
         <w:trPr>
           <w:trHeight w:val="704"/>
         </w:trPr>
@@ -2707,7 +2627,7 @@
             <w:tcW w:w="590" w:type="dxa"/>
             <w:vAlign w:val="center"/>
           </w:tcPr>
-          <w:p ns2:paraId="5EA9265F" ns2:textId="77777777">
+          <w:p>
             <w:pPr>
               <w:pStyle w:val="ListParagraph"/>
               <w:numPr>
@@ -2730,12 +2650,12 @@
             <w:tcW w:w="2807" w:type="dxa"/>
             <w:vAlign w:val="center"/>
           </w:tcPr>
-          <w:p ns2:paraId="1A31F271" ns2:textId="77777777">
+          <w:p>
             <w:pPr>
               <w:spacing w:before="120" w:after="120" w:line="276" w:lineRule="auto"/>
             </w:pPr>
             <w:r>
-              <w:t/>
+              <w:t>Đỗ Cao Cường</w:t>
             </w:r>
           </w:p>
         </w:tc>
@@ -2744,7 +2664,7 @@
             <w:tcW w:w="3960" w:type="dxa"/>
             <w:vAlign w:val="center"/>
           </w:tcPr>
-          <w:p ns2:paraId="092E8A0F" ns2:textId="77777777">
+          <w:p>
             <w:pPr>
               <w:pStyle w:val="TableParagraph"/>
               <w:spacing w:before="0"/>
@@ -2762,7 +2682,7 @@
               <w:t>Phó trưởng phòng</w:t>
             </w:r>
           </w:p>
-          <w:p ns2:paraId="59730CFB" ns2:textId="483E7115">
+          <w:p>
             <w:pPr>
               <w:jc w:val="center"/>
             </w:pPr>
@@ -2776,7 +2696,7 @@
             <w:tcW w:w="1886" w:type="dxa"/>
             <w:vAlign w:val="center"/>
           </w:tcPr>
-          <w:p ns2:paraId="2DC5E77B" ns2:textId="77777777">
+          <w:p>
             <w:pPr>
               <w:spacing w:before="120" w:after="120" w:line="276" w:lineRule="auto"/>
               <w:jc w:val="center"/>
@@ -2787,7 +2707,7 @@
           </w:p>
         </w:tc>
       </w:tr>
-      <w:tr ns2:paraId="791EEEE4" ns2:textId="77777777">
+      <w:tr>
         <w:trPr>
           <w:trHeight w:val="289"/>
         </w:trPr>
@@ -2799,7 +2719,7 @@
             </w:tcBorders>
             <w:vAlign w:val="center"/>
           </w:tcPr>
-          <w:p ns2:paraId="7B8396BC" ns2:textId="77777777">
+          <w:p>
             <w:pPr>
               <w:pStyle w:val="ListParagraph"/>
               <w:numPr>
@@ -2825,12 +2745,12 @@
             </w:tcBorders>
             <w:vAlign w:val="center"/>
           </w:tcPr>
-          <w:p ns2:paraId="023A9214" ns2:textId="77777777">
+          <w:p>
             <w:pPr>
               <w:spacing w:before="120" w:after="120" w:line="276" w:lineRule="auto"/>
             </w:pPr>
             <w:r>
-              <w:t>{{TRUONG_PHONG_VATTU_KY}}</w:t>
+              <w:t>Nguyễn Tuấn Anh</w:t>
             </w:r>
           </w:p>
         </w:tc>
@@ -2842,7 +2762,7 @@
             </w:tcBorders>
             <w:vAlign w:val="center"/>
           </w:tcPr>
-          <w:p ns2:paraId="1C02AC69" ns2:textId="77777777">
+          <w:p>
             <w:pPr>
               <w:spacing w:line="276" w:lineRule="auto"/>
               <w:jc w:val="center"/>
@@ -2860,7 +2780,7 @@
             </w:tcBorders>
             <w:vAlign w:val="center"/>
           </w:tcPr>
-          <w:p ns2:paraId="2D9CF2E4" ns2:textId="77777777">
+          <w:p>
             <w:pPr>
               <w:spacing w:before="120" w:after="120" w:line="276" w:lineRule="auto"/>
               <w:jc w:val="center"/>
@@ -2871,7 +2791,7 @@
           </w:p>
         </w:tc>
       </w:tr>
-      <w:tr ns2:paraId="5C795EC7" ns2:textId="77777777">
+      <w:tr>
         <w:trPr>
           <w:trHeight w:val="640"/>
         </w:trPr>
@@ -2883,7 +2803,7 @@
             </w:tcBorders>
             <w:vAlign w:val="center"/>
           </w:tcPr>
-          <w:p ns2:paraId="32BF8768" ns2:textId="77777777">
+          <w:p>
             <w:pPr>
               <w:pStyle w:val="ListParagraph"/>
               <w:numPr>
@@ -2910,12 +2830,12 @@
             </w:tcBorders>
             <w:vAlign w:val="center"/>
           </w:tcPr>
-          <w:p ns2:paraId="78BA6DE1" ns2:textId="77777777">
+          <w:p>
             <w:pPr>
               <w:spacing w:before="120" w:after="120" w:line="276" w:lineRule="auto"/>
             </w:pPr>
             <w:r>
-              <w:t/>
+              <w:t>Vũ Thị Thanh Long</w:t>
             </w:r>
           </w:p>
         </w:tc>
@@ -2927,7 +2847,7 @@
             </w:tcBorders>
             <w:vAlign w:val="center"/>
           </w:tcPr>
-          <w:p ns2:paraId="23164D6C" ns2:textId="77777777">
+          <w:p>
             <w:pPr>
               <w:pStyle w:val="TableParagraph"/>
               <w:spacing w:before="0"/>
@@ -2945,7 +2865,7 @@
               <w:t>Phó trưởng phòng</w:t>
             </w:r>
           </w:p>
-          <w:p ns2:paraId="29A4E54D" ns2:textId="77777777">
+          <w:p>
             <w:pPr>
               <w:jc w:val="center"/>
             </w:pPr>
@@ -2962,7 +2882,7 @@
             </w:tcBorders>
             <w:vAlign w:val="center"/>
           </w:tcPr>
-          <w:p ns2:paraId="35FD963C" ns2:textId="77777777">
+          <w:p>
             <w:pPr>
               <w:spacing w:before="120" w:after="120" w:line="276" w:lineRule="auto"/>
               <w:jc w:val="center"/>
@@ -2973,7 +2893,7 @@
           </w:p>
         </w:tc>
       </w:tr>
-      <w:tr ns2:paraId="7063D630" ns2:textId="77777777">
+      <w:tr>
         <w:trPr>
           <w:trHeight w:val="640"/>
         </w:trPr>
@@ -2988,7 +2908,7 @@
             </w:tcBorders>
             <w:vAlign w:val="center"/>
           </w:tcPr>
-          <w:p ns2:paraId="0C8AAB12" ns2:textId="77777777">
+          <w:p>
             <w:pPr>
               <w:pStyle w:val="ListParagraph"/>
               <w:numPr>
@@ -3019,7 +2939,7 @@
             </w:tcBorders>
             <w:vAlign w:val="center"/>
           </w:tcPr>
-          <w:p ns2:paraId="08517BE6" ns2:textId="77E9D7E7">
+          <w:p>
             <w:pPr>
               <w:pStyle w:val="TableParagraph"/>
               <w:spacing w:before="0"/>
@@ -3035,7 +2955,7 @@
                 <w:szCs w:val="26"/>
                 <w:lang w:val="vi-VN"/>
               </w:rPr>
-              <w:t> – Trưởng khoa Phẫu thuậ</w:t>
+              <w:t>Đỗ Mạnh Hải – Trưởng khoa Phẫu thuậ</w:t>
             </w:r>
             <w:bookmarkStart w:id="0" w:name="_GoBack"/>
             <w:bookmarkEnd w:id="0"/>
@@ -3060,7 +2980,7 @@
             </w:tcBorders>
             <w:vAlign w:val="center"/>
           </w:tcPr>
-          <w:p ns2:paraId="390ADA42" ns2:textId="77777777">
+          <w:p>
             <w:pPr>
               <w:spacing w:before="120" w:after="120" w:line="276" w:lineRule="auto"/>
               <w:jc w:val="center"/>
@@ -3069,7 +2989,7 @@
         </w:tc>
       </w:tr>
     </w:tbl>
-    <w:p ns2:paraId="44A06700" ns2:textId="3882B763">
+    <w:p>
       <w:pPr>
         <w:tabs>
           <w:tab w:val="left" w:pos="851"/>
@@ -3097,7 +3017,7 @@
         <w:t>II. CĂN CỨ PHÁP LÝ</w:t>
       </w:r>
     </w:p>
-    <w:p ns2:paraId="589C3DDF" ns2:textId="76C788CD">
+    <w:p>
       <w:pPr>
         <w:spacing w:after="120" w:line="276" w:lineRule="auto"/>
         <w:ind w:firstLine="426"/>
@@ -3116,7 +3036,7 @@
         <w:t xml:space="preserve"> </w:t>
       </w:r>
     </w:p>
-    <w:p ns2:paraId="3233B364" ns2:textId="36CA0B47">
+    <w:p>
       <w:pPr>
         <w:spacing w:after="120" w:line="276" w:lineRule="auto"/>
         <w:ind w:firstLine="426"/>
@@ -3126,7 +3046,7 @@
         <w:t>Căn cứ Luật Khám bệnh, chữa bệnh số 15/2023/QH15 ngày 09/01/2023;</w:t>
       </w:r>
     </w:p>
-    <w:p ns2:paraId="1BE39025" ns2:textId="7FF1BD28">
+    <w:p>
       <w:pPr>
         <w:spacing w:after="120" w:line="276" w:lineRule="auto"/>
         <w:ind w:firstLine="426"/>
@@ -3136,7 +3056,7 @@
         <w:t>Căn cứ Luật quản lý, sử dụng tài sản công số 15/2017/QH14  ngày 21/6/2017;</w:t>
       </w:r>
     </w:p>
-    <w:p ns2:paraId="29A2F9AC" ns2:textId="77777777">
+    <w:p>
       <w:pPr>
         <w:spacing w:before="60" w:line="288" w:lineRule="auto"/>
         <w:ind w:firstLine="426"/>
@@ -3152,7 +3072,7 @@
         <w:t>Căn cứ Nghị định số 214/2025/NĐ-CP ngày 04/8/2025 của Chính phủ quy định chi tiết một số điều và biện pháp thi hành Luật Đấu thầu về lựa chọn nhà thầu;</w:t>
       </w:r>
     </w:p>
-    <w:p ns2:paraId="457E68F1" ns2:textId="2F3D76CE">
+    <w:p>
       <w:pPr>
         <w:spacing w:before="120" w:after="120" w:line="276" w:lineRule="auto"/>
         <w:ind w:firstLine="426"/>
@@ -3165,7 +3085,7 @@
         <w:t>Căn cứ Nghị định số 96/2023/NĐ-CP ngày 30/12/2023 của Chính phủ quy định chi tiết một số điều của Luật khám bệnh, chữa bệnh;</w:t>
       </w:r>
     </w:p>
-    <w:p ns2:paraId="3C9145C0" ns2:textId="248E79BA">
+    <w:p>
       <w:pPr>
         <w:tabs>
           <w:tab w:val="left" w:pos="709"/>
@@ -3221,7 +3141,7 @@
         <w:t>;</w:t>
       </w:r>
     </w:p>
-    <w:p ns2:paraId="2C2DA2E1" ns2:textId="77777777">
+    <w:p>
       <w:pPr>
         <w:spacing w:before="120" w:after="120" w:line="276" w:lineRule="auto"/>
         <w:ind w:firstLine="426"/>
@@ -3237,7 +3157,7 @@
         <w:t>Căn cứ Nghị định số 60/2021/NĐ-CP ngày 21/6/2021 của Chính phủ về quy định cơ chế tự chủ tài chính của đơn vị sự nghiệp công lập;</w:t>
       </w:r>
     </w:p>
-    <w:p ns2:paraId="0F8E05D4" ns2:textId="0B3A574B">
+    <w:p>
       <w:pPr>
         <w:widowControl w:val="0"/>
         <w:tabs>
@@ -3324,7 +3244,7 @@
         <w:t>;</w:t>
       </w:r>
     </w:p>
-    <w:p ns2:paraId="53A10533" ns2:textId="442D3A7D">
+    <w:p>
       <w:pPr>
         <w:tabs>
           <w:tab w:val="left" w:pos="709"/>
@@ -3343,7 +3263,7 @@
         <w:t>;</w:t>
       </w:r>
     </w:p>
-    <w:p ns2:paraId="4B6AB91A" ns2:textId="6A81A881">
+    <w:p>
       <w:pPr>
         <w:tabs>
           <w:tab w:val="left" w:pos="709"/>
@@ -3359,7 +3279,7 @@
         <w:t>;</w:t>
       </w:r>
     </w:p>
-    <w:p ns2:paraId="64E08703" ns2:textId="77777777">
+    <w:p>
       <w:pPr>
         <w:spacing w:after="240" w:line="276" w:lineRule="auto"/>
         <w:ind w:firstLine="567"/>
@@ -3376,7 +3296,7 @@
         <w:t>Quyết định số 42/2025/QĐ-CTUBND ngày 20/9/2025 của Chủ tịch UBND tỉnh Phú Thọ phân cấp thẩm quyền quyết định quản lý tài sản công tại các cơ quan, tổ chức, đơn vị thuộc phạm vi quản lý của tỉnh Phú Thọ;</w:t>
       </w:r>
     </w:p>
-    <w:p ns2:paraId="0B2A59D9" ns2:textId="5F719AFB">
+    <w:p>
       <w:pPr>
         <w:tabs>
           <w:tab w:val="left" w:pos="709"/>
@@ -3394,7 +3314,7 @@
           <w:szCs w:val="28"/>
           <w:lang w:val="nl-NL"/>
         </w:rPr>
-        <w:t xml:space="preserve">Quyết định số 47/2025/QĐ-CTUBND ngày {{NGAY_QD_KQLCNT_THAM_CHIEU}} của Chủ tịch UBND tỉnh Phú Thọ </w:t>
+        <w:t xml:space="preserve">Quyết định số 47/2025/QĐ-CTUBND ngày 25/9/2025 của Chủ tịch UBND tỉnh Phú Thọ </w:t>
       </w:r>
       <w:bookmarkStart w:id="1" w:name="loai_1_name"/>
       <w:r>
@@ -3413,7 +3333,7 @@
         <w:t>;</w:t>
       </w:r>
     </w:p>
-    <w:p ns2:paraId="6DCE5A31" ns2:textId="347D66A5">
+    <w:p>
       <w:pPr>
         <w:tabs>
           <w:tab w:val="left" w:pos="709"/>
@@ -3435,7 +3355,7 @@
         <w:t>;</w:t>
       </w:r>
     </w:p>
-    <w:p ns2:paraId="6EF5BB99" ns2:textId="2F8C38F8">
+    <w:p>
       <w:pPr>
         <w:spacing w:before="60" w:line="276" w:lineRule="auto"/>
         <w:ind w:firstLine="426"/>
@@ -3448,7 +3368,7 @@
         <w:t>;</w:t>
       </w:r>
     </w:p>
-    <w:p ns2:paraId="2066FC71" ns2:textId="38340C6E">
+    <w:p>
       <w:pPr>
         <w:spacing w:before="120" w:after="120" w:line="276" w:lineRule="auto"/>
         <w:ind w:firstLine="426"/>
@@ -3489,56 +3409,56 @@
         <w:t>quản lý, sử dụng tài sản công;</w:t>
       </w:r>
     </w:p>
-    <w:p ns2:paraId="29EF5198" ns2:textId="15F1C450">
+    <w:p>
       <w:pPr>
         <w:spacing w:before="120" w:after="120" w:line="276" w:lineRule="auto"/>
         <w:ind w:firstLine="426"/>
         <w:jc w:val="both"/>
       </w:pPr>
       <w:r>
-        <w:t xml:space="preserve">Căn cứ Quyết định {{SO_QD_KIEN_TOAN_HDKH}}/QĐ-BV ngày {{NGAY_QD_KIEN_TOAN_HDKH}} Giám đốc Bệnh viện đa khoa tỉnh Phú Thọ về việc kiện toàn Hội đồng khoa học Bệnh viện;</w:t>
-      </w:r>
-      <w:r>
-        <w:t/>
-      </w:r>
-      <w:r>
-        <w:t/>
-      </w:r>
-      <w:r>
-        <w:t/>
-      </w:r>
-      <w:r>
-        <w:t xml:space="preserve"/>
-      </w:r>
-      <w:r>
-        <w:t/>
-      </w:r>
-      <w:r>
-        <w:t/>
-      </w:r>
-      <w:r>
-        <w:t/>
-      </w:r>
-      <w:r>
-        <w:t/>
-      </w:r>
-      <w:r>
-        <w:t/>
-      </w:r>
-      <w:r>
-        <w:t/>
-      </w:r>
-      <w:r>
-        <w:t xml:space="preserve"/>
-      </w:r>
-      <w:r>
-        <w:t/>
-      </w:r>
-      <w:r>
-        <w:t/>
+        <w:t xml:space="preserve">Căn cứ Quyết định </w:t>
+      </w:r>
+      <w:r>
+        <w:t>1785</w:t>
+      </w:r>
+      <w:r>
+        <w:t>/QĐ-</w:t>
+      </w:r>
+      <w:r>
+        <w:t>BV</w:t>
+      </w:r>
+      <w:r>
+        <w:t xml:space="preserve"> ngày 2</w:t>
+      </w:r>
+      <w:r>
+        <w:t>6</w:t>
+      </w:r>
+      <w:r>
+        <w:t>/</w:t>
+      </w:r>
+      <w:r>
+        <w:t>0</w:t>
+      </w:r>
+      <w:r>
+        <w:t>5</w:t>
+      </w:r>
+      <w:r>
+        <w:t>/202</w:t>
+      </w:r>
+      <w:r>
+        <w:t>5</w:t>
+      </w:r>
+      <w:r>
+        <w:t xml:space="preserve"> </w:t>
+      </w:r>
+      <w:r>
+        <w:t>Giám đốc Bệnh viện đa khoa tỉnh Phú Thọ về việc kiện toàn Hội đồng khoa học Bệnh viện</w:t>
+      </w:r>
+      <w:r>
+        <w:t>;</w:t>
       </w:r>
     </w:p>
-    <w:p ns2:paraId="368B2EBC" ns2:textId="26586CFB">
+    <w:p>
       <w:pPr>
         <w:spacing w:line="276" w:lineRule="auto"/>
         <w:ind w:firstLine="426"/>
@@ -3554,90 +3474,90 @@
           <w:bCs/>
           <w:lang w:val="es-ES"/>
         </w:rPr>
-        <w:t xml:space="preserve">Căn cứ Quyết định số {{SO_QD_CHU_TRUONG}}/QĐ-BV ngày {{NGAY_QD_CHU_TRUONG}} của Giám đốc Bệnh viện đa khoa tỉnh Phú Thọ về việc phê duyệt chủ trương đầu tư mua sắm băng ghim và dụng cụ cắt khâu nối dùng trong phẫu thuật phục vụ công tác chuyên môn tại Bệnh viện đa khoa tỉnh Phú Thọ;</w:t>
+        <w:t>Căn cứ Quyết định số</w:t>
       </w:r>
       <w:r>
         <w:rPr>
           <w:bCs/>
           <w:lang w:val="es-ES"/>
         </w:rPr>
-        <w:t xml:space="preserve"/>
+        <w:t xml:space="preserve"> </w:t>
       </w:r>
       <w:r>
         <w:rPr>
           <w:bCs/>
           <w:lang w:val="es-ES"/>
         </w:rPr>
-        <w:t/>
+        <w:t>1191</w:t>
       </w:r>
       <w:r>
         <w:rPr>
           <w:bCs/>
           <w:lang w:val="es-ES"/>
         </w:rPr>
-        <w:t xml:space="preserve"/>
+        <w:t xml:space="preserve">/QĐ-BV ngày </w:t>
       </w:r>
       <w:r>
         <w:rPr>
           <w:bCs/>
           <w:lang w:val="es-ES"/>
         </w:rPr>
-        <w:t/>
+        <w:t>1</w:t>
       </w:r>
       <w:r>
         <w:rPr>
           <w:bCs/>
           <w:lang w:val="vi-VN"/>
         </w:rPr>
-        <w:t/>
+        <w:t>6</w:t>
       </w:r>
       <w:r>
         <w:rPr>
           <w:bCs/>
           <w:lang w:val="es-ES"/>
         </w:rPr>
-        <w:t/>
+        <w:t>/</w:t>
       </w:r>
       <w:r>
         <w:rPr>
           <w:bCs/>
           <w:lang w:val="es-ES"/>
         </w:rPr>
-        <w:t/>
+        <w:t>03</w:t>
       </w:r>
       <w:r>
         <w:rPr>
           <w:bCs/>
           <w:lang w:val="es-ES"/>
         </w:rPr>
-        <w:t/>
+        <w:t>/2026</w:t>
       </w:r>
       <w:r>
         <w:rPr>
           <w:bCs/>
           <w:lang w:val="es-ES"/>
         </w:rPr>
-        <w:t xml:space="preserve"/>
+        <w:t xml:space="preserve"> của Giám đốc Bệnh viện đa khoa tỉnh Phú Thọ về việc phê duyệt chủ trương đầu tư</w:t>
       </w:r>
       <w:r>
         <w:rPr>
           <w:bCs/>
           <w:lang w:val="es-ES"/>
         </w:rPr>
-        <w:t xml:space="preserve"/>
+        <w:t xml:space="preserve"> </w:t>
       </w:r>
       <w:r>
         <w:rPr>
           <w:bCs/>
         </w:rPr>
-        <w:t xml:space="preserve"/>
+        <w:t xml:space="preserve">mua sắm </w:t>
       </w:r>
       <w:r>
         <w:rPr>
           <w:bCs/>
           <w:lang w:val="vi-VN"/>
         </w:rPr>
-        <w:t xml:space="preserve"/>
+        <w:t xml:space="preserve">băng ghim và dụng cụ </w:t>
       </w:r>
       <w:r>
         <w:rPr>
@@ -3645,42 +3565,42 @@
           <w:lang w:val="vi-VN"/>
         </w:rPr>
         <w:lastRenderedPageBreak/>
-        <w:t/>
+        <w:t>cắt khâu nối dùng trong phẫu thuật</w:t>
       </w:r>
       <w:r>
         <w:rPr>
           <w:bCs/>
           <w:lang w:val="vi-VN"/>
         </w:rPr>
-        <w:t xml:space="preserve"/>
+        <w:t xml:space="preserve"> </w:t>
       </w:r>
       <w:r>
         <w:rPr>
           <w:bCs/>
         </w:rPr>
-        <w:t xml:space="preserve"/>
+        <w:t xml:space="preserve">phục vụ </w:t>
       </w:r>
       <w:r>
         <w:rPr>
           <w:bCs/>
         </w:rPr>
-        <w:t/>
+        <w:t>công tác chuyên môn</w:t>
       </w:r>
       <w:r>
         <w:rPr>
           <w:bCs/>
         </w:rPr>
-        <w:t xml:space="preserve"/>
+        <w:t xml:space="preserve"> tại Bệnh viện đa khoa tỉnh Phú Thọ</w:t>
       </w:r>
       <w:r>
         <w:rPr>
           <w:bCs/>
           <w:lang w:val="sv-SE"/>
         </w:rPr>
-        <w:t/>
+        <w:t>;</w:t>
       </w:r>
     </w:p>
-    <w:p ns2:paraId="1BBC4040" ns2:textId="4FA4A09F">
+    <w:p>
       <w:pPr>
         <w:spacing w:before="120" w:after="120" w:line="276" w:lineRule="auto"/>
         <w:ind w:firstLine="426"/>
@@ -3695,90 +3615,90 @@
           <w:color w:val="000000" w:themeColor="text1"/>
           <w:spacing w:val="-6"/>
         </w:rPr>
-        <w:t xml:space="preserve">Căn cứ phiếu đề xuất mua sắm vật tư y tế của {{KHOA_DE_XUAT}} ngày {{NGAY_DE_XUAT}}.</w:t>
+        <w:t xml:space="preserve">Căn cứ </w:t>
       </w:r>
       <w:r>
         <w:rPr>
           <w:color w:val="000000" w:themeColor="text1"/>
         </w:rPr>
-        <w:t/>
+        <w:t>phiếu đề xuất</w:t>
       </w:r>
       <w:r>
         <w:rPr>
           <w:color w:val="000000" w:themeColor="text1"/>
         </w:rPr>
-        <w:t xml:space="preserve"/>
+        <w:t xml:space="preserve"> mua sắm </w:t>
       </w:r>
       <w:r>
         <w:rPr>
           <w:color w:val="000000" w:themeColor="text1"/>
         </w:rPr>
-        <w:t xml:space="preserve"/>
+        <w:t xml:space="preserve">vật tư </w:t>
       </w:r>
       <w:r>
         <w:rPr>
           <w:color w:val="000000" w:themeColor="text1"/>
         </w:rPr>
-        <w:t/>
+        <w:t>y tế</w:t>
       </w:r>
       <w:r>
         <w:rPr>
           <w:color w:val="000000" w:themeColor="text1"/>
         </w:rPr>
-        <w:t xml:space="preserve"/>
+        <w:t xml:space="preserve"> của </w:t>
       </w:r>
       <w:r>
         <w:rPr>
           <w:color w:val="000000" w:themeColor="text1"/>
         </w:rPr>
-        <w:t xml:space="preserve"/>
+        <w:t xml:space="preserve">khoa </w:t>
       </w:r>
       <w:r>
         <w:rPr>
           <w:color w:val="000000" w:themeColor="text1"/>
           <w:lang w:val="vi-VN"/>
         </w:rPr>
-        <w:t/>
+        <w:t>Phẫu thuật ung bướu</w:t>
       </w:r>
       <w:r>
         <w:rPr>
           <w:color w:val="000000" w:themeColor="text1"/>
         </w:rPr>
-        <w:t xml:space="preserve"/>
+        <w:t xml:space="preserve"> </w:t>
       </w:r>
       <w:r>
         <w:rPr>
           <w:color w:val="000000" w:themeColor="text1"/>
         </w:rPr>
-        <w:t xml:space="preserve"/>
+        <w:t xml:space="preserve">ngày </w:t>
       </w:r>
       <w:r>
         <w:rPr>
           <w:color w:val="000000" w:themeColor="text1"/>
         </w:rPr>
-        <w:t/>
+        <w:t>27</w:t>
       </w:r>
       <w:r>
         <w:rPr>
           <w:color w:val="000000" w:themeColor="text1"/>
           <w:lang w:val="vi-VN"/>
         </w:rPr>
-        <w:t/>
+        <w:t>/</w:t>
       </w:r>
       <w:r>
         <w:rPr>
           <w:color w:val="000000" w:themeColor="text1"/>
         </w:rPr>
-        <w:t/>
+        <w:t>11/2025</w:t>
       </w:r>
       <w:r>
         <w:rPr>
           <w:color w:val="000000" w:themeColor="text1"/>
         </w:rPr>
-        <w:t/>
+        <w:t>.</w:t>
       </w:r>
     </w:p>
-    <w:p ns2:paraId="022DADC1" ns2:textId="5EFD8528">
+    <w:p>
       <w:pPr>
         <w:tabs>
           <w:tab w:val="left" w:pos="567"/>
@@ -3808,7 +3728,7 @@
         <w:tab/>
       </w:r>
     </w:p>
-    <w:p ns2:paraId="1EA1F714" ns2:textId="0A401465">
+    <w:p>
       <w:pPr>
         <w:spacing w:line="276" w:lineRule="auto"/>
         <w:ind w:firstLine="426"/>
@@ -3847,7 +3767,7 @@
         <w:t>, gồm một số nội dung cụ thể như sau:</w:t>
       </w:r>
     </w:p>
-    <w:p ns2:paraId="469087F7" ns2:textId="7576C1F7">
+    <w:p>
       <w:pPr>
         <w:spacing w:line="276" w:lineRule="auto"/>
         <w:ind w:firstLine="426"/>
@@ -3892,7 +3812,7 @@
         <w:t>;</w:t>
       </w:r>
     </w:p>
-    <w:p ns2:paraId="31BCF66F" ns2:textId="44B6E6BC">
+    <w:p>
       <w:pPr>
         <w:spacing w:line="276" w:lineRule="auto"/>
         <w:ind w:firstLine="426"/>
@@ -3938,7 +3858,7 @@
         <w:t>rên địa bàn và các tỉnh lân cận;</w:t>
       </w:r>
     </w:p>
-    <w:p ns2:paraId="3EEA3DE7" ns2:textId="53922B01">
+    <w:p>
       <w:pPr>
         <w:spacing w:line="276" w:lineRule="auto"/>
         <w:ind w:firstLine="426"/>
@@ -3951,7 +3871,7 @@
         <w:tab/>
       </w:r>
     </w:p>
-    <w:p ns2:paraId="4B6AF299" ns2:textId="1F1A94EC">
+    <w:p>
       <w:pPr>
         <w:tabs>
           <w:tab w:val="left" w:pos="993"/>
@@ -3982,7 +3902,7 @@
         <w:t xml:space="preserve"> </w:t>
       </w:r>
     </w:p>
-    <w:p ns2:paraId="60E9B11F" ns2:textId="6DCE0902">
+    <w:p>
       <w:pPr>
         <w:tabs>
           <w:tab w:val="left" w:pos="993"/>
@@ -4091,7 +4011,7 @@
         <w:t xml:space="preserve"> được đính kèm theo biên bản này. Chủ tịch Hội đồng khoa học yêu cầu các trung tâm, khoa, phòng chuyên môn có liên quan khẩn trương thực hiện các bước tiếp theo đảm bảo tiến độ dịch vụ, tuân thủ đúng quy định của pháp luật.</w:t>
       </w:r>
     </w:p>
-    <w:p ns2:paraId="003CCE6E" ns2:textId="19FF48F6">
+    <w:p>
       <w:pPr>
         <w:spacing w:before="60" w:after="60" w:line="276" w:lineRule="auto"/>
         <w:ind w:firstLine="567"/>
@@ -4119,7 +4039,7 @@
         <w:t xml:space="preserve"> </w:t>
       </w:r>
     </w:p>
-    <w:p ns2:paraId="001EF089" ns2:textId="5403A891">
+    <w:p>
       <w:pPr>
         <w:tabs>
           <w:tab w:val="left" w:pos="993"/>
@@ -4159,7 +4079,7 @@
         <w:t xml:space="preserve"> cùng ngày. Biên bản được đọc lại cho các thành viên cùng kiểm tra và ký xác nhận./.</w:t>
       </w:r>
     </w:p>
-    <w:p ns2:paraId="2B669ED7" ns2:textId="77777777">
+    <w:p>
       <w:pPr>
         <w:tabs>
           <w:tab w:val="left" w:pos="993"/>
@@ -4191,7 +4111,7 @@
         <w:gridCol w:w="3823"/>
         <w:gridCol w:w="5241"/>
       </w:tblGrid>
-      <w:tr ns2:paraId="41AADF4D" ns2:textId="77777777">
+      <w:tr>
         <w:trPr>
           <w:trHeight w:val="1581"/>
         </w:trPr>
@@ -4199,7 +4119,7 @@
           <w:tcPr>
             <w:tcW w:w="3823" w:type="dxa"/>
           </w:tcPr>
-          <w:p ns2:paraId="123FB2C0" ns2:textId="76F43BC0">
+          <w:p>
             <w:pPr>
               <w:tabs>
                 <w:tab w:val="left" w:pos="993"/>
@@ -4218,7 +4138,7 @@
               <w:t>THƯ KÝ</w:t>
             </w:r>
           </w:p>
-          <w:p ns2:paraId="45A34653" ns2:textId="77777777">
+          <w:p>
             <w:pPr>
               <w:tabs>
                 <w:tab w:val="left" w:pos="993"/>
@@ -4229,7 +4149,7 @@
               </w:rPr>
             </w:pPr>
           </w:p>
-          <w:p ns2:paraId="39B684C4" ns2:textId="77777777">
+          <w:p>
             <w:pPr>
               <w:tabs>
                 <w:tab w:val="left" w:pos="993"/>
@@ -4243,7 +4163,7 @@
               </w:rPr>
             </w:pPr>
           </w:p>
-          <w:p ns2:paraId="08BEC8DB" ns2:textId="77777777">
+          <w:p>
             <w:pPr>
               <w:tabs>
                 <w:tab w:val="left" w:pos="993"/>
@@ -4257,7 +4177,7 @@
               </w:rPr>
             </w:pPr>
           </w:p>
-          <w:p ns2:paraId="51144FC0" ns2:textId="7DD252C8">
+          <w:p>
             <w:pPr>
               <w:tabs>
                 <w:tab w:val="left" w:pos="993"/>
@@ -4273,7 +4193,7 @@
               <w:rPr>
                 <w:b/>
               </w:rPr>
-              <w:t>{{THU_KY_HDKH_KY}}</w:t>
+              <w:t>Hoàng Đình Tuấn</w:t>
             </w:r>
           </w:p>
         </w:tc>
@@ -4281,7 +4201,7 @@
           <w:tcPr>
             <w:tcW w:w="5241" w:type="dxa"/>
           </w:tcPr>
-          <w:p ns2:paraId="3DBE1E18" ns2:textId="77777777">
+          <w:p>
             <w:pPr>
               <w:tabs>
                 <w:tab w:val="left" w:pos="993"/>
@@ -4299,7 +4219,7 @@
               <w:t>CHỦ TỊCH HỘI ĐỒNG KHOA HỌC</w:t>
             </w:r>
           </w:p>
-          <w:p ns2:paraId="58C7E7E5" ns2:textId="72D9A130">
+          <w:p>
             <w:pPr>
               <w:tabs>
                 <w:tab w:val="left" w:pos="993"/>
@@ -4310,7 +4230,7 @@
               </w:rPr>
             </w:pPr>
           </w:p>
-          <w:p ns2:paraId="2209B16A" ns2:textId="569166E7">
+          <w:p>
             <w:pPr>
               <w:tabs>
                 <w:tab w:val="left" w:pos="993"/>
@@ -4321,7 +4241,7 @@
               </w:rPr>
             </w:pPr>
           </w:p>
-          <w:p ns2:paraId="2325811D" ns2:textId="77777777">
+          <w:p>
             <w:pPr>
               <w:tabs>
                 <w:tab w:val="left" w:pos="993"/>
@@ -4333,7 +4253,7 @@
               </w:rPr>
             </w:pPr>
           </w:p>
-          <w:p ns2:paraId="5973A964" ns2:textId="77777777">
+          <w:p>
             <w:pPr>
               <w:tabs>
                 <w:tab w:val="left" w:pos="993"/>
@@ -4346,7 +4266,7 @@
               </w:rPr>
             </w:pPr>
           </w:p>
-          <w:p ns2:paraId="13446387" ns2:textId="2D671E00">
+          <w:p>
             <w:pPr>
               <w:tabs>
                 <w:tab w:val="left" w:pos="993"/>
@@ -4361,13 +4281,13 @@
               <w:rPr>
                 <w:b/>
               </w:rPr>
-              <w:t>{{CHU_TICH_HDKH_KY}}</w:t>
+              <w:t>Nguyễn Văn Sơn</w:t>
             </w:r>
           </w:p>
         </w:tc>
       </w:tr>
     </w:tbl>
-    <w:p ns2:paraId="7A9CC792" ns2:textId="6F63C2BE">
+    <w:p>
       <w:pPr>
         <w:tabs>
           <w:tab w:val="left" w:pos="2850"/>
@@ -4380,7 +4300,7 @@
         </w:rPr>
       </w:pPr>
     </w:p>
-    <w:p ns2:paraId="1228C7B9" ns2:textId="77777777">
+    <w:p>
       <w:pPr>
         <w:tabs>
           <w:tab w:val="left" w:pos="2850"/>
@@ -4394,7 +4314,7 @@
         </w:rPr>
       </w:pPr>
     </w:p>
-    <w:p ns2:paraId="14CA551D" ns2:textId="77777777">
+    <w:p>
       <w:pPr>
         <w:tabs>
           <w:tab w:val="left" w:pos="2850"/>
@@ -4408,7 +4328,7 @@
         </w:rPr>
       </w:pPr>
     </w:p>
-    <w:p ns2:paraId="79E402F3" ns2:textId="4EBF1D0D">
+    <w:p>
       <w:pPr>
         <w:tabs>
           <w:tab w:val="left" w:pos="2850"/>
@@ -4443,7 +4363,7 @@
         <w:t>HỘI ĐỒNG KHOA HỌC</w:t>
       </w:r>
     </w:p>
-    <w:p ns2:paraId="633621FD" ns2:textId="77777777">
+    <w:p>
       <w:pPr>
         <w:tabs>
           <w:tab w:val="left" w:pos="2850"/>
@@ -4469,7 +4389,7 @@
         <w:gridCol w:w="2127"/>
         <w:gridCol w:w="2976"/>
       </w:tblGrid>
-      <w:tr ns2:paraId="17571BC5" ns2:textId="77777777">
+      <w:tr>
         <w:trPr>
           <w:trHeight w:val="846"/>
           <w:tblHeader/>
@@ -4479,7 +4399,7 @@
             <w:tcW w:w="746" w:type="dxa"/>
             <w:vAlign w:val="center"/>
           </w:tcPr>
-          <w:p ns2:paraId="0CCE9B82" ns2:textId="77777777">
+          <w:p>
             <w:pPr>
               <w:spacing w:before="200" w:line="276" w:lineRule="auto"/>
               <w:rPr>
@@ -4499,7 +4419,7 @@
             <w:tcW w:w="2935" w:type="dxa"/>
             <w:vAlign w:val="center"/>
           </w:tcPr>
-          <w:p ns2:paraId="6D30704A" ns2:textId="77777777">
+          <w:p>
             <w:pPr>
               <w:spacing w:before="200" w:line="276" w:lineRule="auto"/>
               <w:jc w:val="center"/>
@@ -4520,7 +4440,7 @@
             <w:tcW w:w="2127" w:type="dxa"/>
             <w:vAlign w:val="center"/>
           </w:tcPr>
-          <w:p ns2:paraId="7650AB35" ns2:textId="6CDD55DC">
+          <w:p>
             <w:pPr>
               <w:spacing w:before="200" w:line="276" w:lineRule="auto"/>
               <w:jc w:val="center"/>
@@ -4547,7 +4467,7 @@
             <w:tcW w:w="2976" w:type="dxa"/>
             <w:vAlign w:val="center"/>
           </w:tcPr>
-          <w:p ns2:paraId="0FC518DA" ns2:textId="77777777">
+          <w:p>
             <w:pPr>
               <w:spacing w:before="200" w:line="276" w:lineRule="auto"/>
               <w:jc w:val="center"/>
@@ -4564,7 +4484,7 @@
           </w:p>
         </w:tc>
       </w:tr>
-      <w:tr ns2:paraId="6B41A131" ns2:textId="77777777">
+      <w:tr>
         <w:trPr>
           <w:trHeight w:val="986"/>
         </w:trPr>
@@ -4573,7 +4493,7 @@
             <w:tcW w:w="746" w:type="dxa"/>
             <w:vAlign w:val="center"/>
           </w:tcPr>
-          <w:p ns2:paraId="55DC77F0" ns2:textId="77777777">
+          <w:p>
             <w:pPr>
               <w:pStyle w:val="ListParagraph"/>
               <w:numPr>
@@ -4597,13 +4517,13 @@
             <w:tcW w:w="2935" w:type="dxa"/>
             <w:vAlign w:val="center"/>
           </w:tcPr>
-          <w:p ns2:paraId="05F21865" ns2:textId="73B1FC01">
+          <w:p>
             <w:pPr>
               <w:spacing w:before="200" w:after="240" w:line="276" w:lineRule="auto"/>
               <w:jc w:val="both"/>
             </w:pPr>
             <w:r>
-              <w:t>{{TO_TRUONG_TCG_KY}}</w:t>
+              <w:t>Lê Na</w:t>
             </w:r>
           </w:p>
         </w:tc>
@@ -4612,7 +4532,7 @@
             <w:tcW w:w="2127" w:type="dxa"/>
             <w:vAlign w:val="center"/>
           </w:tcPr>
-          <w:p ns2:paraId="339E84E1" ns2:textId="21785788">
+          <w:p>
             <w:pPr>
               <w:spacing w:before="200" w:after="240" w:line="276" w:lineRule="auto"/>
               <w:jc w:val="center"/>
@@ -4627,7 +4547,7 @@
             <w:tcW w:w="2976" w:type="dxa"/>
             <w:vAlign w:val="center"/>
           </w:tcPr>
-          <w:p ns2:paraId="635C6954" ns2:textId="77777777">
+          <w:p>
             <w:pPr>
               <w:spacing w:before="200" w:after="240" w:line="276" w:lineRule="auto"/>
               <w:jc w:val="center"/>
@@ -4635,7 +4555,7 @@
           </w:p>
         </w:tc>
       </w:tr>
-      <w:tr ns2:paraId="521F992A" ns2:textId="77777777">
+      <w:tr>
         <w:trPr>
           <w:trHeight w:val="1026"/>
         </w:trPr>
@@ -4644,7 +4564,7 @@
             <w:tcW w:w="746" w:type="dxa"/>
             <w:vAlign w:val="center"/>
           </w:tcPr>
-          <w:p ns2:paraId="0F3A3943" ns2:textId="77777777">
+          <w:p>
             <w:pPr>
               <w:pStyle w:val="ListParagraph"/>
               <w:numPr>
@@ -4667,43 +4587,43 @@
           <w:tcPr>
             <w:tcW w:w="2935" w:type="dxa"/>
           </w:tcPr>
-          <w:p ns2:paraId="47B36FAB" ns2:textId="6BBC366A">
+          <w:p>
             <w:pPr>
               <w:spacing w:before="200" w:after="240" w:line="276" w:lineRule="auto"/>
               <w:jc w:val="both"/>
             </w:pPr>
             <w:r>
-              <w:t xml:space="preserve"/>
+              <w:t>Ngô</w:t>
             </w:r>
             <w:r>
               <w:rPr>
                 <w:spacing w:val="-5"/>
               </w:rPr>
-              <w:t xml:space="preserve"/>
-            </w:r>
-            <w:r>
-              <w:t/>
+              <w:t xml:space="preserve"> </w:t>
+            </w:r>
+            <w:r>
+              <w:t>Thị</w:t>
             </w:r>
             <w:r>
               <w:rPr>
                 <w:spacing w:val="-2"/>
               </w:rPr>
-              <w:t xml:space="preserve"/>
-            </w:r>
-            <w:r>
-              <w:t/>
+              <w:t xml:space="preserve"> </w:t>
+            </w:r>
+            <w:r>
+              <w:t>Thu</w:t>
             </w:r>
             <w:r>
               <w:rPr>
                 <w:spacing w:val="-2"/>
               </w:rPr>
-              <w:t xml:space="preserve"/>
+              <w:t xml:space="preserve"> </w:t>
             </w:r>
             <w:r>
               <w:rPr>
                 <w:spacing w:val="-4"/>
               </w:rPr>
-              <w:t/>
+              <w:t>Hương</w:t>
             </w:r>
           </w:p>
         </w:tc>
@@ -4712,7 +4632,7 @@
             <w:tcW w:w="2127" w:type="dxa"/>
             <w:vAlign w:val="center"/>
           </w:tcPr>
-          <w:p ns2:paraId="49CFD307" ns2:textId="0DE8B091">
+          <w:p>
             <w:pPr>
               <w:spacing w:before="200" w:after="240" w:line="276" w:lineRule="auto"/>
               <w:jc w:val="center"/>
@@ -4727,7 +4647,7 @@
             <w:tcW w:w="2976" w:type="dxa"/>
             <w:vAlign w:val="center"/>
           </w:tcPr>
-          <w:p ns2:paraId="44DFA090" ns2:textId="77777777">
+          <w:p>
             <w:pPr>
               <w:spacing w:before="200" w:after="240" w:line="276" w:lineRule="auto"/>
               <w:jc w:val="center"/>
@@ -4735,7 +4655,7 @@
           </w:p>
         </w:tc>
       </w:tr>
-      <w:tr ns2:paraId="6C63A801" ns2:textId="77777777">
+      <w:tr>
         <w:trPr>
           <w:trHeight w:val="144"/>
         </w:trPr>
@@ -4744,7 +4664,7 @@
             <w:tcW w:w="746" w:type="dxa"/>
             <w:vAlign w:val="center"/>
           </w:tcPr>
-          <w:p ns2:paraId="5A08F1C3" ns2:textId="77777777">
+          <w:p>
             <w:pPr>
               <w:pStyle w:val="ListParagraph"/>
               <w:numPr>
@@ -4767,13 +4687,13 @@
           <w:tcPr>
             <w:tcW w:w="2935" w:type="dxa"/>
           </w:tcPr>
-          <w:p ns2:paraId="242FAAC5" ns2:textId="5898747C">
+          <w:p>
             <w:pPr>
               <w:spacing w:before="200" w:after="240" w:line="276" w:lineRule="auto"/>
               <w:jc w:val="both"/>
             </w:pPr>
             <w:r>
-              <w:t/>
+              <w:t>Triệu Quốc Thường</w:t>
             </w:r>
           </w:p>
         </w:tc>
@@ -4781,7 +4701,7 @@
           <w:tcPr>
             <w:tcW w:w="2127" w:type="dxa"/>
           </w:tcPr>
-          <w:p ns2:paraId="53B714BE" ns2:textId="53300992">
+          <w:p>
             <w:pPr>
               <w:spacing w:before="200" w:after="240" w:line="276" w:lineRule="auto"/>
               <w:jc w:val="center"/>
@@ -4802,7 +4722,7 @@
             <w:tcW w:w="2976" w:type="dxa"/>
             <w:vAlign w:val="center"/>
           </w:tcPr>
-          <w:p ns2:paraId="31A39A4F" ns2:textId="77777777">
+          <w:p>
             <w:pPr>
               <w:spacing w:before="200" w:after="240" w:line="276" w:lineRule="auto"/>
               <w:jc w:val="center"/>
@@ -4810,7 +4730,7 @@
           </w:p>
         </w:tc>
       </w:tr>
-      <w:tr ns2:paraId="20B95978" ns2:textId="77777777">
+      <w:tr>
         <w:trPr>
           <w:trHeight w:val="144"/>
         </w:trPr>
@@ -4819,7 +4739,7 @@
             <w:tcW w:w="746" w:type="dxa"/>
             <w:vAlign w:val="center"/>
           </w:tcPr>
-          <w:p ns2:paraId="4FD1C14C" ns2:textId="77777777">
+          <w:p>
             <w:pPr>
               <w:pStyle w:val="ListParagraph"/>
               <w:numPr>
@@ -4842,28 +4762,28 @@
           <w:tcPr>
             <w:tcW w:w="2935" w:type="dxa"/>
           </w:tcPr>
-          <w:p ns2:paraId="3CF15B0C" ns2:textId="1B543CF7">
+          <w:p>
             <w:pPr>
               <w:spacing w:before="200" w:after="240" w:line="276" w:lineRule="auto"/>
               <w:jc w:val="both"/>
             </w:pPr>
             <w:r>
-              <w:t xml:space="preserve"/>
+              <w:t>Phạm</w:t>
             </w:r>
             <w:r>
               <w:rPr>
                 <w:spacing w:val="-8"/>
               </w:rPr>
-              <w:t xml:space="preserve"/>
-            </w:r>
-            <w:r>
-              <w:t xml:space="preserve"/>
+              <w:t xml:space="preserve"> </w:t>
+            </w:r>
+            <w:r>
+              <w:t xml:space="preserve">Tiến </w:t>
             </w:r>
             <w:r>
               <w:rPr>
                 <w:spacing w:val="-4"/>
               </w:rPr>
-              <w:t/>
+              <w:t>Chung</w:t>
             </w:r>
           </w:p>
         </w:tc>
@@ -4871,7 +4791,7 @@
           <w:tcPr>
             <w:tcW w:w="2127" w:type="dxa"/>
           </w:tcPr>
-          <w:p ns2:paraId="123EBE6B" ns2:textId="4B01A8C8">
+          <w:p>
             <w:pPr>
               <w:spacing w:before="200" w:after="240" w:line="276" w:lineRule="auto"/>
               <w:jc w:val="center"/>
@@ -4892,7 +4812,7 @@
             <w:tcW w:w="2976" w:type="dxa"/>
             <w:vAlign w:val="center"/>
           </w:tcPr>
-          <w:p ns2:paraId="0C1BC74C" ns2:textId="77777777">
+          <w:p>
             <w:pPr>
               <w:spacing w:before="200" w:after="240" w:line="276" w:lineRule="auto"/>
               <w:jc w:val="center"/>
@@ -4900,7 +4820,7 @@
           </w:p>
         </w:tc>
       </w:tr>
-      <w:tr ns2:paraId="2156C419" ns2:textId="77777777">
+      <w:tr>
         <w:trPr>
           <w:trHeight w:val="144"/>
         </w:trPr>
@@ -4909,7 +4829,7 @@
             <w:tcW w:w="746" w:type="dxa"/>
             <w:vAlign w:val="center"/>
           </w:tcPr>
-          <w:p ns2:paraId="755D47AE" ns2:textId="77777777">
+          <w:p>
             <w:pPr>
               <w:pStyle w:val="ListParagraph"/>
               <w:numPr>
@@ -4932,34 +4852,34 @@
           <w:tcPr>
             <w:tcW w:w="2935" w:type="dxa"/>
           </w:tcPr>
-          <w:p ns2:paraId="1693E47C" ns2:textId="4B2640B0">
+          <w:p>
             <w:pPr>
               <w:spacing w:before="200" w:after="240" w:line="276" w:lineRule="auto"/>
               <w:jc w:val="both"/>
             </w:pPr>
             <w:r>
-              <w:t xml:space="preserve"/>
+              <w:t>Lê</w:t>
             </w:r>
             <w:r>
               <w:rPr>
                 <w:spacing w:val="-6"/>
               </w:rPr>
-              <w:t xml:space="preserve"/>
-            </w:r>
-            <w:r>
-              <w:t/>
+              <w:t xml:space="preserve"> </w:t>
+            </w:r>
+            <w:r>
+              <w:t>Quyết</w:t>
             </w:r>
             <w:r>
               <w:rPr>
                 <w:spacing w:val="-3"/>
               </w:rPr>
-              <w:t xml:space="preserve"/>
+              <w:t xml:space="preserve"> </w:t>
             </w:r>
             <w:r>
               <w:rPr>
                 <w:spacing w:val="-4"/>
               </w:rPr>
-              <w:t/>
+              <w:t>Thắng</w:t>
             </w:r>
           </w:p>
         </w:tc>
@@ -4967,7 +4887,7 @@
           <w:tcPr>
             <w:tcW w:w="2127" w:type="dxa"/>
           </w:tcPr>
-          <w:p ns2:paraId="42B12FB4" ns2:textId="47B8A985">
+          <w:p>
             <w:pPr>
               <w:spacing w:before="200" w:after="240" w:line="276" w:lineRule="auto"/>
               <w:jc w:val="center"/>
@@ -4988,7 +4908,7 @@
             <w:tcW w:w="2976" w:type="dxa"/>
             <w:vAlign w:val="center"/>
           </w:tcPr>
-          <w:p ns2:paraId="227FF13F" ns2:textId="77777777">
+          <w:p>
             <w:pPr>
               <w:spacing w:before="200" w:after="240" w:line="276" w:lineRule="auto"/>
               <w:jc w:val="center"/>
@@ -4996,7 +4916,7 @@
           </w:p>
         </w:tc>
       </w:tr>
-      <w:tr ns2:paraId="60437724" ns2:textId="77777777">
+      <w:tr>
         <w:trPr>
           <w:trHeight w:val="144"/>
         </w:trPr>
@@ -5005,7 +4925,7 @@
             <w:tcW w:w="746" w:type="dxa"/>
             <w:vAlign w:val="center"/>
           </w:tcPr>
-          <w:p ns2:paraId="275A463C" ns2:textId="77777777">
+          <w:p>
             <w:pPr>
               <w:pStyle w:val="ListParagraph"/>
               <w:numPr>
@@ -5028,13 +4948,13 @@
           <w:tcPr>
             <w:tcW w:w="2935" w:type="dxa"/>
           </w:tcPr>
-          <w:p ns2:paraId="4D452ABC" ns2:textId="067F8C4A">
+          <w:p>
             <w:pPr>
               <w:spacing w:before="200" w:after="240" w:line="276" w:lineRule="auto"/>
               <w:jc w:val="both"/>
             </w:pPr>
             <w:r>
-              <w:t/>
+              <w:t>Ngô Gia Tùng</w:t>
             </w:r>
           </w:p>
         </w:tc>
@@ -5042,7 +4962,7 @@
           <w:tcPr>
             <w:tcW w:w="2127" w:type="dxa"/>
           </w:tcPr>
-          <w:p ns2:paraId="71855E50" ns2:textId="29D970AA">
+          <w:p>
             <w:pPr>
               <w:spacing w:before="200" w:after="240" w:line="276" w:lineRule="auto"/>
               <w:jc w:val="center"/>
@@ -5063,7 +4983,7 @@
             <w:tcW w:w="2976" w:type="dxa"/>
             <w:vAlign w:val="center"/>
           </w:tcPr>
-          <w:p ns2:paraId="2480121C" ns2:textId="77777777">
+          <w:p>
             <w:pPr>
               <w:spacing w:before="200" w:after="240" w:line="276" w:lineRule="auto"/>
               <w:jc w:val="center"/>
@@ -5071,7 +4991,7 @@
           </w:p>
         </w:tc>
       </w:tr>
-      <w:tr ns2:paraId="42F1CACA" ns2:textId="77777777">
+      <w:tr>
         <w:trPr>
           <w:trHeight w:val="144"/>
         </w:trPr>
@@ -5080,7 +5000,7 @@
             <w:tcW w:w="746" w:type="dxa"/>
             <w:vAlign w:val="center"/>
           </w:tcPr>
-          <w:p ns2:paraId="18ADAE21" ns2:textId="77777777">
+          <w:p>
             <w:pPr>
               <w:pStyle w:val="ListParagraph"/>
               <w:numPr>
@@ -5103,34 +5023,34 @@
           <w:tcPr>
             <w:tcW w:w="2935" w:type="dxa"/>
           </w:tcPr>
-          <w:p ns2:paraId="59FDE08F" ns2:textId="0DEBFA89">
+          <w:p>
             <w:pPr>
               <w:spacing w:before="200" w:after="240" w:line="276" w:lineRule="auto"/>
               <w:jc w:val="both"/>
             </w:pPr>
             <w:r>
-              <w:t xml:space="preserve"/>
+              <w:t>Trần</w:t>
             </w:r>
             <w:r>
               <w:rPr>
                 <w:spacing w:val="-4"/>
               </w:rPr>
-              <w:t xml:space="preserve"/>
-            </w:r>
-            <w:r>
-              <w:t/>
+              <w:t xml:space="preserve"> </w:t>
+            </w:r>
+            <w:r>
+              <w:t>Quang</w:t>
             </w:r>
             <w:r>
               <w:rPr>
                 <w:spacing w:val="-3"/>
               </w:rPr>
-              <w:t xml:space="preserve"/>
+              <w:t xml:space="preserve"> </w:t>
             </w:r>
             <w:r>
               <w:rPr>
                 <w:spacing w:val="-5"/>
               </w:rPr>
-              <w:t/>
+              <w:t>Lục</w:t>
             </w:r>
           </w:p>
         </w:tc>
@@ -5138,7 +5058,7 @@
           <w:tcPr>
             <w:tcW w:w="2127" w:type="dxa"/>
           </w:tcPr>
-          <w:p ns2:paraId="7B9CAD1B" ns2:textId="12F76237">
+          <w:p>
             <w:pPr>
               <w:spacing w:before="200" w:after="240" w:line="276" w:lineRule="auto"/>
               <w:jc w:val="center"/>
@@ -5159,7 +5079,7 @@
             <w:tcW w:w="2976" w:type="dxa"/>
             <w:vAlign w:val="center"/>
           </w:tcPr>
-          <w:p ns2:paraId="44A9D8DF" ns2:textId="77777777">
+          <w:p>
             <w:pPr>
               <w:spacing w:before="200" w:after="240" w:line="276" w:lineRule="auto"/>
               <w:jc w:val="center"/>
@@ -5167,7 +5087,7 @@
           </w:p>
         </w:tc>
       </w:tr>
-      <w:tr ns2:paraId="2E507F6D" ns2:textId="77777777">
+      <w:tr>
         <w:trPr>
           <w:trHeight w:val="144"/>
         </w:trPr>
@@ -5176,7 +5096,7 @@
             <w:tcW w:w="746" w:type="dxa"/>
             <w:vAlign w:val="center"/>
           </w:tcPr>
-          <w:p ns2:paraId="50FD70D0" ns2:textId="77777777">
+          <w:p>
             <w:pPr>
               <w:pStyle w:val="ListParagraph"/>
               <w:numPr>
@@ -5199,28 +5119,28 @@
           <w:tcPr>
             <w:tcW w:w="2935" w:type="dxa"/>
           </w:tcPr>
-          <w:p ns2:paraId="25DDB5B4" ns2:textId="32B41D93">
+          <w:p>
             <w:pPr>
               <w:spacing w:before="200" w:after="240" w:line="276" w:lineRule="auto"/>
               <w:jc w:val="both"/>
             </w:pPr>
             <w:r>
-              <w:t xml:space="preserve"/>
+              <w:t>Nguyễn</w:t>
             </w:r>
             <w:r>
               <w:rPr>
                 <w:spacing w:val="-6"/>
               </w:rPr>
-              <w:t xml:space="preserve"/>
-            </w:r>
-            <w:r>
-              <w:t/>
+              <w:t xml:space="preserve"> </w:t>
+            </w:r>
+            <w:r>
+              <w:t>Đình</w:t>
             </w:r>
             <w:r>
               <w:rPr>
                 <w:spacing w:val="-4"/>
               </w:rPr>
-              <w:t xml:space="preserve"/>
+              <w:t xml:space="preserve"> Chúc</w:t>
             </w:r>
           </w:p>
         </w:tc>
@@ -5228,7 +5148,7 @@
           <w:tcPr>
             <w:tcW w:w="2127" w:type="dxa"/>
           </w:tcPr>
-          <w:p ns2:paraId="45908193" ns2:textId="0DEAB5FF">
+          <w:p>
             <w:pPr>
               <w:spacing w:before="200" w:after="240" w:line="276" w:lineRule="auto"/>
               <w:jc w:val="center"/>
@@ -5249,7 +5169,7 @@
             <w:tcW w:w="2976" w:type="dxa"/>
             <w:vAlign w:val="center"/>
           </w:tcPr>
-          <w:p ns2:paraId="53C7AD4F" ns2:textId="77777777">
+          <w:p>
             <w:pPr>
               <w:spacing w:before="200" w:after="240" w:line="276" w:lineRule="auto"/>
               <w:jc w:val="center"/>
@@ -5257,7 +5177,7 @@
           </w:p>
         </w:tc>
       </w:tr>
-      <w:tr ns2:paraId="3ACB5965" ns2:textId="77777777">
+      <w:tr>
         <w:trPr>
           <w:trHeight w:val="144"/>
         </w:trPr>
@@ -5266,7 +5186,7 @@
             <w:tcW w:w="746" w:type="dxa"/>
             <w:vAlign w:val="center"/>
           </w:tcPr>
-          <w:p ns2:paraId="61353643" ns2:textId="77777777">
+          <w:p>
             <w:pPr>
               <w:pStyle w:val="ListParagraph"/>
               <w:numPr>
@@ -5289,34 +5209,34 @@
           <w:tcPr>
             <w:tcW w:w="2935" w:type="dxa"/>
           </w:tcPr>
-          <w:p ns2:paraId="516F94FC" ns2:textId="49CB1980">
+          <w:p>
             <w:pPr>
               <w:spacing w:before="200" w:after="240" w:line="276" w:lineRule="auto"/>
               <w:jc w:val="both"/>
             </w:pPr>
             <w:r>
-              <w:t xml:space="preserve"/>
+              <w:t>Cao</w:t>
             </w:r>
             <w:r>
               <w:rPr>
                 <w:spacing w:val="-4"/>
               </w:rPr>
-              <w:t xml:space="preserve"/>
-            </w:r>
-            <w:r>
-              <w:t/>
+              <w:t xml:space="preserve"> </w:t>
+            </w:r>
+            <w:r>
+              <w:t>Văn</w:t>
             </w:r>
             <w:r>
               <w:rPr>
                 <w:spacing w:val="-1"/>
               </w:rPr>
-              <w:t xml:space="preserve"/>
+              <w:t xml:space="preserve"> </w:t>
             </w:r>
             <w:r>
               <w:rPr>
                 <w:spacing w:val="-4"/>
               </w:rPr>
-              <w:t/>
+              <w:t>Khoa</w:t>
             </w:r>
           </w:p>
         </w:tc>
@@ -5324,7 +5244,7 @@
           <w:tcPr>
             <w:tcW w:w="2127" w:type="dxa"/>
           </w:tcPr>
-          <w:p ns2:paraId="40B36FEC" ns2:textId="42DAD001">
+          <w:p>
             <w:pPr>
               <w:spacing w:before="200" w:after="240" w:line="276" w:lineRule="auto"/>
               <w:jc w:val="center"/>
@@ -5345,7 +5265,7 @@
             <w:tcW w:w="2976" w:type="dxa"/>
             <w:vAlign w:val="center"/>
           </w:tcPr>
-          <w:p ns2:paraId="3ED98B8C" ns2:textId="77777777">
+          <w:p>
             <w:pPr>
               <w:spacing w:before="200" w:after="240" w:line="276" w:lineRule="auto"/>
               <w:jc w:val="center"/>
@@ -5353,7 +5273,7 @@
           </w:p>
         </w:tc>
       </w:tr>
-      <w:tr ns2:paraId="7215C29B" ns2:textId="77777777">
+      <w:tr>
         <w:trPr>
           <w:trHeight w:val="144"/>
         </w:trPr>
@@ -5362,7 +5282,7 @@
             <w:tcW w:w="746" w:type="dxa"/>
             <w:vAlign w:val="center"/>
           </w:tcPr>
-          <w:p ns2:paraId="263141DF" ns2:textId="77777777">
+          <w:p>
             <w:pPr>
               <w:pStyle w:val="ListParagraph"/>
               <w:numPr>
@@ -5385,13 +5305,13 @@
           <w:tcPr>
             <w:tcW w:w="2935" w:type="dxa"/>
           </w:tcPr>
-          <w:p ns2:paraId="4AB8DB1B" ns2:textId="56CF28F7">
+          <w:p>
             <w:pPr>
               <w:spacing w:before="200" w:after="240" w:line="276" w:lineRule="auto"/>
               <w:jc w:val="both"/>
             </w:pPr>
             <w:r>
-              <w:t/>
+              <w:t>Nguyễn Thị Thanh Mai</w:t>
             </w:r>
           </w:p>
         </w:tc>
@@ -5399,7 +5319,7 @@
           <w:tcPr>
             <w:tcW w:w="2127" w:type="dxa"/>
           </w:tcPr>
-          <w:p ns2:paraId="30BA8582" ns2:textId="3C1A9452">
+          <w:p>
             <w:pPr>
               <w:spacing w:before="200" w:after="240" w:line="276" w:lineRule="auto"/>
               <w:jc w:val="center"/>
@@ -5420,7 +5340,7 @@
             <w:tcW w:w="2976" w:type="dxa"/>
             <w:vAlign w:val="center"/>
           </w:tcPr>
-          <w:p ns2:paraId="7EA098E0" ns2:textId="77777777">
+          <w:p>
             <w:pPr>
               <w:spacing w:before="200" w:after="240" w:line="276" w:lineRule="auto"/>
               <w:jc w:val="center"/>
@@ -5428,7 +5348,7 @@
           </w:p>
         </w:tc>
       </w:tr>
-      <w:tr ns2:paraId="558FF3A9" ns2:textId="77777777">
+      <w:tr>
         <w:trPr>
           <w:trHeight w:val="144"/>
         </w:trPr>
@@ -5440,7 +5360,7 @@
             </w:tcBorders>
             <w:vAlign w:val="center"/>
           </w:tcPr>
-          <w:p ns2:paraId="47D7B09D" ns2:textId="77777777">
+          <w:p>
             <w:pPr>
               <w:pStyle w:val="ListParagraph"/>
               <w:numPr>
@@ -5466,43 +5386,43 @@
               <w:bottom w:val="single" w:sz="4" w:space="0" w:color="auto"/>
             </w:tcBorders>
           </w:tcPr>
-          <w:p ns2:paraId="389F5E10" ns2:textId="6B6F9396">
+          <w:p>
             <w:pPr>
               <w:spacing w:before="200" w:after="240" w:line="276" w:lineRule="auto"/>
               <w:jc w:val="both"/>
             </w:pPr>
             <w:r>
-              <w:t xml:space="preserve"/>
+              <w:t>Bùi</w:t>
             </w:r>
             <w:r>
               <w:rPr>
                 <w:spacing w:val="-4"/>
               </w:rPr>
-              <w:t xml:space="preserve"/>
-            </w:r>
-            <w:r>
-              <w:t/>
+              <w:t xml:space="preserve"> </w:t>
+            </w:r>
+            <w:r>
+              <w:t>Thị</w:t>
             </w:r>
             <w:r>
               <w:rPr>
                 <w:spacing w:val="-2"/>
               </w:rPr>
-              <w:t xml:space="preserve"/>
-            </w:r>
-            <w:r>
-              <w:t/>
+              <w:t xml:space="preserve"> </w:t>
+            </w:r>
+            <w:r>
+              <w:t>Thu</w:t>
             </w:r>
             <w:r>
               <w:rPr>
                 <w:spacing w:val="-2"/>
               </w:rPr>
-              <w:t xml:space="preserve"/>
+              <w:t xml:space="preserve"> </w:t>
             </w:r>
             <w:r>
               <w:rPr>
                 <w:spacing w:val="-5"/>
               </w:rPr>
-              <w:t/>
+              <w:t>Hà</w:t>
             </w:r>
           </w:p>
         </w:tc>
@@ -5513,7 +5433,7 @@
               <w:bottom w:val="single" w:sz="4" w:space="0" w:color="auto"/>
             </w:tcBorders>
           </w:tcPr>
-          <w:p ns2:paraId="54E85C49" ns2:textId="2281B8D4">
+          <w:p>
             <w:pPr>
               <w:spacing w:before="200" w:after="240" w:line="276" w:lineRule="auto"/>
               <w:jc w:val="center"/>
@@ -5537,7 +5457,7 @@
             </w:tcBorders>
             <w:vAlign w:val="center"/>
           </w:tcPr>
-          <w:p ns2:paraId="71293981" ns2:textId="77777777">
+          <w:p>
             <w:pPr>
               <w:spacing w:before="200" w:after="240" w:line="276" w:lineRule="auto"/>
               <w:jc w:val="center"/>
@@ -5545,7 +5465,7 @@
           </w:p>
         </w:tc>
       </w:tr>
-      <w:tr ns2:paraId="14DBE349" ns2:textId="77777777">
+      <w:tr>
         <w:trPr>
           <w:trHeight w:val="144"/>
         </w:trPr>
@@ -5557,7 +5477,7 @@
             </w:tcBorders>
             <w:vAlign w:val="center"/>
           </w:tcPr>
-          <w:p ns2:paraId="373457C9" ns2:textId="77777777">
+          <w:p>
             <w:pPr>
               <w:pStyle w:val="ListParagraph"/>
               <w:numPr>
@@ -5583,13 +5503,13 @@
               <w:bottom w:val="single" w:sz="4" w:space="0" w:color="auto"/>
             </w:tcBorders>
           </w:tcPr>
-          <w:p ns2:paraId="6E187DD4" ns2:textId="371EC482">
+          <w:p>
             <w:pPr>
               <w:spacing w:before="200" w:after="240" w:line="276" w:lineRule="auto"/>
               <w:jc w:val="both"/>
             </w:pPr>
             <w:r>
-              <w:t/>
+              <w:t>Hà Thị Bích Vân</w:t>
             </w:r>
           </w:p>
         </w:tc>
@@ -5600,7 +5520,7 @@
               <w:bottom w:val="single" w:sz="4" w:space="0" w:color="auto"/>
             </w:tcBorders>
           </w:tcPr>
-          <w:p ns2:paraId="3CA0169E" ns2:textId="034E69C3">
+          <w:p>
             <w:pPr>
               <w:spacing w:before="200" w:after="240" w:line="276" w:lineRule="auto"/>
               <w:jc w:val="center"/>
@@ -5618,7 +5538,7 @@
             </w:tcBorders>
             <w:vAlign w:val="center"/>
           </w:tcPr>
-          <w:p ns2:paraId="649074C0" ns2:textId="77777777">
+          <w:p>
             <w:pPr>
               <w:spacing w:before="200" w:after="240" w:line="276" w:lineRule="auto"/>
               <w:jc w:val="center"/>
@@ -5626,7 +5546,7 @@
           </w:p>
         </w:tc>
       </w:tr>
-      <w:tr ns2:paraId="3464F11D" ns2:textId="77777777">
+      <w:tr>
         <w:trPr>
           <w:trHeight w:val="144"/>
         </w:trPr>
@@ -5638,7 +5558,7 @@
             </w:tcBorders>
             <w:vAlign w:val="center"/>
           </w:tcPr>
-          <w:p ns2:paraId="1533B418" ns2:textId="77777777">
+          <w:p>
             <w:pPr>
               <w:pStyle w:val="ListParagraph"/>
               <w:numPr>
@@ -5664,13 +5584,13 @@
               <w:top w:val="single" w:sz="4" w:space="0" w:color="auto"/>
             </w:tcBorders>
           </w:tcPr>
-          <w:p ns2:paraId="7B90C3AC" ns2:textId="6DD592D1">
+          <w:p>
             <w:pPr>
               <w:spacing w:before="200" w:after="240" w:line="276" w:lineRule="auto"/>
               <w:jc w:val="both"/>
             </w:pPr>
             <w:r>
-              <w:t/>
+              <w:t>Nguyễn Văn Bảy</w:t>
             </w:r>
           </w:p>
         </w:tc>
@@ -5681,7 +5601,7 @@
               <w:top w:val="single" w:sz="4" w:space="0" w:color="auto"/>
             </w:tcBorders>
           </w:tcPr>
-          <w:p ns2:paraId="7BAF9E35" ns2:textId="6839AFF6">
+          <w:p>
             <w:pPr>
               <w:spacing w:before="200" w:after="240" w:line="276" w:lineRule="auto"/>
               <w:jc w:val="center"/>
@@ -5705,7 +5625,7 @@
             </w:tcBorders>
             <w:vAlign w:val="center"/>
           </w:tcPr>
-          <w:p ns2:paraId="1B5559DB" ns2:textId="77777777">
+          <w:p>
             <w:pPr>
               <w:spacing w:before="200" w:after="240" w:line="276" w:lineRule="auto"/>
               <w:jc w:val="center"/>
@@ -5713,7 +5633,7 @@
           </w:p>
         </w:tc>
       </w:tr>
-      <w:tr ns2:paraId="0CFD3A62" ns2:textId="77777777">
+      <w:tr>
         <w:trPr>
           <w:trHeight w:val="998"/>
         </w:trPr>
@@ -5722,7 +5642,7 @@
             <w:tcW w:w="746" w:type="dxa"/>
             <w:vAlign w:val="center"/>
           </w:tcPr>
-          <w:p ns2:paraId="14AA65BA" ns2:textId="77777777">
+          <w:p>
             <w:pPr>
               <w:pStyle w:val="ListParagraph"/>
               <w:numPr>
@@ -5745,43 +5665,43 @@
           <w:tcPr>
             <w:tcW w:w="2935" w:type="dxa"/>
           </w:tcPr>
-          <w:p ns2:paraId="680D47F1" ns2:textId="0A37E1A1">
+          <w:p>
             <w:pPr>
               <w:spacing w:before="200" w:after="240" w:line="276" w:lineRule="auto"/>
               <w:jc w:val="both"/>
             </w:pPr>
             <w:r>
-              <w:t xml:space="preserve"/>
+              <w:t>Lê</w:t>
             </w:r>
             <w:r>
               <w:rPr>
                 <w:spacing w:val="-4"/>
               </w:rPr>
-              <w:t xml:space="preserve"/>
-            </w:r>
-            <w:r>
-              <w:t/>
+              <w:t xml:space="preserve"> </w:t>
+            </w:r>
+            <w:r>
+              <w:t>Thị</w:t>
             </w:r>
             <w:r>
               <w:rPr>
                 <w:spacing w:val="-1"/>
               </w:rPr>
-              <w:t xml:space="preserve"/>
-            </w:r>
-            <w:r>
-              <w:t/>
+              <w:t xml:space="preserve"> </w:t>
+            </w:r>
+            <w:r>
+              <w:t>Bích</w:t>
             </w:r>
             <w:r>
               <w:rPr>
                 <w:spacing w:val="-1"/>
               </w:rPr>
-              <w:t xml:space="preserve"/>
+              <w:t xml:space="preserve"> </w:t>
             </w:r>
             <w:r>
               <w:rPr>
                 <w:spacing w:val="-4"/>
               </w:rPr>
-              <w:t/>
+              <w:t>Thủy</w:t>
             </w:r>
           </w:p>
         </w:tc>
@@ -5789,7 +5709,7 @@
           <w:tcPr>
             <w:tcW w:w="2127" w:type="dxa"/>
           </w:tcPr>
-          <w:p ns2:paraId="608DCB4E" ns2:textId="134617E6">
+          <w:p>
             <w:pPr>
               <w:spacing w:before="200" w:after="240" w:line="276" w:lineRule="auto"/>
               <w:jc w:val="center"/>
@@ -5810,7 +5730,7 @@
             <w:tcW w:w="2976" w:type="dxa"/>
             <w:vAlign w:val="center"/>
           </w:tcPr>
-          <w:p ns2:paraId="3ABD589C" ns2:textId="77777777">
+          <w:p>
             <w:pPr>
               <w:spacing w:before="200" w:after="240" w:line="276" w:lineRule="auto"/>
               <w:jc w:val="center"/>
@@ -5818,7 +5738,7 @@
           </w:p>
         </w:tc>
       </w:tr>
-      <w:tr ns2:paraId="395B9D5E" ns2:textId="77777777">
+      <w:tr>
         <w:trPr>
           <w:trHeight w:val="144"/>
         </w:trPr>
@@ -5827,7 +5747,7 @@
             <w:tcW w:w="746" w:type="dxa"/>
             <w:vAlign w:val="center"/>
           </w:tcPr>
-          <w:p ns2:paraId="356FA126" ns2:textId="77777777">
+          <w:p>
             <w:pPr>
               <w:pStyle w:val="ListParagraph"/>
               <w:numPr>
@@ -5850,34 +5770,34 @@
           <w:tcPr>
             <w:tcW w:w="2935" w:type="dxa"/>
           </w:tcPr>
-          <w:p ns2:paraId="1685FC49" ns2:textId="07983B6F">
+          <w:p>
             <w:pPr>
               <w:spacing w:before="200" w:after="240" w:line="276" w:lineRule="auto"/>
               <w:jc w:val="both"/>
             </w:pPr>
             <w:r>
-              <w:t xml:space="preserve"/>
+              <w:t>Vi</w:t>
             </w:r>
             <w:r>
               <w:rPr>
                 <w:spacing w:val="-1"/>
               </w:rPr>
-              <w:t xml:space="preserve"/>
-            </w:r>
-            <w:r>
-              <w:t/>
+              <w:t xml:space="preserve"> </w:t>
+            </w:r>
+            <w:r>
+              <w:t>Trường</w:t>
             </w:r>
             <w:r>
               <w:rPr>
                 <w:spacing w:val="-1"/>
               </w:rPr>
-              <w:t xml:space="preserve"/>
+              <w:t xml:space="preserve"> </w:t>
             </w:r>
             <w:r>
               <w:rPr>
                 <w:spacing w:val="-5"/>
               </w:rPr>
-              <w:t/>
+              <w:t>Sơn</w:t>
             </w:r>
           </w:p>
         </w:tc>
@@ -5885,7 +5805,7 @@
           <w:tcPr>
             <w:tcW w:w="2127" w:type="dxa"/>
           </w:tcPr>
-          <w:p ns2:paraId="2D2C28F4" ns2:textId="2D25450C">
+          <w:p>
             <w:pPr>
               <w:spacing w:before="200" w:after="240" w:line="276" w:lineRule="auto"/>
               <w:jc w:val="center"/>
@@ -5906,7 +5826,7 @@
             <w:tcW w:w="2976" w:type="dxa"/>
             <w:vAlign w:val="center"/>
           </w:tcPr>
-          <w:p ns2:paraId="122BE778" ns2:textId="77777777">
+          <w:p>
             <w:pPr>
               <w:spacing w:before="200" w:after="240" w:line="276" w:lineRule="auto"/>
               <w:jc w:val="center"/>
@@ -5914,7 +5834,7 @@
           </w:p>
         </w:tc>
       </w:tr>
-      <w:tr ns2:paraId="781E4FA0" ns2:textId="77777777">
+      <w:tr>
         <w:trPr>
           <w:trHeight w:val="480"/>
         </w:trPr>
@@ -5923,7 +5843,7 @@
             <w:tcW w:w="746" w:type="dxa"/>
             <w:vAlign w:val="center"/>
           </w:tcPr>
-          <w:p ns2:paraId="0AB0F086" ns2:textId="77777777">
+          <w:p>
             <w:pPr>
               <w:pStyle w:val="ListParagraph"/>
               <w:numPr>
@@ -5946,43 +5866,43 @@
           <w:tcPr>
             <w:tcW w:w="2935" w:type="dxa"/>
           </w:tcPr>
-          <w:p ns2:paraId="41080232" ns2:textId="0AC68DA8">
+          <w:p>
             <w:pPr>
               <w:spacing w:before="200" w:after="240" w:line="276" w:lineRule="auto"/>
               <w:jc w:val="both"/>
             </w:pPr>
             <w:r>
-              <w:t xml:space="preserve"/>
+              <w:t>Trần</w:t>
             </w:r>
             <w:r>
               <w:rPr>
                 <w:spacing w:val="-5"/>
               </w:rPr>
-              <w:t xml:space="preserve"/>
-            </w:r>
-            <w:r>
-              <w:t/>
+              <w:t xml:space="preserve"> </w:t>
+            </w:r>
+            <w:r>
+              <w:t>Thị</w:t>
             </w:r>
             <w:r>
               <w:rPr>
                 <w:spacing w:val="-3"/>
               </w:rPr>
-              <w:t xml:space="preserve"/>
-            </w:r>
-            <w:r>
-              <w:t/>
+              <w:t xml:space="preserve"> </w:t>
+            </w:r>
+            <w:r>
+              <w:t>Hương</w:t>
             </w:r>
             <w:r>
               <w:rPr>
                 <w:spacing w:val="-2"/>
               </w:rPr>
-              <w:t xml:space="preserve"/>
+              <w:t xml:space="preserve"> </w:t>
             </w:r>
             <w:r>
               <w:rPr>
                 <w:spacing w:val="-5"/>
               </w:rPr>
-              <w:t/>
+              <w:t>Lan</w:t>
             </w:r>
           </w:p>
         </w:tc>
@@ -5990,7 +5910,7 @@
           <w:tcPr>
             <w:tcW w:w="2127" w:type="dxa"/>
           </w:tcPr>
-          <w:p ns2:paraId="6B4916DF" ns2:textId="792E6E88">
+          <w:p>
             <w:pPr>
               <w:spacing w:before="200" w:after="240" w:line="276" w:lineRule="auto"/>
               <w:jc w:val="center"/>
@@ -6011,7 +5931,7 @@
             <w:tcW w:w="2976" w:type="dxa"/>
             <w:vAlign w:val="center"/>
           </w:tcPr>
-          <w:p ns2:paraId="6DFF59A0" ns2:textId="77777777">
+          <w:p>
             <w:pPr>
               <w:spacing w:before="200" w:after="240" w:line="276" w:lineRule="auto"/>
               <w:jc w:val="center"/>
@@ -6019,7 +5939,7 @@
           </w:p>
         </w:tc>
       </w:tr>
-      <w:tr ns2:paraId="512D0C37" ns2:textId="77777777">
+      <w:tr>
         <w:trPr>
           <w:trHeight w:val="144"/>
         </w:trPr>
@@ -6028,7 +5948,7 @@
             <w:tcW w:w="746" w:type="dxa"/>
             <w:vAlign w:val="center"/>
           </w:tcPr>
-          <w:p ns2:paraId="5659551C" ns2:textId="77777777">
+          <w:p>
             <w:pPr>
               <w:pStyle w:val="ListParagraph"/>
               <w:numPr>
@@ -6051,13 +5971,13 @@
           <w:tcPr>
             <w:tcW w:w="2935" w:type="dxa"/>
           </w:tcPr>
-          <w:p ns2:paraId="3C23018B" ns2:textId="70432CA3">
+          <w:p>
             <w:pPr>
               <w:spacing w:before="200" w:after="240" w:line="276" w:lineRule="auto"/>
               <w:jc w:val="both"/>
             </w:pPr>
             <w:r>
-              <w:t/>
+              <w:t>Đinh Đức Thành</w:t>
             </w:r>
           </w:p>
         </w:tc>
@@ -6065,7 +5985,7 @@
           <w:tcPr>
             <w:tcW w:w="2127" w:type="dxa"/>
           </w:tcPr>
-          <w:p ns2:paraId="25FEFA54" ns2:textId="05534D59">
+          <w:p>
             <w:pPr>
               <w:spacing w:before="200" w:after="240" w:line="276" w:lineRule="auto"/>
               <w:jc w:val="center"/>
@@ -6086,7 +6006,7 @@
             <w:tcW w:w="2976" w:type="dxa"/>
             <w:vAlign w:val="center"/>
           </w:tcPr>
-          <w:p ns2:paraId="41D63145" ns2:textId="77777777">
+          <w:p>
             <w:pPr>
               <w:spacing w:before="200" w:after="240" w:line="276" w:lineRule="auto"/>
               <w:jc w:val="center"/>
@@ -6094,7 +6014,7 @@
           </w:p>
         </w:tc>
       </w:tr>
-      <w:tr ns2:paraId="3E4B48F8" ns2:textId="77777777">
+      <w:tr>
         <w:trPr>
           <w:trHeight w:val="144"/>
         </w:trPr>
@@ -6103,7 +6023,7 @@
             <w:tcW w:w="746" w:type="dxa"/>
             <w:vAlign w:val="center"/>
           </w:tcPr>
-          <w:p ns2:paraId="3DE19ABF" ns2:textId="77777777">
+          <w:p>
             <w:pPr>
               <w:pStyle w:val="ListParagraph"/>
               <w:numPr>
@@ -6126,43 +6046,43 @@
           <w:tcPr>
             <w:tcW w:w="2935" w:type="dxa"/>
           </w:tcPr>
-          <w:p ns2:paraId="12FA6157" ns2:textId="677583CD">
+          <w:p>
             <w:pPr>
               <w:spacing w:before="200" w:after="240" w:line="276" w:lineRule="auto"/>
               <w:jc w:val="both"/>
             </w:pPr>
             <w:r>
-              <w:t xml:space="preserve"/>
+              <w:t>Nguyễn</w:t>
             </w:r>
             <w:r>
               <w:rPr>
                 <w:spacing w:val="-4"/>
               </w:rPr>
-              <w:t xml:space="preserve"/>
-            </w:r>
-            <w:r>
-              <w:t/>
+              <w:t xml:space="preserve"> </w:t>
+            </w:r>
+            <w:r>
+              <w:t>Thị</w:t>
             </w:r>
             <w:r>
               <w:rPr>
                 <w:spacing w:val="-3"/>
               </w:rPr>
-              <w:t xml:space="preserve"/>
-            </w:r>
-            <w:r>
-              <w:t/>
+              <w:t xml:space="preserve"> </w:t>
+            </w:r>
+            <w:r>
+              <w:t>Lan</w:t>
             </w:r>
             <w:r>
               <w:rPr>
                 <w:spacing w:val="-3"/>
               </w:rPr>
-              <w:t xml:space="preserve"/>
+              <w:t xml:space="preserve"> </w:t>
             </w:r>
             <w:r>
               <w:rPr>
                 <w:spacing w:val="-2"/>
               </w:rPr>
-              <w:t/>
+              <w:t>Hương</w:t>
             </w:r>
           </w:p>
         </w:tc>
@@ -6170,7 +6090,7 @@
           <w:tcPr>
             <w:tcW w:w="2127" w:type="dxa"/>
           </w:tcPr>
-          <w:p ns2:paraId="2A74F2D1" ns2:textId="2E1D5682">
+          <w:p>
             <w:pPr>
               <w:spacing w:before="200" w:after="240" w:line="276" w:lineRule="auto"/>
               <w:jc w:val="center"/>
@@ -6191,7 +6111,7 @@
             <w:tcW w:w="2976" w:type="dxa"/>
             <w:vAlign w:val="center"/>
           </w:tcPr>
-          <w:p ns2:paraId="6393F5D8" ns2:textId="77777777">
+          <w:p>
             <w:pPr>
               <w:spacing w:before="200" w:after="240" w:line="276" w:lineRule="auto"/>
               <w:jc w:val="center"/>
@@ -6199,7 +6119,7 @@
           </w:p>
         </w:tc>
       </w:tr>
-      <w:tr ns2:paraId="6544A696" ns2:textId="77777777">
+      <w:tr>
         <w:trPr>
           <w:trHeight w:val="144"/>
         </w:trPr>
@@ -6208,7 +6128,7 @@
             <w:tcW w:w="746" w:type="dxa"/>
             <w:vAlign w:val="center"/>
           </w:tcPr>
-          <w:p ns2:paraId="693B2257" ns2:textId="77777777">
+          <w:p>
             <w:pPr>
               <w:pStyle w:val="ListParagraph"/>
               <w:numPr>
@@ -6231,28 +6151,28 @@
           <w:tcPr>
             <w:tcW w:w="2935" w:type="dxa"/>
           </w:tcPr>
-          <w:p ns2:paraId="1CA1520D" ns2:textId="484957FD">
+          <w:p>
             <w:pPr>
               <w:spacing w:before="200" w:after="240" w:line="276" w:lineRule="auto"/>
               <w:jc w:val="both"/>
             </w:pPr>
             <w:r>
-              <w:t xml:space="preserve"/>
+              <w:t>Dương</w:t>
             </w:r>
             <w:r>
               <w:rPr>
                 <w:spacing w:val="-3"/>
               </w:rPr>
-              <w:t xml:space="preserve"/>
-            </w:r>
-            <w:r>
-              <w:t/>
+              <w:t xml:space="preserve"> </w:t>
+            </w:r>
+            <w:r>
+              <w:t>Xuân</w:t>
             </w:r>
             <w:r>
               <w:rPr>
                 <w:spacing w:val="-2"/>
               </w:rPr>
-              <w:t xml:space="preserve"/>
+              <w:t xml:space="preserve"> Phương</w:t>
             </w:r>
           </w:p>
         </w:tc>
@@ -6260,7 +6180,7 @@
           <w:tcPr>
             <w:tcW w:w="2127" w:type="dxa"/>
           </w:tcPr>
-          <w:p ns2:paraId="73D58C85" ns2:textId="54B604EC">
+          <w:p>
             <w:pPr>
               <w:spacing w:before="200" w:after="240" w:line="276" w:lineRule="auto"/>
               <w:jc w:val="center"/>
@@ -6281,7 +6201,7 @@
             <w:tcW w:w="2976" w:type="dxa"/>
             <w:vAlign w:val="center"/>
           </w:tcPr>
-          <w:p ns2:paraId="627CB550" ns2:textId="77777777">
+          <w:p>
             <w:pPr>
               <w:spacing w:before="200" w:after="240" w:line="276" w:lineRule="auto"/>
               <w:jc w:val="center"/>
@@ -6289,7 +6209,7 @@
           </w:p>
         </w:tc>
       </w:tr>
-      <w:tr ns2:paraId="51B77399" ns2:textId="77777777">
+      <w:tr>
         <w:trPr>
           <w:trHeight w:val="144"/>
         </w:trPr>
@@ -6298,7 +6218,7 @@
             <w:tcW w:w="746" w:type="dxa"/>
             <w:vAlign w:val="center"/>
           </w:tcPr>
-          <w:p ns2:paraId="15B7B13F" ns2:textId="77777777">
+          <w:p>
             <w:pPr>
               <w:pStyle w:val="ListParagraph"/>
               <w:numPr>
@@ -6321,34 +6241,34 @@
           <w:tcPr>
             <w:tcW w:w="2935" w:type="dxa"/>
           </w:tcPr>
-          <w:p ns2:paraId="43176ED1" ns2:textId="04EFE998">
+          <w:p>
             <w:pPr>
               <w:spacing w:before="200" w:after="240" w:line="276" w:lineRule="auto"/>
               <w:jc w:val="both"/>
             </w:pPr>
             <w:r>
-              <w:t xml:space="preserve"/>
+              <w:t>Phạm</w:t>
             </w:r>
             <w:r>
               <w:rPr>
                 <w:spacing w:val="-8"/>
               </w:rPr>
-              <w:t xml:space="preserve"/>
-            </w:r>
-            <w:r>
-              <w:t/>
+              <w:t xml:space="preserve"> </w:t>
+            </w:r>
+            <w:r>
+              <w:t>Ngọc</w:t>
             </w:r>
             <w:r>
               <w:rPr>
                 <w:spacing w:val="-1"/>
               </w:rPr>
-              <w:t xml:space="preserve"/>
+              <w:t xml:space="preserve"> </w:t>
             </w:r>
             <w:r>
               <w:rPr>
                 <w:spacing w:val="-4"/>
               </w:rPr>
-              <w:t/>
+              <w:t>Vinh</w:t>
             </w:r>
           </w:p>
         </w:tc>
@@ -6356,7 +6276,7 @@
           <w:tcPr>
             <w:tcW w:w="2127" w:type="dxa"/>
           </w:tcPr>
-          <w:p ns2:paraId="750312DA" ns2:textId="114A842F">
+          <w:p>
             <w:pPr>
               <w:spacing w:before="200" w:after="240" w:line="276" w:lineRule="auto"/>
               <w:jc w:val="center"/>
@@ -6377,7 +6297,7 @@
             <w:tcW w:w="2976" w:type="dxa"/>
             <w:vAlign w:val="center"/>
           </w:tcPr>
-          <w:p ns2:paraId="11F7279D" ns2:textId="77777777">
+          <w:p>
             <w:pPr>
               <w:spacing w:before="200" w:after="240" w:line="276" w:lineRule="auto"/>
               <w:jc w:val="center"/>
@@ -6385,7 +6305,7 @@
           </w:p>
         </w:tc>
       </w:tr>
-      <w:tr ns2:paraId="1FD445C5" ns2:textId="77777777">
+      <w:tr>
         <w:trPr>
           <w:trHeight w:val="144"/>
         </w:trPr>
@@ -6394,7 +6314,7 @@
             <w:tcW w:w="746" w:type="dxa"/>
             <w:vAlign w:val="center"/>
           </w:tcPr>
-          <w:p ns2:paraId="05DA8BF4" ns2:textId="77777777">
+          <w:p>
             <w:pPr>
               <w:pStyle w:val="ListParagraph"/>
               <w:numPr>
@@ -6417,34 +6337,34 @@
           <w:tcPr>
             <w:tcW w:w="2935" w:type="dxa"/>
           </w:tcPr>
-          <w:p ns2:paraId="2C37BB2D" ns2:textId="747D1C9E">
+          <w:p>
             <w:pPr>
               <w:spacing w:before="200" w:after="240" w:line="276" w:lineRule="auto"/>
               <w:jc w:val="both"/>
             </w:pPr>
             <w:r>
-              <w:t xml:space="preserve"/>
+              <w:t>Đỗ</w:t>
             </w:r>
             <w:r>
               <w:rPr>
                 <w:spacing w:val="-2"/>
               </w:rPr>
-              <w:t xml:space="preserve"/>
-            </w:r>
-            <w:r>
-              <w:t/>
+              <w:t xml:space="preserve"> </w:t>
+            </w:r>
+            <w:r>
+              <w:t>Cao</w:t>
             </w:r>
             <w:r>
               <w:rPr>
                 <w:spacing w:val="-1"/>
               </w:rPr>
-              <w:t xml:space="preserve"/>
+              <w:t xml:space="preserve"> </w:t>
             </w:r>
             <w:r>
               <w:rPr>
                 <w:spacing w:val="-4"/>
               </w:rPr>
-              <w:t/>
+              <w:t>Cường</w:t>
             </w:r>
           </w:p>
         </w:tc>
@@ -6452,7 +6372,7 @@
           <w:tcPr>
             <w:tcW w:w="2127" w:type="dxa"/>
           </w:tcPr>
-          <w:p ns2:paraId="71147547" ns2:textId="1DB3213C">
+          <w:p>
             <w:pPr>
               <w:spacing w:before="200" w:after="240" w:line="276" w:lineRule="auto"/>
               <w:jc w:val="center"/>
@@ -6473,7 +6393,7 @@
             <w:tcW w:w="2976" w:type="dxa"/>
             <w:vAlign w:val="center"/>
           </w:tcPr>
-          <w:p ns2:paraId="38E40D05" ns2:textId="77777777">
+          <w:p>
             <w:pPr>
               <w:spacing w:before="200" w:after="240" w:line="276" w:lineRule="auto"/>
               <w:jc w:val="center"/>
@@ -6481,7 +6401,7 @@
           </w:p>
         </w:tc>
       </w:tr>
-      <w:tr ns2:paraId="3203056D" ns2:textId="77777777">
+      <w:tr>
         <w:trPr>
           <w:trHeight w:val="144"/>
         </w:trPr>
@@ -6490,7 +6410,7 @@
             <w:tcW w:w="746" w:type="dxa"/>
             <w:vAlign w:val="center"/>
           </w:tcPr>
-          <w:p ns2:paraId="4F2C4449" ns2:textId="77777777">
+          <w:p>
             <w:pPr>
               <w:pStyle w:val="ListParagraph"/>
               <w:numPr>
@@ -6513,34 +6433,34 @@
           <w:tcPr>
             <w:tcW w:w="2935" w:type="dxa"/>
           </w:tcPr>
-          <w:p ns2:paraId="704490F0" ns2:textId="5B4EB8F2">
+          <w:p>
             <w:pPr>
               <w:spacing w:before="200" w:after="240" w:line="276" w:lineRule="auto"/>
               <w:jc w:val="both"/>
             </w:pPr>
             <w:r>
-              <w:t xml:space="preserve">{{TRUONG_PHONG_VATTU_KY}}</w:t>
+              <w:t>Nguyễn</w:t>
             </w:r>
             <w:r>
               <w:rPr>
                 <w:spacing w:val="-5"/>
               </w:rPr>
-              <w:t xml:space="preserve"/>
-            </w:r>
-            <w:r>
-              <w:t/>
+              <w:t xml:space="preserve"> </w:t>
+            </w:r>
+            <w:r>
+              <w:t>Tuấn</w:t>
             </w:r>
             <w:r>
               <w:rPr>
                 <w:spacing w:val="-4"/>
               </w:rPr>
-              <w:t xml:space="preserve"/>
+              <w:t xml:space="preserve"> </w:t>
             </w:r>
             <w:r>
               <w:rPr>
                 <w:spacing w:val="-5"/>
               </w:rPr>
-              <w:t/>
+              <w:t>Anh</w:t>
             </w:r>
           </w:p>
         </w:tc>
@@ -6548,7 +6468,7 @@
           <w:tcPr>
             <w:tcW w:w="2127" w:type="dxa"/>
           </w:tcPr>
-          <w:p ns2:paraId="11794106" ns2:textId="5C54C607">
+          <w:p>
             <w:pPr>
               <w:spacing w:before="200" w:after="240" w:line="276" w:lineRule="auto"/>
               <w:jc w:val="center"/>
@@ -6569,7 +6489,7 @@
             <w:tcW w:w="2976" w:type="dxa"/>
             <w:vAlign w:val="center"/>
           </w:tcPr>
-          <w:p ns2:paraId="73C04424" ns2:textId="77777777">
+          <w:p>
             <w:pPr>
               <w:spacing w:before="200" w:after="240" w:line="276" w:lineRule="auto"/>
               <w:jc w:val="center"/>
@@ -6577,7 +6497,7 @@
           </w:p>
         </w:tc>
       </w:tr>
-      <w:tr ns2:paraId="13DCED6E" ns2:textId="77777777">
+      <w:tr>
         <w:trPr>
           <w:trHeight w:val="144"/>
         </w:trPr>
@@ -6586,7 +6506,7 @@
             <w:tcW w:w="746" w:type="dxa"/>
             <w:vAlign w:val="center"/>
           </w:tcPr>
-          <w:p ns2:paraId="0321C033" ns2:textId="77777777">
+          <w:p>
             <w:pPr>
               <w:pStyle w:val="ListParagraph"/>
               <w:numPr>
@@ -6609,43 +6529,43 @@
           <w:tcPr>
             <w:tcW w:w="2935" w:type="dxa"/>
           </w:tcPr>
-          <w:p ns2:paraId="40D7159B" ns2:textId="4E1504C1">
+          <w:p>
             <w:pPr>
               <w:spacing w:before="200" w:after="240" w:line="276" w:lineRule="auto"/>
               <w:jc w:val="both"/>
             </w:pPr>
             <w:r>
-              <w:t xml:space="preserve"/>
+              <w:t>Vũ</w:t>
             </w:r>
             <w:r>
               <w:rPr>
                 <w:spacing w:val="-3"/>
               </w:rPr>
-              <w:t xml:space="preserve"/>
-            </w:r>
-            <w:r>
-              <w:t/>
+              <w:t xml:space="preserve"> </w:t>
+            </w:r>
+            <w:r>
+              <w:t>Thị</w:t>
             </w:r>
             <w:r>
               <w:rPr>
                 <w:spacing w:val="-2"/>
               </w:rPr>
-              <w:t xml:space="preserve"/>
-            </w:r>
-            <w:r>
-              <w:t/>
+              <w:t xml:space="preserve"> </w:t>
+            </w:r>
+            <w:r>
+              <w:t>Thanh</w:t>
             </w:r>
             <w:r>
               <w:rPr>
                 <w:spacing w:val="-2"/>
               </w:rPr>
-              <w:t xml:space="preserve"/>
+              <w:t xml:space="preserve"> </w:t>
             </w:r>
             <w:r>
               <w:rPr>
                 <w:spacing w:val="-4"/>
               </w:rPr>
-              <w:t/>
+              <w:t>Long</w:t>
             </w:r>
           </w:p>
         </w:tc>
@@ -6653,7 +6573,7 @@
           <w:tcPr>
             <w:tcW w:w="2127" w:type="dxa"/>
           </w:tcPr>
-          <w:p ns2:paraId="1664B42E" ns2:textId="7E463252">
+          <w:p>
             <w:pPr>
               <w:spacing w:before="200" w:after="240" w:line="276" w:lineRule="auto"/>
               <w:jc w:val="center"/>
@@ -6674,7 +6594,7 @@
             <w:tcW w:w="2976" w:type="dxa"/>
             <w:vAlign w:val="center"/>
           </w:tcPr>
-          <w:p ns2:paraId="3060FD29" ns2:textId="77777777">
+          <w:p>
             <w:pPr>
               <w:spacing w:before="200" w:after="240" w:line="276" w:lineRule="auto"/>
               <w:jc w:val="center"/>
@@ -6683,16 +6603,16 @@
         </w:tc>
       </w:tr>
     </w:tbl>
-    <w:p ns2:paraId="4306E042" ns2:textId="408D0144">
+    <w:p>
       <w:pPr>
         <w:spacing w:line="276" w:lineRule="auto"/>
       </w:pPr>
     </w:p>
-    <w:p ns2:paraId="1CAC9CDF" ns2:textId="77777777">
+    <w:p>
       <w:pPr>
         <w:spacing w:line="276" w:lineRule="auto"/>
         <w:sectPr>
-          <w:footerReference w:type="default" ns10:id="rId8"/>
+          <w:footerReference w:type="default" r:id="rId8"/>
           <w:pgSz w:w="11909" w:h="16834" w:code="9"/>
           <w:pgMar w:top="851" w:right="1134" w:bottom="426" w:left="1701" w:header="720" w:footer="720" w:gutter="0"/>
           <w:cols w:space="720"/>
@@ -6700,7 +6620,7 @@
         </w:sectPr>
       </w:pPr>
     </w:p>
-    <w:p ns2:paraId="1EF91AC1" ns2:textId="1344F218">
+    <w:p>
       <w:pPr>
         <w:spacing w:line="276" w:lineRule="auto"/>
         <w:jc w:val="center"/>
@@ -6716,7 +6636,7 @@
         <w:t>PHỤ LỤC</w:t>
       </w:r>
     </w:p>
-    <w:p ns2:paraId="088B9365" ns2:textId="6274E910">
+    <w:p>
       <w:pPr>
         <w:spacing w:line="276" w:lineRule="auto"/>
         <w:jc w:val="center"/>
@@ -6749,7 +6669,7 @@
         <w:t>cơ bản</w:t>
       </w:r>
     </w:p>
-    <w:p ns2:paraId="4DBECA1C" ns2:textId="50B2E9D5">
+    <w:p>
       <w:pPr>
         <w:spacing w:line="276" w:lineRule="auto"/>
         <w:jc w:val="center"/>
@@ -6761,58 +6681,58 @@
         <w:rPr>
           <w:i/>
         </w:rPr>
-        <w:t xml:space="preserve">(Đính kèm biên bản họp hội đồng khoa học ngày {{NGAY_BB_HDKH}})</w:t>
+        <w:t xml:space="preserve">(Đính </w:t>
       </w:r>
       <w:r>
         <w:rPr>
           <w:i/>
         </w:rPr>
-        <w:t xml:space="preserve"/>
+        <w:t xml:space="preserve">kèm </w:t>
       </w:r>
       <w:r>
         <w:rPr>
           <w:i/>
         </w:rPr>
-        <w:t xml:space="preserve"/>
+        <w:t xml:space="preserve">biên bản họp hội đồng khoa học ngày </w:t>
       </w:r>
       <w:r>
         <w:rPr>
           <w:i/>
         </w:rPr>
-        <w:t/>
+        <w:t>24</w:t>
       </w:r>
       <w:r>
         <w:rPr>
           <w:i/>
         </w:rPr>
-        <w:t/>
+        <w:t>/</w:t>
       </w:r>
       <w:r>
         <w:rPr>
           <w:i/>
         </w:rPr>
-        <w:t/>
+        <w:t>03</w:t>
       </w:r>
       <w:r>
         <w:rPr>
           <w:i/>
         </w:rPr>
-        <w:t/>
+        <w:t>/202</w:t>
       </w:r>
       <w:r>
         <w:rPr>
           <w:i/>
         </w:rPr>
-        <w:t/>
+        <w:t>6</w:t>
       </w:r>
       <w:r>
         <w:rPr>
           <w:i/>
         </w:rPr>
-        <w:t/>
+        <w:t>)</w:t>
       </w:r>
     </w:p>
-    <w:p ns2:paraId="4D732737" ns2:textId="77777777">
+    <w:p>
       <w:pPr>
         <w:spacing w:line="276" w:lineRule="auto"/>
         <w:jc w:val="center"/>
@@ -6844,7 +6764,7 @@
         <w:gridCol w:w="992"/>
         <w:gridCol w:w="1006"/>
       </w:tblGrid>
-      <w:tr ns2:paraId="1104A18B" ns2:textId="77777777">
+      <w:tr>
         <w:trPr>
           <w:trHeight w:val="470"/>
           <w:tblHeader/>
@@ -6860,7 +6780,7 @@
             </w:tcBorders>
             <w:vAlign w:val="center"/>
           </w:tcPr>
-          <w:p ns2:paraId="18EF7EC4" ns2:textId="77777777">
+          <w:p>
             <w:pPr>
               <w:spacing w:before="40" w:after="40"/>
               <w:jc w:val="center"/>
@@ -6887,7 +6807,7 @@
             </w:tcBorders>
             <w:vAlign w:val="center"/>
           </w:tcPr>
-          <w:p ns2:paraId="36DEDDED" ns2:textId="7F611673">
+          <w:p>
             <w:pPr>
               <w:spacing w:before="40" w:after="40"/>
               <w:jc w:val="center"/>
@@ -6927,7 +6847,7 @@
             </w:tcBorders>
             <w:vAlign w:val="center"/>
           </w:tcPr>
-          <w:p ns2:paraId="1EF493D5" ns2:textId="77777777">
+          <w:p>
             <w:pPr>
               <w:spacing w:before="40" w:after="40"/>
               <w:jc w:val="center"/>
@@ -6954,7 +6874,7 @@
             </w:tcBorders>
             <w:vAlign w:val="center"/>
           </w:tcPr>
-          <w:p ns2:paraId="27D817D7" ns2:textId="77777777">
+          <w:p>
             <w:pPr>
               <w:spacing w:before="40" w:after="40"/>
               <w:jc w:val="center"/>
@@ -6981,7 +6901,7 @@
             </w:tcBorders>
             <w:vAlign w:val="center"/>
           </w:tcPr>
-          <w:p ns2:paraId="28175532" ns2:textId="77777777">
+          <w:p>
             <w:pPr>
               <w:spacing w:before="40" w:after="40"/>
               <w:jc w:val="center"/>
@@ -7008,7 +6928,7 @@
             </w:tcBorders>
             <w:vAlign w:val="center"/>
           </w:tcPr>
-          <w:p ns2:paraId="222C1A96" ns2:textId="77777777">
+          <w:p>
             <w:pPr>
               <w:spacing w:before="40" w:after="40"/>
               <w:jc w:val="center"/>
@@ -7025,7 +6945,7 @@
           </w:p>
         </w:tc>
       </w:tr>
-      <w:tr ns2:paraId="1639B2E0" ns2:textId="77777777">
+      <w:tr>
         <w:trPr>
           <w:trHeight w:val="3306"/>
         </w:trPr>
@@ -7040,7 +6960,7 @@
             </w:tcBorders>
             <w:vAlign w:val="center"/>
           </w:tcPr>
-          <w:p ns2:paraId="79B61C0C" ns2:textId="755F2536">
+          <w:p>
             <w:pPr>
               <w:spacing w:line="276" w:lineRule="auto"/>
               <w:jc w:val="center"/>
@@ -7068,7 +6988,7 @@
             </w:tcBorders>
             <w:vAlign w:val="center"/>
           </w:tcPr>
-          <w:p ns2:paraId="5A5EEE4C" ns2:textId="5E237CFB">
+          <w:p>
             <w:pPr>
               <w:spacing w:line="276" w:lineRule="auto"/>
               <w:jc w:val="center"/>
@@ -7078,7 +6998,7 @@
                 <w:rFonts w:eastAsia="Calibri"/>
                 <w:lang w:val="vi-VN"/>
               </w:rPr>
-              <w:t>{{VT_1_TEN}}</w:t>
+              <w:t>Băng ghim dùng trong mổ mở</w:t>
             </w:r>
           </w:p>
         </w:tc>
@@ -7093,7 +7013,7 @@
             </w:tcBorders>
             <w:vAlign w:val="center"/>
           </w:tcPr>
-          <w:p ns2:paraId="06E8AFDB" ns2:textId="127E8679">
+          <w:p>
             <w:pPr>
               <w:spacing w:line="276" w:lineRule="auto"/>
               <w:jc w:val="center"/>
@@ -7103,7 +7023,7 @@
               </w:rPr>
             </w:pPr>
             <w:r>
-              <w:t>{{VT_1_TCKT}}</w:t>
+              <w:t>Băng (đạn) ghim khâu máy cắt nối tự động thẳng dùng trong mổ mở công nghệ Tri-staple, cỡ 80mm. Có 3 hàng ghim chiều cao khác nhau mỗi bên, chiều cao ghim trước dập từ trong ra ngoài là: 3.0mm; 3.5mm; 4.0mm, sau khi dập là 1.5 - 2.25mm, ghim bằng Titan. Cung cấp lưỡi dao mới trong mỗi băng đạn. Ghim đóng tạo hình chữ B chuẩn</w:t>
             </w:r>
           </w:p>
         </w:tc>
@@ -7118,7 +7038,7 @@
             </w:tcBorders>
             <w:vAlign w:val="center"/>
           </w:tcPr>
-          <w:p ns2:paraId="27AF1AA9" ns2:textId="1AF988E8">
+          <w:p>
             <w:pPr>
               <w:spacing w:line="276" w:lineRule="auto"/>
               <w:jc w:val="center"/>
@@ -7130,7 +7050,7 @@
               <w:rPr>
                 <w:lang w:val="vi-VN"/>
               </w:rPr>
-              <w:t>{{VT_1_QUY_CACH}}</w:t>
+              <w:t>6 cái/ Hộp</w:t>
             </w:r>
           </w:p>
         </w:tc>
@@ -7145,7 +7065,7 @@
             </w:tcBorders>
             <w:vAlign w:val="center"/>
           </w:tcPr>
-          <w:p ns2:paraId="039E7E6B" ns2:textId="7205E18D">
+          <w:p>
             <w:pPr>
               <w:spacing w:line="276" w:lineRule="auto"/>
               <w:jc w:val="center"/>
@@ -7170,7 +7090,7 @@
             </w:tcBorders>
             <w:vAlign w:val="center"/>
           </w:tcPr>
-          <w:p ns2:paraId="72648B1C" ns2:textId="66AAE40B">
+          <w:p>
             <w:pPr>
               <w:spacing w:line="276" w:lineRule="auto"/>
               <w:jc w:val="center"/>
@@ -7185,7 +7105,7 @@
           </w:p>
         </w:tc>
       </w:tr>
-      <w:tr ns2:paraId="00148632" ns2:textId="77777777">
+      <w:tr>
         <w:trPr>
           <w:trHeight w:val="2120"/>
         </w:trPr>
@@ -7200,7 +7120,7 @@
             </w:tcBorders>
             <w:vAlign w:val="center"/>
           </w:tcPr>
-          <w:p ns2:paraId="35BA5FD7" ns2:textId="44FB63B8">
+          <w:p>
             <w:pPr>
               <w:spacing w:line="276" w:lineRule="auto"/>
               <w:jc w:val="center"/>
@@ -7228,7 +7148,7 @@
             </w:tcBorders>
             <w:vAlign w:val="center"/>
           </w:tcPr>
-          <w:p ns2:paraId="49FB80DD" ns2:textId="7B2D6EFE">
+          <w:p>
             <w:pPr>
               <w:spacing w:line="276" w:lineRule="auto"/>
             </w:pPr>
@@ -7237,7 +7157,7 @@
                 <w:rFonts w:eastAsia="Calibri"/>
                 <w:lang w:val="vi-VN"/>
               </w:rPr>
-              <w:t>{{VT_2_TEN}}</w:t>
+              <w:t>Dụng cụ khâu nối tròn ba hàng ghim</w:t>
             </w:r>
           </w:p>
         </w:tc>
@@ -7252,7 +7172,7 @@
             </w:tcBorders>
             <w:vAlign w:val="center"/>
           </w:tcPr>
-          <w:p ns2:paraId="508B7C3F" ns2:textId="19080EB8">
+          <w:p>
             <w:pPr>
               <w:spacing w:line="276" w:lineRule="auto"/>
               <w:jc w:val="center"/>
@@ -7262,7 +7182,7 @@
               </w:rPr>
             </w:pPr>
             <w:r>
-              <w:t>{{VT_2_TCKT}}</w:t>
+              <w:t>Dụng cụ (máy) cắt khâu nối ống tiêu hóa tròn 3 hàng ghim các cỡ đường kính 28mm, 31mm. Chiều cao ghim trước dập cao dần từ trong ra ngoài là 3.0 mm, 3.5 mm, 4.0 mm. Ghim bằng Titanium. Ghim đóng tạo hình chữ B chuẩn</w:t>
             </w:r>
           </w:p>
         </w:tc>
@@ -7277,7 +7197,7 @@
             </w:tcBorders>
             <w:vAlign w:val="center"/>
           </w:tcPr>
-          <w:p ns2:paraId="122A4E30" ns2:textId="652979D7">
+          <w:p>
             <w:pPr>
               <w:spacing w:line="276" w:lineRule="auto"/>
               <w:jc w:val="center"/>
@@ -7290,7 +7210,7 @@
               <w:rPr>
                 <w:lang w:val="vi-VN"/>
               </w:rPr>
-              <w:t>{{VT_2_QUY_CACH}}</w:t>
+              <w:t>3 cái / Hộp</w:t>
             </w:r>
           </w:p>
         </w:tc>
@@ -7305,7 +7225,7 @@
             </w:tcBorders>
             <w:vAlign w:val="center"/>
           </w:tcPr>
-          <w:p ns2:paraId="7C063DFB" ns2:textId="03341483">
+          <w:p>
             <w:pPr>
               <w:spacing w:line="276" w:lineRule="auto"/>
               <w:rPr>
@@ -7333,7 +7253,7 @@
             </w:tcBorders>
             <w:vAlign w:val="center"/>
           </w:tcPr>
-          <w:p ns2:paraId="1684CF61" ns2:textId="00038C2F">
+          <w:p>
             <w:pPr>
               <w:spacing w:line="276" w:lineRule="auto"/>
               <w:jc w:val="center"/>
@@ -7348,7 +7268,7 @@
           </w:p>
         </w:tc>
       </w:tr>
-      <w:tr ns2:paraId="1C35D199" ns2:textId="77777777">
+      <w:tr>
         <w:trPr>
           <w:trHeight w:val="1238"/>
         </w:trPr>
@@ -7363,7 +7283,7 @@
             </w:tcBorders>
             <w:vAlign w:val="center"/>
           </w:tcPr>
-          <w:p ns2:paraId="48007DE7" ns2:textId="23258919">
+          <w:p>
             <w:pPr>
               <w:spacing w:line="276" w:lineRule="auto"/>
               <w:jc w:val="center"/>
@@ -7391,7 +7311,7 @@
             </w:tcBorders>
             <w:vAlign w:val="center"/>
           </w:tcPr>
-          <w:p ns2:paraId="55EAF00B" ns2:textId="72093A06">
+          <w:p>
             <w:pPr>
               <w:spacing w:line="276" w:lineRule="auto"/>
               <w:jc w:val="center"/>
@@ -7401,7 +7321,7 @@
                 <w:rFonts w:eastAsia="Calibri"/>
                 <w:lang w:val="vi-VN"/>
               </w:rPr>
-              <w:t>{{VT_3_TEN}}</w:t>
+              <w:t>Dụng cụ khâu cắt nội soi</w:t>
             </w:r>
           </w:p>
         </w:tc>
@@ -7416,7 +7336,7 @@
             </w:tcBorders>
             <w:vAlign w:val="center"/>
           </w:tcPr>
-          <w:p ns2:paraId="3107A9C4" ns2:textId="6703DF34">
+          <w:p>
             <w:pPr>
               <w:spacing w:line="276" w:lineRule="auto"/>
               <w:jc w:val="center"/>
@@ -7426,7 +7346,7 @@
               </w:rPr>
             </w:pPr>
             <w:r>
-              <w:t>{{VT_3_TCKT}}</w:t>
+              <w:t>Dụng cụ cắt nối tự động dùng trong mổ nội soi tương thích với tất cả băng ghim khâu cắt nội soi. Dụng cụ khi gắn vào băng ghim tương thích có thể bẻ góc 45 độ mỗi bên với 11 điểm gập góc (5 điểm mỗi bên và điểm ở giữa). Nút điều chỉnh gập góc trên thân. Các cỡ độ dài trục nối tương ứng 6cm, 16cm và 26cm.</w:t>
             </w:r>
           </w:p>
         </w:tc>
@@ -7441,7 +7361,7 @@
             </w:tcBorders>
             <w:vAlign w:val="center"/>
           </w:tcPr>
-          <w:p ns2:paraId="0E08A0E5" ns2:textId="1A96C4CE">
+          <w:p>
             <w:pPr>
               <w:spacing w:line="276" w:lineRule="auto"/>
               <w:jc w:val="center"/>
@@ -7468,7 +7388,7 @@
             </w:tcBorders>
             <w:vAlign w:val="center"/>
           </w:tcPr>
-          <w:p ns2:paraId="7C1118C0" ns2:textId="2508D06E">
+          <w:p>
             <w:pPr>
               <w:spacing w:line="276" w:lineRule="auto"/>
               <w:jc w:val="center"/>
@@ -7493,7 +7413,7 @@
             </w:tcBorders>
             <w:vAlign w:val="center"/>
           </w:tcPr>
-          <w:p ns2:paraId="36EF7A5B" ns2:textId="5E30CB46">
+          <w:p>
             <w:pPr>
               <w:spacing w:line="276" w:lineRule="auto"/>
               <w:jc w:val="center"/>
@@ -7508,7 +7428,7 @@
           </w:p>
         </w:tc>
       </w:tr>
-      <w:tr ns2:paraId="726DF2D4" ns2:textId="77777777">
+      <w:tr>
         <w:trPr>
           <w:trHeight w:val="3590"/>
         </w:trPr>
@@ -7523,7 +7443,7 @@
             </w:tcBorders>
             <w:vAlign w:val="center"/>
           </w:tcPr>
-          <w:p ns2:paraId="6823122C" ns2:textId="10F328EE">
+          <w:p>
             <w:pPr>
               <w:spacing w:line="276" w:lineRule="auto"/>
               <w:jc w:val="center"/>
@@ -7551,7 +7471,7 @@
             </w:tcBorders>
             <w:vAlign w:val="center"/>
           </w:tcPr>
-          <w:p ns2:paraId="247D0E7C" ns2:textId="5B75E689">
+          <w:p>
             <w:pPr>
               <w:spacing w:line="276" w:lineRule="auto"/>
               <w:jc w:val="center"/>
@@ -7561,7 +7481,7 @@
                 <w:rFonts w:eastAsia="Calibri"/>
                 <w:lang w:val="vi-VN"/>
               </w:rPr>
-              <w:t>{{VT_4_TEN}}</w:t>
+              <w:t>Băng ghim cắt khâu nối nội soi các cỡ</w:t>
             </w:r>
           </w:p>
         </w:tc>
@@ -7576,7 +7496,7 @@
             </w:tcBorders>
             <w:vAlign w:val="center"/>
           </w:tcPr>
-          <w:p ns2:paraId="6CA15F1F" ns2:textId="5519F8D3">
+          <w:p>
             <w:pPr>
               <w:spacing w:line="276" w:lineRule="auto"/>
               <w:jc w:val="center"/>
@@ -7586,7 +7506,7 @@
               </w:rPr>
             </w:pPr>
             <w:r>
-              <w:t>{{VT_4_TCKT}}</w:t>
+              <w:t>Băng (đạn) ghim khâu máy cắt nối tự động nội soi công nghệ Tri-staple. Các cỡ băng ghim dài 30mm, 45mm, 60mm, 3 hàng ghim chiều cao khác nhau mỗi bên, chiều cao ghim trước dập từ trong ra ngoài là: 2.0mm; 2.5mm; 3.0mm hoặc 3.0mm; 3.5mm; 4.0mm, sau khi dập là 0.88 - 1.5mm hoặc 1.5 - 2.25mm, ghim bằng Titan. Cung cấp lưỡi dao mới trong mỗi băng đạn. Có 4 ghim ở đầu xa băng đạn.</w:t>
             </w:r>
           </w:p>
         </w:tc>
@@ -7601,7 +7521,7 @@
             </w:tcBorders>
             <w:vAlign w:val="center"/>
           </w:tcPr>
-          <w:p ns2:paraId="05CB0B52" ns2:textId="606B956F">
+          <w:p>
             <w:pPr>
               <w:spacing w:line="276" w:lineRule="auto"/>
               <w:jc w:val="center"/>
@@ -7613,7 +7533,7 @@
               <w:rPr>
                 <w:lang w:val="vi-VN"/>
               </w:rPr>
-              <w:t>{{VT_1_QUY_CACH}}</w:t>
+              <w:t>6 cái/ Hộp</w:t>
             </w:r>
           </w:p>
         </w:tc>
@@ -7628,7 +7548,7 @@
             </w:tcBorders>
             <w:vAlign w:val="center"/>
           </w:tcPr>
-          <w:p ns2:paraId="597E015C" ns2:textId="1A50BAEA">
+          <w:p>
             <w:pPr>
               <w:spacing w:line="276" w:lineRule="auto"/>
               <w:jc w:val="center"/>
@@ -7653,7 +7573,7 @@
             </w:tcBorders>
             <w:vAlign w:val="center"/>
           </w:tcPr>
-          <w:p ns2:paraId="52070594" ns2:textId="261F5297">
+          <w:p>
             <w:pPr>
               <w:spacing w:line="276" w:lineRule="auto"/>
               <w:jc w:val="center"/>
@@ -7669,7 +7589,7 @@
         </w:tc>
       </w:tr>
     </w:tbl>
-    <w:p ns2:paraId="5062AD8E" ns2:textId="77777777">
+    <w:p>
       <w:pPr>
         <w:spacing w:line="276" w:lineRule="auto"/>
         <w:jc w:val="center"/>
@@ -7688,7 +7608,7 @@
 </w:document>
 </file>
 
-<file path=./word/endnotes.xml><?xml version="1.0" encoding="utf-8"?>
+<file path=word/endnotes.xml><?xml version="1.0" encoding="utf-8"?>
 <w:endnotes xmlns:wpc="http://schemas.microsoft.com/office/word/2010/wordprocessingCanvas" xmlns:cx="http://schemas.microsoft.com/office/drawing/2014/chartex" xmlns:mc="http://schemas.openxmlformats.org/markup-compatibility/2006" xmlns:o="urn:schemas-microsoft-com:office:office" xmlns:r="http://schemas.openxmlformats.org/officeDocument/2006/relationships" xmlns:m="http://schemas.openxmlformats.org/officeDocument/2006/math" xmlns:v="urn:schemas-microsoft-com:vml" xmlns:wp14="http://schemas.microsoft.com/office/word/2010/wordprocessingDrawing" xmlns:wp="http://schemas.openxmlformats.org/drawingml/2006/wordprocessingDrawing" xmlns:w10="urn:schemas-microsoft-com:office:word" xmlns:w="http://schemas.openxmlformats.org/wordprocessingml/2006/main" xmlns:w14="http://schemas.microsoft.com/office/word/2010/wordml" xmlns:w15="http://schemas.microsoft.com/office/word/2012/wordml" xmlns:w16se="http://schemas.microsoft.com/office/word/2015/wordml/symex" xmlns:wpg="http://schemas.microsoft.com/office/word/2010/wordprocessingGroup" xmlns:wpi="http://schemas.microsoft.com/office/word/2010/wordprocessingInk" xmlns:wne="http://schemas.microsoft.com/office/word/2006/wordml" xmlns:wps="http://schemas.microsoft.com/office/word/2010/wordprocessingShape">
   <w:endnote w:type="separator" w:id="-1">
     <w:p>
@@ -7707,66 +7627,7 @@
 </w:endnotes>
 </file>
 
-<file path=./word/fontTable.xml><?xml version="1.0" encoding="utf-8"?>
-<w:fonts xmlns:mc="http://schemas.openxmlformats.org/markup-compatibility/2006" xmlns:r="http://schemas.openxmlformats.org/officeDocument/2006/relationships" xmlns:w="http://schemas.openxmlformats.org/wordprocessingml/2006/main" xmlns:w14="http://schemas.microsoft.com/office/word/2010/wordml" xmlns:w15="http://schemas.microsoft.com/office/word/2012/wordml" xmlns:w16se="http://schemas.microsoft.com/office/word/2015/wordml/symex">
-  <w:font w:name="Times New Roman">
-    <w:panose1 w:val="02020603050405020304"/>
-    <w:family w:val="roman"/>
-    <w:pitch w:val="variable"/>
-    <w:sig w:usb0="E0002EFF" w:usb1="C000785B" w:usb2="00000009" w:usb3="00000000" w:csb0="000001FF" w:csb1="00000000"/>
-  </w:font>
-  <w:font w:name="Courier New">
-    <w:panose1 w:val="02070309020205020404"/>
-    <w:family w:val="modern"/>
-    <w:pitch w:val="fixed"/>
-    <w:sig w:usb0="E0002EFF" w:usb1="C0007843" w:usb2="00000009" w:usb3="00000000" w:csb0="000001FF" w:csb1="00000000"/>
-  </w:font>
-  <w:font w:name="Wingdings">
-    <w:panose1 w:val="05000000000000000000"/>
-    <w:family w:val="auto"/>
-    <w:pitch w:val="variable"/>
-    <w:sig w:usb0="00000000" w:usb1="10000000" w:usb2="00000000" w:usb3="00000000" w:csb0="80000000" w:csb1="00000000"/>
-  </w:font>
-  <w:font w:name="Symbol">
-    <w:panose1 w:val="05050102010706020507"/>
-    <w:family w:val="roman"/>
-    <w:pitch w:val="variable"/>
-    <w:sig w:usb0="00000000" w:usb1="10000000" w:usb2="00000000" w:usb3="00000000" w:csb0="80000000" w:csb1="00000000"/>
-  </w:font>
-  <w:font w:name="Calibri">
-    <w:panose1 w:val="020F0502020204030204"/>
-    <w:family w:val="swiss"/>
-    <w:pitch w:val="variable"/>
-    <w:sig w:usb0="E4002EFF" w:usb1="C200247B" w:usb2="00000009" w:usb3="00000000" w:csb0="000001FF" w:csb1="00000000"/>
-  </w:font>
-  <w:font w:name=".VnTime">
-    <w:altName w:val="Courier New"/>
-    <w:family w:val="swiss"/>
-    <w:pitch w:val="variable"/>
-    <w:sig w:usb0="00000003" w:usb1="00000000" w:usb2="00000000" w:usb3="00000000" w:csb0="00000001" w:csb1="00000000"/>
-  </w:font>
-  <w:font w:name="Segoe UI">
-    <w:panose1 w:val="020B0502040204020203"/>
-    <w:family w:val="swiss"/>
-    <w:pitch w:val="variable"/>
-    <w:sig w:usb0="E4002EFF" w:usb1="C000E47F" w:usb2="00000009" w:usb3="00000000" w:csb0="000001FF" w:csb1="00000000"/>
-  </w:font>
-  <w:font w:name="Arial Unicode MS">
-    <w:panose1 w:val="020B0604020202020204"/>
-    <w:family w:val="swiss"/>
-    <w:pitch w:val="variable"/>
-    <w:sig w:usb0="F7FFAFFF" w:usb1="E9DFFFFF" w:usb2="0000003F" w:usb3="00000000" w:csb0="003F01FF" w:csb1="00000000"/>
-  </w:font>
-  <w:font w:name="Calibri Light">
-    <w:panose1 w:val="020F0302020204030204"/>
-    <w:family w:val="swiss"/>
-    <w:pitch w:val="variable"/>
-    <w:sig w:usb0="E4002EFF" w:usb1="C200247B" w:usb2="00000009" w:usb3="00000000" w:csb0="000001FF" w:csb1="00000000"/>
-  </w:font>
-</w:fonts>
-</file>
-
-<file path=./word/footer1.xml><?xml version="1.0" encoding="utf-8"?>
+<file path=word/footer1.xml><?xml version="1.0" encoding="utf-8"?>
 <w:ftr xmlns:wpc="http://schemas.microsoft.com/office/word/2010/wordprocessingCanvas" xmlns:cx="http://schemas.microsoft.com/office/drawing/2014/chartex" xmlns:mc="http://schemas.openxmlformats.org/markup-compatibility/2006" xmlns:o="urn:schemas-microsoft-com:office:office" xmlns:r="http://schemas.openxmlformats.org/officeDocument/2006/relationships" xmlns:m="http://schemas.openxmlformats.org/officeDocument/2006/math" xmlns:v="urn:schemas-microsoft-com:vml" xmlns:wp14="http://schemas.microsoft.com/office/word/2010/wordprocessingDrawing" xmlns:wp="http://schemas.openxmlformats.org/drawingml/2006/wordprocessingDrawing" xmlns:w10="urn:schemas-microsoft-com:office:word" xmlns:w="http://schemas.openxmlformats.org/wordprocessingml/2006/main" xmlns:w14="http://schemas.microsoft.com/office/word/2010/wordml" xmlns:w15="http://schemas.microsoft.com/office/word/2012/wordml" xmlns:w16se="http://schemas.microsoft.com/office/word/2015/wordml/symex" xmlns:wpg="http://schemas.microsoft.com/office/word/2010/wordprocessingGroup" xmlns:wpi="http://schemas.microsoft.com/office/word/2010/wordprocessingInk" xmlns:wne="http://schemas.microsoft.com/office/word/2006/wordml" xmlns:wps="http://schemas.microsoft.com/office/word/2010/wordprocessingShape">
   <w:sdt>
     <w:sdtPr>
@@ -7819,7 +7680,7 @@
 </w:ftr>
 </file>
 
-<file path=./word/footnotes.xml><?xml version="1.0" encoding="utf-8"?>
+<file path=word/footnotes.xml><?xml version="1.0" encoding="utf-8"?>
 <w:footnotes xmlns:wpc="http://schemas.microsoft.com/office/word/2010/wordprocessingCanvas" xmlns:cx="http://schemas.microsoft.com/office/drawing/2014/chartex" xmlns:mc="http://schemas.openxmlformats.org/markup-compatibility/2006" xmlns:o="urn:schemas-microsoft-com:office:office" xmlns:r="http://schemas.openxmlformats.org/officeDocument/2006/relationships" xmlns:m="http://schemas.openxmlformats.org/officeDocument/2006/math" xmlns:v="urn:schemas-microsoft-com:vml" xmlns:wp14="http://schemas.microsoft.com/office/word/2010/wordprocessingDrawing" xmlns:wp="http://schemas.openxmlformats.org/drawingml/2006/wordprocessingDrawing" xmlns:w10="urn:schemas-microsoft-com:office:word" xmlns:w="http://schemas.openxmlformats.org/wordprocessingml/2006/main" xmlns:w14="http://schemas.microsoft.com/office/word/2010/wordml" xmlns:w15="http://schemas.microsoft.com/office/word/2012/wordml" xmlns:w16se="http://schemas.microsoft.com/office/word/2015/wordml/symex" xmlns:wpg="http://schemas.microsoft.com/office/word/2010/wordprocessingGroup" xmlns:wpi="http://schemas.microsoft.com/office/word/2010/wordprocessingInk" xmlns:wne="http://schemas.microsoft.com/office/word/2006/wordml" xmlns:wps="http://schemas.microsoft.com/office/word/2010/wordprocessingShape">
   <w:footnote w:type="separator" w:id="-1">
     <w:p>
@@ -7838,7 +7699,7 @@
 </w:footnotes>
 </file>
 
-<file path=./word/numbering.xml><?xml version="1.0" encoding="utf-8"?>
+<file path=word/numbering.xml><?xml version="1.0" encoding="utf-8"?>
 <w:numbering xmlns:wpc="http://schemas.microsoft.com/office/word/2010/wordprocessingCanvas" xmlns:cx="http://schemas.microsoft.com/office/drawing/2014/chartex" xmlns:mc="http://schemas.openxmlformats.org/markup-compatibility/2006" xmlns:o="urn:schemas-microsoft-com:office:office" xmlns:r="http://schemas.openxmlformats.org/officeDocument/2006/relationships" xmlns:m="http://schemas.openxmlformats.org/officeDocument/2006/math" xmlns:v="urn:schemas-microsoft-com:vml" xmlns:wp14="http://schemas.microsoft.com/office/word/2010/wordprocessingDrawing" xmlns:wp="http://schemas.openxmlformats.org/drawingml/2006/wordprocessingDrawing" xmlns:w10="urn:schemas-microsoft-com:office:word" xmlns:w="http://schemas.openxmlformats.org/wordprocessingml/2006/main" xmlns:w14="http://schemas.microsoft.com/office/word/2010/wordml" xmlns:w15="http://schemas.microsoft.com/office/word/2012/wordml" xmlns:w16se="http://schemas.microsoft.com/office/word/2015/wordml/symex" xmlns:wpg="http://schemas.microsoft.com/office/word/2010/wordprocessingGroup" xmlns:wpi="http://schemas.microsoft.com/office/word/2010/wordprocessingInk" xmlns:wne="http://schemas.microsoft.com/office/word/2006/wordml" xmlns:wps="http://schemas.microsoft.com/office/word/2010/wordprocessingShape">
   <w:abstractNum w:abstractNumId="0">
     <w:nsid w:val="03631A6E"/>
@@ -11199,1201 +11060,7 @@
 </w:numbering>
 </file>
 
-<file path=./word/settings.xml><?xml version="1.0" encoding="utf-8"?>
-<w:settings xmlns:mc="http://schemas.openxmlformats.org/markup-compatibility/2006" xmlns:o="urn:schemas-microsoft-com:office:office" xmlns:r="http://schemas.openxmlformats.org/officeDocument/2006/relationships" xmlns:m="http://schemas.openxmlformats.org/officeDocument/2006/math" xmlns:v="urn:schemas-microsoft-com:vml" xmlns:w10="urn:schemas-microsoft-com:office:word" xmlns:w="http://schemas.openxmlformats.org/wordprocessingml/2006/main" xmlns:w14="http://schemas.microsoft.com/office/word/2010/wordml" xmlns:w15="http://schemas.microsoft.com/office/word/2012/wordml" xmlns:w16se="http://schemas.microsoft.com/office/word/2015/wordml/symex" xmlns:sl="http://schemas.openxmlformats.org/schemaLibrary/2006/main">
-  <w:zoom w:percent="110"/>
-  <w:hideSpellingErrors/>
-  <w:defaultTabStop w:val="720"/>
-  <w:characterSpacingControl w:val="doNotCompress"/>
-  <w:compat>
-    <w:compatSetting w:name="compatibilityMode" w:uri="http://schemas.microsoft.com/office/word" w:val="15"/>
-    <w:compatSetting w:name="overrideTableStyleFontSizeAndJustification" w:uri="http://schemas.microsoft.com/office/word" w:val="1"/>
-    <w:compatSetting w:name="enableOpenTypeFeatures" w:uri="http://schemas.microsoft.com/office/word" w:val="1"/>
-    <w:compatSetting w:name="doNotFlipMirrorIndents" w:uri="http://schemas.microsoft.com/office/word" w:val="1"/>
-    <w:compatSetting w:name="differentiateMultirowTableHeaders" w:uri="http://schemas.microsoft.com/office/word" w:val="1"/>
-  </w:compat>
-  <w:rsids>
-    <w:rsidRoot w:val="00B57495"/>
-    <w:rsid w:val="000027C8"/>
-    <w:rsid w:val="00002D6C"/>
-    <w:rsid w:val="0000518E"/>
-    <w:rsid w:val="000056E5"/>
-    <w:rsid w:val="00007083"/>
-    <w:rsid w:val="00007C42"/>
-    <w:rsid w:val="0001076D"/>
-    <w:rsid w:val="000115AE"/>
-    <w:rsid w:val="00012BDD"/>
-    <w:rsid w:val="00013FD8"/>
-    <w:rsid w:val="000142A5"/>
-    <w:rsid w:val="00016169"/>
-    <w:rsid w:val="000171A9"/>
-    <w:rsid w:val="00017A74"/>
-    <w:rsid w:val="00020FC4"/>
-    <w:rsid w:val="00022AB5"/>
-    <w:rsid w:val="0002372D"/>
-    <w:rsid w:val="00030DD8"/>
-    <w:rsid w:val="000312A6"/>
-    <w:rsid w:val="00031C2B"/>
-    <w:rsid w:val="00033568"/>
-    <w:rsid w:val="00034F74"/>
-    <w:rsid w:val="0003596C"/>
-    <w:rsid w:val="00035999"/>
-    <w:rsid w:val="00040956"/>
-    <w:rsid w:val="00040D7B"/>
-    <w:rsid w:val="00041D00"/>
-    <w:rsid w:val="00042D40"/>
-    <w:rsid w:val="00050CBB"/>
-    <w:rsid w:val="000518F7"/>
-    <w:rsid w:val="000534C6"/>
-    <w:rsid w:val="000558AD"/>
-    <w:rsid w:val="00061EF9"/>
-    <w:rsid w:val="0006310F"/>
-    <w:rsid w:val="00064162"/>
-    <w:rsid w:val="000652CE"/>
-    <w:rsid w:val="00071E4B"/>
-    <w:rsid w:val="00075687"/>
-    <w:rsid w:val="000770AF"/>
-    <w:rsid w:val="00077692"/>
-    <w:rsid w:val="0008253D"/>
-    <w:rsid w:val="0008255C"/>
-    <w:rsid w:val="000A37CB"/>
-    <w:rsid w:val="000A44FD"/>
-    <w:rsid w:val="000A4996"/>
-    <w:rsid w:val="000A588A"/>
-    <w:rsid w:val="000A6EEA"/>
-    <w:rsid w:val="000B12A4"/>
-    <w:rsid w:val="000B32DE"/>
-    <w:rsid w:val="000B3598"/>
-    <w:rsid w:val="000B4231"/>
-    <w:rsid w:val="000B7807"/>
-    <w:rsid w:val="000C43F7"/>
-    <w:rsid w:val="000C5B37"/>
-    <w:rsid w:val="000D2DA7"/>
-    <w:rsid w:val="000D5FEF"/>
-    <w:rsid w:val="000D7BF3"/>
-    <w:rsid w:val="000D7EAA"/>
-    <w:rsid w:val="000E1583"/>
-    <w:rsid w:val="000E1934"/>
-    <w:rsid w:val="000E2EF1"/>
-    <w:rsid w:val="000F0110"/>
-    <w:rsid w:val="000F23E2"/>
-    <w:rsid w:val="000F5C78"/>
-    <w:rsid w:val="000F7FB1"/>
-    <w:rsid w:val="001058B2"/>
-    <w:rsid w:val="00107B2D"/>
-    <w:rsid w:val="00110114"/>
-    <w:rsid w:val="00113E2A"/>
-    <w:rsid w:val="00114F42"/>
-    <w:rsid w:val="00120A27"/>
-    <w:rsid w:val="0012420B"/>
-    <w:rsid w:val="001246D8"/>
-    <w:rsid w:val="001266C4"/>
-    <w:rsid w:val="00126B15"/>
-    <w:rsid w:val="001275EC"/>
-    <w:rsid w:val="0013101F"/>
-    <w:rsid w:val="001325B2"/>
-    <w:rsid w:val="00133E39"/>
-    <w:rsid w:val="00135E44"/>
-    <w:rsid w:val="001369FA"/>
-    <w:rsid w:val="00137DBC"/>
-    <w:rsid w:val="00143F02"/>
-    <w:rsid w:val="00145DA4"/>
-    <w:rsid w:val="00146F92"/>
-    <w:rsid w:val="001568D9"/>
-    <w:rsid w:val="00157853"/>
-    <w:rsid w:val="00157F9A"/>
-    <w:rsid w:val="00160974"/>
-    <w:rsid w:val="00160B28"/>
-    <w:rsid w:val="00161A1E"/>
-    <w:rsid w:val="0016629C"/>
-    <w:rsid w:val="001665C7"/>
-    <w:rsid w:val="001716F5"/>
-    <w:rsid w:val="00172E2D"/>
-    <w:rsid w:val="001736F4"/>
-    <w:rsid w:val="00174A80"/>
-    <w:rsid w:val="00181E31"/>
-    <w:rsid w:val="0018475B"/>
-    <w:rsid w:val="00184BCB"/>
-    <w:rsid w:val="0018775D"/>
-    <w:rsid w:val="00187B01"/>
-    <w:rsid w:val="00187B3E"/>
-    <w:rsid w:val="0019428A"/>
-    <w:rsid w:val="001954A2"/>
-    <w:rsid w:val="00197828"/>
-    <w:rsid w:val="001A3383"/>
-    <w:rsid w:val="001A3E43"/>
-    <w:rsid w:val="001A6B62"/>
-    <w:rsid w:val="001B02B3"/>
-    <w:rsid w:val="001B0C98"/>
-    <w:rsid w:val="001B1142"/>
-    <w:rsid w:val="001B36BE"/>
-    <w:rsid w:val="001B6245"/>
-    <w:rsid w:val="001C28A4"/>
-    <w:rsid w:val="001C7E81"/>
-    <w:rsid w:val="001D08B9"/>
-    <w:rsid w:val="001D276E"/>
-    <w:rsid w:val="001D30B6"/>
-    <w:rsid w:val="001D4414"/>
-    <w:rsid w:val="001D515E"/>
-    <w:rsid w:val="001D5BC5"/>
-    <w:rsid w:val="001D69EF"/>
-    <w:rsid w:val="001D78F4"/>
-    <w:rsid w:val="001E22C2"/>
-    <w:rsid w:val="001E2CFB"/>
-    <w:rsid w:val="001E490D"/>
-    <w:rsid w:val="001E7474"/>
-    <w:rsid w:val="001F18FC"/>
-    <w:rsid w:val="001F365A"/>
-    <w:rsid w:val="001F5100"/>
-    <w:rsid w:val="0020456E"/>
-    <w:rsid w:val="002063C7"/>
-    <w:rsid w:val="002220B2"/>
-    <w:rsid w:val="0022309B"/>
-    <w:rsid w:val="002273B9"/>
-    <w:rsid w:val="00227EE4"/>
-    <w:rsid w:val="002316DA"/>
-    <w:rsid w:val="00233827"/>
-    <w:rsid w:val="00233D17"/>
-    <w:rsid w:val="00234C44"/>
-    <w:rsid w:val="00241D50"/>
-    <w:rsid w:val="00245730"/>
-    <w:rsid w:val="00246962"/>
-    <w:rsid w:val="00246DFC"/>
-    <w:rsid w:val="002471EC"/>
-    <w:rsid w:val="0024736F"/>
-    <w:rsid w:val="0025163E"/>
-    <w:rsid w:val="00251CE2"/>
-    <w:rsid w:val="00252EF1"/>
-    <w:rsid w:val="00254B91"/>
-    <w:rsid w:val="002648CE"/>
-    <w:rsid w:val="0026525B"/>
-    <w:rsid w:val="00266165"/>
-    <w:rsid w:val="00266A0C"/>
-    <w:rsid w:val="00267F26"/>
-    <w:rsid w:val="00270AE8"/>
-    <w:rsid w:val="00271693"/>
-    <w:rsid w:val="00274E59"/>
-    <w:rsid w:val="00276408"/>
-    <w:rsid w:val="00281D84"/>
-    <w:rsid w:val="002827D4"/>
-    <w:rsid w:val="00283156"/>
-    <w:rsid w:val="00287B6F"/>
-    <w:rsid w:val="002933A8"/>
-    <w:rsid w:val="0029399C"/>
-    <w:rsid w:val="00294EFD"/>
-    <w:rsid w:val="002A0E8D"/>
-    <w:rsid w:val="002A57AE"/>
-    <w:rsid w:val="002A71D6"/>
-    <w:rsid w:val="002B023F"/>
-    <w:rsid w:val="002B1189"/>
-    <w:rsid w:val="002B1626"/>
-    <w:rsid w:val="002B2165"/>
-    <w:rsid w:val="002C1424"/>
-    <w:rsid w:val="002C1FDB"/>
-    <w:rsid w:val="002C3788"/>
-    <w:rsid w:val="002C6E17"/>
-    <w:rsid w:val="002D2847"/>
-    <w:rsid w:val="002D4B92"/>
-    <w:rsid w:val="002D4D23"/>
-    <w:rsid w:val="002D7540"/>
-    <w:rsid w:val="002E1B4B"/>
-    <w:rsid w:val="002E3534"/>
-    <w:rsid w:val="002E5F30"/>
-    <w:rsid w:val="002E71FE"/>
-    <w:rsid w:val="002F0217"/>
-    <w:rsid w:val="002F3B7B"/>
-    <w:rsid w:val="002F50FB"/>
-    <w:rsid w:val="003003A0"/>
-    <w:rsid w:val="00300C07"/>
-    <w:rsid w:val="0030371A"/>
-    <w:rsid w:val="00305009"/>
-    <w:rsid w:val="003051FA"/>
-    <w:rsid w:val="00306A7F"/>
-    <w:rsid w:val="00307296"/>
-    <w:rsid w:val="0031010C"/>
-    <w:rsid w:val="003118F9"/>
-    <w:rsid w:val="00312ADC"/>
-    <w:rsid w:val="00312E2F"/>
-    <w:rsid w:val="00313853"/>
-    <w:rsid w:val="0031486C"/>
-    <w:rsid w:val="0031703D"/>
-    <w:rsid w:val="0031769F"/>
-    <w:rsid w:val="00320EE0"/>
-    <w:rsid w:val="00323563"/>
-    <w:rsid w:val="00323E68"/>
-    <w:rsid w:val="0033139C"/>
-    <w:rsid w:val="003329B6"/>
-    <w:rsid w:val="0033436D"/>
-    <w:rsid w:val="00334A14"/>
-    <w:rsid w:val="00337FEF"/>
-    <w:rsid w:val="00341323"/>
-    <w:rsid w:val="003426B6"/>
-    <w:rsid w:val="00342A0A"/>
-    <w:rsid w:val="003431C0"/>
-    <w:rsid w:val="0034644A"/>
-    <w:rsid w:val="003512F7"/>
-    <w:rsid w:val="00351B03"/>
-    <w:rsid w:val="00353008"/>
-    <w:rsid w:val="00356CBD"/>
-    <w:rsid w:val="00365800"/>
-    <w:rsid w:val="00372C6E"/>
-    <w:rsid w:val="00373771"/>
-    <w:rsid w:val="003743F5"/>
-    <w:rsid w:val="00380F37"/>
-    <w:rsid w:val="00382A56"/>
-    <w:rsid w:val="00383F5D"/>
-    <w:rsid w:val="00385067"/>
-    <w:rsid w:val="003874B1"/>
-    <w:rsid w:val="003900E3"/>
-    <w:rsid w:val="0039050D"/>
-    <w:rsid w:val="00392150"/>
-    <w:rsid w:val="00392312"/>
-    <w:rsid w:val="0039250E"/>
-    <w:rsid w:val="0039259D"/>
-    <w:rsid w:val="00393A5B"/>
-    <w:rsid w:val="00395684"/>
-    <w:rsid w:val="00397267"/>
-    <w:rsid w:val="003A08D6"/>
-    <w:rsid w:val="003A180A"/>
-    <w:rsid w:val="003A4B58"/>
-    <w:rsid w:val="003A6CEC"/>
-    <w:rsid w:val="003A707E"/>
-    <w:rsid w:val="003B71C1"/>
-    <w:rsid w:val="003C6B3B"/>
-    <w:rsid w:val="003C7B58"/>
-    <w:rsid w:val="003D09CD"/>
-    <w:rsid w:val="003D2AF3"/>
-    <w:rsid w:val="003D6A50"/>
-    <w:rsid w:val="003E0252"/>
-    <w:rsid w:val="003E152E"/>
-    <w:rsid w:val="003E2FA2"/>
-    <w:rsid w:val="003E30A8"/>
-    <w:rsid w:val="003E6A75"/>
-    <w:rsid w:val="003F52D7"/>
-    <w:rsid w:val="003F5D49"/>
-    <w:rsid w:val="003F7671"/>
-    <w:rsid w:val="004028B5"/>
-    <w:rsid w:val="004029B7"/>
-    <w:rsid w:val="004074C3"/>
-    <w:rsid w:val="00407A3F"/>
-    <w:rsid w:val="0041204C"/>
-    <w:rsid w:val="0041610F"/>
-    <w:rsid w:val="0042029E"/>
-    <w:rsid w:val="00420839"/>
-    <w:rsid w:val="0042339E"/>
-    <w:rsid w:val="004245BF"/>
-    <w:rsid w:val="0042467A"/>
-    <w:rsid w:val="00425516"/>
-    <w:rsid w:val="004263AC"/>
-    <w:rsid w:val="00426975"/>
-    <w:rsid w:val="004271FD"/>
-    <w:rsid w:val="0043095D"/>
-    <w:rsid w:val="00437E6A"/>
-    <w:rsid w:val="0044033F"/>
-    <w:rsid w:val="0045069B"/>
-    <w:rsid w:val="0045117C"/>
-    <w:rsid w:val="00454321"/>
-    <w:rsid w:val="00455A1D"/>
-    <w:rsid w:val="00457DA6"/>
-    <w:rsid w:val="00460549"/>
-    <w:rsid w:val="00460746"/>
-    <w:rsid w:val="00463872"/>
-    <w:rsid w:val="00465B2D"/>
-    <w:rsid w:val="00466E9F"/>
-    <w:rsid w:val="00467EDB"/>
-    <w:rsid w:val="0047029F"/>
-    <w:rsid w:val="004723B8"/>
-    <w:rsid w:val="0047543E"/>
-    <w:rsid w:val="0048053D"/>
-    <w:rsid w:val="00483830"/>
-    <w:rsid w:val="004861B1"/>
-    <w:rsid w:val="0049255E"/>
-    <w:rsid w:val="00494D9A"/>
-    <w:rsid w:val="004A2889"/>
-    <w:rsid w:val="004A3594"/>
-    <w:rsid w:val="004A5133"/>
-    <w:rsid w:val="004A5AB9"/>
-    <w:rsid w:val="004A61A1"/>
-    <w:rsid w:val="004A6CFD"/>
-    <w:rsid w:val="004B0902"/>
-    <w:rsid w:val="004B0F38"/>
-    <w:rsid w:val="004B2303"/>
-    <w:rsid w:val="004B2364"/>
-    <w:rsid w:val="004B463F"/>
-    <w:rsid w:val="004B4B93"/>
-    <w:rsid w:val="004B6992"/>
-    <w:rsid w:val="004B76A1"/>
-    <w:rsid w:val="004C0FEF"/>
-    <w:rsid w:val="004C15EE"/>
-    <w:rsid w:val="004C16F9"/>
-    <w:rsid w:val="004C2776"/>
-    <w:rsid w:val="004C460B"/>
-    <w:rsid w:val="004D1E51"/>
-    <w:rsid w:val="004D1EE7"/>
-    <w:rsid w:val="004D2935"/>
-    <w:rsid w:val="004D3D2D"/>
-    <w:rsid w:val="004D5578"/>
-    <w:rsid w:val="004D7C8F"/>
-    <w:rsid w:val="004E16B1"/>
-    <w:rsid w:val="004E1802"/>
-    <w:rsid w:val="004E1C20"/>
-    <w:rsid w:val="004E7A22"/>
-    <w:rsid w:val="004F000C"/>
-    <w:rsid w:val="004F18EB"/>
-    <w:rsid w:val="004F1996"/>
-    <w:rsid w:val="004F2828"/>
-    <w:rsid w:val="004F4198"/>
-    <w:rsid w:val="004F777A"/>
-    <w:rsid w:val="0050007F"/>
-    <w:rsid w:val="0050010D"/>
-    <w:rsid w:val="005147CE"/>
-    <w:rsid w:val="00520995"/>
-    <w:rsid w:val="005237AB"/>
-    <w:rsid w:val="00525C74"/>
-    <w:rsid w:val="00526384"/>
-    <w:rsid w:val="005268F3"/>
-    <w:rsid w:val="005272B2"/>
-    <w:rsid w:val="00531A8A"/>
-    <w:rsid w:val="00532A31"/>
-    <w:rsid w:val="00534B20"/>
-    <w:rsid w:val="00536284"/>
-    <w:rsid w:val="005376AE"/>
-    <w:rsid w:val="00540CC2"/>
-    <w:rsid w:val="005410D3"/>
-    <w:rsid w:val="005471DC"/>
-    <w:rsid w:val="005479AD"/>
-    <w:rsid w:val="00550F02"/>
-    <w:rsid w:val="00552517"/>
-    <w:rsid w:val="00552D24"/>
-    <w:rsid w:val="00553851"/>
-    <w:rsid w:val="00556DC3"/>
-    <w:rsid w:val="00556FE8"/>
-    <w:rsid w:val="00560EFB"/>
-    <w:rsid w:val="00563AD7"/>
-    <w:rsid w:val="005653D0"/>
-    <w:rsid w:val="005716B7"/>
-    <w:rsid w:val="00573ED8"/>
-    <w:rsid w:val="0057711D"/>
-    <w:rsid w:val="00581FA8"/>
-    <w:rsid w:val="00581FE0"/>
-    <w:rsid w:val="0058348B"/>
-    <w:rsid w:val="00584519"/>
-    <w:rsid w:val="005846D7"/>
-    <w:rsid w:val="00584E42"/>
-    <w:rsid w:val="0058652C"/>
-    <w:rsid w:val="005876F0"/>
-    <w:rsid w:val="005929A1"/>
-    <w:rsid w:val="00592AE3"/>
-    <w:rsid w:val="00592EE3"/>
-    <w:rsid w:val="0059422D"/>
-    <w:rsid w:val="00595118"/>
-    <w:rsid w:val="00595DE7"/>
-    <w:rsid w:val="0059603D"/>
-    <w:rsid w:val="00596BC5"/>
-    <w:rsid w:val="005A0A6C"/>
-    <w:rsid w:val="005A270A"/>
-    <w:rsid w:val="005A2BAE"/>
-    <w:rsid w:val="005A5DB4"/>
-    <w:rsid w:val="005A79AC"/>
-    <w:rsid w:val="005B1C83"/>
-    <w:rsid w:val="005B3384"/>
-    <w:rsid w:val="005B60F9"/>
-    <w:rsid w:val="005B697A"/>
-    <w:rsid w:val="005B7245"/>
-    <w:rsid w:val="005C00EF"/>
-    <w:rsid w:val="005C23E8"/>
-    <w:rsid w:val="005C5604"/>
-    <w:rsid w:val="005C57E4"/>
-    <w:rsid w:val="005C7825"/>
-    <w:rsid w:val="005D05EE"/>
-    <w:rsid w:val="005D1D7B"/>
-    <w:rsid w:val="005D3CF2"/>
-    <w:rsid w:val="005D4BA3"/>
-    <w:rsid w:val="005D56F4"/>
-    <w:rsid w:val="005E02EF"/>
-    <w:rsid w:val="005E02F2"/>
-    <w:rsid w:val="005E3FE2"/>
-    <w:rsid w:val="005E46F9"/>
-    <w:rsid w:val="005F1CFE"/>
-    <w:rsid w:val="005F31C4"/>
-    <w:rsid w:val="005F4951"/>
-    <w:rsid w:val="005F49B6"/>
-    <w:rsid w:val="005F4D16"/>
-    <w:rsid w:val="005F57A2"/>
-    <w:rsid w:val="005F7289"/>
-    <w:rsid w:val="00600659"/>
-    <w:rsid w:val="00601C47"/>
-    <w:rsid w:val="006027CA"/>
-    <w:rsid w:val="00603B65"/>
-    <w:rsid w:val="00604583"/>
-    <w:rsid w:val="006047E5"/>
-    <w:rsid w:val="00604F47"/>
-    <w:rsid w:val="00606DCF"/>
-    <w:rsid w:val="00615CD3"/>
-    <w:rsid w:val="00616B7F"/>
-    <w:rsid w:val="0061733D"/>
-    <w:rsid w:val="00622251"/>
-    <w:rsid w:val="00622E4A"/>
-    <w:rsid w:val="00626041"/>
-    <w:rsid w:val="00632177"/>
-    <w:rsid w:val="0063233E"/>
-    <w:rsid w:val="0063544F"/>
-    <w:rsid w:val="0063681C"/>
-    <w:rsid w:val="006418A3"/>
-    <w:rsid w:val="00645B76"/>
-    <w:rsid w:val="00645BF1"/>
-    <w:rsid w:val="00651F32"/>
-    <w:rsid w:val="0065231F"/>
-    <w:rsid w:val="00665279"/>
-    <w:rsid w:val="006656E4"/>
-    <w:rsid w:val="006678F1"/>
-    <w:rsid w:val="0067018F"/>
-    <w:rsid w:val="006731E8"/>
-    <w:rsid w:val="00676D7E"/>
-    <w:rsid w:val="00677CC6"/>
-    <w:rsid w:val="006806A2"/>
-    <w:rsid w:val="006828F3"/>
-    <w:rsid w:val="00683620"/>
-    <w:rsid w:val="00684BEF"/>
-    <w:rsid w:val="006900B9"/>
-    <w:rsid w:val="00691055"/>
-    <w:rsid w:val="00691D08"/>
-    <w:rsid w:val="006931C8"/>
-    <w:rsid w:val="00693BE4"/>
-    <w:rsid w:val="006946FB"/>
-    <w:rsid w:val="006976AB"/>
-    <w:rsid w:val="006A090D"/>
-    <w:rsid w:val="006A4FB8"/>
-    <w:rsid w:val="006B1607"/>
-    <w:rsid w:val="006B1A09"/>
-    <w:rsid w:val="006B1BBF"/>
-    <w:rsid w:val="006B633A"/>
-    <w:rsid w:val="006B66D8"/>
-    <w:rsid w:val="006B7FA9"/>
-    <w:rsid w:val="006C162E"/>
-    <w:rsid w:val="006C1A94"/>
-    <w:rsid w:val="006C293A"/>
-    <w:rsid w:val="006C3119"/>
-    <w:rsid w:val="006C3D90"/>
-    <w:rsid w:val="006C4E9D"/>
-    <w:rsid w:val="006D2780"/>
-    <w:rsid w:val="006D3907"/>
-    <w:rsid w:val="006D5D95"/>
-    <w:rsid w:val="006D6211"/>
-    <w:rsid w:val="006D7A82"/>
-    <w:rsid w:val="006E0CEB"/>
-    <w:rsid w:val="006E0F31"/>
-    <w:rsid w:val="006E5C27"/>
-    <w:rsid w:val="006E74F6"/>
-    <w:rsid w:val="006F14AB"/>
-    <w:rsid w:val="006F1D0C"/>
-    <w:rsid w:val="006F5D59"/>
-    <w:rsid w:val="006F6113"/>
-    <w:rsid w:val="006F638F"/>
-    <w:rsid w:val="006F65B6"/>
-    <w:rsid w:val="006F6ABF"/>
-    <w:rsid w:val="006F70A3"/>
-    <w:rsid w:val="007075DF"/>
-    <w:rsid w:val="007126C4"/>
-    <w:rsid w:val="00712ADA"/>
-    <w:rsid w:val="00712FFB"/>
-    <w:rsid w:val="00714BC1"/>
-    <w:rsid w:val="00715B70"/>
-    <w:rsid w:val="00720252"/>
-    <w:rsid w:val="0072092E"/>
-    <w:rsid w:val="00720EAD"/>
-    <w:rsid w:val="00721385"/>
-    <w:rsid w:val="00722249"/>
-    <w:rsid w:val="0072419D"/>
-    <w:rsid w:val="00724EE5"/>
-    <w:rsid w:val="00727947"/>
-    <w:rsid w:val="00734E1F"/>
-    <w:rsid w:val="00735981"/>
-    <w:rsid w:val="00735C11"/>
-    <w:rsid w:val="00735EEA"/>
-    <w:rsid w:val="00737FDA"/>
-    <w:rsid w:val="007436C0"/>
-    <w:rsid w:val="0075072C"/>
-    <w:rsid w:val="00750A5E"/>
-    <w:rsid w:val="007511E2"/>
-    <w:rsid w:val="00752F40"/>
-    <w:rsid w:val="00753D1A"/>
-    <w:rsid w:val="00755742"/>
-    <w:rsid w:val="0076038E"/>
-    <w:rsid w:val="00761110"/>
-    <w:rsid w:val="007639D5"/>
-    <w:rsid w:val="00766875"/>
-    <w:rsid w:val="00772CD7"/>
-    <w:rsid w:val="007764B7"/>
-    <w:rsid w:val="00776DBE"/>
-    <w:rsid w:val="00777F1E"/>
-    <w:rsid w:val="00781532"/>
-    <w:rsid w:val="00781DF3"/>
-    <w:rsid w:val="00781F39"/>
-    <w:rsid w:val="00782785"/>
-    <w:rsid w:val="007850A7"/>
-    <w:rsid w:val="00785C9D"/>
-    <w:rsid w:val="0078781D"/>
-    <w:rsid w:val="00787D90"/>
-    <w:rsid w:val="00790342"/>
-    <w:rsid w:val="0079053F"/>
-    <w:rsid w:val="007916D0"/>
-    <w:rsid w:val="007923A0"/>
-    <w:rsid w:val="00794CAE"/>
-    <w:rsid w:val="007965B4"/>
-    <w:rsid w:val="007A129F"/>
-    <w:rsid w:val="007A6E2E"/>
-    <w:rsid w:val="007A7E3D"/>
-    <w:rsid w:val="007B64AC"/>
-    <w:rsid w:val="007C0122"/>
-    <w:rsid w:val="007C0F97"/>
-    <w:rsid w:val="007C28A5"/>
-    <w:rsid w:val="007C49A3"/>
-    <w:rsid w:val="007C4D60"/>
-    <w:rsid w:val="007D0E86"/>
-    <w:rsid w:val="007D1A45"/>
-    <w:rsid w:val="007D6481"/>
-    <w:rsid w:val="007D77B3"/>
-    <w:rsid w:val="007D7903"/>
-    <w:rsid w:val="007D7AF3"/>
-    <w:rsid w:val="007E029A"/>
-    <w:rsid w:val="007E0422"/>
-    <w:rsid w:val="007E5E31"/>
-    <w:rsid w:val="007F2424"/>
-    <w:rsid w:val="007F5F28"/>
-    <w:rsid w:val="00800122"/>
-    <w:rsid w:val="00800383"/>
-    <w:rsid w:val="00801ADF"/>
-    <w:rsid w:val="00805839"/>
-    <w:rsid w:val="00807023"/>
-    <w:rsid w:val="00811E3F"/>
-    <w:rsid w:val="00812D11"/>
-    <w:rsid w:val="00815BF6"/>
-    <w:rsid w:val="00815C47"/>
-    <w:rsid w:val="008162D1"/>
-    <w:rsid w:val="00817F5D"/>
-    <w:rsid w:val="0082306B"/>
-    <w:rsid w:val="00823AB4"/>
-    <w:rsid w:val="0082595F"/>
-    <w:rsid w:val="00825AD0"/>
-    <w:rsid w:val="008266E7"/>
-    <w:rsid w:val="00826D61"/>
-    <w:rsid w:val="008273EF"/>
-    <w:rsid w:val="00833E57"/>
-    <w:rsid w:val="0083426F"/>
-    <w:rsid w:val="00835F49"/>
-    <w:rsid w:val="008365FB"/>
-    <w:rsid w:val="00837D84"/>
-    <w:rsid w:val="0084543C"/>
-    <w:rsid w:val="00845BA8"/>
-    <w:rsid w:val="0084721E"/>
-    <w:rsid w:val="00851AB1"/>
-    <w:rsid w:val="0085460F"/>
-    <w:rsid w:val="008607F8"/>
-    <w:rsid w:val="00861C91"/>
-    <w:rsid w:val="00862536"/>
-    <w:rsid w:val="00866EF9"/>
-    <w:rsid w:val="00870022"/>
-    <w:rsid w:val="00872A89"/>
-    <w:rsid w:val="00873E55"/>
-    <w:rsid w:val="00877064"/>
-    <w:rsid w:val="008773BD"/>
-    <w:rsid w:val="008844A8"/>
-    <w:rsid w:val="00885F71"/>
-    <w:rsid w:val="00886CBC"/>
-    <w:rsid w:val="00887441"/>
-    <w:rsid w:val="008915C9"/>
-    <w:rsid w:val="008937BD"/>
-    <w:rsid w:val="008941DB"/>
-    <w:rsid w:val="00895F2B"/>
-    <w:rsid w:val="008A0E63"/>
-    <w:rsid w:val="008A12F1"/>
-    <w:rsid w:val="008B0FD9"/>
-    <w:rsid w:val="008B11A0"/>
-    <w:rsid w:val="008B195F"/>
-    <w:rsid w:val="008B5D0C"/>
-    <w:rsid w:val="008C00A6"/>
-    <w:rsid w:val="008C072E"/>
-    <w:rsid w:val="008C3F29"/>
-    <w:rsid w:val="008C7FC9"/>
-    <w:rsid w:val="008D1385"/>
-    <w:rsid w:val="008D2A9A"/>
-    <w:rsid w:val="008D5724"/>
-    <w:rsid w:val="008E34BD"/>
-    <w:rsid w:val="008E47C7"/>
-    <w:rsid w:val="008E4C93"/>
-    <w:rsid w:val="008E4F5D"/>
-    <w:rsid w:val="008E59B9"/>
-    <w:rsid w:val="008F0A79"/>
-    <w:rsid w:val="008F342F"/>
-    <w:rsid w:val="008F3E8C"/>
-    <w:rsid w:val="008F66BE"/>
-    <w:rsid w:val="009000C9"/>
-    <w:rsid w:val="00902342"/>
-    <w:rsid w:val="00903620"/>
-    <w:rsid w:val="00906792"/>
-    <w:rsid w:val="009106B0"/>
-    <w:rsid w:val="00912653"/>
-    <w:rsid w:val="009130EE"/>
-    <w:rsid w:val="00913203"/>
-    <w:rsid w:val="00913E9E"/>
-    <w:rsid w:val="00915265"/>
-    <w:rsid w:val="00916D46"/>
-    <w:rsid w:val="00922395"/>
-    <w:rsid w:val="0092256B"/>
-    <w:rsid w:val="0092344B"/>
-    <w:rsid w:val="0092349F"/>
-    <w:rsid w:val="00925798"/>
-    <w:rsid w:val="00925D8F"/>
-    <w:rsid w:val="00933669"/>
-    <w:rsid w:val="009341A6"/>
-    <w:rsid w:val="009341C1"/>
-    <w:rsid w:val="009357E8"/>
-    <w:rsid w:val="00935FB6"/>
-    <w:rsid w:val="0094317C"/>
-    <w:rsid w:val="009466BB"/>
-    <w:rsid w:val="00946B4D"/>
-    <w:rsid w:val="00946D97"/>
-    <w:rsid w:val="00954858"/>
-    <w:rsid w:val="009609AA"/>
-    <w:rsid w:val="00961EFC"/>
-    <w:rsid w:val="00965294"/>
-    <w:rsid w:val="009665A0"/>
-    <w:rsid w:val="00970679"/>
-    <w:rsid w:val="00973D3F"/>
-    <w:rsid w:val="00977A72"/>
-    <w:rsid w:val="009801FF"/>
-    <w:rsid w:val="00981188"/>
-    <w:rsid w:val="00983241"/>
-    <w:rsid w:val="00990150"/>
-    <w:rsid w:val="009921E4"/>
-    <w:rsid w:val="00992B1B"/>
-    <w:rsid w:val="0099386B"/>
-    <w:rsid w:val="00995F31"/>
-    <w:rsid w:val="00996EA2"/>
-    <w:rsid w:val="00997869"/>
-    <w:rsid w:val="009A15DE"/>
-    <w:rsid w:val="009A209C"/>
-    <w:rsid w:val="009A34D9"/>
-    <w:rsid w:val="009A5801"/>
-    <w:rsid w:val="009A6C05"/>
-    <w:rsid w:val="009A76C5"/>
-    <w:rsid w:val="009B32CA"/>
-    <w:rsid w:val="009B3AF4"/>
-    <w:rsid w:val="009B470A"/>
-    <w:rsid w:val="009B6C95"/>
-    <w:rsid w:val="009C07DC"/>
-    <w:rsid w:val="009C1CCB"/>
-    <w:rsid w:val="009C224A"/>
-    <w:rsid w:val="009C22D6"/>
-    <w:rsid w:val="009C336F"/>
-    <w:rsid w:val="009C65CE"/>
-    <w:rsid w:val="009C74BC"/>
-    <w:rsid w:val="009D0C39"/>
-    <w:rsid w:val="009D179B"/>
-    <w:rsid w:val="009D1D15"/>
-    <w:rsid w:val="009D5B7D"/>
-    <w:rsid w:val="009E00B2"/>
-    <w:rsid w:val="009E3CB5"/>
-    <w:rsid w:val="009E4196"/>
-    <w:rsid w:val="009E4BA6"/>
-    <w:rsid w:val="009F26B6"/>
-    <w:rsid w:val="009F2DED"/>
-    <w:rsid w:val="009F56D3"/>
-    <w:rsid w:val="009F7805"/>
-    <w:rsid w:val="009F7ABC"/>
-    <w:rsid w:val="00A01645"/>
-    <w:rsid w:val="00A020A0"/>
-    <w:rsid w:val="00A0226E"/>
-    <w:rsid w:val="00A03CC8"/>
-    <w:rsid w:val="00A10D00"/>
-    <w:rsid w:val="00A17459"/>
-    <w:rsid w:val="00A20DA3"/>
-    <w:rsid w:val="00A214CB"/>
-    <w:rsid w:val="00A23616"/>
-    <w:rsid w:val="00A23DBF"/>
-    <w:rsid w:val="00A24CF1"/>
-    <w:rsid w:val="00A25A77"/>
-    <w:rsid w:val="00A25B80"/>
-    <w:rsid w:val="00A27932"/>
-    <w:rsid w:val="00A32201"/>
-    <w:rsid w:val="00A3387B"/>
-    <w:rsid w:val="00A354A1"/>
-    <w:rsid w:val="00A35B72"/>
-    <w:rsid w:val="00A35FBA"/>
-    <w:rsid w:val="00A36F68"/>
-    <w:rsid w:val="00A44FB8"/>
-    <w:rsid w:val="00A45052"/>
-    <w:rsid w:val="00A45053"/>
-    <w:rsid w:val="00A46E22"/>
-    <w:rsid w:val="00A50BAD"/>
-    <w:rsid w:val="00A50BBB"/>
-    <w:rsid w:val="00A53640"/>
-    <w:rsid w:val="00A548B4"/>
-    <w:rsid w:val="00A557D5"/>
-    <w:rsid w:val="00A559BE"/>
-    <w:rsid w:val="00A55C0A"/>
-    <w:rsid w:val="00A63B77"/>
-    <w:rsid w:val="00A647C4"/>
-    <w:rsid w:val="00A66F04"/>
-    <w:rsid w:val="00A67A27"/>
-    <w:rsid w:val="00A701EE"/>
-    <w:rsid w:val="00A70E2A"/>
-    <w:rsid w:val="00A717F6"/>
-    <w:rsid w:val="00A73226"/>
-    <w:rsid w:val="00A7335D"/>
-    <w:rsid w:val="00A745FB"/>
-    <w:rsid w:val="00A75889"/>
-    <w:rsid w:val="00A76FFF"/>
-    <w:rsid w:val="00A814B5"/>
-    <w:rsid w:val="00A817F6"/>
-    <w:rsid w:val="00A846E2"/>
-    <w:rsid w:val="00A84E37"/>
-    <w:rsid w:val="00A90128"/>
-    <w:rsid w:val="00A92B2D"/>
-    <w:rsid w:val="00A938CF"/>
-    <w:rsid w:val="00A93A09"/>
-    <w:rsid w:val="00A93A3D"/>
-    <w:rsid w:val="00A95A6F"/>
-    <w:rsid w:val="00A97066"/>
-    <w:rsid w:val="00A97CBD"/>
-    <w:rsid w:val="00AA0026"/>
-    <w:rsid w:val="00AA0E18"/>
-    <w:rsid w:val="00AA1F0D"/>
-    <w:rsid w:val="00AA48EF"/>
-    <w:rsid w:val="00AA61F4"/>
-    <w:rsid w:val="00AA6DBD"/>
-    <w:rsid w:val="00AA7904"/>
-    <w:rsid w:val="00AB0F4E"/>
-    <w:rsid w:val="00AB1BB4"/>
-    <w:rsid w:val="00AB2441"/>
-    <w:rsid w:val="00AB7D88"/>
-    <w:rsid w:val="00AC1D2F"/>
-    <w:rsid w:val="00AC2C0C"/>
-    <w:rsid w:val="00AC2E8B"/>
-    <w:rsid w:val="00AC2F45"/>
-    <w:rsid w:val="00AC3880"/>
-    <w:rsid w:val="00AC3EB3"/>
-    <w:rsid w:val="00AC3FB6"/>
-    <w:rsid w:val="00AC4259"/>
-    <w:rsid w:val="00AD0EC1"/>
-    <w:rsid w:val="00AD2258"/>
-    <w:rsid w:val="00AD45E4"/>
-    <w:rsid w:val="00AD714A"/>
-    <w:rsid w:val="00AD7651"/>
-    <w:rsid w:val="00AD771D"/>
-    <w:rsid w:val="00AE07CE"/>
-    <w:rsid w:val="00AE2980"/>
-    <w:rsid w:val="00AE4544"/>
-    <w:rsid w:val="00AE48D8"/>
-    <w:rsid w:val="00AE6A3D"/>
-    <w:rsid w:val="00AE7810"/>
-    <w:rsid w:val="00AF059B"/>
-    <w:rsid w:val="00AF088D"/>
-    <w:rsid w:val="00AF15B1"/>
-    <w:rsid w:val="00AF6582"/>
-    <w:rsid w:val="00AF72D8"/>
-    <w:rsid w:val="00B0193D"/>
-    <w:rsid w:val="00B01E17"/>
-    <w:rsid w:val="00B02E1C"/>
-    <w:rsid w:val="00B04F0D"/>
-    <w:rsid w:val="00B06FE0"/>
-    <w:rsid w:val="00B073D5"/>
-    <w:rsid w:val="00B0755F"/>
-    <w:rsid w:val="00B12361"/>
-    <w:rsid w:val="00B130A3"/>
-    <w:rsid w:val="00B13DEE"/>
-    <w:rsid w:val="00B16C44"/>
-    <w:rsid w:val="00B216DA"/>
-    <w:rsid w:val="00B21B08"/>
-    <w:rsid w:val="00B22087"/>
-    <w:rsid w:val="00B27072"/>
-    <w:rsid w:val="00B3084A"/>
-    <w:rsid w:val="00B31543"/>
-    <w:rsid w:val="00B3351F"/>
-    <w:rsid w:val="00B379B0"/>
-    <w:rsid w:val="00B37BE6"/>
-    <w:rsid w:val="00B4430B"/>
-    <w:rsid w:val="00B45AE3"/>
-    <w:rsid w:val="00B46496"/>
-    <w:rsid w:val="00B5467C"/>
-    <w:rsid w:val="00B566EC"/>
-    <w:rsid w:val="00B57495"/>
-    <w:rsid w:val="00B6027E"/>
-    <w:rsid w:val="00B66BF2"/>
-    <w:rsid w:val="00B73D8F"/>
-    <w:rsid w:val="00B745DD"/>
-    <w:rsid w:val="00B75579"/>
-    <w:rsid w:val="00B76870"/>
-    <w:rsid w:val="00B77FE3"/>
-    <w:rsid w:val="00B80810"/>
-    <w:rsid w:val="00B81FD6"/>
-    <w:rsid w:val="00B825FF"/>
-    <w:rsid w:val="00B83BEF"/>
-    <w:rsid w:val="00B90F5C"/>
-    <w:rsid w:val="00B934EE"/>
-    <w:rsid w:val="00B9771D"/>
-    <w:rsid w:val="00B97F30"/>
-    <w:rsid w:val="00B97FEE"/>
-    <w:rsid w:val="00BA0F04"/>
-    <w:rsid w:val="00BA22EB"/>
-    <w:rsid w:val="00BA235B"/>
-    <w:rsid w:val="00BA3523"/>
-    <w:rsid w:val="00BB3FD8"/>
-    <w:rsid w:val="00BB54C7"/>
-    <w:rsid w:val="00BB672F"/>
-    <w:rsid w:val="00BB707D"/>
-    <w:rsid w:val="00BC07EC"/>
-    <w:rsid w:val="00BC08BE"/>
-    <w:rsid w:val="00BC153A"/>
-    <w:rsid w:val="00BC2411"/>
-    <w:rsid w:val="00BC3BF5"/>
-    <w:rsid w:val="00BC49ED"/>
-    <w:rsid w:val="00BC5F35"/>
-    <w:rsid w:val="00BC603E"/>
-    <w:rsid w:val="00BC694A"/>
-    <w:rsid w:val="00BD0D57"/>
-    <w:rsid w:val="00BD26C8"/>
-    <w:rsid w:val="00BD3E30"/>
-    <w:rsid w:val="00BD42AB"/>
-    <w:rsid w:val="00BD46DA"/>
-    <w:rsid w:val="00BE0C90"/>
-    <w:rsid w:val="00BE0D3F"/>
-    <w:rsid w:val="00BE277B"/>
-    <w:rsid w:val="00BE3042"/>
-    <w:rsid w:val="00BE3264"/>
-    <w:rsid w:val="00BE4EFF"/>
-    <w:rsid w:val="00BE52C2"/>
-    <w:rsid w:val="00BF0892"/>
-    <w:rsid w:val="00BF0911"/>
-    <w:rsid w:val="00BF2D83"/>
-    <w:rsid w:val="00BF59A6"/>
-    <w:rsid w:val="00BF5A36"/>
-    <w:rsid w:val="00BF5F1C"/>
-    <w:rsid w:val="00C01E39"/>
-    <w:rsid w:val="00C0364B"/>
-    <w:rsid w:val="00C04849"/>
-    <w:rsid w:val="00C04904"/>
-    <w:rsid w:val="00C102A5"/>
-    <w:rsid w:val="00C11F49"/>
-    <w:rsid w:val="00C12512"/>
-    <w:rsid w:val="00C137C5"/>
-    <w:rsid w:val="00C16ECD"/>
-    <w:rsid w:val="00C21CC2"/>
-    <w:rsid w:val="00C21DC4"/>
-    <w:rsid w:val="00C22045"/>
-    <w:rsid w:val="00C23321"/>
-    <w:rsid w:val="00C237E7"/>
-    <w:rsid w:val="00C23B22"/>
-    <w:rsid w:val="00C302E8"/>
-    <w:rsid w:val="00C328B6"/>
-    <w:rsid w:val="00C35282"/>
-    <w:rsid w:val="00C3574F"/>
-    <w:rsid w:val="00C358C6"/>
-    <w:rsid w:val="00C408CD"/>
-    <w:rsid w:val="00C42543"/>
-    <w:rsid w:val="00C426D6"/>
-    <w:rsid w:val="00C44840"/>
-    <w:rsid w:val="00C45170"/>
-    <w:rsid w:val="00C45FF5"/>
-    <w:rsid w:val="00C55F6E"/>
-    <w:rsid w:val="00C5700C"/>
-    <w:rsid w:val="00C61502"/>
-    <w:rsid w:val="00C61D62"/>
-    <w:rsid w:val="00C62A35"/>
-    <w:rsid w:val="00C64B26"/>
-    <w:rsid w:val="00C64C4C"/>
-    <w:rsid w:val="00C64D27"/>
-    <w:rsid w:val="00C70436"/>
-    <w:rsid w:val="00C70809"/>
-    <w:rsid w:val="00C708DB"/>
-    <w:rsid w:val="00C7420E"/>
-    <w:rsid w:val="00C759F5"/>
-    <w:rsid w:val="00C76C8A"/>
-    <w:rsid w:val="00C81537"/>
-    <w:rsid w:val="00C81652"/>
-    <w:rsid w:val="00C8535C"/>
-    <w:rsid w:val="00C85446"/>
-    <w:rsid w:val="00C86AC4"/>
-    <w:rsid w:val="00C86D20"/>
-    <w:rsid w:val="00C91B45"/>
-    <w:rsid w:val="00C93D52"/>
-    <w:rsid w:val="00CA0E54"/>
-    <w:rsid w:val="00CA4084"/>
-    <w:rsid w:val="00CA61BC"/>
-    <w:rsid w:val="00CB02D6"/>
-    <w:rsid w:val="00CB0642"/>
-    <w:rsid w:val="00CB29A6"/>
-    <w:rsid w:val="00CB4493"/>
-    <w:rsid w:val="00CB7202"/>
-    <w:rsid w:val="00CC3867"/>
-    <w:rsid w:val="00CC45B0"/>
-    <w:rsid w:val="00CC6872"/>
-    <w:rsid w:val="00CC7E76"/>
-    <w:rsid w:val="00CD23F0"/>
-    <w:rsid w:val="00CD34B6"/>
-    <w:rsid w:val="00CE024A"/>
-    <w:rsid w:val="00CE042B"/>
-    <w:rsid w:val="00CE2ED3"/>
-    <w:rsid w:val="00CE399E"/>
-    <w:rsid w:val="00CE41A2"/>
-    <w:rsid w:val="00CE6E87"/>
-    <w:rsid w:val="00CF6747"/>
-    <w:rsid w:val="00CF706D"/>
-    <w:rsid w:val="00D04E19"/>
-    <w:rsid w:val="00D13B86"/>
-    <w:rsid w:val="00D13C68"/>
-    <w:rsid w:val="00D14588"/>
-    <w:rsid w:val="00D15D1A"/>
-    <w:rsid w:val="00D207CD"/>
-    <w:rsid w:val="00D21947"/>
-    <w:rsid w:val="00D22F52"/>
-    <w:rsid w:val="00D23BE0"/>
-    <w:rsid w:val="00D2551E"/>
-    <w:rsid w:val="00D27407"/>
-    <w:rsid w:val="00D30FC0"/>
-    <w:rsid w:val="00D33FC1"/>
-    <w:rsid w:val="00D346FA"/>
-    <w:rsid w:val="00D360EE"/>
-    <w:rsid w:val="00D36B7A"/>
-    <w:rsid w:val="00D378F3"/>
-    <w:rsid w:val="00D429D5"/>
-    <w:rsid w:val="00D44BE2"/>
-    <w:rsid w:val="00D453E6"/>
-    <w:rsid w:val="00D52077"/>
-    <w:rsid w:val="00D52225"/>
-    <w:rsid w:val="00D54BE5"/>
-    <w:rsid w:val="00D5575A"/>
-    <w:rsid w:val="00D57934"/>
-    <w:rsid w:val="00D61111"/>
-    <w:rsid w:val="00D6152E"/>
-    <w:rsid w:val="00D63313"/>
-    <w:rsid w:val="00D63508"/>
-    <w:rsid w:val="00D636F9"/>
-    <w:rsid w:val="00D64528"/>
-    <w:rsid w:val="00D6570D"/>
-    <w:rsid w:val="00D661ED"/>
-    <w:rsid w:val="00D66E2C"/>
-    <w:rsid w:val="00D67EBE"/>
-    <w:rsid w:val="00D73BE9"/>
-    <w:rsid w:val="00D75457"/>
-    <w:rsid w:val="00D76AD9"/>
-    <w:rsid w:val="00D81D31"/>
-    <w:rsid w:val="00D82B41"/>
-    <w:rsid w:val="00D830ED"/>
-    <w:rsid w:val="00D84CDA"/>
-    <w:rsid w:val="00D86728"/>
-    <w:rsid w:val="00D904DB"/>
-    <w:rsid w:val="00D91ACE"/>
-    <w:rsid w:val="00D928FF"/>
-    <w:rsid w:val="00D93980"/>
-    <w:rsid w:val="00D94841"/>
-    <w:rsid w:val="00D94E9C"/>
-    <w:rsid w:val="00D95F63"/>
-    <w:rsid w:val="00D96C39"/>
-    <w:rsid w:val="00DA1DFD"/>
-    <w:rsid w:val="00DA26C9"/>
-    <w:rsid w:val="00DA3193"/>
-    <w:rsid w:val="00DA7C47"/>
-    <w:rsid w:val="00DA7FBE"/>
-    <w:rsid w:val="00DB0E19"/>
-    <w:rsid w:val="00DC068B"/>
-    <w:rsid w:val="00DC215D"/>
-    <w:rsid w:val="00DC2F1B"/>
-    <w:rsid w:val="00DC5082"/>
-    <w:rsid w:val="00DC5F87"/>
-    <w:rsid w:val="00DC6D04"/>
-    <w:rsid w:val="00DC76EA"/>
-    <w:rsid w:val="00DD71D8"/>
-    <w:rsid w:val="00DD77F2"/>
-    <w:rsid w:val="00DD7F06"/>
-    <w:rsid w:val="00DE45AF"/>
-    <w:rsid w:val="00DE569B"/>
-    <w:rsid w:val="00DE67C6"/>
-    <w:rsid w:val="00DE7EFE"/>
-    <w:rsid w:val="00DF1A7B"/>
-    <w:rsid w:val="00DF20DC"/>
-    <w:rsid w:val="00DF4481"/>
-    <w:rsid w:val="00DF5D76"/>
-    <w:rsid w:val="00E0039D"/>
-    <w:rsid w:val="00E02C11"/>
-    <w:rsid w:val="00E04152"/>
-    <w:rsid w:val="00E0760F"/>
-    <w:rsid w:val="00E07775"/>
-    <w:rsid w:val="00E07F09"/>
-    <w:rsid w:val="00E107B1"/>
-    <w:rsid w:val="00E11BEA"/>
-    <w:rsid w:val="00E13C00"/>
-    <w:rsid w:val="00E1657B"/>
-    <w:rsid w:val="00E16AEA"/>
-    <w:rsid w:val="00E16F18"/>
-    <w:rsid w:val="00E22B9C"/>
-    <w:rsid w:val="00E232A7"/>
-    <w:rsid w:val="00E24318"/>
-    <w:rsid w:val="00E25476"/>
-    <w:rsid w:val="00E272CD"/>
-    <w:rsid w:val="00E32FF8"/>
-    <w:rsid w:val="00E33612"/>
-    <w:rsid w:val="00E33E6E"/>
-    <w:rsid w:val="00E359E1"/>
-    <w:rsid w:val="00E36B31"/>
-    <w:rsid w:val="00E37996"/>
-    <w:rsid w:val="00E40B69"/>
-    <w:rsid w:val="00E41321"/>
-    <w:rsid w:val="00E4387E"/>
-    <w:rsid w:val="00E458E2"/>
-    <w:rsid w:val="00E4709A"/>
-    <w:rsid w:val="00E526EB"/>
-    <w:rsid w:val="00E5273A"/>
-    <w:rsid w:val="00E548C0"/>
-    <w:rsid w:val="00E54A51"/>
-    <w:rsid w:val="00E57DA8"/>
-    <w:rsid w:val="00E608EB"/>
-    <w:rsid w:val="00E60A91"/>
-    <w:rsid w:val="00E61B3A"/>
-    <w:rsid w:val="00E65043"/>
-    <w:rsid w:val="00E71E34"/>
-    <w:rsid w:val="00E72D98"/>
-    <w:rsid w:val="00E736D0"/>
-    <w:rsid w:val="00E76B71"/>
-    <w:rsid w:val="00E77DF0"/>
-    <w:rsid w:val="00E8012B"/>
-    <w:rsid w:val="00E80932"/>
-    <w:rsid w:val="00E8142A"/>
-    <w:rsid w:val="00E838E5"/>
-    <w:rsid w:val="00E901CF"/>
-    <w:rsid w:val="00E97E1D"/>
-    <w:rsid w:val="00EA0ABC"/>
-    <w:rsid w:val="00EA0E24"/>
-    <w:rsid w:val="00EA3558"/>
-    <w:rsid w:val="00EA3A4F"/>
-    <w:rsid w:val="00EA3BEB"/>
-    <w:rsid w:val="00EA44DA"/>
-    <w:rsid w:val="00EA4AFD"/>
-    <w:rsid w:val="00EA5E82"/>
-    <w:rsid w:val="00EA6437"/>
-    <w:rsid w:val="00EB4516"/>
-    <w:rsid w:val="00EB4DC5"/>
-    <w:rsid w:val="00EB50E4"/>
-    <w:rsid w:val="00EB5C50"/>
-    <w:rsid w:val="00EB641F"/>
-    <w:rsid w:val="00EB6A3D"/>
-    <w:rsid w:val="00EC224F"/>
-    <w:rsid w:val="00EC283F"/>
-    <w:rsid w:val="00ED10BB"/>
-    <w:rsid w:val="00EE040E"/>
-    <w:rsid w:val="00EE11F6"/>
-    <w:rsid w:val="00EE230C"/>
-    <w:rsid w:val="00EE2CF8"/>
-    <w:rsid w:val="00EE3142"/>
-    <w:rsid w:val="00EE5C54"/>
-    <w:rsid w:val="00EE6916"/>
-    <w:rsid w:val="00EF0163"/>
-    <w:rsid w:val="00EF05AF"/>
-    <w:rsid w:val="00EF12C2"/>
-    <w:rsid w:val="00EF2128"/>
-    <w:rsid w:val="00EF3D88"/>
-    <w:rsid w:val="00EF5DAB"/>
-    <w:rsid w:val="00EF7A00"/>
-    <w:rsid w:val="00EF7AA4"/>
-    <w:rsid w:val="00F028C3"/>
-    <w:rsid w:val="00F05A5D"/>
-    <w:rsid w:val="00F07E4F"/>
-    <w:rsid w:val="00F10168"/>
-    <w:rsid w:val="00F11A2B"/>
-    <w:rsid w:val="00F1516B"/>
-    <w:rsid w:val="00F15338"/>
-    <w:rsid w:val="00F17730"/>
-    <w:rsid w:val="00F26A54"/>
-    <w:rsid w:val="00F30482"/>
-    <w:rsid w:val="00F311E8"/>
-    <w:rsid w:val="00F34765"/>
-    <w:rsid w:val="00F35592"/>
-    <w:rsid w:val="00F36A25"/>
-    <w:rsid w:val="00F40FCB"/>
-    <w:rsid w:val="00F439F6"/>
-    <w:rsid w:val="00F45E8A"/>
-    <w:rsid w:val="00F5444B"/>
-    <w:rsid w:val="00F548D7"/>
-    <w:rsid w:val="00F55C41"/>
-    <w:rsid w:val="00F600B8"/>
-    <w:rsid w:val="00F607AA"/>
-    <w:rsid w:val="00F616BB"/>
-    <w:rsid w:val="00F63685"/>
-    <w:rsid w:val="00F65253"/>
-    <w:rsid w:val="00F658F6"/>
-    <w:rsid w:val="00F67FBB"/>
-    <w:rsid w:val="00F72A97"/>
-    <w:rsid w:val="00F73697"/>
-    <w:rsid w:val="00F737B3"/>
-    <w:rsid w:val="00F739CE"/>
-    <w:rsid w:val="00F76986"/>
-    <w:rsid w:val="00F76EEF"/>
-    <w:rsid w:val="00F77CF0"/>
-    <w:rsid w:val="00F81066"/>
-    <w:rsid w:val="00F87C06"/>
-    <w:rsid w:val="00F92898"/>
-    <w:rsid w:val="00FA038F"/>
-    <w:rsid w:val="00FA0554"/>
-    <w:rsid w:val="00FA1AE9"/>
-    <w:rsid w:val="00FA1B26"/>
-    <w:rsid w:val="00FA2B82"/>
-    <w:rsid w:val="00FA5B0E"/>
-    <w:rsid w:val="00FA712A"/>
-    <w:rsid w:val="00FA7E05"/>
-    <w:rsid w:val="00FB0D77"/>
-    <w:rsid w:val="00FB371D"/>
-    <w:rsid w:val="00FB4E40"/>
-    <w:rsid w:val="00FB545F"/>
-    <w:rsid w:val="00FC2DE8"/>
-    <w:rsid w:val="00FC428E"/>
-    <w:rsid w:val="00FC54EF"/>
-    <w:rsid w:val="00FD2896"/>
-    <w:rsid w:val="00FD4F40"/>
-    <w:rsid w:val="00FD62B7"/>
-    <w:rsid w:val="00FD68DE"/>
-    <w:rsid w:val="00FD6AFC"/>
-    <w:rsid w:val="00FE054F"/>
-    <w:rsid w:val="00FE119D"/>
-    <w:rsid w:val="00FE25BD"/>
-    <w:rsid w:val="00FE697C"/>
-    <w:rsid w:val="00FE7BEE"/>
-    <w:rsid w:val="00FF264E"/>
-    <w:rsid w:val="00FF27BB"/>
-    <w:rsid w:val="00FF4AC2"/>
-    <w:rsid w:val="00FF4EF9"/>
-    <w:rsid w:val="00FF7327"/>
-    <w:rsid w:val="00FF7F3E"/>
-  </w:rsids>
-  <m:mathPr>
-    <m:mathFont m:val="Cambria Math"/>
-    <m:brkBin m:val="before"/>
-    <m:brkBinSub m:val="--"/>
-    <m:smallFrac m:val="0"/>
-    <m:dispDef/>
-    <m:lMargin m:val="0"/>
-    <m:rMargin m:val="0"/>
-    <m:defJc m:val="centerGroup"/>
-    <m:wrapIndent m:val="1440"/>
-    <m:intLim m:val="subSup"/>
-    <m:naryLim m:val="undOvr"/>
-  </m:mathPr>
-  <w:themeFontLang w:val="en-US"/>
-  <w:clrSchemeMapping w:bg1="light1" w:t1="dark1" w:bg2="light2" w:t2="dark2" w:accent1="accent1" w:accent2="accent2" w:accent3="accent3" w:accent4="accent4" w:accent5="accent5" w:accent6="accent6" w:hyperlink="hyperlink" w:followedHyperlink="followedHyperlink"/>
-  <w:shapeDefaults>
-    <o:shapedefaults v:ext="edit" spidmax="1026"/>
-    <o:shapelayout v:ext="edit">
-      <o:idmap v:ext="edit" data="1"/>
-    </o:shapelayout>
-  </w:shapeDefaults>
-  <w:decimalSymbol w:val="."/>
-  <w:listSeparator w:val=","/>
-  <w14:docId w14:val="24C73DAC"/>
-  <w15:docId w15:val="{53DEE782-66BE-4350-8485-44C7D7680D52}"/>
-</w:settings>
-</file>
-
-<file path=./word/styles.xml><?xml version="1.0" encoding="utf-8"?>
+<file path=word/styles.xml><?xml version="1.0" encoding="utf-8"?>
 <w:styles xmlns:mc="http://schemas.openxmlformats.org/markup-compatibility/2006" xmlns:r="http://schemas.openxmlformats.org/officeDocument/2006/relationships" xmlns:w="http://schemas.openxmlformats.org/wordprocessingml/2006/main" xmlns:w14="http://schemas.microsoft.com/office/word/2010/wordml" xmlns:w15="http://schemas.microsoft.com/office/word/2012/wordml" xmlns:w16se="http://schemas.microsoft.com/office/word/2015/wordml/symex">
   <w:docDefaults>
     <w:rPrDefault>
@@ -13213,7 +11880,7 @@
 </w:styles>
 </file>
 
-<file path=./word/theme/theme1.xml><?xml version="1.0" encoding="utf-8"?>
+<file path=word/theme/theme1.xml><?xml version="1.0" encoding="utf-8"?>
 <a:theme xmlns:a="http://schemas.openxmlformats.org/drawingml/2006/main" name="Office Theme">
   <a:themeElements>
     <a:clrScheme name="Office">
@@ -13474,25 +12141,14 @@
 </a:theme>
 </file>
 
-<file path=./word/webSettings.xml><?xml version="1.0" encoding="utf-8"?>
-<w:webSettings xmlns:mc="http://schemas.openxmlformats.org/markup-compatibility/2006" xmlns:r="http://schemas.openxmlformats.org/officeDocument/2006/relationships" xmlns:w="http://schemas.openxmlformats.org/wordprocessingml/2006/main" xmlns:w14="http://schemas.microsoft.com/office/word/2010/wordml" xmlns:w15="http://schemas.microsoft.com/office/word/2012/wordml" xmlns:w16se="http://schemas.microsoft.com/office/word/2015/wordml/symex">
-  <w:divs>
-    <w:div w:id="644164455">
-      <w:bodyDiv w:val="1"/>
-      <w:marLeft w:val="0"/>
-      <w:marRight w:val="0"/>
-      <w:marTop w:val="0"/>
-      <w:marBottom w:val="0"/>
-      <w:divBdr>
-        <w:top w:val="none" w:sz="0" w:space="0" w:color="auto"/>
-        <w:left w:val="none" w:sz="0" w:space="0" w:color="auto"/>
-        <w:bottom w:val="none" w:sz="0" w:space="0" w:color="auto"/>
-        <w:right w:val="none" w:sz="0" w:space="0" w:color="auto"/>
-      </w:divBdr>
-    </w:div>
-  </w:divs>
-  <w:optimizeForBrowser/>
-  <w:relyOnVML/>
-  <w:allowPNG/>
-</w:webSettings>
+<file path=customXml/item1.xml><?xml version="1.0" encoding="utf-8"?>
+<b:Sources xmlns:b="http://schemas.openxmlformats.org/officeDocument/2006/bibliography" xmlns="http://schemas.openxmlformats.org/officeDocument/2006/bibliography" SelectedStyle="\APASixthEditionOfficeOnline.xsl" StyleName="APA" Version="6"/>
+</file>
+
+<file path=customXml/itemProps1.xml><?xml version="1.0" encoding="utf-8"?>
+<ds:datastoreItem xmlns:ds="http://schemas.openxmlformats.org/officeDocument/2006/customXml" ds:itemID="{9FD0BE17-5EC8-4C4E-B8FF-5E778BADB906}">
+  <ds:schemaRefs>
+    <ds:schemaRef ds:uri="http://schemas.openxmlformats.org/officeDocument/2006/bibliography"/>
+  </ds:schemaRefs>
+</ds:datastoreItem>
 </file>
--- a/skills/phong-vattu/assets/bb-hop-hdkh-danh-muc-tckt.docx
+++ b/skills/phong-vattu/assets/bb-hop-hdkh-danh-muc-tckt.docx
@@ -51,7 +51,7 @@
                 <w:bCs/>
                 <w:noProof/>
               </w:rPr>
-              <w:t>PHÚ THỌ</w:t>
+              <w:t xml:space="preserve">PHÚ THỌ</w:t>
             </w:r>
           </w:p>
           <w:p>
@@ -140,7 +140,7 @@
                 <w:bCs/>
                 <w:noProof/>
               </w:rPr>
-              <w:t>HỘI ĐỒNG KHOA HỌC</w:t>
+              <w:t xml:space="preserve">HỘI ĐỒNG KHOA HỌC</w:t>
             </w:r>
           </w:p>
         </w:tc>
@@ -168,7 +168,7 @@
                 <w:noProof/>
                 <w:lang w:val="vi-VN"/>
               </w:rPr>
-              <w:t>CỘNG HOÀ XÃ HỘI CHỦ NGHĨA VIỆT NAM</w:t>
+              <w:t xml:space="preserve">CỘNG HOÀ XÃ HỘI CHỦ NGHĨA VIỆT NAM</w:t>
             </w:r>
           </w:p>
           <w:p>
@@ -269,7 +269,7 @@
                 <w:szCs w:val="28"/>
                 <w:lang w:val="vi-VN"/>
               </w:rPr>
-              <w:t>Độc lập - Tự do - Hạnh phúc</w:t>
+              <w:t xml:space="preserve">Độc lập - Tự do - Hạnh phúc</w:t>
             </w:r>
           </w:p>
         </w:tc>
@@ -323,7 +323,7 @@
                 <w:sz w:val="28"/>
                 <w:szCs w:val="28"/>
               </w:rPr>
-              <w:t>Việt Trì</w:t>
+              <w:t xml:space="preserve">Việt Trì</w:t>
             </w:r>
             <w:r>
               <w:rPr>
@@ -334,7 +334,7 @@
                 <w:szCs w:val="28"/>
                 <w:lang w:val="vi-VN"/>
               </w:rPr>
-              <w:t>, ngày</w:t>
+              <w:t xml:space="preserve">, ngày</w:t>
             </w:r>
             <w:r>
               <w:rPr>
@@ -354,7 +354,7 @@
                 <w:sz w:val="28"/>
                 <w:szCs w:val="28"/>
               </w:rPr>
-              <w:t>24</w:t>
+              <w:t xml:space="preserve">24</w:t>
             </w:r>
             <w:r>
               <w:rPr>
@@ -385,7 +385,7 @@
                 <w:sz w:val="28"/>
                 <w:szCs w:val="28"/>
               </w:rPr>
-              <w:t>03</w:t>
+              <w:t xml:space="preserve">03</w:t>
             </w:r>
             <w:r>
               <w:rPr>
@@ -407,7 +407,7 @@
                 <w:szCs w:val="28"/>
                 <w:lang w:val="vi-VN"/>
               </w:rPr>
-              <w:t>năm 202</w:t>
+              <w:t xml:space="preserve">năm 202</w:t>
             </w:r>
             <w:r>
               <w:rPr>
@@ -417,7 +417,7 @@
                 <w:sz w:val="28"/>
                 <w:szCs w:val="28"/>
               </w:rPr>
-              <w:t>6</w:t>
+              <w:t xml:space="preserve">6</w:t>
             </w:r>
           </w:p>
         </w:tc>
@@ -448,7 +448,7 @@
           <w:sz w:val="28"/>
           <w:szCs w:val="28"/>
         </w:rPr>
-        <w:t>BIÊN BẢN HỌP HỘI ĐỒNG KHOA HỌC</w:t>
+        <w:t xml:space="preserve">BIÊN BẢN HỌP HỘI ĐỒNG KHOA HỌC</w:t>
       </w:r>
     </w:p>
     <w:p>
@@ -464,7 +464,7 @@
         <w:rPr>
           <w:i/>
         </w:rPr>
-        <w:t>Về việc</w:t>
+        <w:t xml:space="preserve">Về việc</w:t>
       </w:r>
       <w:r>
         <w:rPr>
@@ -494,7 +494,7 @@
         <w:rPr>
           <w:i/>
         </w:rPr>
-        <w:t>,</w:t>
+        <w:t xml:space="preserve">,</w:t>
       </w:r>
       <w:r>
         <w:rPr>
@@ -512,7 +512,7 @@
         <w:rPr>
           <w:i/>
         </w:rPr>
-        <w:t>hạng mục</w:t>
+        <w:t xml:space="preserve">hạng mục</w:t>
       </w:r>
       <w:r>
         <w:rPr>
@@ -526,7 +526,7 @@
           <w:i/>
           <w:kern w:val="2"/>
         </w:rPr>
-        <w:t>Mua sắ</w:t>
+        <w:t xml:space="preserve">Mua sắ</w:t>
       </w:r>
       <w:r>
         <w:rPr>
@@ -543,7 +543,7 @@
           <w:kern w:val="2"/>
           <w:lang w:val="vi-VN"/>
         </w:rPr>
-        <w:t>băng ghim và dụng cụ cắt khâu nối dùng trong phẫu thuật</w:t>
+        <w:t xml:space="preserve">băng ghim và dụng cụ cắt khâu nối dùng trong phẫu thuật</w:t>
       </w:r>
       <w:r>
         <w:rPr>
@@ -556,7 +556,7 @@
           <w:i/>
           <w:lang w:val="vi-VN"/>
         </w:rPr>
-        <w:t>công tác chuyên môn</w:t>
+        <w:t xml:space="preserve">công tác chuyên môn</w:t>
       </w:r>
       <w:r>
         <w:rPr>
@@ -596,7 +596,7 @@
         <w:rPr>
           <w:b/>
         </w:rPr>
-        <w:t>THỜI GIAN, ĐỊA ĐIỂM, THÀNH PHẦN DỰ HỌP</w:t>
+        <w:t xml:space="preserve">THỜI GIAN, ĐỊA ĐIỂM, THÀNH PHẦN DỰ HỌP</w:t>
       </w:r>
     </w:p>
     <w:p>
@@ -613,10 +613,10 @@
         <w:t xml:space="preserve">- </w:t>
       </w:r>
       <w:r>
-        <w:t>Thời gi</w:t>
-      </w:r>
-      <w:r>
-        <w:t>an:</w:t>
+        <w:t xml:space="preserve">Thời gi</w:t>
+      </w:r>
+      <w:r>
+        <w:t xml:space="preserve">an:</w:t>
       </w:r>
       <w:r>
         <w:t xml:space="preserve"> </w:t>
@@ -625,16 +625,16 @@
         <w:rPr>
           <w:lang w:val="vi-VN"/>
         </w:rPr>
-        <w:t>0</w:t>
-      </w:r>
-      <w:r>
-        <w:t>8h</w:t>
+        <w:t xml:space="preserve">0</w:t>
+      </w:r>
+      <w:r>
+        <w:t xml:space="preserve">8h</w:t>
       </w:r>
       <w:r>
         <w:rPr>
           <w:lang w:val="vi-VN"/>
         </w:rPr>
-        <w:t>00’</w:t>
+        <w:t xml:space="preserve">00’</w:t>
       </w:r>
       <w:r>
         <w:t xml:space="preserve"> ngày</w:t>
@@ -643,19 +643,19 @@
         <w:t xml:space="preserve"> </w:t>
       </w:r>
       <w:r>
-        <w:t>24</w:t>
-      </w:r>
-      <w:r>
-        <w:t>/</w:t>
-      </w:r>
-      <w:r>
-        <w:t>03</w:t>
-      </w:r>
-      <w:r>
-        <w:t>/202</w:t>
-      </w:r>
-      <w:r>
-        <w:t>6</w:t>
+        <w:t xml:space="preserve">24</w:t>
+      </w:r>
+      <w:r>
+        <w:t xml:space="preserve">/</w:t>
+      </w:r>
+      <w:r>
+        <w:t xml:space="preserve">03</w:t>
+      </w:r>
+      <w:r>
+        <w:t xml:space="preserve">/202</w:t>
+      </w:r>
+      <w:r>
+        <w:t xml:space="preserve">6</w:t>
       </w:r>
     </w:p>
     <w:p>
@@ -681,7 +681,7 @@
         <w:t xml:space="preserve">số 2 </w:t>
       </w:r>
       <w:r>
-        <w:t>tầng 7 nhà A</w:t>
+        <w:t xml:space="preserve">tầng 7 nhà A</w:t>
       </w:r>
       <w:r>
         <w:t xml:space="preserve"> Bệnh viện đa khoa tỉnh Phú Thọ.</w:t>
@@ -703,7 +703,7 @@
         <w:t xml:space="preserve">- </w:t>
       </w:r>
       <w:r>
-        <w:t>Thành phần tham dự</w:t>
+        <w:t xml:space="preserve">Thành phần tham dự</w:t>
       </w:r>
     </w:p>
     <w:p>
@@ -720,7 +720,7 @@
           <w:color w:val="000000" w:themeColor="text1"/>
           <w:lang w:val="vi-VN"/>
         </w:rPr>
-        <w:t>+</w:t>
+        <w:t xml:space="preserve">+</w:t>
       </w:r>
       <w:r>
         <w:rPr>
@@ -734,7 +734,7 @@
           <w:color w:val="000000" w:themeColor="text1"/>
           <w:lang w:val="vi-VN"/>
         </w:rPr>
-        <w:t>Các</w:t>
+        <w:t xml:space="preserve">Các</w:t>
       </w:r>
       <w:r>
         <w:rPr>
@@ -756,14 +756,14 @@
           <w:rFonts w:eastAsia="Calibri"/>
           <w:color w:val="000000" w:themeColor="text1"/>
         </w:rPr>
-        <w:t>1785</w:t>
+        <w:t xml:space="preserve">1785</w:t>
       </w:r>
       <w:r>
         <w:rPr>
           <w:rFonts w:eastAsia="Calibri"/>
           <w:color w:val="000000" w:themeColor="text1"/>
         </w:rPr>
-        <w:t>/</w:t>
+        <w:t xml:space="preserve">/</w:t>
       </w:r>
       <w:r>
         <w:rPr>
@@ -771,7 +771,7 @@
           <w:color w:val="000000" w:themeColor="text1"/>
           <w:lang w:val="pt-BR"/>
         </w:rPr>
-        <w:t>QĐ-</w:t>
+        <w:t xml:space="preserve">QĐ-</w:t>
       </w:r>
       <w:r>
         <w:rPr>
@@ -785,49 +785,49 @@
           <w:rFonts w:eastAsia="Calibri"/>
           <w:lang w:val="pt-BR"/>
         </w:rPr>
-        <w:t>2</w:t>
+        <w:t xml:space="preserve">2</w:t>
       </w:r>
       <w:r>
         <w:rPr>
           <w:rFonts w:eastAsia="Calibri"/>
           <w:lang w:val="pt-BR"/>
         </w:rPr>
-        <w:t>6</w:t>
+        <w:t xml:space="preserve">6</w:t>
       </w:r>
       <w:r>
         <w:rPr>
           <w:rFonts w:eastAsia="Calibri"/>
           <w:lang w:val="pt-BR"/>
         </w:rPr>
-        <w:t>/</w:t>
+        <w:t xml:space="preserve">/</w:t>
       </w:r>
       <w:r>
         <w:rPr>
           <w:rFonts w:eastAsia="Calibri"/>
           <w:lang w:val="pt-BR"/>
         </w:rPr>
-        <w:t>0</w:t>
+        <w:t xml:space="preserve">0</w:t>
       </w:r>
       <w:r>
         <w:rPr>
           <w:rFonts w:eastAsia="Calibri"/>
           <w:lang w:val="pt-BR"/>
         </w:rPr>
-        <w:t>5</w:t>
+        <w:t xml:space="preserve">5</w:t>
       </w:r>
       <w:r>
         <w:rPr>
           <w:rFonts w:eastAsia="Calibri"/>
           <w:lang w:val="pt-BR"/>
         </w:rPr>
-        <w:t>/202</w:t>
+        <w:t xml:space="preserve">/202</w:t>
       </w:r>
       <w:r>
         <w:rPr>
           <w:rFonts w:eastAsia="Calibri"/>
           <w:lang w:val="pt-BR"/>
         </w:rPr>
-        <w:t>5</w:t>
+        <w:t xml:space="preserve">5</w:t>
       </w:r>
       <w:r>
         <w:rPr>
@@ -841,7 +841,7 @@
           <w:rFonts w:eastAsia="Calibri"/>
           <w:lang w:val="pt-BR"/>
         </w:rPr>
-        <w:t>Sau đây gọi là Hội đồng khoa học</w:t>
+        <w:t xml:space="preserve">Sau đây gọi là Hội đồng khoa học</w:t>
       </w:r>
       <w:r>
         <w:rPr>
@@ -851,10 +851,10 @@
         <w:t xml:space="preserve">) </w:t>
       </w:r>
       <w:r>
-        <w:t>gồm các cán bộ có tên sau đây</w:t>
-      </w:r>
-      <w:r>
-        <w:t>:</w:t>
+        <w:t xml:space="preserve">gồm các cán bộ có tên sau đây</w:t>
+      </w:r>
+      <w:r>
+        <w:t xml:space="preserve">:</w:t>
       </w:r>
     </w:p>
     <w:tbl>
@@ -892,7 +892,7 @@
               <w:rPr>
                 <w:b/>
               </w:rPr>
-              <w:t>TT</w:t>
+              <w:t xml:space="preserve">TT</w:t>
             </w:r>
           </w:p>
         </w:tc>
@@ -913,7 +913,7 @@
               <w:rPr>
                 <w:b/>
               </w:rPr>
-              <w:t>Họ và tên</w:t>
+              <w:t xml:space="preserve">Họ và tên</w:t>
             </w:r>
           </w:p>
         </w:tc>
@@ -934,7 +934,7 @@
               <w:rPr>
                 <w:b/>
               </w:rPr>
-              <w:t>Chức vụ</w:t>
+              <w:t xml:space="preserve">Chức vụ</w:t>
             </w:r>
           </w:p>
         </w:tc>
@@ -955,7 +955,7 @@
               <w:rPr>
                 <w:b/>
               </w:rPr>
-              <w:t>Nhiệm vụ HĐ</w:t>
+              <w:t xml:space="preserve">Nhiệm vụ HĐ</w:t>
             </w:r>
           </w:p>
         </w:tc>
@@ -997,7 +997,7 @@
               <w:spacing w:before="120" w:after="120" w:line="276" w:lineRule="auto"/>
             </w:pPr>
             <w:r>
-              <w:t>Nguyễn Văn Sơn</w:t>
+              <w:t xml:space="preserve">Nguyễn Văn Sơn</w:t>
             </w:r>
           </w:p>
         </w:tc>
@@ -1012,7 +1012,7 @@
               <w:jc w:val="center"/>
             </w:pPr>
             <w:r>
-              <w:t>PGĐ. Bệnh viện</w:t>
+              <w:t xml:space="preserve">PGĐ. Bệnh viện</w:t>
             </w:r>
           </w:p>
         </w:tc>
@@ -1027,7 +1027,7 @@
               <w:jc w:val="center"/>
             </w:pPr>
             <w:r>
-              <w:t>Chủ tịch HĐ</w:t>
+              <w:t xml:space="preserve">Chủ tịch HĐ</w:t>
             </w:r>
           </w:p>
         </w:tc>
@@ -1069,7 +1069,7 @@
               <w:spacing w:before="120" w:after="120" w:line="276" w:lineRule="auto"/>
             </w:pPr>
             <w:r>
-              <w:t>Lê Na</w:t>
+              <w:t xml:space="preserve">Lê Na</w:t>
             </w:r>
           </w:p>
         </w:tc>
@@ -1084,7 +1084,7 @@
               <w:jc w:val="center"/>
             </w:pPr>
             <w:r>
-              <w:t>PGĐ. Bệnh viện</w:t>
+              <w:t xml:space="preserve">PGĐ. Bệnh viện</w:t>
             </w:r>
           </w:p>
         </w:tc>
@@ -1099,7 +1099,7 @@
               <w:jc w:val="center"/>
             </w:pPr>
             <w:r>
-              <w:t>P. Chủ tịch HĐ</w:t>
+              <w:t xml:space="preserve">P. Chủ tịch HĐ</w:t>
             </w:r>
           </w:p>
         </w:tc>
@@ -1141,7 +1141,7 @@
               <w:spacing w:before="120" w:after="120" w:line="276" w:lineRule="auto"/>
             </w:pPr>
             <w:r>
-              <w:t>Ngô Thị Thu Hương</w:t>
+              <w:t xml:space="preserve">Ngô Thị Thu Hương</w:t>
             </w:r>
           </w:p>
         </w:tc>
@@ -1166,7 +1166,7 @@
                 <w:szCs w:val="26"/>
                 <w:lang w:val="en-US"/>
               </w:rPr>
-              <w:t>GĐ.TT CSSK Cán bộ tỉnh</w:t>
+              <w:t xml:space="preserve">GĐ.TT CSSK Cán bộ tỉnh</w:t>
             </w:r>
           </w:p>
         </w:tc>
@@ -1181,7 +1181,7 @@
               <w:jc w:val="center"/>
             </w:pPr>
             <w:r>
-              <w:t>P. Chủ tịch HĐ</w:t>
+              <w:t xml:space="preserve">P. Chủ tịch HĐ</w:t>
             </w:r>
           </w:p>
         </w:tc>
@@ -1223,7 +1223,7 @@
               <w:spacing w:before="120" w:after="120" w:line="276" w:lineRule="auto"/>
             </w:pPr>
             <w:r>
-              <w:t>Hoàng Đình Tuấn</w:t>
+              <w:t xml:space="preserve">Hoàng Đình Tuấn</w:t>
             </w:r>
           </w:p>
         </w:tc>
@@ -1238,7 +1238,7 @@
               <w:jc w:val="center"/>
             </w:pPr>
             <w:r>
-              <w:t>GĐ.TT ĐT&amp;CĐT</w:t>
+              <w:t xml:space="preserve">GĐ.TT ĐT&amp;CĐT</w:t>
             </w:r>
           </w:p>
         </w:tc>
@@ -1253,7 +1253,7 @@
               <w:jc w:val="center"/>
             </w:pPr>
             <w:r>
-              <w:t>Thư ký HĐ</w:t>
+              <w:t xml:space="preserve">Thư ký HĐ</w:t>
             </w:r>
           </w:p>
         </w:tc>
@@ -1295,7 +1295,7 @@
               <w:spacing w:before="120" w:after="120" w:line="276" w:lineRule="auto"/>
             </w:pPr>
             <w:r>
-              <w:t>Triệu Quốc Thường</w:t>
+              <w:t xml:space="preserve">Triệu Quốc Thường</w:t>
             </w:r>
           </w:p>
         </w:tc>
@@ -1310,7 +1310,7 @@
               <w:jc w:val="center"/>
             </w:pPr>
             <w:r>
-              <w:t>P. Trưởng phòng KHTH</w:t>
+              <w:t xml:space="preserve">P. Trưởng phòng KHTH</w:t>
             </w:r>
           </w:p>
         </w:tc>
@@ -1325,7 +1325,7 @@
               <w:jc w:val="center"/>
             </w:pPr>
             <w:r>
-              <w:t>Ủy viên</w:t>
+              <w:t xml:space="preserve">Ủy viên</w:t>
             </w:r>
           </w:p>
         </w:tc>
@@ -1367,7 +1367,7 @@
               <w:spacing w:before="120" w:after="120" w:line="276" w:lineRule="auto"/>
             </w:pPr>
             <w:r>
-              <w:t>Phạm Tiến Chung</w:t>
+              <w:t xml:space="preserve">Phạm Tiến Chung</w:t>
             </w:r>
           </w:p>
         </w:tc>
@@ -1391,7 +1391,7 @@
                 <w:sz w:val="26"/>
                 <w:szCs w:val="26"/>
               </w:rPr>
-              <w:t>GĐ.TT Ung bướu</w:t>
+              <w:t xml:space="preserve">GĐ.TT Ung bướu</w:t>
             </w:r>
           </w:p>
         </w:tc>
@@ -1406,7 +1406,7 @@
               <w:jc w:val="center"/>
             </w:pPr>
             <w:r>
-              <w:t>Uỷ viên</w:t>
+              <w:t xml:space="preserve">Uỷ viên</w:t>
             </w:r>
           </w:p>
         </w:tc>
@@ -1448,7 +1448,7 @@
               <w:spacing w:before="120" w:after="120" w:line="276" w:lineRule="auto"/>
             </w:pPr>
             <w:r>
-              <w:t>Lê Quyết Thắng</w:t>
+              <w:t xml:space="preserve">Lê Quyết Thắng</w:t>
             </w:r>
           </w:p>
         </w:tc>
@@ -1463,7 +1463,7 @@
               <w:jc w:val="center"/>
             </w:pPr>
             <w:r>
-              <w:t>Trưởng phòng TCCB</w:t>
+              <w:t xml:space="preserve">Trưởng phòng TCCB</w:t>
             </w:r>
           </w:p>
         </w:tc>
@@ -1478,7 +1478,7 @@
               <w:jc w:val="center"/>
             </w:pPr>
             <w:r>
-              <w:t>Uỷ viên</w:t>
+              <w:t xml:space="preserve">Uỷ viên</w:t>
             </w:r>
           </w:p>
         </w:tc>
@@ -1520,7 +1520,7 @@
               <w:spacing w:before="120" w:after="120" w:line="276" w:lineRule="auto"/>
             </w:pPr>
             <w:r>
-              <w:t>Ngô Gia Tùng</w:t>
+              <w:t xml:space="preserve">Ngô Gia Tùng</w:t>
             </w:r>
           </w:p>
         </w:tc>
@@ -1535,7 +1535,7 @@
               <w:jc w:val="center"/>
             </w:pPr>
             <w:r>
-              <w:t>Phó trưởng khoa Mắt</w:t>
+              <w:t xml:space="preserve">Phó trưởng khoa Mắt</w:t>
             </w:r>
           </w:p>
         </w:tc>
@@ -1550,7 +1550,7 @@
               <w:jc w:val="center"/>
             </w:pPr>
             <w:r>
-              <w:t>Ủy viên</w:t>
+              <w:t xml:space="preserve">Ủy viên</w:t>
             </w:r>
           </w:p>
         </w:tc>
@@ -1592,7 +1592,7 @@
               <w:spacing w:before="120" w:after="120" w:line="276" w:lineRule="auto"/>
             </w:pPr>
             <w:r>
-              <w:t>Trần Quang Lục</w:t>
+              <w:t xml:space="preserve">Trần Quang Lục</w:t>
             </w:r>
           </w:p>
         </w:tc>
@@ -1607,7 +1607,7 @@
               <w:jc w:val="center"/>
             </w:pPr>
             <w:r>
-              <w:t>GĐ.TT CĐHA&amp;ĐQCT</w:t>
+              <w:t xml:space="preserve">GĐ.TT CĐHA&amp;ĐQCT</w:t>
             </w:r>
           </w:p>
         </w:tc>
@@ -1622,7 +1622,7 @@
               <w:jc w:val="center"/>
             </w:pPr>
             <w:r>
-              <w:t>Ủy viên</w:t>
+              <w:t xml:space="preserve">Ủy viên</w:t>
             </w:r>
           </w:p>
         </w:tc>
@@ -1664,7 +1664,7 @@
               <w:spacing w:before="120" w:after="120" w:line="276" w:lineRule="auto"/>
             </w:pPr>
             <w:r>
-              <w:t>Nguyễn Đình Chúc</w:t>
+              <w:t xml:space="preserve">Nguyễn Đình Chúc</w:t>
             </w:r>
           </w:p>
         </w:tc>
@@ -1688,14 +1688,14 @@
                 <w:sz w:val="26"/>
                 <w:szCs w:val="26"/>
               </w:rPr>
-              <w:t>T</w:t>
+              <w:t xml:space="preserve">T</w:t>
             </w:r>
             <w:r>
               <w:rPr>
                 <w:sz w:val="26"/>
                 <w:szCs w:val="26"/>
               </w:rPr>
-              <w:t>K</w:t>
+              <w:t xml:space="preserve">K</w:t>
             </w:r>
             <w:r>
               <w:rPr>
@@ -1716,7 +1716,7 @@
                 <w:sz w:val="26"/>
                 <w:szCs w:val="26"/>
               </w:rPr>
-              <w:t>năng</w:t>
+              <w:t xml:space="preserve">năng</w:t>
             </w:r>
           </w:p>
         </w:tc>
@@ -1731,7 +1731,7 @@
               <w:jc w:val="center"/>
             </w:pPr>
             <w:r>
-              <w:t>Ủy viên</w:t>
+              <w:t xml:space="preserve">Ủy viên</w:t>
             </w:r>
           </w:p>
         </w:tc>
@@ -1773,7 +1773,7 @@
               <w:spacing w:before="120" w:after="120" w:line="276" w:lineRule="auto"/>
             </w:pPr>
             <w:r>
-              <w:t>Cao Văn Khoa</w:t>
+              <w:t xml:space="preserve">Cao Văn Khoa</w:t>
             </w:r>
           </w:p>
         </w:tc>
@@ -1797,7 +1797,7 @@
                 <w:sz w:val="26"/>
                 <w:szCs w:val="26"/>
               </w:rPr>
-              <w:t>GĐ.TT Xét nghiệm</w:t>
+              <w:t xml:space="preserve">GĐ.TT Xét nghiệm</w:t>
             </w:r>
           </w:p>
         </w:tc>
@@ -1812,7 +1812,7 @@
               <w:jc w:val="center"/>
             </w:pPr>
             <w:r>
-              <w:t>Ủy viên</w:t>
+              <w:t xml:space="preserve">Ủy viên</w:t>
             </w:r>
           </w:p>
         </w:tc>
@@ -1854,7 +1854,7 @@
               <w:spacing w:before="120" w:after="120" w:line="276" w:lineRule="auto"/>
             </w:pPr>
             <w:r>
-              <w:t>Nguyễn Thị Thanh Mai</w:t>
+              <w:t xml:space="preserve">Nguyễn Thị Thanh Mai</w:t>
             </w:r>
           </w:p>
         </w:tc>
@@ -1878,7 +1878,7 @@
                 <w:sz w:val="26"/>
                 <w:szCs w:val="26"/>
               </w:rPr>
-              <w:t>Trưởng khoa HSTC-CĐ yêu cầu</w:t>
+              <w:t xml:space="preserve">Trưởng khoa HSTC-CĐ yêu cầu</w:t>
             </w:r>
           </w:p>
         </w:tc>
@@ -1893,7 +1893,7 @@
               <w:jc w:val="center"/>
             </w:pPr>
             <w:r>
-              <w:t>Ủy viên</w:t>
+              <w:t xml:space="preserve">Ủy viên</w:t>
             </w:r>
           </w:p>
         </w:tc>
@@ -1935,7 +1935,7 @@
               <w:spacing w:before="120" w:after="120" w:line="276" w:lineRule="auto"/>
             </w:pPr>
             <w:r>
-              <w:t>Bùi Thị Thu Hà</w:t>
+              <w:t xml:space="preserve">Bùi Thị Thu Hà</w:t>
             </w:r>
           </w:p>
         </w:tc>
@@ -1950,7 +1950,7 @@
               <w:jc w:val="center"/>
             </w:pPr>
             <w:r>
-              <w:t>GĐ.TT Đột quỵ</w:t>
+              <w:t xml:space="preserve">GĐ.TT Đột quỵ</w:t>
             </w:r>
           </w:p>
         </w:tc>
@@ -1965,7 +1965,7 @@
               <w:jc w:val="center"/>
             </w:pPr>
             <w:r>
-              <w:t>Uỷ viên</w:t>
+              <w:t xml:space="preserve">Uỷ viên</w:t>
             </w:r>
           </w:p>
         </w:tc>
@@ -2007,7 +2007,7 @@
               <w:spacing w:before="120" w:after="120" w:line="276" w:lineRule="auto"/>
             </w:pPr>
             <w:r>
-              <w:t>Hà Thị Bích Vân</w:t>
+              <w:t xml:space="preserve">Hà Thị Bích Vân</w:t>
             </w:r>
           </w:p>
         </w:tc>
@@ -2022,7 +2022,7 @@
               <w:jc w:val="center"/>
             </w:pPr>
             <w:r>
-              <w:t>Trưởng khoa HSTC-CĐ</w:t>
+              <w:t xml:space="preserve">Trưởng khoa HSTC-CĐ</w:t>
             </w:r>
           </w:p>
         </w:tc>
@@ -2037,7 +2037,7 @@
               <w:jc w:val="center"/>
             </w:pPr>
             <w:r>
-              <w:t>Uỷ viên</w:t>
+              <w:t xml:space="preserve">Uỷ viên</w:t>
             </w:r>
           </w:p>
         </w:tc>
@@ -2079,7 +2079,7 @@
               <w:spacing w:before="120" w:after="120" w:line="276" w:lineRule="auto"/>
             </w:pPr>
             <w:r>
-              <w:t>Nguyễn Văn Bảy</w:t>
+              <w:t xml:space="preserve">Nguyễn Văn Bảy</w:t>
             </w:r>
           </w:p>
         </w:tc>
@@ -2094,7 +2094,7 @@
               <w:jc w:val="center"/>
             </w:pPr>
             <w:r>
-              <w:t>GĐ.TT Chấn thương chỉnh hình</w:t>
+              <w:t xml:space="preserve">GĐ.TT Chấn thương chỉnh hình</w:t>
             </w:r>
           </w:p>
         </w:tc>
@@ -2109,7 +2109,7 @@
               <w:jc w:val="center"/>
             </w:pPr>
             <w:r>
-              <w:t>Uỷ viên</w:t>
+              <w:t xml:space="preserve">Uỷ viên</w:t>
             </w:r>
           </w:p>
         </w:tc>
@@ -2151,7 +2151,7 @@
               <w:spacing w:before="120" w:after="120" w:line="276" w:lineRule="auto"/>
             </w:pPr>
             <w:r>
-              <w:t>Lê Thị Bích Thủy</w:t>
+              <w:t xml:space="preserve">Lê Thị Bích Thủy</w:t>
             </w:r>
           </w:p>
         </w:tc>
@@ -2166,7 +2166,7 @@
               <w:jc w:val="center"/>
             </w:pPr>
             <w:r>
-              <w:t>Trưởng khoa Nội TK-CXK</w:t>
+              <w:t xml:space="preserve">Trưởng khoa Nội TK-CXK</w:t>
             </w:r>
           </w:p>
         </w:tc>
@@ -2181,7 +2181,7 @@
               <w:jc w:val="center"/>
             </w:pPr>
             <w:r>
-              <w:t>Ủy viên</w:t>
+              <w:t xml:space="preserve">Ủy viên</w:t>
             </w:r>
           </w:p>
         </w:tc>
@@ -2223,7 +2223,7 @@
               <w:spacing w:before="120" w:after="120" w:line="276" w:lineRule="auto"/>
             </w:pPr>
             <w:r>
-              <w:t>Vi Trường Sơn</w:t>
+              <w:t xml:space="preserve">Vi Trường Sơn</w:t>
             </w:r>
           </w:p>
         </w:tc>
@@ -2238,7 +2238,7 @@
               <w:jc w:val="center"/>
             </w:pPr>
             <w:r>
-              <w:t>Trưởng khoa ngoại YC</w:t>
+              <w:t xml:space="preserve">Trưởng khoa ngoại YC</w:t>
             </w:r>
           </w:p>
         </w:tc>
@@ -2253,7 +2253,7 @@
               <w:jc w:val="center"/>
             </w:pPr>
             <w:r>
-              <w:t>Ủy viên</w:t>
+              <w:t xml:space="preserve">Ủy viên</w:t>
             </w:r>
           </w:p>
         </w:tc>
@@ -2295,7 +2295,7 @@
               <w:spacing w:before="120" w:after="120" w:line="276" w:lineRule="auto"/>
             </w:pPr>
             <w:r>
-              <w:t>Trần Thị Hương Lan</w:t>
+              <w:t xml:space="preserve">Trần Thị Hương Lan</w:t>
             </w:r>
           </w:p>
         </w:tc>
@@ -2310,7 +2310,7 @@
               <w:jc w:val="center"/>
             </w:pPr>
             <w:r>
-              <w:t>PGĐ.TT ĐT&amp;CĐT</w:t>
+              <w:t xml:space="preserve">PGĐ.TT ĐT&amp;CĐT</w:t>
             </w:r>
           </w:p>
         </w:tc>
@@ -2325,7 +2325,7 @@
               <w:jc w:val="center"/>
             </w:pPr>
             <w:r>
-              <w:t>Ủy viên</w:t>
+              <w:t xml:space="preserve">Ủy viên</w:t>
             </w:r>
           </w:p>
         </w:tc>
@@ -2367,7 +2367,7 @@
               <w:spacing w:before="120" w:after="120" w:line="276" w:lineRule="auto"/>
             </w:pPr>
             <w:r>
-              <w:t>Đinh Đức Thành</w:t>
+              <w:t xml:space="preserve">Đinh Đức Thành</w:t>
             </w:r>
           </w:p>
         </w:tc>
@@ -2382,7 +2382,7 @@
               <w:jc w:val="center"/>
             </w:pPr>
             <w:r>
-              <w:t>Trưởng khoa Dược</w:t>
+              <w:t xml:space="preserve">Trưởng khoa Dược</w:t>
             </w:r>
           </w:p>
         </w:tc>
@@ -2397,7 +2397,7 @@
               <w:jc w:val="center"/>
             </w:pPr>
             <w:r>
-              <w:t>Uỷ viên</w:t>
+              <w:t xml:space="preserve">Uỷ viên</w:t>
             </w:r>
           </w:p>
         </w:tc>
@@ -2439,7 +2439,7 @@
               <w:spacing w:before="120" w:after="120" w:line="276" w:lineRule="auto"/>
             </w:pPr>
             <w:r>
-              <w:t>Nguyễn Thị Lan Hương</w:t>
+              <w:t xml:space="preserve">Nguyễn Thị Lan Hương</w:t>
             </w:r>
           </w:p>
         </w:tc>
@@ -2454,7 +2454,7 @@
               <w:jc w:val="center"/>
             </w:pPr>
             <w:r>
-              <w:t>Trưởng khoa DD - TC</w:t>
+              <w:t xml:space="preserve">Trưởng khoa DD - TC</w:t>
             </w:r>
           </w:p>
         </w:tc>
@@ -2469,7 +2469,7 @@
               <w:jc w:val="center"/>
             </w:pPr>
             <w:r>
-              <w:t>Uỷ viên</w:t>
+              <w:t xml:space="preserve">Uỷ viên</w:t>
             </w:r>
           </w:p>
         </w:tc>
@@ -2511,7 +2511,7 @@
               <w:spacing w:before="120" w:after="120" w:line="276" w:lineRule="auto"/>
             </w:pPr>
             <w:r>
-              <w:t>Dương Xuân Phương</w:t>
+              <w:t xml:space="preserve">Dương Xuân Phương</w:t>
             </w:r>
           </w:p>
         </w:tc>
@@ -2526,7 +2526,7 @@
               <w:jc w:val="center"/>
             </w:pPr>
             <w:r>
-              <w:t>Trưởng khoa PTTM-LN</w:t>
+              <w:t xml:space="preserve">Trưởng khoa PTTM-LN</w:t>
             </w:r>
           </w:p>
         </w:tc>
@@ -2541,7 +2541,7 @@
               <w:jc w:val="center"/>
             </w:pPr>
             <w:r>
-              <w:t>Uỷ viên</w:t>
+              <w:t xml:space="preserve">Uỷ viên</w:t>
             </w:r>
           </w:p>
         </w:tc>
@@ -2583,7 +2583,7 @@
               <w:spacing w:before="120" w:after="120" w:line="276" w:lineRule="auto"/>
             </w:pPr>
             <w:r>
-              <w:t>Phạm Ngọc Vinh</w:t>
+              <w:t xml:space="preserve">Phạm Ngọc Vinh</w:t>
             </w:r>
           </w:p>
         </w:tc>
@@ -2598,7 +2598,7 @@
               <w:jc w:val="center"/>
             </w:pPr>
             <w:r>
-              <w:t>P.Trưởng phòng Điều dưỡng</w:t>
+              <w:t xml:space="preserve">P.Trưởng phòng Điều dưỡng</w:t>
             </w:r>
           </w:p>
         </w:tc>
@@ -2613,7 +2613,7 @@
               <w:jc w:val="center"/>
             </w:pPr>
             <w:r>
-              <w:t>Uỷ viên</w:t>
+              <w:t xml:space="preserve">Uỷ viên</w:t>
             </w:r>
           </w:p>
         </w:tc>
@@ -2655,7 +2655,7 @@
               <w:spacing w:before="120" w:after="120" w:line="276" w:lineRule="auto"/>
             </w:pPr>
             <w:r>
-              <w:t>Đỗ Cao Cường</w:t>
+              <w:t xml:space="preserve">Đỗ Cao Cường</w:t>
             </w:r>
           </w:p>
         </w:tc>
@@ -2679,15 +2679,15 @@
                 <w:sz w:val="26"/>
                 <w:szCs w:val="26"/>
               </w:rPr>
-              <w:t>Phó trưởng phòng</w:t>
-            </w:r>
-          </w:p>
-          <w:p>
-            <w:pPr>
-              <w:jc w:val="center"/>
-            </w:pPr>
-            <w:r>
-              <w:t>Marketing và truyền thông</w:t>
+              <w:t xml:space="preserve">Phó trưởng phòng</w:t>
+            </w:r>
+          </w:p>
+          <w:p>
+            <w:pPr>
+              <w:jc w:val="center"/>
+            </w:pPr>
+            <w:r>
+              <w:t xml:space="preserve">Marketing và truyền thông</w:t>
             </w:r>
           </w:p>
         </w:tc>
@@ -2702,7 +2702,7 @@
               <w:jc w:val="center"/>
             </w:pPr>
             <w:r>
-              <w:t>Uỷ viên</w:t>
+              <w:t xml:space="preserve">Uỷ viên</w:t>
             </w:r>
           </w:p>
         </w:tc>
@@ -2750,7 +2750,7 @@
               <w:spacing w:before="120" w:after="120" w:line="276" w:lineRule="auto"/>
             </w:pPr>
             <w:r>
-              <w:t>Nguyễn Tuấn Anh</w:t>
+              <w:t xml:space="preserve">Nguyễn Tuấn Anh</w:t>
             </w:r>
           </w:p>
         </w:tc>
@@ -2768,7 +2768,7 @@
               <w:jc w:val="center"/>
             </w:pPr>
             <w:r>
-              <w:t>Trưởng phòng Vật tư - TBYT</w:t>
+              <w:t xml:space="preserve">Trưởng phòng Vật tư - TBYT</w:t>
             </w:r>
           </w:p>
         </w:tc>
@@ -2786,7 +2786,7 @@
               <w:jc w:val="center"/>
             </w:pPr>
             <w:r>
-              <w:t>Uỷ viên</w:t>
+              <w:t xml:space="preserve">Uỷ viên</w:t>
             </w:r>
           </w:p>
         </w:tc>
@@ -2835,7 +2835,7 @@
               <w:spacing w:before="120" w:after="120" w:line="276" w:lineRule="auto"/>
             </w:pPr>
             <w:r>
-              <w:t>Vũ Thị Thanh Long</w:t>
+              <w:t xml:space="preserve">Vũ Thị Thanh Long</w:t>
             </w:r>
           </w:p>
         </w:tc>
@@ -2862,15 +2862,15 @@
                 <w:sz w:val="26"/>
                 <w:szCs w:val="26"/>
               </w:rPr>
-              <w:t>Phó trưởng phòng</w:t>
-            </w:r>
-          </w:p>
-          <w:p>
-            <w:pPr>
-              <w:jc w:val="center"/>
-            </w:pPr>
-            <w:r>
-              <w:t>NCKH&amp;HTQT</w:t>
+              <w:t xml:space="preserve">Phó trưởng phòng</w:t>
+            </w:r>
+          </w:p>
+          <w:p>
+            <w:pPr>
+              <w:jc w:val="center"/>
+            </w:pPr>
+            <w:r>
+              <w:t xml:space="preserve">NCKH&amp;HTQT</w:t>
             </w:r>
           </w:p>
         </w:tc>
@@ -2888,7 +2888,7 @@
               <w:jc w:val="center"/>
             </w:pPr>
             <w:r>
-              <w:t>Uỷ viên</w:t>
+              <w:t xml:space="preserve">Uỷ viên</w:t>
             </w:r>
           </w:p>
         </w:tc>
@@ -2955,7 +2955,7 @@
                 <w:szCs w:val="26"/>
                 <w:lang w:val="vi-VN"/>
               </w:rPr>
-              <w:t>Đỗ Mạnh Hải – Trưởng khoa Phẫu thuậ</w:t>
+              <w:t xml:space="preserve">Đỗ Mạnh Hải – Trưởng khoa Phẫu thuậ</w:t>
             </w:r>
             <w:bookmarkStart w:id="0" w:name="_GoBack"/>
             <w:bookmarkEnd w:id="0"/>
@@ -3007,14 +3007,14 @@
           <w:b/>
           <w:lang w:val="vi-VN"/>
         </w:rPr>
-        <w:t xml:space="preserve">       </w:t>
+        <w:t xml:space="preserve"> </w:t>
       </w:r>
       <w:r>
         <w:rPr>
           <w:b/>
           <w:lang w:val="vi-VN"/>
         </w:rPr>
-        <w:t>II. CĂN CỨ PHÁP LÝ</w:t>
+        <w:t xml:space="preserve">II. CĂN CỨ PHÁP LÝ</w:t>
       </w:r>
     </w:p>
     <w:p>
@@ -3027,10 +3027,10 @@
         <w:rPr>
           <w:rFonts w:eastAsia="Calibri"/>
         </w:rPr>
-        <w:t>Căn cứ Luật Đấu thầu ngày 23/06/2023, được sửa đổi bổ sung tại Luật số 57/2024/QH15 ngày 29/11/2024; Luật số 90/2025/QH15 ngày 25/6/2025</w:t>
-      </w:r>
-      <w:r>
-        <w:t>;</w:t>
+        <w:t xml:space="preserve">Căn cứ Luật Đấu thầu ngày 23/06/2023, được sửa đổi bổ sung tại Luật số 57/2024/QH15 ngày 29/11/2024; Luật số 90/2025/QH15 ngày 25/6/2025</w:t>
+      </w:r>
+      <w:r>
+        <w:t xml:space="preserve">;</w:t>
       </w:r>
       <w:r>
         <w:t xml:space="preserve"> </w:t>
@@ -3043,7 +3043,7 @@
         <w:jc w:val="both"/>
       </w:pPr>
       <w:r>
-        <w:t>Căn cứ Luật Khám bệnh, chữa bệnh số 15/2023/QH15 ngày 09/01/2023;</w:t>
+        <w:t xml:space="preserve">Căn cứ Luật Khám bệnh, chữa bệnh số 15/2023/QH15 ngày 09/01/2023;</w:t>
       </w:r>
     </w:p>
     <w:p>
@@ -3053,7 +3053,7 @@
         <w:jc w:val="both"/>
       </w:pPr>
       <w:r>
-        <w:t>Căn cứ Luật quản lý, sử dụng tài sản công số 15/2017/QH14  ngày 21/6/2017;</w:t>
+        <w:t xml:space="preserve">Căn cứ Luật quản lý, sử dụng tài sản công số 15/2017/QH14 ngày 21/6/2017;</w:t>
       </w:r>
     </w:p>
     <w:p>
@@ -3069,7 +3069,7 @@
         <w:rPr>
           <w:iCs/>
         </w:rPr>
-        <w:t>Căn cứ Nghị định số 214/2025/NĐ-CP ngày 04/8/2025 của Chính phủ quy định chi tiết một số điều và biện pháp thi hành Luật Đấu thầu về lựa chọn nhà thầu;</w:t>
+        <w:t xml:space="preserve">Căn cứ Nghị định số 214/2025/NĐ-CP ngày 04/8/2025 của Chính phủ quy định chi tiết một số điều và biện pháp thi hành Luật Đấu thầu về lựa chọn nhà thầu;</w:t>
       </w:r>
     </w:p>
     <w:p>
@@ -3082,7 +3082,7 @@
         <w:rPr>
           <w:rFonts w:eastAsia="Calibri"/>
         </w:rPr>
-        <w:t>Căn cứ Nghị định số 96/2023/NĐ-CP ngày 30/12/2023 của Chính phủ quy định chi tiết một số điều của Luật khám bệnh, chữa bệnh;</w:t>
+        <w:t xml:space="preserve">Căn cứ Nghị định số 96/2023/NĐ-CP ngày 30/12/2023 của Chính phủ quy định chi tiết một số điều của Luật khám bệnh, chữa bệnh;</w:t>
       </w:r>
     </w:p>
     <w:p>
@@ -3095,19 +3095,19 @@
         <w:jc w:val="both"/>
       </w:pPr>
       <w:r>
-        <w:t>Căn cứ Nghị định số 98/2021/NĐ-CP ngày 08/11/2021 của Chính phủ về quản lý trang thiết bị y tế; Thông tư số 05/2022/TT-BYT ngày 01/8/2022 của Bộ Y tế quy định chi tiết thi hành một số điều của Nghị định số 98/2021/NĐ-CP ngày 08/11/2021 của Chính phủ về quản lý trang thiết bị y tế</w:t>
+        <w:t xml:space="preserve">Căn cứ Nghị định số 98/2021/NĐ-CP ngày 08/11/2021 của Chính phủ về quản lý trang thiết bị y tế; Thông tư số 05/2022/TT-BYT ngày 01/8/2022 của Bộ Y tế quy định chi tiết thi hành một số điều của Nghị định số 98/2021/NĐ-CP ngày 08/11/2021 của Chính phủ về quản lý trang thiết bị y tế</w:t>
       </w:r>
       <w:r>
         <w:rPr>
           <w:iCs/>
         </w:rPr>
-        <w:t>; Nghị định số 07/202</w:t>
+        <w:t xml:space="preserve">; Nghị định số 07/202</w:t>
       </w:r>
       <w:r>
         <w:rPr>
           <w:iCs/>
         </w:rPr>
-        <w:t>3</w:t>
+        <w:t xml:space="preserve">3</w:t>
       </w:r>
       <w:r>
         <w:rPr>
@@ -3120,25 +3120,25 @@
           <w:iCs/>
         </w:rPr>
         <w:lastRenderedPageBreak/>
-        <w:t>của Chính phủ sửa đổi, bổ sung một số điều của Nghị định 98/20</w:t>
+        <w:t xml:space="preserve">của Chính phủ sửa đổi, bổ sung một số điều của Nghị định 98/20</w:t>
       </w:r>
       <w:r>
         <w:rPr>
           <w:iCs/>
         </w:rPr>
-        <w:t>2</w:t>
+        <w:t xml:space="preserve">2</w:t>
       </w:r>
       <w:r>
         <w:rPr>
           <w:iCs/>
         </w:rPr>
-        <w:t>1/NĐ-CP ngày 08/11/2021 của Chính phủ về Quản lý trang thiết bị y tế</w:t>
+        <w:t xml:space="preserve">1/NĐ-CP ngày 08/11/2021 của Chính phủ về Quản lý trang thiết bị y tế</w:t>
       </w:r>
       <w:r>
         <w:rPr>
           <w:rFonts w:eastAsia="Calibri"/>
         </w:rPr>
-        <w:t>;</w:t>
+        <w:t xml:space="preserve">;</w:t>
       </w:r>
     </w:p>
     <w:p>
@@ -3154,7 +3154,7 @@
         <w:rPr>
           <w:rFonts w:eastAsia="Calibri"/>
         </w:rPr>
-        <w:t>Căn cứ Nghị định số 60/2021/NĐ-CP ngày 21/6/2021 của Chính phủ về quy định cơ chế tự chủ tài chính của đơn vị sự nghiệp công lập;</w:t>
+        <w:t xml:space="preserve">Căn cứ Nghị định số 60/2021/NĐ-CP ngày 21/6/2021 của Chính phủ về quy định cơ chế tự chủ tài chính của đơn vị sự nghiệp công lập;</w:t>
       </w:r>
     </w:p>
     <w:p>
@@ -3178,19 +3178,19 @@
         <w:rPr>
           <w:lang w:val="vi-VN"/>
         </w:rPr>
-        <w:t>Căn cứ Nghị định số 9</w:t>
-      </w:r>
-      <w:r>
-        <w:t>8/202</w:t>
+        <w:t xml:space="preserve">Căn cứ Nghị định số 9</w:t>
+      </w:r>
+      <w:r>
+        <w:t xml:space="preserve">8/202</w:t>
       </w:r>
       <w:r>
         <w:rPr>
           <w:lang w:val="vi-VN"/>
         </w:rPr>
-        <w:t>5</w:t>
-      </w:r>
-      <w:r>
-        <w:t>/NĐ-CP</w:t>
+        <w:t xml:space="preserve">5</w:t>
+      </w:r>
+      <w:r>
+        <w:t xml:space="preserve">/NĐ-CP</w:t>
       </w:r>
       <w:r>
         <w:rPr>
@@ -3202,37 +3202,37 @@
         <w:rPr>
           <w:lang w:val="nl-NL"/>
         </w:rPr>
-        <w:t>ngày 0</w:t>
+        <w:t xml:space="preserve">ngày 0</w:t>
       </w:r>
       <w:r>
         <w:rPr>
           <w:lang w:val="vi-VN"/>
         </w:rPr>
-        <w:t>6</w:t>
+        <w:t xml:space="preserve">6</w:t>
       </w:r>
       <w:r>
         <w:rPr>
           <w:lang w:val="nl-NL"/>
         </w:rPr>
-        <w:t>/</w:t>
+        <w:t xml:space="preserve">/</w:t>
       </w:r>
       <w:r>
         <w:rPr>
           <w:lang w:val="vi-VN"/>
         </w:rPr>
-        <w:t>5</w:t>
+        <w:t xml:space="preserve">5</w:t>
       </w:r>
       <w:r>
         <w:rPr>
           <w:lang w:val="nl-NL"/>
         </w:rPr>
-        <w:t>/202</w:t>
+        <w:t xml:space="preserve">/202</w:t>
       </w:r>
       <w:r>
         <w:rPr>
           <w:lang w:val="vi-VN"/>
         </w:rPr>
-        <w:t>5</w:t>
+        <w:t xml:space="preserve">5</w:t>
       </w:r>
       <w:r>
         <w:t xml:space="preserve"> của Chính phủ quy định việc lập dự toán, quản lý, sử dụng và quyết toán chi thường xuyên ngân sách nhà nước để mua sắm, sửa chữa, cải tạo, nâng cấp tài sản, trang thiết bị; chi thuê hàng hóa, dịch vụ; sửa chữa, cải tạo, nâng cấp, mở rộng, xây dựng mới hạng mục công trình trong các dự án đã đầu tư xây dựng và các nhiệm vụ cần thiết khác</w:t>
@@ -3241,7 +3241,7 @@
         <w:rPr>
           <w:lang w:val="vi-VN"/>
         </w:rPr>
-        <w:t>;</w:t>
+        <w:t xml:space="preserve">;</w:t>
       </w:r>
     </w:p>
     <w:p>
@@ -3257,10 +3257,10 @@
         <w:rPr>
           <w:iCs/>
         </w:rPr>
-        <w:t>Căn cứ Thông tư số 79/2025/TT-BTC ngày 04/08/2025 của Bộ Tài Chính hướng dẫn việc cung cấp, đăng tải thông tin về đấu thầu và mẫu hồ sơ đấu thầu trên Hệ thống mạng đấu thầu quốc gia</w:t>
-      </w:r>
-      <w:r>
-        <w:t>;</w:t>
+        <w:t xml:space="preserve">Căn cứ Thông tư số 79/2025/TT-BTC ngày 04/08/2025 của Bộ Tài Chính hướng dẫn việc cung cấp, đăng tải thông tin về đấu thầu và mẫu hồ sơ đấu thầu trên Hệ thống mạng đấu thầu quốc gia</w:t>
+      </w:r>
+      <w:r>
+        <w:t xml:space="preserve">;</w:t>
       </w:r>
     </w:p>
     <w:p>
@@ -3273,10 +3273,10 @@
         <w:jc w:val="both"/>
       </w:pPr>
       <w:r>
-        <w:t>Căn cứ Nghị quyết số 17/2025/NQ-HĐND ngày 17/9/2025 của Hội đồng nhân dân tỉnh Phú Thọ quy định thẩm quyền quyết định phê duyệt nhiệm vụ và dự toán kinh phí thực hiện chi thường xuyên ngân sách nhà nước để mua sắm, sửa chữa, cải tạo, nâng cấp tài sản, trang thiết bị; chi thuê hàng hóa, dịch vụ; sửa chữa cải tạo, nâng cấp, mở rộng, xây dựng mới hạng mục công trình trong các dự án đã đầu tư xây dựng thuộc phạm vi quản lý của tỉnh Phú Thọ</w:t>
-      </w:r>
-      <w:r>
-        <w:t>;</w:t>
+        <w:t xml:space="preserve">Căn cứ Nghị quyết số 17/2025/NQ-HĐND ngày 17/9/2025 của Hội đồng nhân dân tỉnh Phú Thọ quy định thẩm quyền quyết định phê duyệt nhiệm vụ và dự toán kinh phí thực hiện chi thường xuyên ngân sách nhà nước để mua sắm, sửa chữa, cải tạo, nâng cấp tài sản, trang thiết bị; chi thuê hàng hóa, dịch vụ; sửa chữa cải tạo, nâng cấp, mở rộng, xây dựng mới hạng mục công trình trong các dự án đã đầu tư xây dựng thuộc phạm vi quản lý của tỉnh Phú Thọ</w:t>
+      </w:r>
+      <w:r>
+        <w:t xml:space="preserve">;</w:t>
       </w:r>
     </w:p>
     <w:p>
@@ -3293,7 +3293,7 @@
           <w:szCs w:val="28"/>
           <w:lang w:val="nl-NL"/>
         </w:rPr>
-        <w:t>Quyết định số 42/2025/QĐ-CTUBND ngày 20/9/2025 của Chủ tịch UBND tỉnh Phú Thọ phân cấp thẩm quyền quyết định quản lý tài sản công tại các cơ quan, tổ chức, đơn vị thuộc phạm vi quản lý của tỉnh Phú Thọ;</w:t>
+        <w:t xml:space="preserve">Quyết định số 42/2025/QĐ-CTUBND ngày 20/9/2025 của Chủ tịch UBND tỉnh Phú Thọ phân cấp thẩm quyền quyết định quản lý tài sản công tại các cơ quan, tổ chức, đơn vị thuộc phạm vi quản lý của tỉnh Phú Thọ;</w:t>
       </w:r>
     </w:p>
     <w:p>
@@ -3322,7 +3322,7 @@
           <w:szCs w:val="28"/>
           <w:lang w:val="nl-NL"/>
         </w:rPr>
-        <w:t>phân cấp thẩm quyền của Chủ tịch Ủy ban nhân dân tỉnh cho người đứng đầu cơ quan, đơn vị trực thuộc thực hiện một số nội dung quản lý đầu tư công trên địa bàn tỉnh Phú Thọ</w:t>
+        <w:t xml:space="preserve">phân cấp thẩm quyền của Chủ tịch Ủy ban nhân dân tỉnh cho người đứng đầu cơ quan, đơn vị trực thuộc thực hiện một số nội dung quản lý đầu tư công trên địa bàn tỉnh Phú Thọ</w:t>
       </w:r>
       <w:bookmarkEnd w:id="1"/>
       <w:r>
@@ -3330,7 +3330,7 @@
           <w:szCs w:val="28"/>
           <w:lang w:val="vi-VN"/>
         </w:rPr>
-        <w:t>;</w:t>
+        <w:t xml:space="preserve">;</w:t>
       </w:r>
     </w:p>
     <w:p>
@@ -3346,13 +3346,13 @@
         </w:rPr>
       </w:pPr>
       <w:r>
-        <w:t>Căn cứ Quyết định số 2005/QĐ-UBND ngày 05/12/2015 của UBND tỉnh Phú Thọ về việc giao quyền tự chủ tài chính cho các đơn vị sự nghiệp công lập lĩnh vực y tế khổi tỉnh quản lý giai đoạn 2026-2030</w:t>
+        <w:t xml:space="preserve">Căn cứ Quyết định số 2005/QĐ-UBND ngày 05/12/2015 của UBND tỉnh Phú Thọ về việc giao quyền tự chủ tài chính cho các đơn vị sự nghiệp công lập lĩnh vực y tế khổi tỉnh quản lý giai đoạn 2026-2030</w:t>
       </w:r>
       <w:r>
         <w:rPr>
           <w:rFonts w:eastAsia="Calibri"/>
         </w:rPr>
-        <w:t>;</w:t>
+        <w:t xml:space="preserve">;</w:t>
       </w:r>
     </w:p>
     <w:p>
@@ -3362,10 +3362,10 @@
         <w:jc w:val="both"/>
       </w:pPr>
       <w:r>
-        <w:t>Căn cứ Quyết định số 466/QĐ-UBND ngày 13/02/2026 của Uỷ ban Nhân Dân tỉnh Phú Thọ về việc quy định vị trí, chức năng, nhiệm vụ, quyền hạn và cơ cấu tổ chức của Bệnh viện đa khoa tỉnh Phú Thọ thuộc Sở Y tế tỉnh Phú Thọ</w:t>
-      </w:r>
-      <w:r>
-        <w:t>;</w:t>
+        <w:t xml:space="preserve">Căn cứ Quyết định số 466/QĐ-UBND ngày 13/02/2026 của Uỷ ban Nhân Dân tỉnh Phú Thọ về việc quy định vị trí, chức năng, nhiệm vụ, quyền hạn và cơ cấu tổ chức của Bệnh viện đa khoa tỉnh Phú Thọ thuộc Sở Y tế tỉnh Phú Thọ</w:t>
+      </w:r>
+      <w:r>
+        <w:t xml:space="preserve">;</w:t>
       </w:r>
     </w:p>
     <w:p>
@@ -3388,25 +3388,25 @@
         <w:t xml:space="preserve">số </w:t>
       </w:r>
       <w:r>
-        <w:t>4203</w:t>
+        <w:t xml:space="preserve">4203</w:t>
       </w:r>
       <w:r>
         <w:t xml:space="preserve">/SYT-KHTC ngày </w:t>
       </w:r>
       <w:r>
-        <w:t>25</w:t>
-      </w:r>
-      <w:r>
-        <w:t>/</w:t>
-      </w:r>
-      <w:r>
-        <w:t>12</w:t>
+        <w:t xml:space="preserve">25</w:t>
+      </w:r>
+      <w:r>
+        <w:t xml:space="preserve">/</w:t>
+      </w:r>
+      <w:r>
+        <w:t xml:space="preserve">12</w:t>
       </w:r>
       <w:r>
         <w:t xml:space="preserve">/2024 của Sở Y tế Phú Thọ về việc hướng dẫn một số nội dung về </w:t>
       </w:r>
       <w:r>
-        <w:t>quản lý, sử dụng tài sản công;</w:t>
+        <w:t xml:space="preserve">quản lý, sử dụng tài sản công;</w:t>
       </w:r>
     </w:p>
     <w:p>
@@ -3419,43 +3419,43 @@
         <w:t xml:space="preserve">Căn cứ Quyết định </w:t>
       </w:r>
       <w:r>
-        <w:t>1785</w:t>
-      </w:r>
-      <w:r>
-        <w:t>/QĐ-</w:t>
-      </w:r>
-      <w:r>
-        <w:t>BV</w:t>
+        <w:t xml:space="preserve">1785</w:t>
+      </w:r>
+      <w:r>
+        <w:t xml:space="preserve">/QĐ-</w:t>
+      </w:r>
+      <w:r>
+        <w:t xml:space="preserve">BV</w:t>
       </w:r>
       <w:r>
         <w:t xml:space="preserve"> ngày 2</w:t>
       </w:r>
       <w:r>
-        <w:t>6</w:t>
-      </w:r>
-      <w:r>
-        <w:t>/</w:t>
-      </w:r>
-      <w:r>
-        <w:t>0</w:t>
-      </w:r>
-      <w:r>
-        <w:t>5</w:t>
-      </w:r>
-      <w:r>
-        <w:t>/202</w:t>
-      </w:r>
-      <w:r>
-        <w:t>5</w:t>
+        <w:t xml:space="preserve">6</w:t>
+      </w:r>
+      <w:r>
+        <w:t xml:space="preserve">/</w:t>
+      </w:r>
+      <w:r>
+        <w:t xml:space="preserve">0</w:t>
+      </w:r>
+      <w:r>
+        <w:t xml:space="preserve">5</w:t>
+      </w:r>
+      <w:r>
+        <w:t xml:space="preserve">/202</w:t>
+      </w:r>
+      <w:r>
+        <w:t xml:space="preserve">5</w:t>
       </w:r>
       <w:r>
         <w:t xml:space="preserve"> </w:t>
       </w:r>
       <w:r>
-        <w:t>Giám đốc Bệnh viện đa khoa tỉnh Phú Thọ về việc kiện toàn Hội đồng khoa học Bệnh viện</w:t>
-      </w:r>
-      <w:r>
-        <w:t>;</w:t>
+        <w:t xml:space="preserve">Giám đốc Bệnh viện đa khoa tỉnh Phú Thọ về việc kiện toàn Hội đồng khoa học Bệnh viện</w:t>
+      </w:r>
+      <w:r>
+        <w:t xml:space="preserve">;</w:t>
       </w:r>
     </w:p>
     <w:p>
@@ -3474,7 +3474,7 @@
           <w:bCs/>
           <w:lang w:val="es-ES"/>
         </w:rPr>
-        <w:t>Căn cứ Quyết định số</w:t>
+        <w:t xml:space="preserve">Căn cứ Quyết định số</w:t>
       </w:r>
       <w:r>
         <w:rPr>
@@ -3488,7 +3488,7 @@
           <w:bCs/>
           <w:lang w:val="es-ES"/>
         </w:rPr>
-        <w:t>1191</w:t>
+        <w:t xml:space="preserve">1191</w:t>
       </w:r>
       <w:r>
         <w:rPr>
@@ -3502,35 +3502,35 @@
           <w:bCs/>
           <w:lang w:val="es-ES"/>
         </w:rPr>
-        <w:t>1</w:t>
+        <w:t xml:space="preserve">1</w:t>
       </w:r>
       <w:r>
         <w:rPr>
           <w:bCs/>
           <w:lang w:val="vi-VN"/>
         </w:rPr>
-        <w:t>6</w:t>
+        <w:t xml:space="preserve">6</w:t>
       </w:r>
       <w:r>
         <w:rPr>
           <w:bCs/>
           <w:lang w:val="es-ES"/>
         </w:rPr>
-        <w:t>/</w:t>
+        <w:t xml:space="preserve">/</w:t>
       </w:r>
       <w:r>
         <w:rPr>
           <w:bCs/>
           <w:lang w:val="es-ES"/>
         </w:rPr>
-        <w:t>03</w:t>
+        <w:t xml:space="preserve">03</w:t>
       </w:r>
       <w:r>
         <w:rPr>
           <w:bCs/>
           <w:lang w:val="es-ES"/>
         </w:rPr>
-        <w:t>/2026</w:t>
+        <w:t xml:space="preserve">/2026</w:t>
       </w:r>
       <w:r>
         <w:rPr>
@@ -3565,7 +3565,7 @@
           <w:lang w:val="vi-VN"/>
         </w:rPr>
         <w:lastRenderedPageBreak/>
-        <w:t>cắt khâu nối dùng trong phẫu thuật</w:t>
+        <w:t xml:space="preserve">cắt khâu nối dùng trong phẫu thuật</w:t>
       </w:r>
       <w:r>
         <w:rPr>
@@ -3584,7 +3584,7 @@
         <w:rPr>
           <w:bCs/>
         </w:rPr>
-        <w:t>công tác chuyên môn</w:t>
+        <w:t xml:space="preserve">công tác chuyên môn</w:t>
       </w:r>
       <w:r>
         <w:rPr>
@@ -3597,7 +3597,7 @@
           <w:bCs/>
           <w:lang w:val="sv-SE"/>
         </w:rPr>
-        <w:t>;</w:t>
+        <w:t xml:space="preserve">;</w:t>
       </w:r>
     </w:p>
     <w:p>
@@ -3621,7 +3621,7 @@
         <w:rPr>
           <w:color w:val="000000" w:themeColor="text1"/>
         </w:rPr>
-        <w:t>phiếu đề xuất</w:t>
+        <w:t xml:space="preserve">phiếu đề xuất</w:t>
       </w:r>
       <w:r>
         <w:rPr>
@@ -3639,7 +3639,7 @@
         <w:rPr>
           <w:color w:val="000000" w:themeColor="text1"/>
         </w:rPr>
-        <w:t>y tế</w:t>
+        <w:t xml:space="preserve">y tế</w:t>
       </w:r>
       <w:r>
         <w:rPr>
@@ -3658,7 +3658,7 @@
           <w:color w:val="000000" w:themeColor="text1"/>
           <w:lang w:val="vi-VN"/>
         </w:rPr>
-        <w:t>Phẫu thuật ung bướu</w:t>
+        <w:t xml:space="preserve">Phẫu thuật ung bướu</w:t>
       </w:r>
       <w:r>
         <w:rPr>
@@ -3676,26 +3676,26 @@
         <w:rPr>
           <w:color w:val="000000" w:themeColor="text1"/>
         </w:rPr>
-        <w:t>27</w:t>
+        <w:t xml:space="preserve">27</w:t>
       </w:r>
       <w:r>
         <w:rPr>
           <w:color w:val="000000" w:themeColor="text1"/>
           <w:lang w:val="vi-VN"/>
         </w:rPr>
-        <w:t>/</w:t>
+        <w:t xml:space="preserve">/</w:t>
       </w:r>
       <w:r>
         <w:rPr>
           <w:color w:val="000000" w:themeColor="text1"/>
         </w:rPr>
-        <w:t>11/2025</w:t>
+        <w:t xml:space="preserve">11/2025</w:t>
       </w:r>
       <w:r>
         <w:rPr>
           <w:color w:val="000000" w:themeColor="text1"/>
         </w:rPr>
-        <w:t>.</w:t>
+        <w:t xml:space="preserve">.</w:t>
       </w:r>
     </w:p>
     <w:p>
@@ -3722,7 +3722,7 @@
           <w:position w:val="2"/>
           <w:lang w:val="vi-VN"/>
         </w:rPr>
-        <w:t>NỘI DUNG CUỘC HỌP</w:t>
+        <w:t xml:space="preserve">NỘI DUNG CUỘC HỌP</w:t>
       </w:r>
       <w:r>
         <w:tab/>
@@ -3742,7 +3742,7 @@
           <w:bCs/>
           <w:lang w:val="vi-VN"/>
         </w:rPr>
-        <w:t>M</w:t>
+        <w:t xml:space="preserve">M</w:t>
       </w:r>
       <w:r>
         <w:rPr>
@@ -3761,10 +3761,10 @@
         <w:rPr>
           <w:bCs/>
         </w:rPr>
-        <w:t>phục vụ công tác chuyên môn tại Bệnh viện đa khoa tỉnh Phú Thọ</w:t>
-      </w:r>
-      <w:r>
-        <w:t>, gồm một số nội dung cụ thể như sau:</w:t>
+        <w:t xml:space="preserve">phục vụ công tác chuyên môn tại Bệnh viện đa khoa tỉnh Phú Thọ</w:t>
+      </w:r>
+      <w:r>
+        <w:t xml:space="preserve">, gồm một số nội dung cụ thể như sau:</w:t>
       </w:r>
     </w:p>
     <w:p>
@@ -3784,7 +3784,7 @@
           <w:bCs/>
           <w:lang w:val="vi-VN"/>
         </w:rPr>
-        <w:t>M</w:t>
+        <w:t xml:space="preserve">M</w:t>
       </w:r>
       <w:r>
         <w:rPr>
@@ -3803,13 +3803,13 @@
         <w:rPr>
           <w:bCs/>
         </w:rPr>
-        <w:t>phục vụ công tác chuyên môn tại Bệnh viện đa khoa tỉnh Phú Thọ</w:t>
+        <w:t xml:space="preserve">phục vụ công tác chuyên môn tại Bệnh viện đa khoa tỉnh Phú Thọ</w:t>
       </w:r>
       <w:r>
         <w:rPr>
           <w:lang w:val="vi-VN"/>
         </w:rPr>
-        <w:t>;</w:t>
+        <w:t xml:space="preserve">;</w:t>
       </w:r>
     </w:p>
     <w:p>
@@ -3819,7 +3819,7 @@
         <w:jc w:val="both"/>
       </w:pPr>
       <w:r>
-        <w:t>2. Nhu cầu sử dụng: Căn cứ vào tình hình thực tế của Bệnh viện</w:t>
+        <w:t xml:space="preserve">2. Nhu cầu sử dụng: Căn cứ vào tình hình thực tế của Bệnh viện</w:t>
       </w:r>
       <w:r>
         <w:rPr>
@@ -3828,7 +3828,7 @@
         <w:t xml:space="preserve"> đa khoa tỉnh Phú Thọ</w:t>
       </w:r>
       <w:r>
-        <w:t>, nh</w:t>
+        <w:t xml:space="preserve">, nh</w:t>
       </w:r>
       <w:r>
         <w:t xml:space="preserve">ận thấy việc mua sắm vật tư </w:t>
@@ -3837,7 +3837,7 @@
         <w:rPr>
           <w:lang w:val="vi-VN"/>
         </w:rPr>
-        <w:t>y tế</w:t>
+        <w:t xml:space="preserve">y tế</w:t>
       </w:r>
       <w:r>
         <w:rPr>
@@ -3849,13 +3849,13 @@
         <w:rPr>
           <w:lang w:val="vi-VN"/>
         </w:rPr>
-        <w:t>chẩn đoán,</w:t>
+        <w:t xml:space="preserve">chẩn đoán,</w:t>
       </w:r>
       <w:r>
         <w:t xml:space="preserve"> đảm bảo tính cấp thiết trong công tác điều trị cho bệnh nhân t</w:t>
       </w:r>
       <w:r>
-        <w:t>rên địa bàn và các tỉnh lân cận;</w:t>
+        <w:t xml:space="preserve">rên địa bàn và các tỉnh lân cận;</w:t>
       </w:r>
     </w:p>
     <w:p>
@@ -3865,7 +3865,7 @@
         <w:jc w:val="both"/>
       </w:pPr>
       <w:r>
-        <w:t>3. Danh mục tiêu chuẩn yêu cầu về tính năng và kỹ thuật cơ bản xây dựng căn cứ trên yêu cầu chuyên môn của các bộ phận trực tiếp sử dụng, các tài liệu kỹ thuật thu thập được đồng thời lập cấu hình kỹ thuật mở để nhiều chủng loại hàng hóa có thể đáp ứng (Chi tiết theo phụ lục đính kèm).</w:t>
+        <w:t xml:space="preserve">3. Danh mục tiêu chuẩn yêu cầu về tính năng và kỹ thuật cơ bản xây dựng căn cứ trên yêu cầu chuyên môn của các bộ phận trực tiếp sử dụng, các tài liệu kỹ thuật thu thập được đồng thời lập cấu hình kỹ thuật mở để nhiều chủng loại hàng hóa có thể đáp ứng (Chi tiết theo phụ lục đính kèm).</w:t>
       </w:r>
       <w:r>
         <w:tab/>
@@ -3891,7 +3891,7 @@
           <w:spacing w:val="6"/>
           <w:position w:val="2"/>
         </w:rPr>
-        <w:t>IV. KẾT LUẬN</w:t>
+        <w:t xml:space="preserve">IV. KẾT LUẬN</w:t>
       </w:r>
       <w:r>
         <w:rPr>
@@ -3944,7 +3944,7 @@
           <w:position w:val="2"/>
           <w:lang w:val="es-ES"/>
         </w:rPr>
-        <w:t>tiêu chí</w:t>
+        <w:t xml:space="preserve">tiêu chí</w:t>
       </w:r>
       <w:r>
         <w:rPr>
@@ -3960,7 +3960,7 @@
           <w:position w:val="2"/>
           <w:lang w:val="es-ES"/>
         </w:rPr>
-        <w:t>:</w:t>
+        <w:t xml:space="preserve">:</w:t>
       </w:r>
       <w:r>
         <w:rPr>
@@ -3975,7 +3975,7 @@
           <w:bCs/>
           <w:lang w:val="vi-VN"/>
         </w:rPr>
-        <w:t>M</w:t>
+        <w:t xml:space="preserve">M</w:t>
       </w:r>
       <w:r>
         <w:rPr>
@@ -3994,13 +3994,13 @@
         <w:rPr>
           <w:bCs/>
         </w:rPr>
-        <w:t>phục vụ công tác chuyên môn tại Bệnh viện đa khoa tỉnh Phú Thọ</w:t>
+        <w:t xml:space="preserve">phục vụ công tác chuyên môn tại Bệnh viện đa khoa tỉnh Phú Thọ</w:t>
       </w:r>
       <w:r>
         <w:rPr>
           <w:lang w:val="vi-VN"/>
         </w:rPr>
-        <w:t>,</w:t>
+        <w:t xml:space="preserve">,</w:t>
       </w:r>
       <w:r>
         <w:rPr>
@@ -4028,7 +4028,7 @@
           <w:spacing w:val="6"/>
           <w:position w:val="2"/>
         </w:rPr>
-        <w:t>Các ý kiến bảo lưu, khác biệt: Không có.</w:t>
+        <w:t xml:space="preserve">Các ý kiến bảo lưu, khác biệt: Không có.</w:t>
       </w:r>
       <w:r>
         <w:rPr>
@@ -4060,16 +4060,16 @@
         <w:t xml:space="preserve">Cuộc họp kết thúc lúc </w:t>
       </w:r>
       <w:r>
-        <w:t>9</w:t>
-      </w:r>
-      <w:r>
-        <w:t>h</w:t>
+        <w:t xml:space="preserve">9</w:t>
+      </w:r>
+      <w:r>
+        <w:t xml:space="preserve">h</w:t>
       </w:r>
       <w:r>
         <w:rPr>
           <w:lang w:val="vi-VN"/>
         </w:rPr>
-        <w:t>00’</w:t>
+        <w:t xml:space="preserve">00’</w:t>
       </w:r>
       <w:r>
         <w:rPr>
@@ -4135,7 +4135,7 @@
               <w:rPr>
                 <w:b/>
               </w:rPr>
-              <w:t>THƯ KÝ</w:t>
+              <w:t xml:space="preserve">THƯ KÝ</w:t>
             </w:r>
           </w:p>
           <w:p>
@@ -4193,7 +4193,7 @@
               <w:rPr>
                 <w:b/>
               </w:rPr>
-              <w:t>Hoàng Đình Tuấn</w:t>
+              <w:t xml:space="preserve">Hoàng Đình Tuấn</w:t>
             </w:r>
           </w:p>
         </w:tc>
@@ -4216,7 +4216,7 @@
               <w:rPr>
                 <w:b/>
               </w:rPr>
-              <w:t>CHỦ TỊCH HỘI ĐỒNG KHOA HỌC</w:t>
+              <w:t xml:space="preserve">CHỦ TỊCH HỘI ĐỒNG KHOA HỌC</w:t>
             </w:r>
           </w:p>
           <w:p>
@@ -4281,7 +4281,7 @@
               <w:rPr>
                 <w:b/>
               </w:rPr>
-              <w:t>Nguyễn Văn Sơn</w:t>
+              <w:t xml:space="preserve">Nguyễn Văn Sơn</w:t>
             </w:r>
           </w:p>
         </w:tc>
@@ -4346,7 +4346,7 @@
           <w:b/>
           <w:lang w:val="pt-BR"/>
         </w:rPr>
-        <w:t>CÁC THÀNH VIÊN</w:t>
+        <w:t xml:space="preserve">CÁC THÀNH VIÊN</w:t>
       </w:r>
       <w:r>
         <w:rPr>
@@ -4360,7 +4360,7 @@
           <w:b/>
           <w:lang w:val="pt-BR"/>
         </w:rPr>
-        <w:t>HỘI ĐỒNG KHOA HỌC</w:t>
+        <w:t xml:space="preserve">HỘI ĐỒNG KHOA HỌC</w:t>
       </w:r>
     </w:p>
     <w:p>
@@ -4410,7 +4410,7 @@
               <w:rPr>
                 <w:b/>
               </w:rPr>
-              <w:t>STT</w:t>
+              <w:t xml:space="preserve">STT</w:t>
             </w:r>
           </w:p>
         </w:tc>
@@ -4431,7 +4431,7 @@
               <w:rPr>
                 <w:b/>
               </w:rPr>
-              <w:t>Họ và tên</w:t>
+              <w:t xml:space="preserve">Họ và tên</w:t>
             </w:r>
           </w:p>
         </w:tc>
@@ -4452,7 +4452,7 @@
               <w:rPr>
                 <w:b/>
               </w:rPr>
-              <w:t>Nhiệm vụ</w:t>
+              <w:t xml:space="preserve">Nhiệm vụ</w:t>
             </w:r>
             <w:r>
               <w:rPr>
@@ -4479,7 +4479,7 @@
               <w:rPr>
                 <w:b/>
               </w:rPr>
-              <w:t>Ký tên</w:t>
+              <w:t xml:space="preserve">Ký tên</w:t>
             </w:r>
           </w:p>
         </w:tc>
@@ -4523,7 +4523,7 @@
               <w:jc w:val="both"/>
             </w:pPr>
             <w:r>
-              <w:t>Lê Na</w:t>
+              <w:t xml:space="preserve">Lê Na</w:t>
             </w:r>
           </w:p>
         </w:tc>
@@ -4538,7 +4538,7 @@
               <w:jc w:val="center"/>
             </w:pPr>
             <w:r>
-              <w:t>P. Chủ tịch HĐ</w:t>
+              <w:t xml:space="preserve">P. Chủ tịch HĐ</w:t>
             </w:r>
           </w:p>
         </w:tc>
@@ -4593,7 +4593,7 @@
               <w:jc w:val="both"/>
             </w:pPr>
             <w:r>
-              <w:t>Ngô</w:t>
+              <w:t xml:space="preserve">Ngô</w:t>
             </w:r>
             <w:r>
               <w:rPr>
@@ -4602,7 +4602,7 @@
               <w:t xml:space="preserve"> </w:t>
             </w:r>
             <w:r>
-              <w:t>Thị</w:t>
+              <w:t xml:space="preserve">Thị</w:t>
             </w:r>
             <w:r>
               <w:rPr>
@@ -4611,7 +4611,7 @@
               <w:t xml:space="preserve"> </w:t>
             </w:r>
             <w:r>
-              <w:t>Thu</w:t>
+              <w:t xml:space="preserve">Thu</w:t>
             </w:r>
             <w:r>
               <w:rPr>
@@ -4623,7 +4623,7 @@
               <w:rPr>
                 <w:spacing w:val="-4"/>
               </w:rPr>
-              <w:t>Hương</w:t>
+              <w:t xml:space="preserve">Hương</w:t>
             </w:r>
           </w:p>
         </w:tc>
@@ -4638,7 +4638,7 @@
               <w:jc w:val="center"/>
             </w:pPr>
             <w:r>
-              <w:t>P. Chủ tịch HĐ</w:t>
+              <w:t xml:space="preserve">P. Chủ tịch HĐ</w:t>
             </w:r>
           </w:p>
         </w:tc>
@@ -4693,7 +4693,7 @@
               <w:jc w:val="both"/>
             </w:pPr>
             <w:r>
-              <w:t>Triệu Quốc Thường</w:t>
+              <w:t xml:space="preserve">Triệu Quốc Thường</w:t>
             </w:r>
           </w:p>
         </w:tc>
@@ -4707,7 +4707,7 @@
               <w:jc w:val="center"/>
             </w:pPr>
             <w:r>
-              <w:t>Ủy</w:t>
+              <w:t xml:space="preserve">Ủy</w:t>
             </w:r>
             <w:r>
               <w:rPr>
@@ -4768,7 +4768,7 @@
               <w:jc w:val="both"/>
             </w:pPr>
             <w:r>
-              <w:t>Phạm</w:t>
+              <w:t xml:space="preserve">Phạm</w:t>
             </w:r>
             <w:r>
               <w:rPr>
@@ -4783,7 +4783,7 @@
               <w:rPr>
                 <w:spacing w:val="-4"/>
               </w:rPr>
-              <w:t>Chung</w:t>
+              <w:t xml:space="preserve">Chung</w:t>
             </w:r>
           </w:p>
         </w:tc>
@@ -4797,7 +4797,7 @@
               <w:jc w:val="center"/>
             </w:pPr>
             <w:r>
-              <w:t>Uỷ</w:t>
+              <w:t xml:space="preserve">Uỷ</w:t>
             </w:r>
             <w:r>
               <w:rPr>
@@ -4858,7 +4858,7 @@
               <w:jc w:val="both"/>
             </w:pPr>
             <w:r>
-              <w:t>Lê</w:t>
+              <w:t xml:space="preserve">Lê</w:t>
             </w:r>
             <w:r>
               <w:rPr>
@@ -4867,7 +4867,7 @@
               <w:t xml:space="preserve"> </w:t>
             </w:r>
             <w:r>
-              <w:t>Quyết</w:t>
+              <w:t xml:space="preserve">Quyết</w:t>
             </w:r>
             <w:r>
               <w:rPr>
@@ -4879,7 +4879,7 @@
               <w:rPr>
                 <w:spacing w:val="-4"/>
               </w:rPr>
-              <w:t>Thắng</w:t>
+              <w:t xml:space="preserve">Thắng</w:t>
             </w:r>
           </w:p>
         </w:tc>
@@ -4893,7 +4893,7 @@
               <w:jc w:val="center"/>
             </w:pPr>
             <w:r>
-              <w:t>Ủy</w:t>
+              <w:t xml:space="preserve">Ủy</w:t>
             </w:r>
             <w:r>
               <w:rPr>
@@ -4954,7 +4954,7 @@
               <w:jc w:val="both"/>
             </w:pPr>
             <w:r>
-              <w:t>Ngô Gia Tùng</w:t>
+              <w:t xml:space="preserve">Ngô Gia Tùng</w:t>
             </w:r>
           </w:p>
         </w:tc>
@@ -4968,7 +4968,7 @@
               <w:jc w:val="center"/>
             </w:pPr>
             <w:r>
-              <w:t>Ủy</w:t>
+              <w:t xml:space="preserve">Ủy</w:t>
             </w:r>
             <w:r>
               <w:rPr>
@@ -5029,7 +5029,7 @@
               <w:jc w:val="both"/>
             </w:pPr>
             <w:r>
-              <w:t>Trần</w:t>
+              <w:t xml:space="preserve">Trần</w:t>
             </w:r>
             <w:r>
               <w:rPr>
@@ -5038,7 +5038,7 @@
               <w:t xml:space="preserve"> </w:t>
             </w:r>
             <w:r>
-              <w:t>Quang</w:t>
+              <w:t xml:space="preserve">Quang</w:t>
             </w:r>
             <w:r>
               <w:rPr>
@@ -5050,7 +5050,7 @@
               <w:rPr>
                 <w:spacing w:val="-5"/>
               </w:rPr>
-              <w:t>Lục</w:t>
+              <w:t xml:space="preserve">Lục</w:t>
             </w:r>
           </w:p>
         </w:tc>
@@ -5064,7 +5064,7 @@
               <w:jc w:val="center"/>
             </w:pPr>
             <w:r>
-              <w:t>Ủy</w:t>
+              <w:t xml:space="preserve">Ủy</w:t>
             </w:r>
             <w:r>
               <w:rPr>
@@ -5125,7 +5125,7 @@
               <w:jc w:val="both"/>
             </w:pPr>
             <w:r>
-              <w:t>Nguyễn</w:t>
+              <w:t xml:space="preserve">Nguyễn</w:t>
             </w:r>
             <w:r>
               <w:rPr>
@@ -5134,7 +5134,7 @@
               <w:t xml:space="preserve"> </w:t>
             </w:r>
             <w:r>
-              <w:t>Đình</w:t>
+              <w:t xml:space="preserve">Đình</w:t>
             </w:r>
             <w:r>
               <w:rPr>
@@ -5154,7 +5154,7 @@
               <w:jc w:val="center"/>
             </w:pPr>
             <w:r>
-              <w:t>Ủy</w:t>
+              <w:t xml:space="preserve">Ủy</w:t>
             </w:r>
             <w:r>
               <w:rPr>
@@ -5215,7 +5215,7 @@
               <w:jc w:val="both"/>
             </w:pPr>
             <w:r>
-              <w:t>Cao</w:t>
+              <w:t xml:space="preserve">Cao</w:t>
             </w:r>
             <w:r>
               <w:rPr>
@@ -5224,7 +5224,7 @@
               <w:t xml:space="preserve"> </w:t>
             </w:r>
             <w:r>
-              <w:t>Văn</w:t>
+              <w:t xml:space="preserve">Văn</w:t>
             </w:r>
             <w:r>
               <w:rPr>
@@ -5236,7 +5236,7 @@
               <w:rPr>
                 <w:spacing w:val="-4"/>
               </w:rPr>
-              <w:t>Khoa</w:t>
+              <w:t xml:space="preserve">Khoa</w:t>
             </w:r>
           </w:p>
         </w:tc>
@@ -5250,7 +5250,7 @@
               <w:jc w:val="center"/>
             </w:pPr>
             <w:r>
-              <w:t>Uỷ</w:t>
+              <w:t xml:space="preserve">Uỷ</w:t>
             </w:r>
             <w:r>
               <w:rPr>
@@ -5311,7 +5311,7 @@
               <w:jc w:val="both"/>
             </w:pPr>
             <w:r>
-              <w:t>Nguyễn Thị Thanh Mai</w:t>
+              <w:t xml:space="preserve">Nguyễn Thị Thanh Mai</w:t>
             </w:r>
           </w:p>
         </w:tc>
@@ -5325,7 +5325,7 @@
               <w:jc w:val="center"/>
             </w:pPr>
             <w:r>
-              <w:t>Uỷ</w:t>
+              <w:t xml:space="preserve">Uỷ</w:t>
             </w:r>
             <w:r>
               <w:rPr>
@@ -5392,7 +5392,7 @@
               <w:jc w:val="both"/>
             </w:pPr>
             <w:r>
-              <w:t>Bùi</w:t>
+              <w:t xml:space="preserve">Bùi</w:t>
             </w:r>
             <w:r>
               <w:rPr>
@@ -5401,7 +5401,7 @@
               <w:t xml:space="preserve"> </w:t>
             </w:r>
             <w:r>
-              <w:t>Thị</w:t>
+              <w:t xml:space="preserve">Thị</w:t>
             </w:r>
             <w:r>
               <w:rPr>
@@ -5410,7 +5410,7 @@
               <w:t xml:space="preserve"> </w:t>
             </w:r>
             <w:r>
-              <w:t>Thu</w:t>
+              <w:t xml:space="preserve">Thu</w:t>
             </w:r>
             <w:r>
               <w:rPr>
@@ -5422,7 +5422,7 @@
               <w:rPr>
                 <w:spacing w:val="-5"/>
               </w:rPr>
-              <w:t>Hà</w:t>
+              <w:t xml:space="preserve">Hà</w:t>
             </w:r>
           </w:p>
         </w:tc>
@@ -5439,7 +5439,7 @@
               <w:jc w:val="center"/>
             </w:pPr>
             <w:r>
-              <w:t>Uỷ</w:t>
+              <w:t xml:space="preserve">Uỷ</w:t>
             </w:r>
             <w:r>
               <w:rPr>
@@ -5509,7 +5509,7 @@
               <w:jc w:val="both"/>
             </w:pPr>
             <w:r>
-              <w:t>Hà Thị Bích Vân</w:t>
+              <w:t xml:space="preserve">Hà Thị Bích Vân</w:t>
             </w:r>
           </w:p>
         </w:tc>
@@ -5526,7 +5526,7 @@
               <w:jc w:val="center"/>
             </w:pPr>
             <w:r>
-              <w:t>Ủy viên</w:t>
+              <w:t xml:space="preserve">Ủy viên</w:t>
             </w:r>
           </w:p>
         </w:tc>
@@ -5590,7 +5590,7 @@
               <w:jc w:val="both"/>
             </w:pPr>
             <w:r>
-              <w:t>Nguyễn Văn Bảy</w:t>
+              <w:t xml:space="preserve">Nguyễn Văn Bảy</w:t>
             </w:r>
           </w:p>
         </w:tc>
@@ -5607,7 +5607,7 @@
               <w:jc w:val="center"/>
             </w:pPr>
             <w:r>
-              <w:t>Ủy</w:t>
+              <w:t xml:space="preserve">Ủy</w:t>
             </w:r>
             <w:r>
               <w:rPr>
@@ -5671,7 +5671,7 @@
               <w:jc w:val="both"/>
             </w:pPr>
             <w:r>
-              <w:t>Lê</w:t>
+              <w:t xml:space="preserve">Lê</w:t>
             </w:r>
             <w:r>
               <w:rPr>
@@ -5680,7 +5680,7 @@
               <w:t xml:space="preserve"> </w:t>
             </w:r>
             <w:r>
-              <w:t>Thị</w:t>
+              <w:t xml:space="preserve">Thị</w:t>
             </w:r>
             <w:r>
               <w:rPr>
@@ -5689,7 +5689,7 @@
               <w:t xml:space="preserve"> </w:t>
             </w:r>
             <w:r>
-              <w:t>Bích</w:t>
+              <w:t xml:space="preserve">Bích</w:t>
             </w:r>
             <w:r>
               <w:rPr>
@@ -5701,7 +5701,7 @@
               <w:rPr>
                 <w:spacing w:val="-4"/>
               </w:rPr>
-              <w:t>Thủy</w:t>
+              <w:t xml:space="preserve">Thủy</w:t>
             </w:r>
           </w:p>
         </w:tc>
@@ -5715,7 +5715,7 @@
               <w:jc w:val="center"/>
             </w:pPr>
             <w:r>
-              <w:t>Ủy</w:t>
+              <w:t xml:space="preserve">Ủy</w:t>
             </w:r>
             <w:r>
               <w:rPr>
@@ -5776,7 +5776,7 @@
               <w:jc w:val="both"/>
             </w:pPr>
             <w:r>
-              <w:t>Vi</w:t>
+              <w:t xml:space="preserve">Vi</w:t>
             </w:r>
             <w:r>
               <w:rPr>
@@ -5785,7 +5785,7 @@
               <w:t xml:space="preserve"> </w:t>
             </w:r>
             <w:r>
-              <w:t>Trường</w:t>
+              <w:t xml:space="preserve">Trường</w:t>
             </w:r>
             <w:r>
               <w:rPr>
@@ -5797,7 +5797,7 @@
               <w:rPr>
                 <w:spacing w:val="-5"/>
               </w:rPr>
-              <w:t>Sơn</w:t>
+              <w:t xml:space="preserve">Sơn</w:t>
             </w:r>
           </w:p>
         </w:tc>
@@ -5811,7 +5811,7 @@
               <w:jc w:val="center"/>
             </w:pPr>
             <w:r>
-              <w:t>Ủy</w:t>
+              <w:t xml:space="preserve">Ủy</w:t>
             </w:r>
             <w:r>
               <w:rPr>
@@ -5872,7 +5872,7 @@
               <w:jc w:val="both"/>
             </w:pPr>
             <w:r>
-              <w:t>Trần</w:t>
+              <w:t xml:space="preserve">Trần</w:t>
             </w:r>
             <w:r>
               <w:rPr>
@@ -5881,7 +5881,7 @@
               <w:t xml:space="preserve"> </w:t>
             </w:r>
             <w:r>
-              <w:t>Thị</w:t>
+              <w:t xml:space="preserve">Thị</w:t>
             </w:r>
             <w:r>
               <w:rPr>
@@ -5890,7 +5890,7 @@
               <w:t xml:space="preserve"> </w:t>
             </w:r>
             <w:r>
-              <w:t>Hương</w:t>
+              <w:t xml:space="preserve">Hương</w:t>
             </w:r>
             <w:r>
               <w:rPr>
@@ -5902,7 +5902,7 @@
               <w:rPr>
                 <w:spacing w:val="-5"/>
               </w:rPr>
-              <w:t>Lan</w:t>
+              <w:t xml:space="preserve">Lan</w:t>
             </w:r>
           </w:p>
         </w:tc>
@@ -5916,7 +5916,7 @@
               <w:jc w:val="center"/>
             </w:pPr>
             <w:r>
-              <w:t>Ủy</w:t>
+              <w:t xml:space="preserve">Ủy</w:t>
             </w:r>
             <w:r>
               <w:rPr>
@@ -5977,7 +5977,7 @@
               <w:jc w:val="both"/>
             </w:pPr>
             <w:r>
-              <w:t>Đinh Đức Thành</w:t>
+              <w:t xml:space="preserve">Đinh Đức Thành</w:t>
             </w:r>
           </w:p>
         </w:tc>
@@ -5991,7 +5991,7 @@
               <w:jc w:val="center"/>
             </w:pPr>
             <w:r>
-              <w:t>Ủy</w:t>
+              <w:t xml:space="preserve">Ủy</w:t>
             </w:r>
             <w:r>
               <w:rPr>
@@ -6052,7 +6052,7 @@
               <w:jc w:val="both"/>
             </w:pPr>
             <w:r>
-              <w:t>Nguyễn</w:t>
+              <w:t xml:space="preserve">Nguyễn</w:t>
             </w:r>
             <w:r>
               <w:rPr>
@@ -6061,7 +6061,7 @@
               <w:t xml:space="preserve"> </w:t>
             </w:r>
             <w:r>
-              <w:t>Thị</w:t>
+              <w:t xml:space="preserve">Thị</w:t>
             </w:r>
             <w:r>
               <w:rPr>
@@ -6070,7 +6070,7 @@
               <w:t xml:space="preserve"> </w:t>
             </w:r>
             <w:r>
-              <w:t>Lan</w:t>
+              <w:t xml:space="preserve">Lan</w:t>
             </w:r>
             <w:r>
               <w:rPr>
@@ -6082,7 +6082,7 @@
               <w:rPr>
                 <w:spacing w:val="-2"/>
               </w:rPr>
-              <w:t>Hương</w:t>
+              <w:t xml:space="preserve">Hương</w:t>
             </w:r>
           </w:p>
         </w:tc>
@@ -6096,7 +6096,7 @@
               <w:jc w:val="center"/>
             </w:pPr>
             <w:r>
-              <w:t>Uỷ</w:t>
+              <w:t xml:space="preserve">Uỷ</w:t>
             </w:r>
             <w:r>
               <w:rPr>
@@ -6157,7 +6157,7 @@
               <w:jc w:val="both"/>
             </w:pPr>
             <w:r>
-              <w:t>Dương</w:t>
+              <w:t xml:space="preserve">Dương</w:t>
             </w:r>
             <w:r>
               <w:rPr>
@@ -6166,7 +6166,7 @@
               <w:t xml:space="preserve"> </w:t>
             </w:r>
             <w:r>
-              <w:t>Xuân</w:t>
+              <w:t xml:space="preserve">Xuân</w:t>
             </w:r>
             <w:r>
               <w:rPr>
@@ -6186,7 +6186,7 @@
               <w:jc w:val="center"/>
             </w:pPr>
             <w:r>
-              <w:t>Ủy</w:t>
+              <w:t xml:space="preserve">Ủy</w:t>
             </w:r>
             <w:r>
               <w:rPr>
@@ -6247,7 +6247,7 @@
               <w:jc w:val="both"/>
             </w:pPr>
             <w:r>
-              <w:t>Phạm</w:t>
+              <w:t xml:space="preserve">Phạm</w:t>
             </w:r>
             <w:r>
               <w:rPr>
@@ -6256,7 +6256,7 @@
               <w:t xml:space="preserve"> </w:t>
             </w:r>
             <w:r>
-              <w:t>Ngọc</w:t>
+              <w:t xml:space="preserve">Ngọc</w:t>
             </w:r>
             <w:r>
               <w:rPr>
@@ -6268,7 +6268,7 @@
               <w:rPr>
                 <w:spacing w:val="-4"/>
               </w:rPr>
-              <w:t>Vinh</w:t>
+              <w:t xml:space="preserve">Vinh</w:t>
             </w:r>
           </w:p>
         </w:tc>
@@ -6282,7 +6282,7 @@
               <w:jc w:val="center"/>
             </w:pPr>
             <w:r>
-              <w:t>Ủy</w:t>
+              <w:t xml:space="preserve">Ủy</w:t>
             </w:r>
             <w:r>
               <w:rPr>
@@ -6343,7 +6343,7 @@
               <w:jc w:val="both"/>
             </w:pPr>
             <w:r>
-              <w:t>Đỗ</w:t>
+              <w:t xml:space="preserve">Đỗ</w:t>
             </w:r>
             <w:r>
               <w:rPr>
@@ -6352,7 +6352,7 @@
               <w:t xml:space="preserve"> </w:t>
             </w:r>
             <w:r>
-              <w:t>Cao</w:t>
+              <w:t xml:space="preserve">Cao</w:t>
             </w:r>
             <w:r>
               <w:rPr>
@@ -6364,7 +6364,7 @@
               <w:rPr>
                 <w:spacing w:val="-4"/>
               </w:rPr>
-              <w:t>Cường</w:t>
+              <w:t xml:space="preserve">Cường</w:t>
             </w:r>
           </w:p>
         </w:tc>
@@ -6378,7 +6378,7 @@
               <w:jc w:val="center"/>
             </w:pPr>
             <w:r>
-              <w:t>Ủy</w:t>
+              <w:t xml:space="preserve">Ủy</w:t>
             </w:r>
             <w:r>
               <w:rPr>
@@ -6439,7 +6439,7 @@
               <w:jc w:val="both"/>
             </w:pPr>
             <w:r>
-              <w:t>Nguyễn</w:t>
+              <w:t xml:space="preserve">Nguyễn</w:t>
             </w:r>
             <w:r>
               <w:rPr>
@@ -6448,7 +6448,7 @@
               <w:t xml:space="preserve"> </w:t>
             </w:r>
             <w:r>
-              <w:t>Tuấn</w:t>
+              <w:t xml:space="preserve">Tuấn</w:t>
             </w:r>
             <w:r>
               <w:rPr>
@@ -6460,7 +6460,7 @@
               <w:rPr>
                 <w:spacing w:val="-5"/>
               </w:rPr>
-              <w:t>Anh</w:t>
+              <w:t xml:space="preserve">Anh</w:t>
             </w:r>
           </w:p>
         </w:tc>
@@ -6474,7 +6474,7 @@
               <w:jc w:val="center"/>
             </w:pPr>
             <w:r>
-              <w:t>Uỷ</w:t>
+              <w:t xml:space="preserve">Uỷ</w:t>
             </w:r>
             <w:r>
               <w:rPr>
@@ -6535,7 +6535,7 @@
               <w:jc w:val="both"/>
             </w:pPr>
             <w:r>
-              <w:t>Vũ</w:t>
+              <w:t xml:space="preserve">Vũ</w:t>
             </w:r>
             <w:r>
               <w:rPr>
@@ -6544,7 +6544,7 @@
               <w:t xml:space="preserve"> </w:t>
             </w:r>
             <w:r>
-              <w:t>Thị</w:t>
+              <w:t xml:space="preserve">Thị</w:t>
             </w:r>
             <w:r>
               <w:rPr>
@@ -6553,7 +6553,7 @@
               <w:t xml:space="preserve"> </w:t>
             </w:r>
             <w:r>
-              <w:t>Thanh</w:t>
+              <w:t xml:space="preserve">Thanh</w:t>
             </w:r>
             <w:r>
               <w:rPr>
@@ -6565,7 +6565,7 @@
               <w:rPr>
                 <w:spacing w:val="-4"/>
               </w:rPr>
-              <w:t>Long</w:t>
+              <w:t xml:space="preserve">Long</w:t>
             </w:r>
           </w:p>
         </w:tc>
@@ -6579,7 +6579,7 @@
               <w:jc w:val="center"/>
             </w:pPr>
             <w:r>
-              <w:t>Uỷ</w:t>
+              <w:t xml:space="preserve">Uỷ</w:t>
             </w:r>
             <w:r>
               <w:rPr>
@@ -6633,7 +6633,7 @@
           <w:b/>
         </w:rPr>
         <w:lastRenderedPageBreak/>
-        <w:t>PHỤ LỤC</w:t>
+        <w:t xml:space="preserve">PHỤ LỤC</w:t>
       </w:r>
     </w:p>
     <w:p>
@@ -6654,7 +6654,7 @@
         <w:rPr>
           <w:b/>
         </w:rPr>
-        <w:t>tiêu chí</w:t>
+        <w:t xml:space="preserve">tiêu chí</w:t>
       </w:r>
       <w:r>
         <w:rPr>
@@ -6666,7 +6666,7 @@
         <w:rPr>
           <w:b/>
         </w:rPr>
-        <w:t>cơ bản</w:t>
+        <w:t xml:space="preserve">cơ bản</w:t>
       </w:r>
     </w:p>
     <w:p>
@@ -6699,37 +6699,37 @@
         <w:rPr>
           <w:i/>
         </w:rPr>
-        <w:t>24</w:t>
+        <w:t xml:space="preserve">24</w:t>
       </w:r>
       <w:r>
         <w:rPr>
           <w:i/>
         </w:rPr>
-        <w:t>/</w:t>
+        <w:t xml:space="preserve">/</w:t>
       </w:r>
       <w:r>
         <w:rPr>
           <w:i/>
         </w:rPr>
-        <w:t>03</w:t>
+        <w:t xml:space="preserve">03</w:t>
       </w:r>
       <w:r>
         <w:rPr>
           <w:i/>
         </w:rPr>
-        <w:t>/202</w:t>
+        <w:t xml:space="preserve">/202</w:t>
       </w:r>
       <w:r>
         <w:rPr>
           <w:i/>
         </w:rPr>
-        <w:t>6</w:t>
+        <w:t xml:space="preserve">6</w:t>
       </w:r>
       <w:r>
         <w:rPr>
           <w:i/>
         </w:rPr>
-        <w:t>)</w:t>
+        <w:t xml:space="preserve">)</w:t>
       </w:r>
     </w:p>
     <w:p>
@@ -6792,7 +6792,7 @@
               <w:rPr>
                 <w:b/>
               </w:rPr>
-              <w:t>TT</w:t>
+              <w:t xml:space="preserve">TT</w:t>
             </w:r>
           </w:p>
         </w:tc>
@@ -6826,7 +6826,7 @@
                 <w:b/>
                 <w:lang w:val="vi-VN"/>
               </w:rPr>
-              <w:t>y tế</w:t>
+              <w:t xml:space="preserve">y tế</w:t>
             </w:r>
             <w:r>
               <w:rPr>
@@ -6859,7 +6859,7 @@
               <w:rPr>
                 <w:b/>
               </w:rPr>
-              <w:t>Tiêu chí kỹ thuật</w:t>
+              <w:t xml:space="preserve">Tiêu chí kỹ thuật</w:t>
             </w:r>
           </w:p>
         </w:tc>
@@ -6886,7 +6886,7 @@
               <w:rPr>
                 <w:b/>
               </w:rPr>
-              <w:t>Quy cách</w:t>
+              <w:t xml:space="preserve">Quy cách</w:t>
             </w:r>
           </w:p>
         </w:tc>
@@ -6913,7 +6913,7 @@
               <w:rPr>
                 <w:b/>
               </w:rPr>
-              <w:t>Đơn vị tính</w:t>
+              <w:t xml:space="preserve">Đơn vị tính</w:t>
             </w:r>
           </w:p>
         </w:tc>
@@ -6940,7 +6940,7 @@
               <w:rPr>
                 <w:b/>
               </w:rPr>
-              <w:t>Số lượng</w:t>
+              <w:t xml:space="preserve">Số lượng</w:t>
             </w:r>
           </w:p>
         </w:tc>
@@ -6973,7 +6973,7 @@
                 <w:color w:val="000000"/>
                 <w:lang w:val="vi-VN"/>
               </w:rPr>
-              <w:t>1</w:t>
+              <w:t xml:space="preserve">1</w:t>
             </w:r>
           </w:p>
         </w:tc>
@@ -6998,7 +6998,7 @@
                 <w:rFonts w:eastAsia="Calibri"/>
                 <w:lang w:val="vi-VN"/>
               </w:rPr>
-              <w:t>Băng ghim dùng trong mổ mở</w:t>
+              <w:t xml:space="preserve">Băng ghim dùng trong mổ mở</w:t>
             </w:r>
           </w:p>
         </w:tc>
@@ -7023,7 +7023,7 @@
               </w:rPr>
             </w:pPr>
             <w:r>
-              <w:t>Băng (đạn) ghim khâu máy cắt nối tự động thẳng dùng trong mổ mở công nghệ Tri-staple, cỡ 80mm. Có 3 hàng ghim chiều cao khác nhau mỗi bên, chiều cao ghim trước dập từ trong ra ngoài là: 3.0mm; 3.5mm; 4.0mm, sau khi dập là 1.5 - 2.25mm, ghim bằng Titan. Cung cấp lưỡi dao mới trong mỗi băng đạn. Ghim đóng tạo hình chữ B chuẩn</w:t>
+              <w:t xml:space="preserve">Băng (đạn) ghim khâu máy cắt nối tự động thẳng dùng trong mổ mở công nghệ Tri-staple, cỡ 80mm. Có 3 hàng ghim chiều cao khác nhau mỗi bên, chiều cao ghim trước dập từ trong ra ngoài là: 3.0mm; 3.5mm; 4.0mm, sau khi dập là 1.5 - 2.25mm, ghim bằng Titan. Cung cấp lưỡi dao mới trong mỗi băng đạn. Ghim đóng tạo hình chữ B chuẩn</w:t>
             </w:r>
           </w:p>
         </w:tc>
@@ -7050,7 +7050,7 @@
               <w:rPr>
                 <w:lang w:val="vi-VN"/>
               </w:rPr>
-              <w:t>6 cái/ Hộp</w:t>
+              <w:t xml:space="preserve">6 cái/ Hộp</w:t>
             </w:r>
           </w:p>
         </w:tc>
@@ -7075,7 +7075,7 @@
                 <w:color w:val="000000"/>
                 <w:lang w:val="vi-VN"/>
               </w:rPr>
-              <w:t>Cái</w:t>
+              <w:t xml:space="preserve">Cái</w:t>
             </w:r>
           </w:p>
         </w:tc>
@@ -7100,7 +7100,7 @@
                 <w:color w:val="000000"/>
                 <w:lang w:val="vi-VN"/>
               </w:rPr>
-              <w:t>110</w:t>
+              <w:t xml:space="preserve">110</w:t>
             </w:r>
           </w:p>
         </w:tc>
@@ -7133,7 +7133,7 @@
                 <w:color w:val="000000"/>
                 <w:lang w:val="vi-VN"/>
               </w:rPr>
-              <w:t>2</w:t>
+              <w:t xml:space="preserve">2</w:t>
             </w:r>
           </w:p>
         </w:tc>
@@ -7157,7 +7157,7 @@
                 <w:rFonts w:eastAsia="Calibri"/>
                 <w:lang w:val="vi-VN"/>
               </w:rPr>
-              <w:t>Dụng cụ khâu nối tròn ba hàng ghim</w:t>
+              <w:t xml:space="preserve">Dụng cụ khâu nối tròn ba hàng ghim</w:t>
             </w:r>
           </w:p>
         </w:tc>
@@ -7182,7 +7182,7 @@
               </w:rPr>
             </w:pPr>
             <w:r>
-              <w:t>Dụng cụ (máy) cắt khâu nối ống tiêu hóa tròn 3 hàng ghim các cỡ đường kính 28mm, 31mm. Chiều cao ghim trước dập cao dần từ trong ra ngoài là 3.0 mm, 3.5 mm, 4.0 mm. Ghim bằng Titanium. Ghim đóng tạo hình chữ B chuẩn</w:t>
+              <w:t xml:space="preserve">Dụng cụ (máy) cắt khâu nối ống tiêu hóa tròn 3 hàng ghim các cỡ đường kính 28mm, 31mm. Chiều cao ghim trước dập cao dần từ trong ra ngoài là 3.0 mm, 3.5 mm, 4.0 mm. Ghim bằng Titanium. Ghim đóng tạo hình chữ B chuẩn</w:t>
             </w:r>
           </w:p>
         </w:tc>
@@ -7210,7 +7210,7 @@
               <w:rPr>
                 <w:lang w:val="vi-VN"/>
               </w:rPr>
-              <w:t>3 cái / Hộp</w:t>
+              <w:t xml:space="preserve">3 cái / Hộp</w:t>
             </w:r>
           </w:p>
         </w:tc>
@@ -7263,7 +7263,7 @@
                 <w:color w:val="000000"/>
                 <w:lang w:val="vi-VN"/>
               </w:rPr>
-              <w:t>20</w:t>
+              <w:t xml:space="preserve">20</w:t>
             </w:r>
           </w:p>
         </w:tc>
@@ -7296,7 +7296,7 @@
                 <w:color w:val="000000"/>
                 <w:lang w:val="vi-VN"/>
               </w:rPr>
-              <w:t>3</w:t>
+              <w:t xml:space="preserve">3</w:t>
             </w:r>
           </w:p>
         </w:tc>
@@ -7321,7 +7321,7 @@
                 <w:rFonts w:eastAsia="Calibri"/>
                 <w:lang w:val="vi-VN"/>
               </w:rPr>
-              <w:t>Dụng cụ khâu cắt nội soi</w:t>
+              <w:t xml:space="preserve">Dụng cụ khâu cắt nội soi</w:t>
             </w:r>
           </w:p>
         </w:tc>
@@ -7346,7 +7346,7 @@
               </w:rPr>
             </w:pPr>
             <w:r>
-              <w:t>Dụng cụ cắt nối tự động dùng trong mổ nội soi tương thích với tất cả băng ghim khâu cắt nội soi. Dụng cụ khi gắn vào băng ghim tương thích có thể bẻ góc 45 độ mỗi bên với 11 điểm gập góc (5 điểm mỗi bên và điểm ở giữa). Nút điều chỉnh gập góc trên thân. Các cỡ độ dài trục nối tương ứng 6cm, 16cm và 26cm.</w:t>
+              <w:t xml:space="preserve">Dụng cụ cắt nối tự động dùng trong mổ nội soi tương thích với tất cả băng ghim khâu cắt nội soi. Dụng cụ khi gắn vào băng ghim tương thích có thể bẻ góc 45 độ mỗi bên với 11 điểm gập góc (5 điểm mỗi bên và điểm ở giữa). Nút điều chỉnh gập góc trên thân. Các cỡ độ dài trục nối tương ứng 6cm, 16cm và 26cm.</w:t>
             </w:r>
           </w:p>
         </w:tc>
@@ -7373,7 +7373,7 @@
               <w:rPr>
                 <w:lang w:val="vi-VN"/>
               </w:rPr>
-              <w:t>3 cái/ Hộp</w:t>
+              <w:t xml:space="preserve">3 cái/ Hộp</w:t>
             </w:r>
           </w:p>
         </w:tc>
@@ -7398,7 +7398,7 @@
                 <w:color w:val="000000"/>
                 <w:lang w:val="vi-VN"/>
               </w:rPr>
-              <w:t>Cái</w:t>
+              <w:t xml:space="preserve">Cái</w:t>
             </w:r>
           </w:p>
         </w:tc>
@@ -7423,7 +7423,7 @@
                 <w:color w:val="000000"/>
                 <w:lang w:val="vi-VN"/>
               </w:rPr>
-              <w:t>05</w:t>
+              <w:t xml:space="preserve">05</w:t>
             </w:r>
           </w:p>
         </w:tc>
@@ -7456,7 +7456,7 @@
                 <w:color w:val="000000"/>
                 <w:lang w:val="vi-VN"/>
               </w:rPr>
-              <w:t>4</w:t>
+              <w:t xml:space="preserve">4</w:t>
             </w:r>
           </w:p>
         </w:tc>
@@ -7481,7 +7481,7 @@
                 <w:rFonts w:eastAsia="Calibri"/>
                 <w:lang w:val="vi-VN"/>
               </w:rPr>
-              <w:t>Băng ghim cắt khâu nối nội soi các cỡ</w:t>
+              <w:t xml:space="preserve">Băng ghim cắt khâu nối nội soi các cỡ</w:t>
             </w:r>
           </w:p>
         </w:tc>
@@ -7506,7 +7506,7 @@
               </w:rPr>
             </w:pPr>
             <w:r>
-              <w:t>Băng (đạn) ghim khâu máy cắt nối tự động nội soi công nghệ Tri-staple. Các cỡ băng ghim dài 30mm, 45mm, 60mm, 3 hàng ghim chiều cao khác nhau mỗi bên, chiều cao ghim trước dập từ trong ra ngoài là: 2.0mm; 2.5mm; 3.0mm hoặc 3.0mm; 3.5mm; 4.0mm, sau khi dập là 0.88 - 1.5mm hoặc 1.5 - 2.25mm, ghim bằng Titan. Cung cấp lưỡi dao mới trong mỗi băng đạn. Có 4 ghim ở đầu xa băng đạn.</w:t>
+              <w:t xml:space="preserve">Băng (đạn) ghim khâu máy cắt nối tự động nội soi công nghệ Tri-staple. Các cỡ băng ghim dài 30mm, 45mm, 60mm, 3 hàng ghim chiều cao khác nhau mỗi bên, chiều cao ghim trước dập từ trong ra ngoài là: 2.0mm; 2.5mm; 3.0mm hoặc 3.0mm; 3.5mm; 4.0mm, sau khi dập là 0.88 - 1.5mm hoặc 1.5 - 2.25mm, ghim bằng Titan. Cung cấp lưỡi dao mới trong mỗi băng đạn. Có 4 ghim ở đầu xa băng đạn.</w:t>
             </w:r>
           </w:p>
         </w:tc>
@@ -7533,7 +7533,7 @@
               <w:rPr>
                 <w:lang w:val="vi-VN"/>
               </w:rPr>
-              <w:t>6 cái/ Hộp</w:t>
+              <w:t xml:space="preserve">6 cái/ Hộp</w:t>
             </w:r>
           </w:p>
         </w:tc>
@@ -7558,7 +7558,7 @@
                 <w:color w:val="000000"/>
                 <w:lang w:val="vi-VN"/>
               </w:rPr>
-              <w:t>Cái</w:t>
+              <w:t xml:space="preserve">Cái</w:t>
             </w:r>
           </w:p>
         </w:tc>
@@ -7583,7 +7583,7 @@
                 <w:color w:val="000000"/>
                 <w:lang w:val="vi-VN"/>
               </w:rPr>
-              <w:t>262</w:t>
+              <w:t xml:space="preserve">262</w:t>
             </w:r>
           </w:p>
         </w:tc>
